--- a/reports/assignment_report.docx
+++ b/reports/assignment_report.docx
@@ -18,11 +18,54 @@
         <w:t xml:space="preserve">TCP Modeling GBM Project Group</w:t>
       </w:r>
     </w:p>
-    <w:bookmarkStart w:id="59" w:name="Xdbe4f7660bf7b30307f01bf49b2abd03d3a404d"/>
+    <w:p>
+      <w:pPr>
+        <w:pStyle w:val="Date"/>
+      </w:pPr>
+      <w:r>
+        <w:t xml:space="preserve">2026-06-28</w:t>
+      </w:r>
+    </w:p>
+    <w:sdt>
+      <w:sdtPr>
+        <w:docPartObj>
+          <w:docPartGallery w:val="Table of Contents"/>
+          <w:docPartUnique/>
+        </w:docPartObj>
+      </w:sdtPr>
+      <w:sdtContent>
+        <w:p>
+          <w:pPr>
+            <w:pStyle w:val="TOCHeading"/>
+          </w:pPr>
+          <w:r>
+            <w:t xml:space="preserve">Table of Contents</w:t>
+          </w:r>
+        </w:p>
+        <w:p>
+          <w:r>
+            <w:fldChar w:fldCharType="begin" w:dirty="true"/>
+            <w:instrText xml:space="preserve">TOC \o "1-3" \h \z \u</w:instrText>
+            <w:fldChar w:fldCharType="separate"/>
+            <w:fldChar w:fldCharType="end"/>
+          </w:r>
+        </w:p>
+      </w:sdtContent>
+    </w:sdt>
+    <w:bookmarkStart w:id="79" w:name="Xdbe4f7660bf7b30307f01bf49b2abd03d3a404d"/>
     <w:p>
       <w:pPr>
         <w:pStyle w:val="Heading1"/>
       </w:pPr>
+      <w:r>
+        <w:rPr>
+          <w:rStyle w:val="SectionNumber"/>
+        </w:rPr>
+        <w:t xml:space="preserve">1</w:t>
+      </w:r>
+      <w:r>
+        <w:tab/>
+      </w:r>
       <w:r>
         <w:t xml:space="preserve">Final Project Report: Tumor Control Probability Modeling in Glioblastoma</w:t>
       </w:r>
@@ -58,21 +101,7 @@
         <w:t xml:space="preserve"> </w:t>
       </w:r>
       <w:r>
-        <w:t xml:space="preserve">CFB-GBM (TCIA v3, DOI</w:t>
-      </w:r>
-      <w:r>
-        <w:t xml:space="preserve"> </w:t>
-      </w:r>
-      <w:hyperlink r:id="rId9">
-        <w:r>
-          <w:rPr>
-            <w:rStyle w:val="Hyperlink"/>
-          </w:rPr>
-          <w:t xml:space="preserve">10.7937/v9pn-2f72</w:t>
-        </w:r>
-      </w:hyperlink>
-      <w:r>
-        <w:t xml:space="preserve">)</w:t>
+        <w:t xml:space="preserve">CFB-GBM (TCIA Version 3, DOI 10.7937/v9pn-2f72)</w:t>
       </w:r>
       <w:r>
         <w:br/>
@@ -82,29 +111,29 @@
           <w:b/>
           <w:bCs/>
         </w:rPr>
-        <w:t xml:space="preserve">Modeling cohort:</w:t>
+        <w:t xml:space="preserve">Institution:</w:t>
       </w:r>
       <w:r>
         <w:t xml:space="preserve"> </w:t>
       </w:r>
       <w:r>
-        <w:t xml:space="preserve">n=190 (after DVH QC) ·</w:t>
-      </w:r>
-      <w:r>
-        <w:t xml:space="preserve"> </w:t>
+        <w:t xml:space="preserve">Centre François Baclesse (open cohort via The Cancer Imaging Archive)</w:t>
+      </w:r>
+      <w:r>
+        <w:br/>
       </w:r>
       <w:r>
         <w:rPr>
           <w:b/>
           <w:bCs/>
         </w:rPr>
-        <w:t xml:space="preserve">RANO subset:</w:t>
+        <w:t xml:space="preserve">Modeling cohort:</w:t>
       </w:r>
       <w:r>
         <w:t xml:space="preserve"> </w:t>
       </w:r>
       <w:r>
-        <w:t xml:space="preserve">n=137</w:t>
+        <w:t xml:space="preserve">n = 190 (after DVH quality control)</w:t>
       </w:r>
       <w:r>
         <w:br/>
@@ -114,25 +143,55 @@
           <w:b/>
           <w:bCs/>
         </w:rPr>
+        <w:t xml:space="preserve">RANO imaging subset:</w:t>
+      </w:r>
+      <w:r>
+        <w:t xml:space="preserve"> </w:t>
+      </w:r>
+      <w:r>
+        <w:t xml:space="preserve">n = 137 (t0 to t1 labels)</w:t>
+      </w:r>
+      <w:r>
+        <w:br/>
+      </w:r>
+      <w:r>
+        <w:rPr>
+          <w:b/>
+          <w:bCs/>
+        </w:rPr>
         <w:t xml:space="preserve">Report date:</w:t>
       </w:r>
       <w:r>
         <w:t xml:space="preserve"> </w:t>
       </w:r>
       <w:r>
-        <w:t xml:space="preserve">2026-06-28 · Numbers from</w:t>
+        <w:t xml:space="preserve">2026-06-28</w:t>
+      </w:r>
+      <w:r>
+        <w:br/>
+      </w:r>
+      <w:r>
+        <w:rPr>
+          <w:b/>
+          <w:bCs/>
+        </w:rPr>
+        <w:t xml:space="preserve">Verified numbers:</w:t>
       </w:r>
       <w:r>
         <w:t xml:space="preserve"> </w:t>
       </w:r>
-      <w:hyperlink r:id="rId10">
-        <w:r>
-          <w:rPr>
-            <w:rStyle w:val="VerbatimChar"/>
-          </w:rPr>
-          <w:t xml:space="preserve">RESULTS.md</w:t>
-        </w:r>
-      </w:hyperlink>
+      <w:r>
+        <w:t xml:space="preserve">auto-generated</w:t>
+      </w:r>
+      <w:r>
+        <w:t xml:space="preserve"> </w:t>
+      </w:r>
+      <w:r>
+        <w:rPr>
+          <w:rStyle w:val="VerbatimChar"/>
+        </w:rPr>
+        <w:t xml:space="preserve">reports/RESULTS.md</w:t>
+      </w:r>
       <w:r>
         <w:t xml:space="preserve"> </w:t>
       </w:r>
@@ -156,12 +215,21 @@
         </w:pict>
       </w:r>
     </w:p>
-    <w:bookmarkStart w:id="11" w:name="abstract"/>
+    <w:bookmarkStart w:id="9" w:name="abstract"/>
     <w:p>
       <w:pPr>
         <w:pStyle w:val="Heading2"/>
       </w:pPr>
       <w:r>
+        <w:rPr>
+          <w:rStyle w:val="SectionNumber"/>
+        </w:rPr>
+        <w:t xml:space="preserve">1.1</w:t>
+      </w:r>
+      <w:r>
+        <w:tab/>
+      </w:r>
+      <w:r>
         <w:t xml:space="preserve">Abstract</w:t>
       </w:r>
     </w:p>
@@ -170,7 +238,15 @@
         <w:pStyle w:val="FirstParagraph"/>
       </w:pPr>
       <w:r>
-        <w:t xml:space="preserve">We implemented a reproducible Python pipeline for Tumor Control Probability (TCP) modeling on the open CFB-GBM glioblastoma cohort. Four TCP models (Poisson, logistic, probit, gEUD) were fitted with bootstrap confidence intervals. Version 3 supplementary data provided RANO imaging response labels and author PyRadiomics features. Pooled EQD2 discriminated an OS median-split proxy (AUC≈0.68) but not RANO non-progressive disease (AUC≈0.43) when used as a dose-only predictor. After adjusting for fractionation scheme, GTV volume and radiomics features predicted early RANO with moderate cross-validated discrimination (LOOCV AUC≈0.64–0.74). Classical pooled TCP dose–response validation is not supported on this routine-care dataset; we provide a feasibility checklist for future open-cohort TCP studies.</w:t>
+        <w:t xml:space="preserve">We implemented a reproducible Python pipeline for Tumor Control Probability (TCP) modeling on the open-access CFB-GBM glioblastoma radiotherapy cohort. The workflow covers clinical data curation, NIfTI-based DVH feature extraction, four TCP model families (Poisson, logistic, probit, gEUD-based), bootstrap confidence intervals, survival analysis, and Version 3 RANO imaging endpoints with PyRadiomics comparison.</w:t>
+      </w:r>
+    </w:p>
+    <w:p>
+      <w:pPr>
+        <w:pStyle w:val="BodyText"/>
+      </w:pPr>
+      <w:r>
+        <w:t xml:space="preserve">Pooled EQD2 discriminated an exploratory overall survival (OS) median-split proxy (ROC AUC approximately 0.68) but not RANO non-progressive disease when dose was the sole predictor (AUC approximately 0.43). After adjusting for fractionation scheme and clinical covariates, pre-treatment GTV volume and author-provided PyRadiomics features predicted early RANO with moderate cross-validated discrimination (pooled LOOCV AUC approximately 0.64; hypofractionated arm LOOCV approximately 0.74; PyRadiomics nested CV approximately 0.74).</w:t>
       </w:r>
     </w:p>
     <w:p>
@@ -182,13 +258,31 @@
           <w:b/>
           <w:bCs/>
         </w:rPr>
+        <w:t xml:space="preserve">Conclusion:</w:t>
+      </w:r>
+      <w:r>
+        <w:t xml:space="preserve"> </w:t>
+      </w:r>
+      <w:r>
+        <w:t xml:space="preserve">classical pooled TCP dose-response validation is not supported on routine CFB-GBM data because of limited within-protocol dose spread and endpoint confounding. The project delivers a complete open pipeline, formal negative result, and tumour-burden benchmarks for future TCP feasibility studies.</w:t>
+      </w:r>
+    </w:p>
+    <w:p>
+      <w:pPr>
+        <w:pStyle w:val="BodyText"/>
+      </w:pPr>
+      <w:r>
+        <w:rPr>
+          <w:b/>
+          <w:bCs/>
+        </w:rPr>
         <w:t xml:space="preserve">Keywords:</w:t>
       </w:r>
       <w:r>
         <w:t xml:space="preserve"> </w:t>
       </w:r>
       <w:r>
-        <w:t xml:space="preserve">glioblastoma; TCP; DVH; RANO; CFB-GBM; open data</w:t>
+        <w:t xml:space="preserve">glioblastoma; tumor control probability; DVH; EQD2; RANO; PyRadiomics; CFB-GBM; open data</w:t>
       </w:r>
     </w:p>
     <w:p>
@@ -198,64 +292,221 @@
         </w:pict>
       </w:r>
     </w:p>
-    <w:bookmarkEnd w:id="11"/>
-    <w:bookmarkStart w:id="12" w:name="introduction-and-clinical-background"/>
+    <w:bookmarkEnd w:id="9"/>
+    <w:bookmarkStart w:id="13" w:name="introduction-and-clinical-background"/>
     <w:p>
       <w:pPr>
         <w:pStyle w:val="Heading2"/>
       </w:pPr>
       <w:r>
+        <w:rPr>
+          <w:rStyle w:val="SectionNumber"/>
+        </w:rPr>
+        <w:t xml:space="preserve">1.2</w:t>
+      </w:r>
+      <w:r>
+        <w:tab/>
+      </w:r>
+      <w:r>
         <w:t xml:space="preserve">1. Introduction and Clinical Background</w:t>
       </w:r>
     </w:p>
+    <w:bookmarkStart w:id="10" w:name="glioblastoma-and-standard-radiotherapy"/>
+    <w:p>
+      <w:pPr>
+        <w:pStyle w:val="Heading3"/>
+      </w:pPr>
+      <w:r>
+        <w:rPr>
+          <w:rStyle w:val="SectionNumber"/>
+        </w:rPr>
+        <w:t xml:space="preserve">1.2.1</w:t>
+      </w:r>
+      <w:r>
+        <w:tab/>
+      </w:r>
+      <w:r>
+        <w:t xml:space="preserve">1.1 Glioblastoma and standard radiotherapy</w:t>
+      </w:r>
+    </w:p>
     <w:p>
       <w:pPr>
         <w:pStyle w:val="FirstParagraph"/>
       </w:pPr>
       <w:r>
-        <w:t xml:space="preserve">Glioblastoma (GBM) is the most common malignant primary brain tumour in adults. Standard treatment includes maximal safe resection, radiotherapy, and concurrent temozolomide (Stupp protocol: 60 Gy in 30 fractions) [1]. In elderly or poor-performance patients, hypofractionated schedules (e.g. 40 Gy in 15 fractions) are commonly used [2,3,15].</w:t>
+        <w:t xml:space="preserve">Glioblastoma (GBM) is the most common malignant primary brain tumour in adults. Maximal safe resection followed by radiotherapy with concurrent temozolomide remains the standard of care for fit patients (Stupp protocol: 60 Gy delivered in 30 fractions of 2 Gy) [1]. Despite a uniform nominal protocol, observed outcomes vary widely because of age, performance status, molecular factors, and tumour burden at baseline [2].</w:t>
       </w:r>
     </w:p>
     <w:p>
       <w:pPr>
         <w:pStyle w:val="BodyText"/>
+      </w:pPr>
+      <w:r>
+        <w:t xml:space="preserve">In elderly or frail patients, shorter hypofractionated schedules are widely used. The CFB-GBM cohort includes 40.05 Gy in 15 fractions, consistent with pragmatic GBM management described in Nordic and short-course trials [3,15]. These two fractionation schemes differ not only in total dose and fraction size but also in patient selection: in our cohort, 60 Gy patients were younger (median age 65 vs 75 years) and had longer OS (median 60 vs 28 weeks).</w:t>
+      </w:r>
+    </w:p>
+    <w:bookmarkEnd w:id="10"/>
+    <w:bookmarkStart w:id="11" w:name="tumor-control-probability-tcp-modeling"/>
+    <w:p>
+      <w:pPr>
+        <w:pStyle w:val="Heading3"/>
+      </w:pPr>
+      <w:r>
+        <w:rPr>
+          <w:rStyle w:val="SectionNumber"/>
+        </w:rPr>
+        <w:t xml:space="preserve">1.2.2</w:t>
+      </w:r>
+      <w:r>
+        <w:tab/>
+      </w:r>
+      <w:r>
+        <w:t xml:space="preserve">1.2 Tumor Control Probability (TCP) modeling</w:t>
+      </w:r>
+    </w:p>
+    <w:p>
+      <w:pPr>
+        <w:pStyle w:val="FirstParagraph"/>
+      </w:pPr>
+      <w:r>
+        <w:t xml:space="preserve">TCP models estimate the probability that all clonogenic tumour cells are sterilised after radiotherapy, as a function of delivered dose and radiobiological parameters such as D50 (dose for 50% control probability) and gamma50 (steepness of the dose-response curve) [4,5]. TCP models are used in treatment-planning research, protocol comparison, and hypothetical dose escalation studies.</w:t>
+      </w:r>
+    </w:p>
+    <w:p>
+      <w:pPr>
+        <w:pStyle w:val="BodyText"/>
+      </w:pPr>
+      <w:r>
+        <w:t xml:space="preserve">Valid TCP validation requires three conditions emphasized in the radiotherapy modeling literature [7]:</w:t>
+      </w:r>
+    </w:p>
+    <w:p>
+      <w:pPr>
+        <w:pStyle w:val="Compact"/>
+        <w:numPr>
+          <w:ilvl w:val="0"/>
+          <w:numId w:val="1001"/>
+        </w:numPr>
       </w:pPr>
       <w:r>
         <w:rPr>
           <w:b/>
           <w:bCs/>
         </w:rPr>
-        <w:t xml:space="preserve">Tumor Control Probability (TCP)</w:t>
+        <w:t xml:space="preserve">A tumour-control endpoint</w:t>
       </w:r>
       <w:r>
         <w:t xml:space="preserve"> </w:t>
       </w:r>
       <w:r>
-        <w:t xml:space="preserve">models estimate the probability of sterilising clonogenic tumour cells as a function of dose and radiobiological parameters [4,5]. Valid TCP studies require (i) a well-defined tumour control endpoint, (ii) inter-patient dose variation, and (iii) adequate sample size [7].</w:t>
-      </w:r>
-    </w:p>
-    <w:p>
-      <w:pPr>
-        <w:pStyle w:val="BodyText"/>
-      </w:pPr>
-      <w:r>
-        <w:t xml:space="preserve">The CFB-GBM dataset (Centre François Baclesse, n=264) provides MRI, RTDOSE, GTV contours, clinical covariates, and RANO response labels [8–10].</w:t>
-      </w:r>
-      <w:r>
-        <w:t xml:space="preserve"> </w:t>
-      </w:r>
+        <w:t xml:space="preserve">(local control or a validated imaging surrogate), not a distant-survival proxy alone.</w:t>
+      </w:r>
+    </w:p>
+    <w:p>
+      <w:pPr>
+        <w:pStyle w:val="Compact"/>
+        <w:numPr>
+          <w:ilvl w:val="0"/>
+          <w:numId w:val="1001"/>
+        </w:numPr>
+      </w:pPr>
       <w:r>
         <w:rPr>
           <w:b/>
           <w:bCs/>
         </w:rPr>
-        <w:t xml:space="preserve">Project aim:</w:t>
+        <w:t xml:space="preserve">Meaningful inter-patient dose heterogeneity</w:t>
       </w:r>
       <w:r>
         <w:t xml:space="preserve"> </w:t>
       </w:r>
       <w:r>
-        <w:t xml:space="preserve">build a standard TCP pipeline on this open cohort and assess whether classical dose–response validation is feasible; if not, identify where prognostic signal remains.</w:t>
+        <w:t xml:space="preserve">within the structure of interest (typically GTV Dmean spread greater than approximately 1 Gy in TCP audit workflows).</w:t>
+      </w:r>
+    </w:p>
+    <w:p>
+      <w:pPr>
+        <w:pStyle w:val="Compact"/>
+        <w:numPr>
+          <w:ilvl w:val="0"/>
+          <w:numId w:val="1001"/>
+        </w:numPr>
+      </w:pPr>
+      <w:r>
+        <w:rPr>
+          <w:b/>
+          <w:bCs/>
+        </w:rPr>
+        <w:t xml:space="preserve">Adequate sample size</w:t>
+      </w:r>
+      <w:r>
+        <w:t xml:space="preserve"> </w:t>
+      </w:r>
+      <w:r>
+        <w:t xml:space="preserve">and pre-specified cross-validation when predictive models are reported.</w:t>
+      </w:r>
+    </w:p>
+    <w:bookmarkEnd w:id="11"/>
+    <w:bookmarkStart w:id="12" w:name="cfb-gbm-and-project-aims"/>
+    <w:p>
+      <w:pPr>
+        <w:pStyle w:val="Heading3"/>
+      </w:pPr>
+      <w:r>
+        <w:rPr>
+          <w:rStyle w:val="SectionNumber"/>
+        </w:rPr>
+        <w:t xml:space="preserve">1.2.3</w:t>
+      </w:r>
+      <w:r>
+        <w:tab/>
+      </w:r>
+      <w:r>
+        <w:t xml:space="preserve">1.3 CFB-GBM and project aims</w:t>
+      </w:r>
+    </w:p>
+    <w:p>
+      <w:pPr>
+        <w:pStyle w:val="FirstParagraph"/>
+      </w:pPr>
+      <w:r>
+        <w:t xml:space="preserve">The CFB-GBM dataset (Centre François Baclesse, n = 264 in the public TSV release) provides pre- and post-treatment MRI, RTDOSE maps, GTV segmentations, clinical tables, and—since Version 3—RANO response labels and PyRadiomics feature tables [8–10]. The dataset is distributed as pre-processed NIfTI rather than full DICOM-RT plans.</w:t>
+      </w:r>
+    </w:p>
+    <w:p>
+      <w:pPr>
+        <w:pStyle w:val="BodyText"/>
+      </w:pPr>
+      <w:r>
+        <w:rPr>
+          <w:b/>
+          <w:bCs/>
+        </w:rPr>
+        <w:t xml:space="preserve">Primary project aim (assignment Parts I–VI):</w:t>
+      </w:r>
+      <w:r>
+        <w:t xml:space="preserve"> </w:t>
+      </w:r>
+      <w:r>
+        <w:t xml:space="preserve">build a reproducible TCP modeling pipeline on this open cohort, estimate D50 and gamma50 with uncertainty, compare models, and compare our parameters with published TCP literature.</w:t>
+      </w:r>
+    </w:p>
+    <w:p>
+      <w:pPr>
+        <w:pStyle w:val="BodyText"/>
+      </w:pPr>
+      <w:r>
+        <w:rPr>
+          <w:b/>
+          <w:bCs/>
+        </w:rPr>
+        <w:t xml:space="preserve">Secondary aim (Version 3 extension):</w:t>
+      </w:r>
+      <w:r>
+        <w:t xml:space="preserve"> </w:t>
+      </w:r>
+      <w:r>
+        <w:t xml:space="preserve">determine whether early RANO imaging response and PyRadiomics features rescue dose-response signal when classical pooled TCP fails, and report honest out-of-sample performance (LOOCV and nested cross-validation).</w:t>
       </w:r>
     </w:p>
     <w:p>
@@ -266,13 +517,41 @@
       </w:r>
     </w:p>
     <w:bookmarkEnd w:id="12"/>
-    <w:bookmarkStart w:id="13" w:name="dataset-description"/>
+    <w:bookmarkEnd w:id="13"/>
+    <w:bookmarkStart w:id="17" w:name="Xf32164ba8bef388e826c0eba4d882fb4d9c772f"/>
     <w:p>
       <w:pPr>
         <w:pStyle w:val="Heading2"/>
       </w:pPr>
       <w:r>
-        <w:t xml:space="preserve">2. Dataset Description</w:t>
+        <w:rPr>
+          <w:rStyle w:val="SectionNumber"/>
+        </w:rPr>
+        <w:t xml:space="preserve">1.3</w:t>
+      </w:r>
+      <w:r>
+        <w:tab/>
+      </w:r>
+      <w:r>
+        <w:t xml:space="preserve">2. Dataset Description and Cohort Construction</w:t>
+      </w:r>
+    </w:p>
+    <w:bookmarkStart w:id="14" w:name="source-data-and-imaging-format"/>
+    <w:p>
+      <w:pPr>
+        <w:pStyle w:val="Heading3"/>
+      </w:pPr>
+      <w:r>
+        <w:rPr>
+          <w:rStyle w:val="SectionNumber"/>
+        </w:rPr>
+        <w:t xml:space="preserve">1.3.1</w:t>
+      </w:r>
+      <w:r>
+        <w:tab/>
+      </w:r>
+      <w:r>
+        <w:t xml:space="preserve">2.1 Source data and imaging format</w:t>
       </w:r>
     </w:p>
     <w:tbl>
@@ -294,6 +573,7 @@
           <w:p>
             <w:pPr>
               <w:pStyle w:val="Compact"/>
+              <w:jc w:val="left"/>
             </w:pPr>
             <w:r>
               <w:t xml:space="preserve">Item</w:t>
@@ -305,6 +585,7 @@
           <w:p>
             <w:pPr>
               <w:pStyle w:val="Compact"/>
+              <w:jc w:val="left"/>
             </w:pPr>
             <w:r>
               <w:t xml:space="preserve">Value</w:t>
@@ -318,20 +599,22 @@
           <w:p>
             <w:pPr>
               <w:pStyle w:val="Compact"/>
-            </w:pPr>
-            <w:r>
-              <w:t xml:space="preserve">Source</w:t>
-            </w:r>
-          </w:p>
-        </w:tc>
-        <w:tc>
-          <w:tcPr/>
-          <w:p>
-            <w:pPr>
-              <w:pStyle w:val="Compact"/>
-            </w:pPr>
-            <w:r>
-              <w:t xml:space="preserve">TCIA CFB-GBM Version 3</w:t>
+              <w:jc w:val="left"/>
+            </w:pPr>
+            <w:r>
+              <w:t xml:space="preserve">Data repository</w:t>
+            </w:r>
+          </w:p>
+        </w:tc>
+        <w:tc>
+          <w:tcPr/>
+          <w:p>
+            <w:pPr>
+              <w:pStyle w:val="Compact"/>
+              <w:jc w:val="left"/>
+            </w:pPr>
+            <w:r>
+              <w:t xml:space="preserve">The Cancer Imaging Archive (TCIA)</w:t>
             </w:r>
           </w:p>
         </w:tc>
@@ -342,20 +625,22 @@
           <w:p>
             <w:pPr>
               <w:pStyle w:val="Compact"/>
-            </w:pPr>
-            <w:r>
-              <w:t xml:space="preserve">Total patients (TSV)</w:t>
-            </w:r>
-          </w:p>
-        </w:tc>
-        <w:tc>
-          <w:tcPr/>
-          <w:p>
-            <w:pPr>
-              <w:pStyle w:val="Compact"/>
-            </w:pPr>
-            <w:r>
-              <w:t xml:space="preserve">264</w:t>
+              <w:jc w:val="left"/>
+            </w:pPr>
+            <w:r>
+              <w:t xml:space="preserve">Collection</w:t>
+            </w:r>
+          </w:p>
+        </w:tc>
+        <w:tc>
+          <w:tcPr/>
+          <w:p>
+            <w:pPr>
+              <w:pStyle w:val="Compact"/>
+              <w:jc w:val="left"/>
+            </w:pPr>
+            <w:r>
+              <w:t xml:space="preserve">CFB-GBM Version 3</w:t>
             </w:r>
           </w:p>
         </w:tc>
@@ -366,17 +651,127 @@
           <w:p>
             <w:pPr>
               <w:pStyle w:val="Compact"/>
-            </w:pPr>
-            <w:r>
-              <w:t xml:space="preserve">Included for modeling</w:t>
-            </w:r>
-          </w:p>
-        </w:tc>
-        <w:tc>
-          <w:tcPr/>
-          <w:p>
-            <w:pPr>
-              <w:pStyle w:val="Compact"/>
+              <w:jc w:val="left"/>
+            </w:pPr>
+            <w:r>
+              <w:t xml:space="preserve">DOI</w:t>
+            </w:r>
+          </w:p>
+        </w:tc>
+        <w:tc>
+          <w:tcPr/>
+          <w:p>
+            <w:pPr>
+              <w:pStyle w:val="Compact"/>
+              <w:jc w:val="left"/>
+            </w:pPr>
+            <w:r>
+              <w:t xml:space="preserve">10.7937/v9pn-2f72</w:t>
+            </w:r>
+          </w:p>
+        </w:tc>
+      </w:tr>
+      <w:tr>
+        <w:tc>
+          <w:tcPr/>
+          <w:p>
+            <w:pPr>
+              <w:pStyle w:val="Compact"/>
+              <w:jc w:val="left"/>
+            </w:pPr>
+            <w:r>
+              <w:t xml:space="preserve">Total patients in clinical TSV</w:t>
+            </w:r>
+          </w:p>
+        </w:tc>
+        <w:tc>
+          <w:tcPr/>
+          <w:p>
+            <w:pPr>
+              <w:pStyle w:val="Compact"/>
+              <w:jc w:val="left"/>
+            </w:pPr>
+            <w:r>
+              <w:t xml:space="preserve">264</w:t>
+            </w:r>
+          </w:p>
+        </w:tc>
+      </w:tr>
+      <w:tr>
+        <w:tc>
+          <w:tcPr/>
+          <w:p>
+            <w:pPr>
+              <w:pStyle w:val="Compact"/>
+              <w:jc w:val="left"/>
+            </w:pPr>
+            <w:r>
+              <w:t xml:space="preserve">Patients with RTDOSE flag</w:t>
+            </w:r>
+          </w:p>
+        </w:tc>
+        <w:tc>
+          <w:tcPr/>
+          <w:p>
+            <w:pPr>
+              <w:pStyle w:val="Compact"/>
+              <w:jc w:val="left"/>
+            </w:pPr>
+            <w:r>
+              <w:t xml:space="preserve">194</w:t>
+            </w:r>
+          </w:p>
+        </w:tc>
+      </w:tr>
+      <w:tr>
+        <w:tc>
+          <w:tcPr/>
+          <w:p>
+            <w:pPr>
+              <w:pStyle w:val="Compact"/>
+              <w:jc w:val="left"/>
+            </w:pPr>
+            <w:r>
+              <w:t xml:space="preserve">Patients with GTV segmentation</w:t>
+            </w:r>
+          </w:p>
+        </w:tc>
+        <w:tc>
+          <w:tcPr/>
+          <w:p>
+            <w:pPr>
+              <w:pStyle w:val="Compact"/>
+              <w:jc w:val="left"/>
+            </w:pPr>
+            <w:r>
+              <w:t xml:space="preserve">191</w:t>
+            </w:r>
+          </w:p>
+        </w:tc>
+      </w:tr>
+      <w:tr>
+        <w:tc>
+          <w:tcPr/>
+          <w:p>
+            <w:pPr>
+              <w:pStyle w:val="Compact"/>
+              <w:jc w:val="left"/>
+            </w:pPr>
+            <w:r>
+              <w:rPr>
+                <w:b/>
+                <w:bCs/>
+              </w:rPr>
+              <w:t xml:space="preserve">Included for TCP modeling</w:t>
+            </w:r>
+          </w:p>
+        </w:tc>
+        <w:tc>
+          <w:tcPr/>
+          <w:p>
+            <w:pPr>
+              <w:pStyle w:val="Compact"/>
+              <w:jc w:val="left"/>
             </w:pPr>
             <w:r>
               <w:rPr>
@@ -394,20 +789,22 @@
           <w:p>
             <w:pPr>
               <w:pStyle w:val="Compact"/>
-            </w:pPr>
-            <w:r>
-              <w:t xml:space="preserve">Excluded</w:t>
-            </w:r>
-          </w:p>
-        </w:tc>
-        <w:tc>
-          <w:tcPr/>
-          <w:p>
-            <w:pPr>
-              <w:pStyle w:val="Compact"/>
-            </w:pPr>
-            <w:r>
-              <w:t xml:space="preserve">74 (unknown dose, missing imaging, etc.)</w:t>
+              <w:jc w:val="left"/>
+            </w:pPr>
+            <w:r>
+              <w:t xml:space="preserve">Primary exclusion</w:t>
+            </w:r>
+          </w:p>
+        </w:tc>
+        <w:tc>
+          <w:tcPr/>
+          <w:p>
+            <w:pPr>
+              <w:pStyle w:val="Compact"/>
+              <w:jc w:val="left"/>
+            </w:pPr>
+            <w:r>
+              <w:t xml:space="preserve">Unknown RT dose (70 patients)</w:t>
             </w:r>
           </w:p>
         </w:tc>
@@ -418,6 +815,7 @@
           <w:p>
             <w:pPr>
               <w:pStyle w:val="Compact"/>
+              <w:jc w:val="left"/>
             </w:pPr>
             <w:r>
               <w:t xml:space="preserve">DVH QC exclusion</w:t>
@@ -429,9 +827,10 @@
           <w:p>
             <w:pPr>
               <w:pStyle w:val="Compact"/>
-            </w:pPr>
-            <w:r>
-              <w:t xml:space="preserve">1 (patient 32, Dmean=0 Gy)</w:t>
+              <w:jc w:val="left"/>
+            </w:pPr>
+            <w:r>
+              <w:t xml:space="preserve">1 (patient 32, GTV Dmean = 0 Gy)</w:t>
             </w:r>
           </w:p>
         </w:tc>
@@ -442,20 +841,22 @@
           <w:p>
             <w:pPr>
               <w:pStyle w:val="Compact"/>
-            </w:pPr>
-            <w:r>
-              <w:t xml:space="preserve">Fractionation</w:t>
-            </w:r>
-          </w:p>
-        </w:tc>
-        <w:tc>
-          <w:tcPr/>
-          <w:p>
-            <w:pPr>
-              <w:pStyle w:val="Compact"/>
-            </w:pPr>
-            <w:r>
-              <w:t xml:space="preserve">120 × 60 Gy/30 fr; 61 × 40.05 Gy/15 fr</w:t>
+              <w:jc w:val="left"/>
+            </w:pPr>
+            <w:r>
+              <w:t xml:space="preserve">Fractionation scheme A</w:t>
+            </w:r>
+          </w:p>
+        </w:tc>
+        <w:tc>
+          <w:tcPr/>
+          <w:p>
+            <w:pPr>
+              <w:pStyle w:val="Compact"/>
+              <w:jc w:val="left"/>
+            </w:pPr>
+            <w:r>
+              <w:t xml:space="preserve">120 patients: 60 Gy / 30 fractions</w:t>
             </w:r>
           </w:p>
         </w:tc>
@@ -466,20 +867,22 @@
           <w:p>
             <w:pPr>
               <w:pStyle w:val="Compact"/>
-            </w:pPr>
-            <w:r>
-              <w:t xml:space="preserve">Median age</w:t>
-            </w:r>
-          </w:p>
-        </w:tc>
-        <w:tc>
-          <w:tcPr/>
-          <w:p>
-            <w:pPr>
-              <w:pStyle w:val="Compact"/>
-            </w:pPr>
-            <w:r>
-              <w:t xml:space="preserve">70 years</w:t>
+              <w:jc w:val="left"/>
+            </w:pPr>
+            <w:r>
+              <w:t xml:space="preserve">Fractionation scheme B</w:t>
+            </w:r>
+          </w:p>
+        </w:tc>
+        <w:tc>
+          <w:tcPr/>
+          <w:p>
+            <w:pPr>
+              <w:pStyle w:val="Compact"/>
+              <w:jc w:val="left"/>
+            </w:pPr>
+            <w:r>
+              <w:t xml:space="preserve">61 patients: 40.05 Gy / 15 fractions</w:t>
             </w:r>
           </w:p>
         </w:tc>
@@ -490,20 +893,22 @@
           <w:p>
             <w:pPr>
               <w:pStyle w:val="Compact"/>
-            </w:pPr>
-            <w:r>
-              <w:t xml:space="preserve">Median OS</w:t>
-            </w:r>
-          </w:p>
-        </w:tc>
-        <w:tc>
-          <w:tcPr/>
-          <w:p>
-            <w:pPr>
-              <w:pStyle w:val="Compact"/>
-            </w:pPr>
-            <w:r>
-              <w:t xml:space="preserve">51 weeks</w:t>
+              <w:jc w:val="left"/>
+            </w:pPr>
+            <w:r>
+              <w:t xml:space="preserve">Median age (modeling cohort)</w:t>
+            </w:r>
+          </w:p>
+        </w:tc>
+        <w:tc>
+          <w:tcPr/>
+          <w:p>
+            <w:pPr>
+              <w:pStyle w:val="Compact"/>
+              <w:jc w:val="left"/>
+            </w:pPr>
+            <w:r>
+              <w:t xml:space="preserve">70 years</w:t>
             </w:r>
           </w:p>
         </w:tc>
@@ -514,20 +919,152 @@
           <w:p>
             <w:pPr>
               <w:pStyle w:val="Compact"/>
-            </w:pPr>
-            <w:r>
-              <w:t xml:space="preserve">RANO t0→t1 labels</w:t>
-            </w:r>
-          </w:p>
-        </w:tc>
-        <w:tc>
-          <w:tcPr/>
-          <w:p>
-            <w:pPr>
-              <w:pStyle w:val="Compact"/>
-            </w:pPr>
-            <w:r>
-              <w:t xml:space="preserve">137 / 190</w:t>
+              <w:jc w:val="left"/>
+            </w:pPr>
+            <w:r>
+              <w:t xml:space="preserve">Median overall survival</w:t>
+            </w:r>
+          </w:p>
+        </w:tc>
+        <w:tc>
+          <w:tcPr/>
+          <w:p>
+            <w:pPr>
+              <w:pStyle w:val="Compact"/>
+              <w:jc w:val="left"/>
+            </w:pPr>
+            <w:r>
+              <w:t xml:space="preserve">51 weeks</w:t>
+            </w:r>
+          </w:p>
+        </w:tc>
+      </w:tr>
+      <w:tr>
+        <w:tc>
+          <w:tcPr/>
+          <w:p>
+            <w:pPr>
+              <w:pStyle w:val="Compact"/>
+              <w:jc w:val="left"/>
+            </w:pPr>
+            <w:r>
+              <w:t xml:space="preserve">Sex (M / F)</w:t>
+            </w:r>
+          </w:p>
+        </w:tc>
+        <w:tc>
+          <w:tcPr/>
+          <w:p>
+            <w:pPr>
+              <w:pStyle w:val="Compact"/>
+              <w:jc w:val="left"/>
+            </w:pPr>
+            <w:r>
+              <w:t xml:space="preserve">117 / 73</w:t>
+            </w:r>
+          </w:p>
+        </w:tc>
+      </w:tr>
+      <w:tr>
+        <w:tc>
+          <w:tcPr/>
+          <w:p>
+            <w:pPr>
+              <w:pStyle w:val="Compact"/>
+              <w:jc w:val="left"/>
+            </w:pPr>
+            <w:r>
+              <w:t xml:space="preserve">Median GTV volume</w:t>
+            </w:r>
+          </w:p>
+        </w:tc>
+        <w:tc>
+          <w:tcPr/>
+          <w:p>
+            <w:pPr>
+              <w:pStyle w:val="Compact"/>
+              <w:jc w:val="left"/>
+            </w:pPr>
+            <w:r>
+              <w:t xml:space="preserve">36.2 cc</w:t>
+            </w:r>
+          </w:p>
+        </w:tc>
+      </w:tr>
+      <w:tr>
+        <w:tc>
+          <w:tcPr/>
+          <w:p>
+            <w:pPr>
+              <w:pStyle w:val="Compact"/>
+              <w:jc w:val="left"/>
+            </w:pPr>
+            <w:r>
+              <w:t xml:space="preserve">Median GTV Dmean</w:t>
+            </w:r>
+          </w:p>
+        </w:tc>
+        <w:tc>
+          <w:tcPr/>
+          <w:p>
+            <w:pPr>
+              <w:pStyle w:val="Compact"/>
+              <w:jc w:val="left"/>
+            </w:pPr>
+            <w:r>
+              <w:t xml:space="preserve">59.84 Gy</w:t>
+            </w:r>
+          </w:p>
+        </w:tc>
+      </w:tr>
+      <w:tr>
+        <w:tc>
+          <w:tcPr/>
+          <w:p>
+            <w:pPr>
+              <w:pStyle w:val="Compact"/>
+              <w:jc w:val="left"/>
+            </w:pPr>
+            <w:r>
+              <w:t xml:space="preserve">RANO t0 to t1 labels available</w:t>
+            </w:r>
+          </w:p>
+        </w:tc>
+        <w:tc>
+          <w:tcPr/>
+          <w:p>
+            <w:pPr>
+              <w:pStyle w:val="Compact"/>
+              <w:jc w:val="left"/>
+            </w:pPr>
+            <w:r>
+              <w:t xml:space="preserve">137 / 190 (72%)</w:t>
+            </w:r>
+          </w:p>
+        </w:tc>
+      </w:tr>
+      <w:tr>
+        <w:tc>
+          <w:tcPr/>
+          <w:p>
+            <w:pPr>
+              <w:pStyle w:val="Compact"/>
+              <w:jc w:val="left"/>
+            </w:pPr>
+            <w:r>
+              <w:t xml:space="preserve">RANO labels in 40 Gy arm</w:t>
+            </w:r>
+          </w:p>
+        </w:tc>
+        <w:tc>
+          <w:tcPr/>
+          <w:p>
+            <w:pPr>
+              <w:pStyle w:val="Compact"/>
+              <w:jc w:val="left"/>
+            </w:pPr>
+            <w:r>
+              <w:t xml:space="preserve">34 patients</w:t>
             </w:r>
           </w:p>
         </w:tc>
@@ -542,13 +1079,13 @@
           <w:b/>
           <w:bCs/>
         </w:rPr>
-        <w:t xml:space="preserve">Imaging format:</w:t>
+        <w:t xml:space="preserve">Structure set note:</w:t>
       </w:r>
       <w:r>
         <w:t xml:space="preserve"> </w:t>
       </w:r>
       <w:r>
-        <w:t xml:space="preserve">Pre-processed</w:t>
+        <w:t xml:space="preserve">all dosimetric metrics refer to</w:t>
       </w:r>
       <w:r>
         <w:t xml:space="preserve"> </w:t>
@@ -558,29 +1095,113 @@
           <w:b/>
           <w:bCs/>
         </w:rPr>
-        <w:t xml:space="preserve">NIfTI</w:t>
+        <w:t xml:space="preserve">GTV at t0</w:t>
       </w:r>
       <w:r>
         <w:t xml:space="preserve"> </w:t>
       </w:r>
       <w:r>
-        <w:t xml:space="preserve">(skull-stripped, co-registered), not raw DICOM-RT. RTPLAN/RTSTRUCT DICOM are not in the public package.</w:t>
-      </w:r>
-      <w:r>
-        <w:t xml:space="preserve"> </w:t>
-      </w:r>
+        <w:t xml:space="preserve">only. CTV and PTV contours are not included in the public CFB-GBM release. RTPLAN and RTSTRUCT DICOM files are not provided; analyses use co-registered RTDOSE and GTV NIfTI.</w:t>
+      </w:r>
+    </w:p>
+    <w:bookmarkEnd w:id="14"/>
+    <w:bookmarkStart w:id="15" w:name="cohort-flow-264-to-190"/>
+    <w:p>
+      <w:pPr>
+        <w:pStyle w:val="Heading3"/>
+      </w:pPr>
+      <w:r>
+        <w:rPr>
+          <w:rStyle w:val="SectionNumber"/>
+        </w:rPr>
+        <w:t xml:space="preserve">1.3.2</w:t>
+      </w:r>
+      <w:r>
+        <w:tab/>
+      </w:r>
+      <w:r>
+        <w:t xml:space="preserve">2.2 Cohort flow (264 to 190)</w:t>
+      </w:r>
+    </w:p>
+    <w:p>
+      <w:pPr>
+        <w:pStyle w:val="FirstParagraph"/>
+      </w:pPr>
+      <w:r>
+        <w:t xml:space="preserve">Starting from 264 patients in the clinical table, 70 were excluded because prescribed RT dose was unknown or missing. Among imaging-eligible patients, one patient failed DVH quality control (zero dose to GTV on RTDOSE). The final modeling table contains 190 rows and 58 columns (</w:t>
+      </w:r>
+      <w:r>
+        <w:rPr>
+          <w:rStyle w:val="VerbatimChar"/>
+        </w:rPr>
+        <w:t xml:space="preserve">modeling_table.csv</w:t>
+      </w:r>
+      <w:r>
+        <w:t xml:space="preserve">), including clinical covariates, DVH scalars, EQD2, RANO categories, and PyRadiomics merge keys. Notebook 01 (</w:t>
+      </w:r>
+      <w:r>
+        <w:rPr>
+          <w:rStyle w:val="VerbatimChar"/>
+        </w:rPr>
+        <w:t xml:space="preserve">01_cohort_overview.ipynb</w:t>
+      </w:r>
+      <w:r>
+        <w:t xml:space="preserve">) documents the full exclusion breakdown and demographic tables.</w:t>
+      </w:r>
+    </w:p>
+    <w:bookmarkEnd w:id="15"/>
+    <w:bookmarkStart w:id="16" w:name="outcome-definitions"/>
+    <w:p>
+      <w:pPr>
+        <w:pStyle w:val="Heading3"/>
+      </w:pPr>
+      <w:r>
+        <w:rPr>
+          <w:rStyle w:val="SectionNumber"/>
+        </w:rPr>
+        <w:t xml:space="preserve">1.3.3</w:t>
+      </w:r>
+      <w:r>
+        <w:tab/>
+      </w:r>
+      <w:r>
+        <w:t xml:space="preserve">2.3 Outcome definitions</w:t>
+      </w:r>
+    </w:p>
+    <w:p>
+      <w:pPr>
+        <w:pStyle w:val="FirstParagraph"/>
+      </w:pPr>
       <w:r>
         <w:rPr>
           <w:b/>
           <w:bCs/>
         </w:rPr>
-        <w:t xml:space="preserve">GTV-only</w:t>
+        <w:t xml:space="preserve">Primary TCP endpoint (exploratory):</w:t>
       </w:r>
       <w:r>
         <w:t xml:space="preserve"> </w:t>
       </w:r>
       <w:r>
-        <w:t xml:space="preserve">contours at t0; CTV/PTV not provided.</w:t>
+        <w:t xml:space="preserve">OS greater than or equal to cohort median (51 weeks), used as a binary proxy for pipeline testing. This is not equivalent to formal tumour control.</w:t>
+      </w:r>
+    </w:p>
+    <w:p>
+      <w:pPr>
+        <w:pStyle w:val="BodyText"/>
+      </w:pPr>
+      <w:r>
+        <w:rPr>
+          <w:b/>
+          <w:bCs/>
+        </w:rPr>
+        <w:t xml:space="preserve">Secondary endpoint (Version 3):</w:t>
+      </w:r>
+      <w:r>
+        <w:t xml:space="preserve"> </w:t>
+      </w:r>
+      <w:r>
+        <w:t xml:space="preserve">RANO non-progressive disease at t1, defined as stable disease, minor response, partial response, or complete response versus progressive disease [12,13]. RANO non-PD rate in the modeling subset was approximately 77%.</w:t>
       </w:r>
     </w:p>
     <w:p>
@@ -590,173 +1211,42 @@
         </w:pict>
       </w:r>
     </w:p>
-    <w:bookmarkEnd w:id="13"/>
-    <w:bookmarkStart w:id="14" w:name="data-acquisition-and-curation"/>
+    <w:bookmarkEnd w:id="16"/>
+    <w:bookmarkEnd w:id="17"/>
+    <w:bookmarkStart w:id="20" w:name="X90a2c049240e18ad254bfa1390e3649f09686aa"/>
     <w:p>
       <w:pPr>
         <w:pStyle w:val="Heading2"/>
       </w:pPr>
       <w:r>
-        <w:t xml:space="preserve">3. Data Acquisition and Curation</w:t>
-      </w:r>
-    </w:p>
-    <w:p>
-      <w:pPr>
-        <w:pStyle w:val="Compact"/>
-        <w:numPr>
-          <w:ilvl w:val="0"/>
-          <w:numId w:val="1001"/>
-        </w:numPr>
-      </w:pPr>
-      <w:r>
-        <w:t xml:space="preserve">Downloaded clinical/treatment/RANO/PyRadiomics TSVs (</w:t>
-      </w:r>
-      <w:r>
-        <w:rPr>
-          <w:rStyle w:val="VerbatimChar"/>
-        </w:rPr>
-        <w:t xml:space="preserve">python -m src.data.download_clinical_data</w:t>
-      </w:r>
-      <w:r>
-        <w:t xml:space="preserve">).</w:t>
-      </w:r>
-    </w:p>
-    <w:p>
-      <w:pPr>
-        <w:pStyle w:val="Compact"/>
-        <w:numPr>
-          <w:ilvl w:val="0"/>
-          <w:numId w:val="1001"/>
-        </w:numPr>
-      </w:pPr>
-      <w:r>
-        <w:t xml:space="preserve">Built</w:t>
-      </w:r>
-      <w:r>
-        <w:t xml:space="preserve"> </w:t>
-      </w:r>
-      <w:r>
-        <w:rPr>
-          <w:rStyle w:val="VerbatimChar"/>
-        </w:rPr>
-        <w:t xml:space="preserve">cohort.csv</w:t>
-      </w:r>
-      <w:r>
-        <w:t xml:space="preserve"> </w:t>
-      </w:r>
-      <w:r>
-        <w:t xml:space="preserve">with inclusion rules (</w:t>
-      </w:r>
-      <w:r>
-        <w:rPr>
-          <w:rStyle w:val="VerbatimChar"/>
-        </w:rPr>
-        <w:t xml:space="preserve">cohort_builder.py</w:t>
-      </w:r>
-      <w:r>
-        <w:t xml:space="preserve">).</w:t>
-      </w:r>
-    </w:p>
-    <w:p>
-      <w:pPr>
-        <w:pStyle w:val="Compact"/>
-        <w:numPr>
-          <w:ilvl w:val="0"/>
-          <w:numId w:val="1001"/>
-        </w:numPr>
-      </w:pPr>
-      <w:r>
-        <w:t xml:space="preserve">Downloaded RTDOSE + GTV t0 NIfTI for 191 patients (IBM Aspera).</w:t>
-      </w:r>
-    </w:p>
-    <w:p>
-      <w:pPr>
-        <w:pStyle w:val="Compact"/>
-        <w:numPr>
-          <w:ilvl w:val="0"/>
-          <w:numId w:val="1001"/>
-        </w:numPr>
-      </w:pPr>
-      <w:r>
-        <w:t xml:space="preserve">Verified completeness (</w:t>
-      </w:r>
-      <w:r>
-        <w:rPr>
-          <w:rStyle w:val="VerbatimChar"/>
-        </w:rPr>
-        <w:t xml:space="preserve">verify_raw_data.py</w:t>
-      </w:r>
-      <w:r>
-        <w:t xml:space="preserve">); extracted DVH metrics (</w:t>
-      </w:r>
-      <w:r>
-        <w:rPr>
-          <w:rStyle w:val="VerbatimChar"/>
-        </w:rPr>
-        <w:t xml:space="preserve">feature_builder.py</w:t>
-      </w:r>
-      <w:r>
-        <w:t xml:space="preserve">).</w:t>
-      </w:r>
-    </w:p>
-    <w:p>
-      <w:pPr>
-        <w:pStyle w:val="Compact"/>
-        <w:numPr>
-          <w:ilvl w:val="0"/>
-          <w:numId w:val="1001"/>
-        </w:numPr>
-      </w:pPr>
-      <w:r>
-        <w:t xml:space="preserve">Merged into</w:t>
-      </w:r>
-      <w:r>
-        <w:t xml:space="preserve"> </w:t>
-      </w:r>
-      <w:r>
-        <w:rPr>
-          <w:rStyle w:val="VerbatimChar"/>
-        </w:rPr>
-        <w:t xml:space="preserve">modeling_table.csv</w:t>
-      </w:r>
-      <w:r>
-        <w:t xml:space="preserve"> </w:t>
-      </w:r>
-      <w:r>
-        <w:t xml:space="preserve">(190 × 58 columns).</w:t>
-      </w:r>
-    </w:p>
-    <w:p>
-      <w:pPr>
-        <w:pStyle w:val="FirstParagraph"/>
-      </w:pPr>
-      <w:r>
-        <w:t xml:space="preserve">EQD2 computed with α/β = 10 Gy for GTV [6,11].</w:t>
-      </w:r>
-    </w:p>
-    <w:p>
-      <w:r>
-        <w:pict>
-          <v:rect style="width:0;height:1.5pt" o:hralign="center" o:hrstd="t" o:hr="t"/>
-        </w:pict>
-      </w:r>
-    </w:p>
-    <w:bookmarkEnd w:id="14"/>
-    <w:bookmarkStart w:id="15" w:name="dosimetric-feature-extraction"/>
-    <w:p>
-      <w:pPr>
-        <w:pStyle w:val="Heading2"/>
-      </w:pPr>
-      <w:r>
-        <w:t xml:space="preserve">4. Dosimetric Feature Extraction</w:t>
-      </w:r>
-    </w:p>
-    <w:p>
-      <w:pPr>
-        <w:pStyle w:val="FirstParagraph"/>
-      </w:pPr>
-      <w:r>
-        <w:t xml:space="preserve">From registered RTDOSE and t0 GTV masks we computed:</w:t>
+        <w:rPr>
+          <w:rStyle w:val="SectionNumber"/>
+        </w:rPr>
+        <w:t xml:space="preserve">1.4</w:t>
+      </w:r>
+      <w:r>
+        <w:tab/>
+      </w:r>
+      <w:r>
+        <w:t xml:space="preserve">3. Data Acquisition, Curation, and Reproducibility</w:t>
+      </w:r>
+    </w:p>
+    <w:bookmarkStart w:id="18" w:name="pipeline-overview"/>
+    <w:p>
+      <w:pPr>
+        <w:pStyle w:val="Heading3"/>
+      </w:pPr>
+      <w:r>
+        <w:rPr>
+          <w:rStyle w:val="SectionNumber"/>
+        </w:rPr>
+        <w:t xml:space="preserve">1.4.1</w:t>
+      </w:r>
+      <w:r>
+        <w:tab/>
+      </w:r>
+      <w:r>
+        <w:t xml:space="preserve">3.1 Pipeline overview</w:t>
       </w:r>
     </w:p>
     <w:p>
@@ -768,52 +1258,16 @@
         </w:numPr>
       </w:pPr>
       <w:r>
-        <w:t xml:space="preserve">Cumulative</w:t>
-      </w:r>
-      <w:r>
-        <w:t xml:space="preserve"> </w:t>
-      </w:r>
-      <w:r>
-        <w:rPr>
-          <w:b/>
-          <w:bCs/>
-        </w:rPr>
-        <w:t xml:space="preserve">DVH</w:t>
-      </w:r>
-      <w:r>
-        <w:t xml:space="preserve"> </w:t>
-      </w:r>
-      <w:r>
-        <w:t xml:space="preserve">and scalars: D95, D98, D50, D2, Dmean, Dmax, GTV</w:t>
-      </w:r>
-      <w:r>
-        <w:t xml:space="preserve"> </w:t>
-      </w:r>
-      <w:r>
-        <w:rPr>
-          <w:b/>
-          <w:bCs/>
-        </w:rPr>
-        <w:t xml:space="preserve">volume_cc</w:t>
-      </w:r>
-      <w:r>
-        <w:t xml:space="preserve">, Vx,</w:t>
-      </w:r>
-      <w:r>
-        <w:t xml:space="preserve"> </w:t>
-      </w:r>
-      <w:r>
-        <w:rPr>
-          <w:b/>
-          <w:bCs/>
-        </w:rPr>
-        <w:t xml:space="preserve">gEUD</w:t>
-      </w:r>
-      <w:r>
-        <w:t xml:space="preserve"> </w:t>
-      </w:r>
-      <w:r>
-        <w:t xml:space="preserve">(a = −10, 1, 10), homogeneity index (HI).</w:t>
+        <w:t xml:space="preserve">Download clinical, treatment, RANO, and PyRadiomics TSV files (</w:t>
+      </w:r>
+      <w:r>
+        <w:rPr>
+          <w:rStyle w:val="VerbatimChar"/>
+        </w:rPr>
+        <w:t xml:space="preserve">python -m src.data.download_clinical_data</w:t>
+      </w:r>
+      <w:r>
+        <w:t xml:space="preserve">).</w:t>
       </w:r>
     </w:p>
     <w:p>
@@ -825,17 +1279,166 @@
         </w:numPr>
       </w:pPr>
       <w:r>
-        <w:rPr>
-          <w:b/>
-          <w:bCs/>
-        </w:rPr>
-        <w:t xml:space="preserve">EQD2</w:t>
+        <w:t xml:space="preserve">Merge tables and apply inclusion rules (</w:t>
+      </w:r>
+      <w:r>
+        <w:rPr>
+          <w:rStyle w:val="VerbatimChar"/>
+        </w:rPr>
+        <w:t xml:space="preserve">src/data/cohort_builder.py</w:t>
+      </w:r>
+      <w:r>
+        <w:t xml:space="preserve">); export</w:t>
       </w:r>
       <w:r>
         <w:t xml:space="preserve"> </w:t>
       </w:r>
       <w:r>
-        <w:t xml:space="preserve">for cross-scheme comparison.</w:t>
+        <w:rPr>
+          <w:rStyle w:val="VerbatimChar"/>
+        </w:rPr>
+        <w:t xml:space="preserve">cohort.csv</w:t>
+      </w:r>
+      <w:r>
+        <w:t xml:space="preserve">.</w:t>
+      </w:r>
+    </w:p>
+    <w:p>
+      <w:pPr>
+        <w:pStyle w:val="Compact"/>
+        <w:numPr>
+          <w:ilvl w:val="0"/>
+          <w:numId w:val="1002"/>
+        </w:numPr>
+      </w:pPr>
+      <w:r>
+        <w:t xml:space="preserve">Download RTDOSE and GTV t0 NIfTI for 191 patients (IBM Aspera Connect; approximately 52 GB local storage).</w:t>
+      </w:r>
+    </w:p>
+    <w:p>
+      <w:pPr>
+        <w:pStyle w:val="Compact"/>
+        <w:numPr>
+          <w:ilvl w:val="0"/>
+          <w:numId w:val="1002"/>
+        </w:numPr>
+      </w:pPr>
+      <w:r>
+        <w:t xml:space="preserve">Verify file completeness (</w:t>
+      </w:r>
+      <w:r>
+        <w:rPr>
+          <w:rStyle w:val="VerbatimChar"/>
+        </w:rPr>
+        <w:t xml:space="preserve">verify_raw_data.py</w:t>
+      </w:r>
+      <w:r>
+        <w:t xml:space="preserve">).</w:t>
+      </w:r>
+    </w:p>
+    <w:p>
+      <w:pPr>
+        <w:pStyle w:val="Compact"/>
+        <w:numPr>
+          <w:ilvl w:val="0"/>
+          <w:numId w:val="1002"/>
+        </w:numPr>
+      </w:pPr>
+      <w:r>
+        <w:t xml:space="preserve">Compute cumulative DVH and scalar metrics (</w:t>
+      </w:r>
+      <w:r>
+        <w:rPr>
+          <w:rStyle w:val="VerbatimChar"/>
+        </w:rPr>
+        <w:t xml:space="preserve">feature_builder.py</w:t>
+      </w:r>
+      <w:r>
+        <w:t xml:space="preserve">,</w:t>
+      </w:r>
+      <w:r>
+        <w:t xml:space="preserve"> </w:t>
+      </w:r>
+      <w:r>
+        <w:rPr>
+          <w:rStyle w:val="VerbatimChar"/>
+        </w:rPr>
+        <w:t xml:space="preserve">dvh_calculator.py</w:t>
+      </w:r>
+      <w:r>
+        <w:t xml:space="preserve">).</w:t>
+      </w:r>
+    </w:p>
+    <w:p>
+      <w:pPr>
+        <w:pStyle w:val="Compact"/>
+        <w:numPr>
+          <w:ilvl w:val="0"/>
+          <w:numId w:val="1002"/>
+        </w:numPr>
+      </w:pPr>
+      <w:r>
+        <w:t xml:space="preserve">Apply DVH QC (</w:t>
+      </w:r>
+      <w:r>
+        <w:rPr>
+          <w:rStyle w:val="VerbatimChar"/>
+        </w:rPr>
+        <w:t xml:space="preserve">dvh_qc.py</w:t>
+      </w:r>
+      <w:r>
+        <w:t xml:space="preserve">); export</w:t>
+      </w:r>
+      <w:r>
+        <w:t xml:space="preserve"> </w:t>
+      </w:r>
+      <w:r>
+        <w:rPr>
+          <w:rStyle w:val="VerbatimChar"/>
+        </w:rPr>
+        <w:t xml:space="preserve">modeling_table.csv</w:t>
+      </w:r>
+      <w:r>
+        <w:t xml:space="preserve">.</w:t>
+      </w:r>
+    </w:p>
+    <w:p>
+      <w:pPr>
+        <w:pStyle w:val="Compact"/>
+        <w:numPr>
+          <w:ilvl w:val="0"/>
+          <w:numId w:val="1002"/>
+        </w:numPr>
+      </w:pPr>
+      <w:r>
+        <w:t xml:space="preserve">Fit TCP models, survival models, and RANO prediction suite; regenerate</w:t>
+      </w:r>
+      <w:r>
+        <w:t xml:space="preserve"> </w:t>
+      </w:r>
+      <w:r>
+        <w:rPr>
+          <w:rStyle w:val="VerbatimChar"/>
+        </w:rPr>
+        <w:t xml:space="preserve">reports/RESULTS.md</w:t>
+      </w:r>
+      <w:r>
+        <w:t xml:space="preserve"> </w:t>
+      </w:r>
+      <w:r>
+        <w:t xml:space="preserve">via</w:t>
+      </w:r>
+      <w:r>
+        <w:t xml:space="preserve"> </w:t>
+      </w:r>
+      <w:r>
+        <w:rPr>
+          <w:rStyle w:val="VerbatimChar"/>
+        </w:rPr>
+        <w:t xml:space="preserve">make report</w:t>
+      </w:r>
+      <w:r>
+        <w:t xml:space="preserve">.</w:t>
       </w:r>
     </w:p>
     <w:p>
@@ -843,24 +1446,215 @@
         <w:pStyle w:val="FirstParagraph"/>
       </w:pPr>
       <w:r>
-        <w:t xml:space="preserve">Within the 60 Gy arm, GTV Dmean SD =</w:t>
+        <w:t xml:space="preserve">All analysis code lives in</w:t>
       </w:r>
       <w:r>
         <w:t xml:space="preserve"> </w:t>
       </w:r>
       <w:r>
         <w:rPr>
-          <w:b/>
-          <w:bCs/>
-        </w:rPr>
-        <w:t xml:space="preserve">0.28 Gy</w:t>
+          <w:rStyle w:val="VerbatimChar"/>
+        </w:rPr>
+        <w:t xml:space="preserve">src/</w:t>
+      </w:r>
+      <w:r>
+        <w:t xml:space="preserve">. Random seed 42 is fixed for bootstrap and cross-validation splits. Notebooks 01 and 03–06 execute top-to-bottom after</w:t>
       </w:r>
       <w:r>
         <w:t xml:space="preserve"> </w:t>
       </w:r>
       <w:r>
-        <w:t xml:space="preserve">— essentially no dose escalation within protocol.</w:t>
-      </w:r>
+        <w:rPr>
+          <w:rStyle w:val="VerbatimChar"/>
+        </w:rPr>
+        <w:t xml:space="preserve">pip install -r requirements.txt</w:t>
+      </w:r>
+      <w:r>
+        <w:t xml:space="preserve">.</w:t>
+      </w:r>
+    </w:p>
+    <w:bookmarkEnd w:id="18"/>
+    <w:bookmarkStart w:id="19" w:name="eqd2-correction"/>
+    <w:p>
+      <w:pPr>
+        <w:pStyle w:val="Heading3"/>
+      </w:pPr>
+      <w:r>
+        <w:rPr>
+          <w:rStyle w:val="SectionNumber"/>
+        </w:rPr>
+        <w:t xml:space="preserve">1.4.2</w:t>
+      </w:r>
+      <w:r>
+        <w:tab/>
+      </w:r>
+      <w:r>
+        <w:t xml:space="preserve">3.2 EQD2 correction</w:t>
+      </w:r>
+    </w:p>
+    <w:p>
+      <w:pPr>
+        <w:pStyle w:val="FirstParagraph"/>
+      </w:pPr>
+      <w:r>
+        <w:t xml:space="preserve">To compare the two fractionation schemes on a common biologically effective scale, we computed equivalent dose in 2 Gy fractions (EQD2) using the linear-quadratic model with alpha/beta = 10 Gy for GTV [6,11]:</w:t>
+      </w:r>
+    </w:p>
+    <w:p>
+      <w:pPr>
+        <w:pStyle w:val="BodyText"/>
+      </w:pPr>
+      <m:oMathPara>
+        <m:oMathParaPr>
+          <m:jc m:val="center"/>
+        </m:oMathParaPr>
+        <m:oMath>
+          <m:r>
+            <m:rPr>
+              <m:sty m:val="p"/>
+            </m:rPr>
+            <m:t>E</m:t>
+          </m:r>
+          <m:r>
+            <m:rPr>
+              <m:sty m:val="p"/>
+            </m:rPr>
+            <m:t>Q</m:t>
+          </m:r>
+          <m:r>
+            <m:rPr>
+              <m:sty m:val="p"/>
+            </m:rPr>
+            <m:t>D</m:t>
+          </m:r>
+          <m:r>
+            <m:rPr>
+              <m:sty m:val="p"/>
+            </m:rPr>
+            <m:t>2</m:t>
+          </m:r>
+          <m:r>
+            <m:rPr>
+              <m:sty m:val="p"/>
+            </m:rPr>
+            <m:t>=</m:t>
+          </m:r>
+          <m:sSub>
+            <m:e>
+              <m:r>
+                <m:t>D</m:t>
+              </m:r>
+            </m:e>
+            <m:sub>
+              <m:r>
+                <m:rPr>
+                  <m:sty m:val="p"/>
+                </m:rPr>
+                <m:t>t</m:t>
+              </m:r>
+              <m:r>
+                <m:rPr>
+                  <m:sty m:val="p"/>
+                </m:rPr>
+                <m:t>o</m:t>
+              </m:r>
+              <m:r>
+                <m:rPr>
+                  <m:sty m:val="p"/>
+                </m:rPr>
+                <m:t>t</m:t>
+              </m:r>
+              <m:r>
+                <m:rPr>
+                  <m:sty m:val="p"/>
+                </m:rPr>
+                <m:t>a</m:t>
+              </m:r>
+              <m:r>
+                <m:rPr>
+                  <m:sty m:val="p"/>
+                </m:rPr>
+                <m:t>l</m:t>
+              </m:r>
+            </m:sub>
+          </m:sSub>
+          <m:r>
+            <m:rPr>
+              <m:sty m:val="p"/>
+            </m:rPr>
+            <m:t>⋅</m:t>
+          </m:r>
+          <m:f>
+            <m:fPr>
+              <m:type m:val="bar"/>
+            </m:fPr>
+            <m:num>
+              <m:sSub>
+                <m:e>
+                  <m:r>
+                    <m:t>d</m:t>
+                  </m:r>
+                </m:e>
+                <m:sub>
+                  <m:r>
+                    <m:rPr>
+                      <m:sty m:val="p"/>
+                    </m:rPr>
+                    <m:t>f</m:t>
+                  </m:r>
+                  <m:r>
+                    <m:rPr>
+                      <m:sty m:val="p"/>
+                    </m:rPr>
+                    <m:t>x</m:t>
+                  </m:r>
+                </m:sub>
+              </m:sSub>
+              <m:r>
+                <m:rPr>
+                  <m:sty m:val="p"/>
+                </m:rPr>
+                <m:t>+</m:t>
+              </m:r>
+              <m:r>
+                <m:t>α</m:t>
+              </m:r>
+              <m:r>
+                <m:rPr>
+                  <m:sty m:val="p"/>
+                </m:rPr>
+                <m:t>/</m:t>
+              </m:r>
+              <m:r>
+                <m:t>β</m:t>
+              </m:r>
+            </m:num>
+            <m:den>
+              <m:r>
+                <m:t>2</m:t>
+              </m:r>
+              <m:r>
+                <m:rPr>
+                  <m:sty m:val="p"/>
+                </m:rPr>
+                <m:t>+</m:t>
+              </m:r>
+              <m:r>
+                <m:t>α</m:t>
+              </m:r>
+              <m:r>
+                <m:rPr>
+                  <m:sty m:val="p"/>
+                </m:rPr>
+                <m:t>/</m:t>
+              </m:r>
+              <m:r>
+                <m:t>β</m:t>
+              </m:r>
+            </m:den>
+          </m:f>
+        </m:oMath>
+      </m:oMathPara>
     </w:p>
     <w:p>
       <w:r>
@@ -869,14 +1663,42 @@
         </w:pict>
       </w:r>
     </w:p>
-    <w:bookmarkEnd w:id="15"/>
-    <w:bookmarkStart w:id="16" w:name="mathematical-description-of-tcp-models"/>
+    <w:bookmarkEnd w:id="19"/>
+    <w:bookmarkEnd w:id="20"/>
+    <w:bookmarkStart w:id="23" w:name="dosimetric-feature-extraction"/>
     <w:p>
       <w:pPr>
         <w:pStyle w:val="Heading2"/>
       </w:pPr>
       <w:r>
-        <w:t xml:space="preserve">5. Mathematical Description of TCP Models</w:t>
+        <w:rPr>
+          <w:rStyle w:val="SectionNumber"/>
+        </w:rPr>
+        <w:t xml:space="preserve">1.5</w:t>
+      </w:r>
+      <w:r>
+        <w:tab/>
+      </w:r>
+      <w:r>
+        <w:t xml:space="preserve">4. Dosimetric Feature Extraction</w:t>
+      </w:r>
+    </w:p>
+    <w:bookmarkStart w:id="21" w:name="dvh-computation"/>
+    <w:p>
+      <w:pPr>
+        <w:pStyle w:val="Heading3"/>
+      </w:pPr>
+      <w:r>
+        <w:rPr>
+          <w:rStyle w:val="SectionNumber"/>
+        </w:rPr>
+        <w:t xml:space="preserve">1.5.1</w:t>
+      </w:r>
+      <w:r>
+        <w:tab/>
+      </w:r>
+      <w:r>
+        <w:t xml:space="preserve">4.1 DVH computation</w:t>
       </w:r>
     </w:p>
     <w:p>
@@ -884,166 +1706,7 @@
         <w:pStyle w:val="FirstParagraph"/>
       </w:pPr>
       <w:r>
-        <w:t xml:space="preserve">Four binary-outcome TCP formulations [4–7]:</w:t>
-      </w:r>
-    </w:p>
-    <w:p>
-      <w:pPr>
-        <w:pStyle w:val="Compact"/>
-        <w:numPr>
-          <w:ilvl w:val="0"/>
-          <w:numId w:val="1003"/>
-        </w:numPr>
-      </w:pPr>
-      <w:r>
-        <w:rPr>
-          <w:b/>
-          <w:bCs/>
-        </w:rPr>
-        <w:t xml:space="preserve">Poisson TCP:</w:t>
-      </w:r>
-      <w:r>
-        <w:t xml:space="preserve"> </w:t>
-      </w:r>
-      <w:r>
-        <w:t xml:space="preserve">clonogenic cell survival; parameters D50, γ50.</w:t>
-      </w:r>
-    </w:p>
-    <w:p>
-      <w:pPr>
-        <w:pStyle w:val="Compact"/>
-        <w:numPr>
-          <w:ilvl w:val="0"/>
-          <w:numId w:val="1003"/>
-        </w:numPr>
-      </w:pPr>
-      <w:r>
-        <w:rPr>
-          <w:b/>
-          <w:bCs/>
-        </w:rPr>
-        <w:t xml:space="preserve">Logistic TCP:</w:t>
-      </w:r>
-      <w:r>
-        <w:t xml:space="preserve"> </w:t>
-      </w:r>
-      <w:r>
-        <w:t xml:space="preserve">sigmoid dose–response; D50, k.</w:t>
-      </w:r>
-    </w:p>
-    <w:p>
-      <w:pPr>
-        <w:pStyle w:val="Compact"/>
-        <w:numPr>
-          <w:ilvl w:val="0"/>
-          <w:numId w:val="1003"/>
-        </w:numPr>
-      </w:pPr>
-      <w:r>
-        <w:rPr>
-          <w:b/>
-          <w:bCs/>
-        </w:rPr>
-        <w:t xml:space="preserve">Probit TCP:</w:t>
-      </w:r>
-      <w:r>
-        <w:t xml:space="preserve"> </w:t>
-      </w:r>
-      <w:r>
-        <w:t xml:space="preserve">normal CDF link; D50, σ.</w:t>
-      </w:r>
-    </w:p>
-    <w:p>
-      <w:pPr>
-        <w:pStyle w:val="Compact"/>
-        <w:numPr>
-          <w:ilvl w:val="0"/>
-          <w:numId w:val="1003"/>
-        </w:numPr>
-      </w:pPr>
-      <w:r>
-        <w:rPr>
-          <w:b/>
-          <w:bCs/>
-        </w:rPr>
-        <w:t xml:space="preserve">gEUD TCP:</w:t>
-      </w:r>
-      <w:r>
-        <w:t xml:space="preserve"> </w:t>
-      </w:r>
-      <w:r>
-        <w:t xml:space="preserve">dose metric from full DVH, then Poisson-style TCP; extra parameter a.</w:t>
-      </w:r>
-    </w:p>
-    <w:p>
-      <w:pPr>
-        <w:pStyle w:val="FirstParagraph"/>
-      </w:pPr>
-      <w:r>
-        <w:t xml:space="preserve">Full equations:</w:t>
-      </w:r>
-      <w:r>
-        <w:t xml:space="preserve"> </w:t>
-      </w:r>
-      <w:r>
-        <w:rPr>
-          <w:rStyle w:val="VerbatimChar"/>
-        </w:rPr>
-        <w:t xml:space="preserve">reports/manuscript_equations_fragment.tex</w:t>
-      </w:r>
-      <w:r>
-        <w:t xml:space="preserve">.</w:t>
-      </w:r>
-    </w:p>
-    <w:p>
-      <w:pPr>
-        <w:pStyle w:val="BodyText"/>
-      </w:pPr>
-      <w:r>
-        <w:rPr>
-          <w:b/>
-          <w:bCs/>
-        </w:rPr>
-        <w:t xml:space="preserve">Estimation:</w:t>
-      </w:r>
-      <w:r>
-        <w:t xml:space="preserve"> </w:t>
-      </w:r>
-      <w:r>
-        <w:t xml:space="preserve">maximum likelihood;</w:t>
-      </w:r>
-      <w:r>
-        <w:t xml:space="preserve"> </w:t>
-      </w:r>
-      <w:r>
-        <w:rPr>
-          <w:b/>
-          <w:bCs/>
-        </w:rPr>
-        <w:t xml:space="preserve">95% CI:</w:t>
-      </w:r>
-      <w:r>
-        <w:t xml:space="preserve"> </w:t>
-      </w:r>
-      <w:r>
-        <w:t xml:space="preserve">bootstrap (1000 resamples, seed 42).</w:t>
-      </w:r>
-    </w:p>
-    <w:p>
-      <w:r>
-        <w:pict>
-          <v:rect style="width:0;height:1.5pt" o:hralign="center" o:hrstd="t" o:hr="t"/>
-        </w:pict>
-      </w:r>
-    </w:p>
-    <w:bookmarkEnd w:id="16"/>
-    <w:bookmarkStart w:id="17" w:name="X51a440a4d510b32fde2bc828f7852bd297e68a7"/>
-    <w:p>
-      <w:pPr>
-        <w:pStyle w:val="Heading2"/>
-      </w:pPr>
-      <w:r>
-        <w:t xml:space="preserve">6. Parameter Estimation and Model Comparison</w:t>
+        <w:t xml:space="preserve">For each patient, cumulative dose-volume histograms (DVH) were computed inside the t0 GTV mask from registered RTDOSE grids. Scalar metrics exported per patient include:</w:t>
       </w:r>
     </w:p>
     <w:tbl>
@@ -1053,11 +1716,8 @@
         <w:tblLook w:firstRow="1" w:lastRow="0" w:firstColumn="0" w:lastColumn="0" w:noHBand="0" w:noVBand="0" w:val="0020"/>
       </w:tblPr>
       <w:tblGrid>
-        <w:gridCol w:w="1584"/>
-        <w:gridCol w:w="1584"/>
-        <w:gridCol w:w="1584"/>
-        <w:gridCol w:w="1584"/>
-        <w:gridCol w:w="1584"/>
+        <w:gridCol w:w="3960"/>
+        <w:gridCol w:w="3960"/>
       </w:tblGrid>
       <w:tr>
         <w:trPr>
@@ -1068,56 +1728,22 @@
           <w:p>
             <w:pPr>
               <w:pStyle w:val="Compact"/>
-            </w:pPr>
-            <w:r>
-              <w:t xml:space="preserve">Model</w:t>
-            </w:r>
-          </w:p>
-        </w:tc>
-        <w:tc>
-          <w:tcPr/>
-          <w:p>
-            <w:pPr>
-              <w:pStyle w:val="Compact"/>
-              <w:jc w:val="right"/>
-            </w:pPr>
-            <w:r>
-              <w:t xml:space="preserve">AIC</w:t>
-            </w:r>
-          </w:p>
-        </w:tc>
-        <w:tc>
-          <w:tcPr/>
-          <w:p>
-            <w:pPr>
-              <w:pStyle w:val="Compact"/>
-              <w:jc w:val="right"/>
-            </w:pPr>
-            <w:r>
-              <w:t xml:space="preserve">ROC AUC</w:t>
-            </w:r>
-          </w:p>
-        </w:tc>
-        <w:tc>
-          <w:tcPr/>
-          <w:p>
-            <w:pPr>
-              <w:pStyle w:val="Compact"/>
-              <w:jc w:val="right"/>
-            </w:pPr>
-            <w:r>
-              <w:t xml:space="preserve">Brier</w:t>
-            </w:r>
-          </w:p>
-        </w:tc>
-        <w:tc>
-          <w:tcPr/>
-          <w:p>
-            <w:pPr>
-              <w:pStyle w:val="Compact"/>
-            </w:pPr>
-            <w:r>
-              <w:t xml:space="preserve">Notes</w:t>
+              <w:jc w:val="left"/>
+            </w:pPr>
+            <w:r>
+              <w:t xml:space="preserve">Metric</w:t>
+            </w:r>
+          </w:p>
+        </w:tc>
+        <w:tc>
+          <w:tcPr/>
+          <w:p>
+            <w:pPr>
+              <w:pStyle w:val="Compact"/>
+              <w:jc w:val="left"/>
+            </w:pPr>
+            <w:r>
+              <w:t xml:space="preserve">Description</w:t>
             </w:r>
           </w:p>
         </w:tc>
@@ -1128,56 +1754,22 @@
           <w:p>
             <w:pPr>
               <w:pStyle w:val="Compact"/>
-            </w:pPr>
-            <w:r>
-              <w:t xml:space="preserve">Probit TCP</w:t>
-            </w:r>
-          </w:p>
-        </w:tc>
-        <w:tc>
-          <w:tcPr/>
-          <w:p>
-            <w:pPr>
-              <w:pStyle w:val="Compact"/>
-              <w:jc w:val="right"/>
-            </w:pPr>
-            <w:r>
-              <w:t xml:space="preserve">241.73</w:t>
-            </w:r>
-          </w:p>
-        </w:tc>
-        <w:tc>
-          <w:tcPr/>
-          <w:p>
-            <w:pPr>
-              <w:pStyle w:val="Compact"/>
-              <w:jc w:val="right"/>
-            </w:pPr>
-            <w:r>
-              <w:t xml:space="preserve">0.684</w:t>
-            </w:r>
-          </w:p>
-        </w:tc>
-        <w:tc>
-          <w:tcPr/>
-          <w:p>
-            <w:pPr>
-              <w:pStyle w:val="Compact"/>
-              <w:jc w:val="right"/>
-            </w:pPr>
-            <w:r>
-              <w:t xml:space="preserve">0.218</w:t>
-            </w:r>
-          </w:p>
-        </w:tc>
-        <w:tc>
-          <w:tcPr/>
-          <w:p>
-            <w:pPr>
-              <w:pStyle w:val="Compact"/>
-            </w:pPr>
-            <w:r>
-              <w:t xml:space="preserve">Best AIC (marginal)</w:t>
+              <w:jc w:val="left"/>
+            </w:pPr>
+            <w:r>
+              <w:t xml:space="preserve">Dmean</w:t>
+            </w:r>
+          </w:p>
+        </w:tc>
+        <w:tc>
+          <w:tcPr/>
+          <w:p>
+            <w:pPr>
+              <w:pStyle w:val="Compact"/>
+              <w:jc w:val="left"/>
+            </w:pPr>
+            <w:r>
+              <w:t xml:space="preserve">Mean dose to GTV (Gy)</w:t>
             </w:r>
           </w:p>
         </w:tc>
@@ -1188,56 +1780,22 @@
           <w:p>
             <w:pPr>
               <w:pStyle w:val="Compact"/>
-            </w:pPr>
-            <w:r>
-              <w:t xml:space="preserve">Logistic TCP</w:t>
-            </w:r>
-          </w:p>
-        </w:tc>
-        <w:tc>
-          <w:tcPr/>
-          <w:p>
-            <w:pPr>
-              <w:pStyle w:val="Compact"/>
-              <w:jc w:val="right"/>
-            </w:pPr>
-            <w:r>
-              <w:t xml:space="preserve">241.75</w:t>
-            </w:r>
-          </w:p>
-        </w:tc>
-        <w:tc>
-          <w:tcPr/>
-          <w:p>
-            <w:pPr>
-              <w:pStyle w:val="Compact"/>
-              <w:jc w:val="right"/>
-            </w:pPr>
-            <w:r>
-              <w:t xml:space="preserve">0.684</w:t>
-            </w:r>
-          </w:p>
-        </w:tc>
-        <w:tc>
-          <w:tcPr/>
-          <w:p>
-            <w:pPr>
-              <w:pStyle w:val="Compact"/>
-              <w:jc w:val="right"/>
-            </w:pPr>
-            <w:r>
-              <w:t xml:space="preserve">0.218</w:t>
-            </w:r>
-          </w:p>
-        </w:tc>
-        <w:tc>
-          <w:tcPr/>
-          <w:p>
-            <w:pPr>
-              <w:pStyle w:val="Compact"/>
-            </w:pPr>
-            <w:r>
-              <w:t xml:space="preserve">≈ Poisson</w:t>
+              <w:jc w:val="left"/>
+            </w:pPr>
+            <w:r>
+              <w:t xml:space="preserve">D95, D98, D50, D2</w:t>
+            </w:r>
+          </w:p>
+        </w:tc>
+        <w:tc>
+          <w:tcPr/>
+          <w:p>
+            <w:pPr>
+              <w:pStyle w:val="Compact"/>
+              <w:jc w:val="left"/>
+            </w:pPr>
+            <w:r>
+              <w:t xml:space="preserve">Dose received by at least x% of GTV volume</w:t>
             </w:r>
           </w:p>
         </w:tc>
@@ -1248,56 +1806,22 @@
           <w:p>
             <w:pPr>
               <w:pStyle w:val="Compact"/>
-            </w:pPr>
-            <w:r>
-              <w:t xml:space="preserve">Poisson TCP</w:t>
-            </w:r>
-          </w:p>
-        </w:tc>
-        <w:tc>
-          <w:tcPr/>
-          <w:p>
-            <w:pPr>
-              <w:pStyle w:val="Compact"/>
-              <w:jc w:val="right"/>
-            </w:pPr>
-            <w:r>
-              <w:t xml:space="preserve">241.82</w:t>
-            </w:r>
-          </w:p>
-        </w:tc>
-        <w:tc>
-          <w:tcPr/>
-          <w:p>
-            <w:pPr>
-              <w:pStyle w:val="Compact"/>
-              <w:jc w:val="right"/>
-            </w:pPr>
-            <w:r>
-              <w:t xml:space="preserve">0.684</w:t>
-            </w:r>
-          </w:p>
-        </w:tc>
-        <w:tc>
-          <w:tcPr/>
-          <w:p>
-            <w:pPr>
-              <w:pStyle w:val="Compact"/>
-              <w:jc w:val="right"/>
-            </w:pPr>
-            <w:r>
-              <w:t xml:space="preserve">0.218</w:t>
-            </w:r>
-          </w:p>
-        </w:tc>
-        <w:tc>
-          <w:tcPr/>
-          <w:p>
-            <w:pPr>
-              <w:pStyle w:val="Compact"/>
-            </w:pPr>
-            <w:r>
-              <w:t xml:space="preserve">D50≈53 Gy, γ50≈3.3</w:t>
+              <w:jc w:val="left"/>
+            </w:pPr>
+            <w:r>
+              <w:t xml:space="preserve">Dmax</w:t>
+            </w:r>
+          </w:p>
+        </w:tc>
+        <w:tc>
+          <w:tcPr/>
+          <w:p>
+            <w:pPr>
+              <w:pStyle w:val="Compact"/>
+              <w:jc w:val="left"/>
+            </w:pPr>
+            <w:r>
+              <w:t xml:space="preserve">Maximum dose to GTV</w:t>
             </w:r>
           </w:p>
         </w:tc>
@@ -1308,67 +1832,156 @@
           <w:p>
             <w:pPr>
               <w:pStyle w:val="Compact"/>
-            </w:pPr>
-            <w:r>
-              <w:t xml:space="preserve">gEUD TCP</w:t>
-            </w:r>
-          </w:p>
-        </w:tc>
-        <w:tc>
-          <w:tcPr/>
-          <w:p>
-            <w:pPr>
-              <w:pStyle w:val="Compact"/>
-              <w:jc w:val="right"/>
-            </w:pPr>
-            <w:r>
-              <w:t xml:space="preserve">243.69</w:t>
-            </w:r>
-          </w:p>
-        </w:tc>
-        <w:tc>
-          <w:tcPr/>
-          <w:p>
-            <w:pPr>
-              <w:pStyle w:val="Compact"/>
-              <w:jc w:val="right"/>
-            </w:pPr>
-            <w:r>
-              <w:t xml:space="preserve">0.685</w:t>
-            </w:r>
-          </w:p>
-        </w:tc>
-        <w:tc>
-          <w:tcPr/>
-          <w:p>
-            <w:pPr>
-              <w:pStyle w:val="Compact"/>
-              <w:jc w:val="right"/>
-            </w:pPr>
-            <w:r>
-              <w:t xml:space="preserve">0.218</w:t>
-            </w:r>
-          </w:p>
-        </w:tc>
-        <w:tc>
-          <w:tcPr/>
-          <w:p>
-            <w:pPr>
-              <w:pStyle w:val="Compact"/>
-            </w:pPr>
-            <w:r>
-              <w:t xml:space="preserve">3 parameters</w:t>
+              <w:jc w:val="left"/>
+            </w:pPr>
+            <w:r>
+              <w:t xml:space="preserve">volume_cc</w:t>
+            </w:r>
+          </w:p>
+        </w:tc>
+        <w:tc>
+          <w:tcPr/>
+          <w:p>
+            <w:pPr>
+              <w:pStyle w:val="Compact"/>
+              <w:jc w:val="left"/>
+            </w:pPr>
+            <w:r>
+              <w:t xml:space="preserve">GTV volume (cm³)</w:t>
+            </w:r>
+          </w:p>
+        </w:tc>
+      </w:tr>
+      <w:tr>
+        <w:tc>
+          <w:tcPr/>
+          <w:p>
+            <w:pPr>
+              <w:pStyle w:val="Compact"/>
+              <w:jc w:val="left"/>
+            </w:pPr>
+            <w:r>
+              <w:t xml:space="preserve">Vx</w:t>
+            </w:r>
+          </w:p>
+        </w:tc>
+        <w:tc>
+          <w:tcPr/>
+          <w:p>
+            <w:pPr>
+              <w:pStyle w:val="Compact"/>
+              <w:jc w:val="left"/>
+            </w:pPr>
+            <w:r>
+              <w:t xml:space="preserve">Percentage of GTV receiving at least x Gy</w:t>
+            </w:r>
+          </w:p>
+        </w:tc>
+      </w:tr>
+      <w:tr>
+        <w:tc>
+          <w:tcPr/>
+          <w:p>
+            <w:pPr>
+              <w:pStyle w:val="Compact"/>
+              <w:jc w:val="left"/>
+            </w:pPr>
+            <w:r>
+              <w:t xml:space="preserve">gEUD_a</w:t>
+            </w:r>
+          </w:p>
+        </w:tc>
+        <w:tc>
+          <w:tcPr/>
+          <w:p>
+            <w:pPr>
+              <w:pStyle w:val="Compact"/>
+              <w:jc w:val="left"/>
+            </w:pPr>
+            <w:r>
+              <w:t xml:space="preserve">Generalised equivalent uniform dose for a = -10, 1, 10</w:t>
+            </w:r>
+          </w:p>
+        </w:tc>
+      </w:tr>
+      <w:tr>
+        <w:tc>
+          <w:tcPr/>
+          <w:p>
+            <w:pPr>
+              <w:pStyle w:val="Compact"/>
+              <w:jc w:val="left"/>
+            </w:pPr>
+            <w:r>
+              <w:t xml:space="preserve">HI</w:t>
+            </w:r>
+          </w:p>
+        </w:tc>
+        <w:tc>
+          <w:tcPr/>
+          <w:p>
+            <w:pPr>
+              <w:pStyle w:val="Compact"/>
+              <w:jc w:val="left"/>
+            </w:pPr>
+            <w:r>
+              <w:t xml:space="preserve">Homogeneity index inside GTV</w:t>
+            </w:r>
+          </w:p>
+        </w:tc>
+      </w:tr>
+      <w:tr>
+        <w:tc>
+          <w:tcPr/>
+          <w:p>
+            <w:pPr>
+              <w:pStyle w:val="Compact"/>
+              <w:jc w:val="left"/>
+            </w:pPr>
+            <w:r>
+              <w:t xml:space="preserve">eqd2_gy</w:t>
+            </w:r>
+          </w:p>
+        </w:tc>
+        <w:tc>
+          <w:tcPr/>
+          <w:p>
+            <w:pPr>
+              <w:pStyle w:val="Compact"/>
+              <w:jc w:val="left"/>
+            </w:pPr>
+            <w:r>
+              <w:t xml:space="preserve">EQD2 as defined above</w:t>
             </w:r>
           </w:p>
         </w:tc>
       </w:tr>
     </w:tbl>
-    <w:p>
-      <w:pPr>
-        <w:pStyle w:val="BodyText"/>
-      </w:pPr>
-      <w:r>
-        <w:t xml:space="preserve">Bootstrap Poisson (EQD2, OS proxy):</w:t>
+    <w:bookmarkEnd w:id="21"/>
+    <w:bookmarkStart w:id="22" w:name="dose-heterogeneity-audit"/>
+    <w:p>
+      <w:pPr>
+        <w:pStyle w:val="Heading3"/>
+      </w:pPr>
+      <w:r>
+        <w:rPr>
+          <w:rStyle w:val="SectionNumber"/>
+        </w:rPr>
+        <w:t xml:space="preserve">1.5.2</w:t>
+      </w:r>
+      <w:r>
+        <w:tab/>
+      </w:r>
+      <w:r>
+        <w:t xml:space="preserve">4.2 Dose heterogeneity audit</w:t>
+      </w:r>
+    </w:p>
+    <w:p>
+      <w:pPr>
+        <w:pStyle w:val="FirstParagraph"/>
+      </w:pPr>
+      <w:r>
+        <w:t xml:space="preserve">A central feasibility finding is that</w:t>
       </w:r>
       <w:r>
         <w:t xml:space="preserve"> </w:t>
@@ -1378,13 +1991,10 @@
           <w:b/>
           <w:bCs/>
         </w:rPr>
-        <w:t xml:space="preserve">D50 = 53.2 Gy</w:t>
-      </w:r>
-      <w:r>
-        <w:t xml:space="preserve"> </w:t>
-      </w:r>
-      <w:r>
-        <w:t xml:space="preserve">[49.5–56.7];</w:t>
+        <w:t xml:space="preserve">within-arm GTV Dmean variation is negligible</w:t>
+      </w:r>
+      <w:r>
+        <w:t xml:space="preserve">. In the 60 Gy arm, GTV Dmean standard deviation was only</w:t>
       </w:r>
       <w:r>
         <w:t xml:space="preserve"> </w:t>
@@ -1394,13 +2004,26 @@
           <w:b/>
           <w:bCs/>
         </w:rPr>
-        <w:t xml:space="preserve">γ50 = 3.32</w:t>
+        <w:t xml:space="preserve">0.28 Gy</w:t>
+      </w:r>
+      <w:r>
+        <w:t xml:space="preserve">. Therefore, classical dose-response fitting</w:t>
       </w:r>
       <w:r>
         <w:t xml:space="preserve"> </w:t>
       </w:r>
       <w:r>
-        <w:t xml:space="preserve">[2.06–4.69].</w:t>
+        <w:rPr>
+          <w:i/>
+          <w:iCs/>
+        </w:rPr>
+        <w:t xml:space="preserve">within</w:t>
+      </w:r>
+      <w:r>
+        <w:t xml:space="preserve"> </w:t>
+      </w:r>
+      <w:r>
+        <w:t xml:space="preserve">a single protocol arm lacks statistical power regardless of TCP model choice [7]. Between-arm dose differences reflect different fractionation schedules and patient selection, not planned dose escalation.</w:t>
       </w:r>
     </w:p>
     <w:p>
@@ -1410,23 +2033,1005 @@
         </w:pict>
       </w:r>
     </w:p>
-    <w:bookmarkEnd w:id="17"/>
-    <w:bookmarkStart w:id="51" w:name="results"/>
+    <w:bookmarkEnd w:id="22"/>
+    <w:bookmarkEnd w:id="23"/>
+    <w:bookmarkStart w:id="24" w:name="mathematical-description-of-tcp-models"/>
     <w:p>
       <w:pPr>
         <w:pStyle w:val="Heading2"/>
       </w:pPr>
       <w:r>
+        <w:rPr>
+          <w:rStyle w:val="SectionNumber"/>
+        </w:rPr>
+        <w:t xml:space="preserve">1.6</w:t>
+      </w:r>
+      <w:r>
+        <w:tab/>
+      </w:r>
+      <w:r>
+        <w:t xml:space="preserve">5. Mathematical Description of TCP Models</w:t>
+      </w:r>
+    </w:p>
+    <w:p>
+      <w:pPr>
+        <w:pStyle w:val="FirstParagraph"/>
+      </w:pPr>
+      <w:r>
+        <w:t xml:space="preserve">We implemented four binary-outcome TCP formulations following standard radiobiology references [4–7]:</w:t>
+      </w:r>
+    </w:p>
+    <w:tbl>
+      <w:tblPr>
+        <w:tblStyle w:val="Table"/>
+        <w:tblW w:type="pct" w:w="5000"/>
+        <w:tblLayout w:type="fixed"/>
+        <w:tblLook w:firstRow="1" w:lastRow="0" w:firstColumn="0" w:lastColumn="0" w:noHBand="0" w:noVBand="0" w:val="0020"/>
+      </w:tblPr>
+      <w:tblGrid>
+        <w:gridCol w:w="1320"/>
+        <w:gridCol w:w="2640"/>
+        <w:gridCol w:w="3960"/>
+      </w:tblGrid>
+      <w:tr>
+        <w:trPr>
+          <w:tblHeader w:val="on"/>
+        </w:trPr>
+        <w:tc>
+          <w:tcPr/>
+          <w:p>
+            <w:pPr>
+              <w:pStyle w:val="Compact"/>
+              <w:jc w:val="left"/>
+            </w:pPr>
+            <w:r>
+              <w:t xml:space="preserve">Model</w:t>
+            </w:r>
+          </w:p>
+        </w:tc>
+        <w:tc>
+          <w:tcPr/>
+          <w:p>
+            <w:pPr>
+              <w:pStyle w:val="Compact"/>
+              <w:jc w:val="left"/>
+            </w:pPr>
+            <w:r>
+              <w:t xml:space="preserve">Parameters</w:t>
+            </w:r>
+          </w:p>
+        </w:tc>
+        <w:tc>
+          <w:tcPr/>
+          <w:p>
+            <w:pPr>
+              <w:pStyle w:val="Compact"/>
+              <w:jc w:val="left"/>
+            </w:pPr>
+            <w:r>
+              <w:t xml:space="preserve">Formula (conceptual)</w:t>
+            </w:r>
+          </w:p>
+        </w:tc>
+      </w:tr>
+      <w:tr>
+        <w:tc>
+          <w:tcPr/>
+          <w:p>
+            <w:pPr>
+              <w:pStyle w:val="Compact"/>
+              <w:jc w:val="left"/>
+            </w:pPr>
+            <w:r>
+              <w:t xml:space="preserve">Poisson TCP</w:t>
+            </w:r>
+          </w:p>
+        </w:tc>
+        <w:tc>
+          <w:tcPr/>
+          <w:p>
+            <w:pPr>
+              <w:pStyle w:val="Compact"/>
+              <w:jc w:val="left"/>
+            </w:pPr>
+            <w:r>
+              <w:t xml:space="preserve">D50, gamma50</w:t>
+            </w:r>
+          </w:p>
+        </w:tc>
+        <w:tc>
+          <w:tcPr/>
+          <w:p>
+            <w:pPr>
+              <w:pStyle w:val="Compact"/>
+              <w:jc w:val="left"/>
+            </w:pPr>
+            <w:r>
+              <w:t xml:space="preserve">Clonogenic survival with exponential shoulder</w:t>
+            </w:r>
+          </w:p>
+        </w:tc>
+      </w:tr>
+      <w:tr>
+        <w:tc>
+          <w:tcPr/>
+          <w:p>
+            <w:pPr>
+              <w:pStyle w:val="Compact"/>
+              <w:jc w:val="left"/>
+            </w:pPr>
+            <w:r>
+              <w:t xml:space="preserve">Logistic TCP</w:t>
+            </w:r>
+          </w:p>
+        </w:tc>
+        <w:tc>
+          <w:tcPr/>
+          <w:p>
+            <w:pPr>
+              <w:pStyle w:val="Compact"/>
+              <w:jc w:val="left"/>
+            </w:pPr>
+            <w:r>
+              <w:t xml:space="preserve">D50, k</w:t>
+            </w:r>
+          </w:p>
+        </w:tc>
+        <w:tc>
+          <w:tcPr/>
+          <w:p>
+            <w:pPr>
+              <w:pStyle w:val="Compact"/>
+              <w:jc w:val="left"/>
+            </w:pPr>
+            <w:r>
+              <w:t xml:space="preserve">Sigmoid dose-response</w:t>
+            </w:r>
+          </w:p>
+        </w:tc>
+      </w:tr>
+      <w:tr>
+        <w:tc>
+          <w:tcPr/>
+          <w:p>
+            <w:pPr>
+              <w:pStyle w:val="Compact"/>
+              <w:jc w:val="left"/>
+            </w:pPr>
+            <w:r>
+              <w:t xml:space="preserve">Probit TCP</w:t>
+            </w:r>
+          </w:p>
+        </w:tc>
+        <w:tc>
+          <w:tcPr/>
+          <w:p>
+            <w:pPr>
+              <w:pStyle w:val="Compact"/>
+              <w:jc w:val="left"/>
+            </w:pPr>
+            <w:r>
+              <w:t xml:space="preserve">D50, sigma</w:t>
+            </w:r>
+          </w:p>
+        </w:tc>
+        <w:tc>
+          <w:tcPr/>
+          <w:p>
+            <w:pPr>
+              <w:pStyle w:val="Compact"/>
+              <w:jc w:val="left"/>
+            </w:pPr>
+            <w:r>
+              <w:t xml:space="preserve">Normal cumulative distribution link</w:t>
+            </w:r>
+          </w:p>
+        </w:tc>
+      </w:tr>
+      <w:tr>
+        <w:tc>
+          <w:tcPr/>
+          <w:p>
+            <w:pPr>
+              <w:pStyle w:val="Compact"/>
+              <w:jc w:val="left"/>
+            </w:pPr>
+            <w:r>
+              <w:t xml:space="preserve">gEUD TCP</w:t>
+            </w:r>
+          </w:p>
+        </w:tc>
+        <w:tc>
+          <w:tcPr/>
+          <w:p>
+            <w:pPr>
+              <w:pStyle w:val="Compact"/>
+              <w:jc w:val="left"/>
+            </w:pPr>
+            <w:r>
+              <w:t xml:space="preserve">D50, gamma50, a</w:t>
+            </w:r>
+          </w:p>
+        </w:tc>
+        <w:tc>
+          <w:tcPr/>
+          <w:p>
+            <w:pPr>
+              <w:pStyle w:val="Compact"/>
+              <w:jc w:val="left"/>
+            </w:pPr>
+            <w:r>
+              <w:t xml:space="preserve">DVH-collapsed dose metric then Poisson-style TCP</w:t>
+            </w:r>
+          </w:p>
+        </w:tc>
+      </w:tr>
+    </w:tbl>
+    <w:p>
+      <w:pPr>
+        <w:pStyle w:val="BodyText"/>
+      </w:pPr>
+      <w:r>
+        <w:t xml:space="preserve">Full equations are documented in</w:t>
+      </w:r>
+      <w:r>
+        <w:t xml:space="preserve"> </w:t>
+      </w:r>
+      <w:r>
+        <w:rPr>
+          <w:rStyle w:val="VerbatimChar"/>
+        </w:rPr>
+        <w:t xml:space="preserve">reports/manuscript_equations_fragment.tex</w:t>
+      </w:r>
+      <w:r>
+        <w:t xml:space="preserve">. Parameters were estimated by maximum likelihood (scipy.optimize). Model comparison used AIC, BIC, ROC AUC, Brier score, and Hosmer-Lemeshow calibration.</w:t>
+      </w:r>
+    </w:p>
+    <w:p>
+      <w:pPr>
+        <w:pStyle w:val="BodyText"/>
+      </w:pPr>
+      <w:r>
+        <w:t xml:space="preserve">Bootstrap 95% confidence intervals (1000 resamples, seed 42) were computed for Poisson D50 and gamma50 [18].</w:t>
+      </w:r>
+    </w:p>
+    <w:p>
+      <w:r>
+        <w:pict>
+          <v:rect style="width:0;height:1.5pt" o:hralign="center" o:hrstd="t" o:hr="t"/>
+        </w:pict>
+      </w:r>
+    </w:p>
+    <w:bookmarkEnd w:id="24"/>
+    <w:bookmarkStart w:id="27" w:name="X8b57fd64dd4fbe5c0284c46f2771a449a485858"/>
+    <w:p>
+      <w:pPr>
+        <w:pStyle w:val="Heading2"/>
+      </w:pPr>
+      <w:r>
+        <w:rPr>
+          <w:rStyle w:val="SectionNumber"/>
+        </w:rPr>
+        <w:t xml:space="preserve">1.7</w:t>
+      </w:r>
+      <w:r>
+        <w:tab/>
+      </w:r>
+      <w:r>
+        <w:t xml:space="preserve">6. Parameter Estimation and Four-Model Comparison</w:t>
+      </w:r>
+    </w:p>
+    <w:bookmarkStart w:id="25" w:name="pooled-tcp-on-os-proxy-eqd2-n-190"/>
+    <w:p>
+      <w:pPr>
+        <w:pStyle w:val="Heading3"/>
+      </w:pPr>
+      <w:r>
+        <w:rPr>
+          <w:rStyle w:val="SectionNumber"/>
+        </w:rPr>
+        <w:t xml:space="preserve">1.7.1</w:t>
+      </w:r>
+      <w:r>
+        <w:tab/>
+      </w:r>
+      <w:r>
+        <w:t xml:space="preserve">6.1 Pooled TCP on OS proxy (EQD2, n = 190)</w:t>
+      </w:r>
+    </w:p>
+    <w:tbl>
+      <w:tblPr>
+        <w:tblStyle w:val="Table"/>
+        <w:tblW w:type="auto" w:w="0"/>
+        <w:tblLook w:firstRow="1" w:lastRow="0" w:firstColumn="0" w:lastColumn="0" w:noHBand="0" w:noVBand="0" w:val="0020"/>
+      </w:tblPr>
+      <w:tblGrid>
+        <w:gridCol w:w="1131"/>
+        <w:gridCol w:w="1131"/>
+        <w:gridCol w:w="1131"/>
+        <w:gridCol w:w="1131"/>
+        <w:gridCol w:w="1131"/>
+        <w:gridCol w:w="1131"/>
+        <w:gridCol w:w="1131"/>
+      </w:tblGrid>
+      <w:tr>
+        <w:trPr>
+          <w:tblHeader w:val="on"/>
+        </w:trPr>
+        <w:tc>
+          <w:tcPr/>
+          <w:p>
+            <w:pPr>
+              <w:pStyle w:val="Compact"/>
+              <w:jc w:val="left"/>
+            </w:pPr>
+            <w:r>
+              <w:t xml:space="preserve">Model</w:t>
+            </w:r>
+          </w:p>
+        </w:tc>
+        <w:tc>
+          <w:tcPr/>
+          <w:p>
+            <w:pPr>
+              <w:pStyle w:val="Compact"/>
+              <w:jc w:val="right"/>
+            </w:pPr>
+            <w:r>
+              <w:t xml:space="preserve">k</w:t>
+            </w:r>
+          </w:p>
+        </w:tc>
+        <w:tc>
+          <w:tcPr/>
+          <w:p>
+            <w:pPr>
+              <w:pStyle w:val="Compact"/>
+              <w:jc w:val="right"/>
+            </w:pPr>
+            <w:r>
+              <w:t xml:space="preserve">AIC</w:t>
+            </w:r>
+          </w:p>
+        </w:tc>
+        <w:tc>
+          <w:tcPr/>
+          <w:p>
+            <w:pPr>
+              <w:pStyle w:val="Compact"/>
+              <w:jc w:val="right"/>
+            </w:pPr>
+            <w:r>
+              <w:t xml:space="preserve">BIC</w:t>
+            </w:r>
+          </w:p>
+        </w:tc>
+        <w:tc>
+          <w:tcPr/>
+          <w:p>
+            <w:pPr>
+              <w:pStyle w:val="Compact"/>
+              <w:jc w:val="right"/>
+            </w:pPr>
+            <w:r>
+              <w:t xml:space="preserve">ROC AUC</w:t>
+            </w:r>
+          </w:p>
+        </w:tc>
+        <w:tc>
+          <w:tcPr/>
+          <w:p>
+            <w:pPr>
+              <w:pStyle w:val="Compact"/>
+              <w:jc w:val="right"/>
+            </w:pPr>
+            <w:r>
+              <w:t xml:space="preserve">Brier</w:t>
+            </w:r>
+          </w:p>
+        </w:tc>
+        <w:tc>
+          <w:tcPr/>
+          <w:p>
+            <w:pPr>
+              <w:pStyle w:val="Compact"/>
+              <w:jc w:val="right"/>
+            </w:pPr>
+            <w:r>
+              <w:t xml:space="preserve">HL p-value</w:t>
+            </w:r>
+          </w:p>
+        </w:tc>
+      </w:tr>
+      <w:tr>
+        <w:tc>
+          <w:tcPr/>
+          <w:p>
+            <w:pPr>
+              <w:pStyle w:val="Compact"/>
+              <w:jc w:val="left"/>
+            </w:pPr>
+            <w:r>
+              <w:t xml:space="preserve">probit_tcp</w:t>
+            </w:r>
+          </w:p>
+        </w:tc>
+        <w:tc>
+          <w:tcPr/>
+          <w:p>
+            <w:pPr>
+              <w:pStyle w:val="Compact"/>
+              <w:jc w:val="right"/>
+            </w:pPr>
+            <w:r>
+              <w:t xml:space="preserve">2</w:t>
+            </w:r>
+          </w:p>
+        </w:tc>
+        <w:tc>
+          <w:tcPr/>
+          <w:p>
+            <w:pPr>
+              <w:pStyle w:val="Compact"/>
+              <w:jc w:val="right"/>
+            </w:pPr>
+            <w:r>
+              <w:t xml:space="preserve">241.73</w:t>
+            </w:r>
+          </w:p>
+        </w:tc>
+        <w:tc>
+          <w:tcPr/>
+          <w:p>
+            <w:pPr>
+              <w:pStyle w:val="Compact"/>
+              <w:jc w:val="right"/>
+            </w:pPr>
+            <w:r>
+              <w:t xml:space="preserve">248.23</w:t>
+            </w:r>
+          </w:p>
+        </w:tc>
+        <w:tc>
+          <w:tcPr/>
+          <w:p>
+            <w:pPr>
+              <w:pStyle w:val="Compact"/>
+              <w:jc w:val="right"/>
+            </w:pPr>
+            <w:r>
+              <w:t xml:space="preserve">0.684</w:t>
+            </w:r>
+          </w:p>
+        </w:tc>
+        <w:tc>
+          <w:tcPr/>
+          <w:p>
+            <w:pPr>
+              <w:pStyle w:val="Compact"/>
+              <w:jc w:val="right"/>
+            </w:pPr>
+            <w:r>
+              <w:t xml:space="preserve">0.218</w:t>
+            </w:r>
+          </w:p>
+        </w:tc>
+        <w:tc>
+          <w:tcPr/>
+          <w:p>
+            <w:pPr>
+              <w:pStyle w:val="Compact"/>
+              <w:jc w:val="right"/>
+            </w:pPr>
+            <w:r>
+              <w:t xml:space="preserve">0.101</w:t>
+            </w:r>
+          </w:p>
+        </w:tc>
+      </w:tr>
+      <w:tr>
+        <w:tc>
+          <w:tcPr/>
+          <w:p>
+            <w:pPr>
+              <w:pStyle w:val="Compact"/>
+              <w:jc w:val="left"/>
+            </w:pPr>
+            <w:r>
+              <w:t xml:space="preserve">logistic_tcp</w:t>
+            </w:r>
+          </w:p>
+        </w:tc>
+        <w:tc>
+          <w:tcPr/>
+          <w:p>
+            <w:pPr>
+              <w:pStyle w:val="Compact"/>
+              <w:jc w:val="right"/>
+            </w:pPr>
+            <w:r>
+              <w:t xml:space="preserve">2</w:t>
+            </w:r>
+          </w:p>
+        </w:tc>
+        <w:tc>
+          <w:tcPr/>
+          <w:p>
+            <w:pPr>
+              <w:pStyle w:val="Compact"/>
+              <w:jc w:val="right"/>
+            </w:pPr>
+            <w:r>
+              <w:t xml:space="preserve">241.75</w:t>
+            </w:r>
+          </w:p>
+        </w:tc>
+        <w:tc>
+          <w:tcPr/>
+          <w:p>
+            <w:pPr>
+              <w:pStyle w:val="Compact"/>
+              <w:jc w:val="right"/>
+            </w:pPr>
+            <w:r>
+              <w:t xml:space="preserve">248.24</w:t>
+            </w:r>
+          </w:p>
+        </w:tc>
+        <w:tc>
+          <w:tcPr/>
+          <w:p>
+            <w:pPr>
+              <w:pStyle w:val="Compact"/>
+              <w:jc w:val="right"/>
+            </w:pPr>
+            <w:r>
+              <w:t xml:space="preserve">0.684</w:t>
+            </w:r>
+          </w:p>
+        </w:tc>
+        <w:tc>
+          <w:tcPr/>
+          <w:p>
+            <w:pPr>
+              <w:pStyle w:val="Compact"/>
+              <w:jc w:val="right"/>
+            </w:pPr>
+            <w:r>
+              <w:t xml:space="preserve">0.218</w:t>
+            </w:r>
+          </w:p>
+        </w:tc>
+        <w:tc>
+          <w:tcPr/>
+          <w:p>
+            <w:pPr>
+              <w:pStyle w:val="Compact"/>
+              <w:jc w:val="right"/>
+            </w:pPr>
+            <w:r>
+              <w:t xml:space="preserve">0.101</w:t>
+            </w:r>
+          </w:p>
+        </w:tc>
+      </w:tr>
+      <w:tr>
+        <w:tc>
+          <w:tcPr/>
+          <w:p>
+            <w:pPr>
+              <w:pStyle w:val="Compact"/>
+              <w:jc w:val="left"/>
+            </w:pPr>
+            <w:r>
+              <w:t xml:space="preserve">poisson_tcp</w:t>
+            </w:r>
+          </w:p>
+        </w:tc>
+        <w:tc>
+          <w:tcPr/>
+          <w:p>
+            <w:pPr>
+              <w:pStyle w:val="Compact"/>
+              <w:jc w:val="right"/>
+            </w:pPr>
+            <w:r>
+              <w:t xml:space="preserve">2</w:t>
+            </w:r>
+          </w:p>
+        </w:tc>
+        <w:tc>
+          <w:tcPr/>
+          <w:p>
+            <w:pPr>
+              <w:pStyle w:val="Compact"/>
+              <w:jc w:val="right"/>
+            </w:pPr>
+            <w:r>
+              <w:t xml:space="preserve">241.82</w:t>
+            </w:r>
+          </w:p>
+        </w:tc>
+        <w:tc>
+          <w:tcPr/>
+          <w:p>
+            <w:pPr>
+              <w:pStyle w:val="Compact"/>
+              <w:jc w:val="right"/>
+            </w:pPr>
+            <w:r>
+              <w:t xml:space="preserve">248.31</w:t>
+            </w:r>
+          </w:p>
+        </w:tc>
+        <w:tc>
+          <w:tcPr/>
+          <w:p>
+            <w:pPr>
+              <w:pStyle w:val="Compact"/>
+              <w:jc w:val="right"/>
+            </w:pPr>
+            <w:r>
+              <w:t xml:space="preserve">0.684</w:t>
+            </w:r>
+          </w:p>
+        </w:tc>
+        <w:tc>
+          <w:tcPr/>
+          <w:p>
+            <w:pPr>
+              <w:pStyle w:val="Compact"/>
+              <w:jc w:val="right"/>
+            </w:pPr>
+            <w:r>
+              <w:t xml:space="preserve">0.218</w:t>
+            </w:r>
+          </w:p>
+        </w:tc>
+        <w:tc>
+          <w:tcPr/>
+          <w:p>
+            <w:pPr>
+              <w:pStyle w:val="Compact"/>
+              <w:jc w:val="right"/>
+            </w:pPr>
+            <w:r>
+              <w:t xml:space="preserve">0.100</w:t>
+            </w:r>
+          </w:p>
+        </w:tc>
+      </w:tr>
+      <w:tr>
+        <w:tc>
+          <w:tcPr/>
+          <w:p>
+            <w:pPr>
+              <w:pStyle w:val="Compact"/>
+              <w:jc w:val="left"/>
+            </w:pPr>
+            <w:r>
+              <w:t xml:space="preserve">eud_tcp (gEUD)</w:t>
+            </w:r>
+          </w:p>
+        </w:tc>
+        <w:tc>
+          <w:tcPr/>
+          <w:p>
+            <w:pPr>
+              <w:pStyle w:val="Compact"/>
+              <w:jc w:val="right"/>
+            </w:pPr>
+            <w:r>
+              <w:t xml:space="preserve">3</w:t>
+            </w:r>
+          </w:p>
+        </w:tc>
+        <w:tc>
+          <w:tcPr/>
+          <w:p>
+            <w:pPr>
+              <w:pStyle w:val="Compact"/>
+              <w:jc w:val="right"/>
+            </w:pPr>
+            <w:r>
+              <w:t xml:space="preserve">243.69</w:t>
+            </w:r>
+          </w:p>
+        </w:tc>
+        <w:tc>
+          <w:tcPr/>
+          <w:p>
+            <w:pPr>
+              <w:pStyle w:val="Compact"/>
+              <w:jc w:val="right"/>
+            </w:pPr>
+            <w:r>
+              <w:t xml:space="preserve">253.43</w:t>
+            </w:r>
+          </w:p>
+        </w:tc>
+        <w:tc>
+          <w:tcPr/>
+          <w:p>
+            <w:pPr>
+              <w:pStyle w:val="Compact"/>
+              <w:jc w:val="right"/>
+            </w:pPr>
+            <w:r>
+              <w:t xml:space="preserve">0.685</w:t>
+            </w:r>
+          </w:p>
+        </w:tc>
+        <w:tc>
+          <w:tcPr/>
+          <w:p>
+            <w:pPr>
+              <w:pStyle w:val="Compact"/>
+              <w:jc w:val="right"/>
+            </w:pPr>
+            <w:r>
+              <w:t xml:space="preserve">0.218</w:t>
+            </w:r>
+          </w:p>
+        </w:tc>
+        <w:tc>
+          <w:tcPr/>
+          <w:p>
+            <w:pPr>
+              <w:pStyle w:val="Compact"/>
+              <w:jc w:val="right"/>
+            </w:pPr>
+            <w:r>
+              <w:t xml:space="preserve">0.784</w:t>
+            </w:r>
+          </w:p>
+        </w:tc>
+      </w:tr>
+    </w:tbl>
+    <w:p>
+      <w:pPr>
+        <w:pStyle w:val="BodyText"/>
+      </w:pPr>
+      <w:r>
+        <w:t xml:space="preserve">All three two-parameter models are nearly identical on this cohort. The Poisson fit is reported for literature comparison.</w:t>
+      </w:r>
+    </w:p>
+    <w:bookmarkEnd w:id="25"/>
+    <w:bookmarkStart w:id="26" w:name="X5b8015e9231c55b740ae91a1df9ffba883be6e2"/>
+    <w:p>
+      <w:pPr>
+        <w:pStyle w:val="Heading3"/>
+      </w:pPr>
+      <w:r>
+        <w:rPr>
+          <w:rStyle w:val="SectionNumber"/>
+        </w:rPr>
+        <w:t xml:space="preserve">1.7.2</w:t>
+      </w:r>
+      <w:r>
+        <w:tab/>
+      </w:r>
+      <w:r>
+        <w:t xml:space="preserve">6.2 Bootstrap confidence intervals (Poisson, EQD2)</w:t>
+      </w:r>
+    </w:p>
+    <w:tbl>
+      <w:tblPr>
+        <w:tblStyle w:val="Table"/>
+        <w:tblW w:type="auto" w:w="0"/>
+        <w:tblLook w:firstRow="1" w:lastRow="0" w:firstColumn="0" w:lastColumn="0" w:noHBand="0" w:noVBand="0" w:val="0020"/>
+      </w:tblPr>
+      <w:tblGrid>
+        <w:gridCol w:w="1980"/>
+        <w:gridCol w:w="1980"/>
+        <w:gridCol w:w="1980"/>
+        <w:gridCol w:w="1980"/>
+      </w:tblGrid>
+      <w:tr>
+        <w:trPr>
+          <w:tblHeader w:val="on"/>
+        </w:trPr>
+        <w:tc>
+          <w:tcPr/>
+          <w:p>
+            <w:pPr>
+              <w:pStyle w:val="Compact"/>
+              <w:jc w:val="left"/>
+            </w:pPr>
+            <w:r>
+              <w:t xml:space="preserve">Parameter</w:t>
+            </w:r>
+          </w:p>
+        </w:tc>
+        <w:tc>
+          <w:tcPr/>
+          <w:p>
+            <w:pPr>
+              <w:pStyle w:val="Compact"/>
+              <w:jc w:val="right"/>
+            </w:pPr>
+            <w:r>
+              <w:t xml:space="preserve">Estimate (Gy)</w:t>
+            </w:r>
+          </w:p>
+        </w:tc>
+        <w:tc>
+          <w:tcPr/>
+          <w:p>
+            <w:pPr>
+              <w:pStyle w:val="Compact"/>
+              <w:jc w:val="left"/>
+            </w:pPr>
+            <w:r>
+              <w:t xml:space="preserve">95% Bootstrap CI</w:t>
+            </w:r>
+          </w:p>
+        </w:tc>
+        <w:tc>
+          <w:tcPr/>
+          <w:p>
+            <w:pPr>
+              <w:pStyle w:val="Compact"/>
+              <w:jc w:val="right"/>
+            </w:pPr>
+            <w:r>
+              <w:t xml:space="preserve">Bootstrap SD</w:t>
+            </w:r>
+          </w:p>
+        </w:tc>
+      </w:tr>
+      <w:tr>
+        <w:tc>
+          <w:tcPr/>
+          <w:p>
+            <w:pPr>
+              <w:pStyle w:val="Compact"/>
+              <w:jc w:val="left"/>
+            </w:pPr>
+            <w:r>
+              <w:t xml:space="preserve">D50</w:t>
+            </w:r>
+          </w:p>
+        </w:tc>
+        <w:tc>
+          <w:tcPr/>
+          <w:p>
+            <w:pPr>
+              <w:pStyle w:val="Compact"/>
+              <w:jc w:val="right"/>
+            </w:pPr>
+            <w:r>
+              <w:t xml:space="preserve">53.20</w:t>
+            </w:r>
+          </w:p>
+        </w:tc>
+        <w:tc>
+          <w:tcPr/>
+          <w:p>
+            <w:pPr>
+              <w:pStyle w:val="Compact"/>
+              <w:jc w:val="left"/>
+            </w:pPr>
+            <w:r>
+              <w:t xml:space="preserve">[49.54, 56.75]</w:t>
+            </w:r>
+          </w:p>
+        </w:tc>
+        <w:tc>
+          <w:tcPr/>
+          <w:p>
+            <w:pPr>
+              <w:pStyle w:val="Compact"/>
+              <w:jc w:val="right"/>
+            </w:pPr>
+            <w:r>
+              <w:t xml:space="preserve">1.87</w:t>
+            </w:r>
+          </w:p>
+        </w:tc>
+      </w:tr>
+      <w:tr>
+        <w:tc>
+          <w:tcPr/>
+          <w:p>
+            <w:pPr>
+              <w:pStyle w:val="Compact"/>
+              <w:jc w:val="left"/>
+            </w:pPr>
+            <w:r>
+              <w:t xml:space="preserve">gamma50</w:t>
+            </w:r>
+          </w:p>
+        </w:tc>
+        <w:tc>
+          <w:tcPr/>
+          <w:p>
+            <w:pPr>
+              <w:pStyle w:val="Compact"/>
+              <w:jc w:val="right"/>
+            </w:pPr>
+            <w:r>
+              <w:t xml:space="preserve">3.32</w:t>
+            </w:r>
+          </w:p>
+        </w:tc>
+        <w:tc>
+          <w:tcPr/>
+          <w:p>
+            <w:pPr>
+              <w:pStyle w:val="Compact"/>
+              <w:jc w:val="left"/>
+            </w:pPr>
+            <w:r>
+              <w:t xml:space="preserve">[2.06, 4.69]</w:t>
+            </w:r>
+          </w:p>
+        </w:tc>
+        <w:tc>
+          <w:tcPr/>
+          <w:p>
+            <w:pPr>
+              <w:pStyle w:val="Compact"/>
+              <w:jc w:val="right"/>
+            </w:pPr>
+            <w:r>
+              <w:t xml:space="preserve">0.67</w:t>
+            </w:r>
+          </w:p>
+        </w:tc>
+      </w:tr>
+    </w:tbl>
+    <w:p>
+      <w:pPr>
+        <w:pStyle w:val="BodyText"/>
+      </w:pPr>
+      <w:r>
+        <w:t xml:space="preserve">Likelihood-ratio test vs null model: p approximately 3 x 10^-6. Five-fold cross-validation AUC: 0.68 +/- 0.10. Hosmer-Lemeshow calibration p approximately 0.10 (acceptable fit for exploratory endpoint).</w:t>
+      </w:r>
+    </w:p>
+    <w:p>
+      <w:r>
+        <w:pict>
+          <v:rect style="width:0;height:1.5pt" o:hralign="center" o:hrstd="t" o:hr="t"/>
+        </w:pict>
+      </w:r>
+    </w:p>
+    <w:bookmarkEnd w:id="26"/>
+    <w:bookmarkEnd w:id="27"/>
+    <w:bookmarkStart w:id="63" w:name="results"/>
+    <w:p>
+      <w:pPr>
+        <w:pStyle w:val="Heading2"/>
+      </w:pPr>
+      <w:r>
+        <w:rPr>
+          <w:rStyle w:val="SectionNumber"/>
+        </w:rPr>
+        <w:t xml:space="preserve">1.8</w:t>
+      </w:r>
+      <w:r>
+        <w:tab/>
+      </w:r>
+      <w:r>
         <w:t xml:space="preserve">7. Results</w:t>
       </w:r>
     </w:p>
-    <w:bookmarkStart w:id="21" w:name="clinical-prognosis"/>
+    <w:bookmarkStart w:id="31" w:name="clinical-prognosis-and-confounding"/>
     <w:p>
       <w:pPr>
         <w:pStyle w:val="Heading3"/>
       </w:pPr>
       <w:r>
-        <w:t xml:space="preserve">7.1 Clinical prognosis</w:t>
+        <w:rPr>
+          <w:rStyle w:val="SectionNumber"/>
+        </w:rPr>
+        <w:t xml:space="preserve">1.8.1</w:t>
+      </w:r>
+      <w:r>
+        <w:tab/>
+      </w:r>
+      <w:r>
+        <w:t xml:space="preserve">7.1 Clinical prognosis and confounding</w:t>
       </w:r>
     </w:p>
     <w:p>
@@ -1436,20 +3041,20 @@
       <w:r>
         <w:drawing>
           <wp:inline>
-            <wp:extent cx="5334000" cy="2140144"/>
+            <wp:extent cx="4907280" cy="1968933"/>
             <wp:effectExtent b="0" l="0" r="0" t="0"/>
-            <wp:docPr descr="Figure 1" title="" id="19" name="Picture"/>
+            <wp:docPr descr="Figure 1. Kaplan-Meier overall survival by fractionation scheme and WHO performance status." title="" id="29" name="Picture"/>
             <a:graphic>
               <a:graphicData uri="http://schemas.openxmlformats.org/drawingml/2006/picture">
                 <pic:pic>
                   <pic:nvPicPr>
-                    <pic:cNvPr descr="figures/04_clinical_prognosis.png" id="20" name="Picture"/>
+                    <pic:cNvPr descr="figures/04_clinical_prognosis.png" id="30" name="Picture"/>
                     <pic:cNvPicPr>
                       <a:picLocks noChangeArrowheads="1" noChangeAspect="1"/>
                     </pic:cNvPicPr>
                   </pic:nvPicPr>
                   <pic:blipFill>
-                    <a:blip r:embed="rId18"/>
+                    <a:blip r:embed="rId28"/>
                     <a:stretch>
                       <a:fillRect/>
                     </a:stretch>
@@ -1457,7 +3062,7 @@
                   <pic:spPr bwMode="auto">
                     <a:xfrm>
                       <a:off x="0" y="0"/>
-                      <a:ext cx="5334000" cy="2140144"/>
+                      <a:ext cx="4907280" cy="1968933"/>
                     </a:xfrm>
                     <a:prstGeom prst="rect">
                       <a:avLst/>
@@ -1481,7 +3086,7 @@
         <w:pStyle w:val="ImageCaption"/>
       </w:pPr>
       <w:r>
-        <w:t xml:space="preserve">Figure 1</w:t>
+        <w:t xml:space="preserve">Figure 1. Kaplan-Meier overall survival by fractionation scheme and WHO performance status.</w:t>
       </w:r>
     </w:p>
     <w:p>
@@ -1499,15 +3104,248 @@
         <w:t xml:space="preserve"> </w:t>
       </w:r>
       <w:r>
-        <w:t xml:space="preserve">Kaplan–Meier OS by fractionation scheme and WHO performance status. Sixty Gy patients had median OS 60 weeks vs 28 weeks for 40 Gy (log-rank p≈3×10⁻⁶). Cox model: scheme HR≈0.54 (p≈0.0007), WHO PS HR≈1.42 (p≈0.001).</w:t>
-      </w:r>
-    </w:p>
-    <w:bookmarkEnd w:id="21"/>
-    <w:bookmarkStart w:id="25" w:name="pooled-tcp-os-proxy"/>
+        <w:t xml:space="preserve">Kaplan-Meier OS by fractionation scheme and WHO performance status (n = 190). Sixty Gy patients had median OS 60 weeks vs 28 weeks for 40 Gy (log-rank p approximately 3 x 10^-6). Cox model (age + sex + WHO PS + scheme): scheme HR approximately 0.54 (p approximately 0.0007), WHO PS HR approximately 1.42 (p approximately 0.001).</w:t>
+      </w:r>
+    </w:p>
+    <w:tbl>
+      <w:tblPr>
+        <w:tblStyle w:val="Table"/>
+        <w:tblW w:type="auto" w:w="0"/>
+        <w:tblLook w:firstRow="1" w:lastRow="0" w:firstColumn="0" w:lastColumn="0" w:noHBand="0" w:noVBand="0" w:val="0020"/>
+      </w:tblPr>
+      <w:tblGrid>
+        <w:gridCol w:w="1980"/>
+        <w:gridCol w:w="1980"/>
+        <w:gridCol w:w="1980"/>
+        <w:gridCol w:w="1980"/>
+      </w:tblGrid>
+      <w:tr>
+        <w:trPr>
+          <w:tblHeader w:val="on"/>
+        </w:trPr>
+        <w:tc>
+          <w:tcPr/>
+          <w:p>
+            <w:pPr>
+              <w:pStyle w:val="Compact"/>
+              <w:jc w:val="left"/>
+            </w:pPr>
+            <w:r>
+              <w:t xml:space="preserve">OS by WHO PS</w:t>
+            </w:r>
+          </w:p>
+        </w:tc>
+        <w:tc>
+          <w:tcPr/>
+          <w:p>
+            <w:pPr>
+              <w:pStyle w:val="Compact"/>
+              <w:jc w:val="right"/>
+            </w:pPr>
+            <w:r>
+              <w:t xml:space="preserve">n</w:t>
+            </w:r>
+          </w:p>
+        </w:tc>
+        <w:tc>
+          <w:tcPr/>
+          <w:p>
+            <w:pPr>
+              <w:pStyle w:val="Compact"/>
+              <w:jc w:val="right"/>
+            </w:pPr>
+            <w:r>
+              <w:t xml:space="preserve">Median OS (weeks)</w:t>
+            </w:r>
+          </w:p>
+        </w:tc>
+        <w:tc>
+          <w:tcPr/>
+          <w:p>
+            <w:pPr>
+              <w:pStyle w:val="Compact"/>
+              <w:jc w:val="right"/>
+            </w:pPr>
+            <w:r>
+              <w:t xml:space="preserve">IQR (weeks)</w:t>
+            </w:r>
+          </w:p>
+        </w:tc>
+      </w:tr>
+      <w:tr>
+        <w:tc>
+          <w:tcPr/>
+          <w:p>
+            <w:pPr>
+              <w:pStyle w:val="Compact"/>
+              <w:jc w:val="left"/>
+            </w:pPr>
+            <w:r>
+              <w:t xml:space="preserve">PS 0</w:t>
+            </w:r>
+          </w:p>
+        </w:tc>
+        <w:tc>
+          <w:tcPr/>
+          <w:p>
+            <w:pPr>
+              <w:pStyle w:val="Compact"/>
+              <w:jc w:val="right"/>
+            </w:pPr>
+            <w:r>
+              <w:t xml:space="preserve">34</w:t>
+            </w:r>
+          </w:p>
+        </w:tc>
+        <w:tc>
+          <w:tcPr/>
+          <w:p>
+            <w:pPr>
+              <w:pStyle w:val="Compact"/>
+              <w:jc w:val="right"/>
+            </w:pPr>
+            <w:r>
+              <w:t xml:space="preserve">59</w:t>
+            </w:r>
+          </w:p>
+        </w:tc>
+        <w:tc>
+          <w:tcPr/>
+          <w:p>
+            <w:pPr>
+              <w:pStyle w:val="Compact"/>
+              <w:jc w:val="right"/>
+            </w:pPr>
+            <w:r>
+              <w:t xml:space="preserve">46–79</w:t>
+            </w:r>
+          </w:p>
+        </w:tc>
+      </w:tr>
+      <w:tr>
+        <w:tc>
+          <w:tcPr/>
+          <w:p>
+            <w:pPr>
+              <w:pStyle w:val="Compact"/>
+              <w:jc w:val="left"/>
+            </w:pPr>
+            <w:r>
+              <w:t xml:space="preserve">PS 1</w:t>
+            </w:r>
+          </w:p>
+        </w:tc>
+        <w:tc>
+          <w:tcPr/>
+          <w:p>
+            <w:pPr>
+              <w:pStyle w:val="Compact"/>
+              <w:jc w:val="right"/>
+            </w:pPr>
+            <w:r>
+              <w:t xml:space="preserve">101</w:t>
+            </w:r>
+          </w:p>
+        </w:tc>
+        <w:tc>
+          <w:tcPr/>
+          <w:p>
+            <w:pPr>
+              <w:pStyle w:val="Compact"/>
+              <w:jc w:val="right"/>
+            </w:pPr>
+            <w:r>
+              <w:t xml:space="preserve">54</w:t>
+            </w:r>
+          </w:p>
+        </w:tc>
+        <w:tc>
+          <w:tcPr/>
+          <w:p>
+            <w:pPr>
+              <w:pStyle w:val="Compact"/>
+              <w:jc w:val="right"/>
+            </w:pPr>
+            <w:r>
+              <w:t xml:space="preserve">32–77</w:t>
+            </w:r>
+          </w:p>
+        </w:tc>
+      </w:tr>
+      <w:tr>
+        <w:tc>
+          <w:tcPr/>
+          <w:p>
+            <w:pPr>
+              <w:pStyle w:val="Compact"/>
+              <w:jc w:val="left"/>
+            </w:pPr>
+            <w:r>
+              <w:t xml:space="preserve">PS 2</w:t>
+            </w:r>
+          </w:p>
+        </w:tc>
+        <w:tc>
+          <w:tcPr/>
+          <w:p>
+            <w:pPr>
+              <w:pStyle w:val="Compact"/>
+              <w:jc w:val="right"/>
+            </w:pPr>
+            <w:r>
+              <w:t xml:space="preserve">47</w:t>
+            </w:r>
+          </w:p>
+        </w:tc>
+        <w:tc>
+          <w:tcPr/>
+          <w:p>
+            <w:pPr>
+              <w:pStyle w:val="Compact"/>
+              <w:jc w:val="right"/>
+            </w:pPr>
+            <w:r>
+              <w:t xml:space="preserve">29</w:t>
+            </w:r>
+          </w:p>
+        </w:tc>
+        <w:tc>
+          <w:tcPr/>
+          <w:p>
+            <w:pPr>
+              <w:pStyle w:val="Compact"/>
+              <w:jc w:val="right"/>
+            </w:pPr>
+            <w:r>
+              <w:t xml:space="preserve">17–55</w:t>
+            </w:r>
+          </w:p>
+        </w:tc>
+      </w:tr>
+    </w:tbl>
+    <w:p>
+      <w:pPr>
+        <w:pStyle w:val="BodyText"/>
+      </w:pPr>
+      <w:r>
+        <w:t xml:space="preserve">Kruskal-Wallis across PS groups: p approximately 1.6 x 10^-4. Confounding audit: Pearson r(age, EQD2) = -0.57; older patients disproportionately received hypofractionation.</w:t>
+      </w:r>
+    </w:p>
+    <w:bookmarkEnd w:id="31"/>
+    <w:bookmarkStart w:id="35" w:name="pooled-tcp-os-proxy"/>
     <w:p>
       <w:pPr>
         <w:pStyle w:val="Heading3"/>
       </w:pPr>
+      <w:r>
+        <w:rPr>
+          <w:rStyle w:val="SectionNumber"/>
+        </w:rPr>
+        <w:t xml:space="preserve">1.8.2</w:t>
+      </w:r>
+      <w:r>
+        <w:tab/>
+      </w:r>
       <w:r>
         <w:t xml:space="preserve">7.2 Pooled TCP — OS proxy</w:t>
       </w:r>
@@ -1519,20 +3357,20 @@
       <w:r>
         <w:drawing>
           <wp:inline>
-            <wp:extent cx="5334000" cy="3429000"/>
+            <wp:extent cx="4693920" cy="3017520"/>
             <wp:effectExtent b="0" l="0" r="0" t="0"/>
-            <wp:docPr descr="Figure 2" title="" id="23" name="Picture"/>
+            <wp:docPr descr="Figure 2. TCP dose-response curves for EQD2 vs OS median-split proxy." title="" id="33" name="Picture"/>
             <a:graphic>
               <a:graphicData uri="http://schemas.openxmlformats.org/drawingml/2006/picture">
                 <pic:pic>
                   <pic:nvPicPr>
-                    <pic:cNvPr descr="figures/03_tcp_curves_os_proxy.png" id="24" name="Picture"/>
+                    <pic:cNvPr descr="figures/03_tcp_curves_os_proxy.png" id="34" name="Picture"/>
                     <pic:cNvPicPr>
                       <a:picLocks noChangeArrowheads="1" noChangeAspect="1"/>
                     </pic:cNvPicPr>
                   </pic:nvPicPr>
                   <pic:blipFill>
-                    <a:blip r:embed="rId22"/>
+                    <a:blip r:embed="rId32"/>
                     <a:stretch>
                       <a:fillRect/>
                     </a:stretch>
@@ -1540,7 +3378,7 @@
                   <pic:spPr bwMode="auto">
                     <a:xfrm>
                       <a:off x="0" y="0"/>
-                      <a:ext cx="5334000" cy="3429000"/>
+                      <a:ext cx="4693920" cy="3017520"/>
                     </a:xfrm>
                     <a:prstGeom prst="rect">
                       <a:avLst/>
@@ -1564,7 +3402,7 @@
         <w:pStyle w:val="ImageCaption"/>
       </w:pPr>
       <w:r>
-        <w:t xml:space="preserve">Figure 2</w:t>
+        <w:t xml:space="preserve">Figure 2. TCP dose-response curves for EQD2 vs OS median-split proxy.</w:t>
       </w:r>
     </w:p>
     <w:p>
@@ -1582,17 +3420,26 @@
         <w:t xml:space="preserve"> </w:t>
       </w:r>
       <w:r>
-        <w:t xml:space="preserve">TCP dose–response curves for EQD2 vs OS ≥ median (51 weeks, n=190). AUC≈0.68; LR p≈3×10⁻⁶. Interpretation confounded by fractionation (r(age, EQD2)=−0.57).</w:t>
-      </w:r>
-    </w:p>
-    <w:bookmarkEnd w:id="25"/>
-    <w:bookmarkStart w:id="29" w:name="pooled-tcp-rano-endpoint"/>
+        <w:t xml:space="preserve">Fitted Poisson, logistic, probit, and gEUD TCP curves (EQD2 vs OS &gt;= median, n = 190). In-sample AUC approximately 0.68. Interpretation: association partly reflects fractionation and patient selection, not within-protocol dose escalation.</w:t>
+      </w:r>
+    </w:p>
+    <w:bookmarkEnd w:id="35"/>
+    <w:bookmarkStart w:id="39" w:name="pooled-tcp-rano-endpoint-failure"/>
     <w:p>
       <w:pPr>
         <w:pStyle w:val="Heading3"/>
       </w:pPr>
       <w:r>
-        <w:t xml:space="preserve">7.3 Pooled TCP — RANO endpoint</w:t>
+        <w:rPr>
+          <w:rStyle w:val="SectionNumber"/>
+        </w:rPr>
+        <w:t xml:space="preserve">1.8.3</w:t>
+      </w:r>
+      <w:r>
+        <w:tab/>
+      </w:r>
+      <w:r>
+        <w:t xml:space="preserve">7.3 Pooled TCP — RANO endpoint failure</w:t>
       </w:r>
     </w:p>
     <w:p>
@@ -1602,20 +3449,20 @@
       <w:r>
         <w:drawing>
           <wp:inline>
-            <wp:extent cx="5334000" cy="3391066"/>
+            <wp:extent cx="4693920" cy="2984138"/>
             <wp:effectExtent b="0" l="0" r="0" t="0"/>
-            <wp:docPr descr="Figure 3" title="" id="27" name="Picture"/>
+            <wp:docPr descr="Figure 3. OS vs RANO TCP endpoint comparison on the same patients." title="" id="37" name="Picture"/>
             <a:graphic>
               <a:graphicData uri="http://schemas.openxmlformats.org/drawingml/2006/picture">
                 <pic:pic>
                   <pic:nvPicPr>
-                    <pic:cNvPr descr="figures/05_rano_vs_os_tcp_auc.png" id="28" name="Picture"/>
+                    <pic:cNvPr descr="figures/05_rano_vs_os_tcp_auc.png" id="38" name="Picture"/>
                     <pic:cNvPicPr>
                       <a:picLocks noChangeArrowheads="1" noChangeAspect="1"/>
                     </pic:cNvPicPr>
                   </pic:nvPicPr>
                   <pic:blipFill>
-                    <a:blip r:embed="rId26"/>
+                    <a:blip r:embed="rId36"/>
                     <a:stretch>
                       <a:fillRect/>
                     </a:stretch>
@@ -1623,7 +3470,7 @@
                   <pic:spPr bwMode="auto">
                     <a:xfrm>
                       <a:off x="0" y="0"/>
-                      <a:ext cx="5334000" cy="3391066"/>
+                      <a:ext cx="4693920" cy="2984138"/>
                     </a:xfrm>
                     <a:prstGeom prst="rect">
                       <a:avLst/>
@@ -1647,7 +3494,7 @@
         <w:pStyle w:val="ImageCaption"/>
       </w:pPr>
       <w:r>
-        <w:t xml:space="preserve">Figure 3</w:t>
+        <w:t xml:space="preserve">Figure 3. OS vs RANO TCP endpoint comparison on the same patients.</w:t>
       </w:r>
     </w:p>
     <w:p>
@@ -1665,7 +3512,7 @@
         <w:t xml:space="preserve"> </w:t>
       </w:r>
       <w:r>
-        <w:t xml:space="preserve">Same Poisson TCP on 137 RANO-labelled patients: OS proxy AUC≈0.62;</w:t>
+        <w:t xml:space="preserve">Poisson TCP (EQD2) on 137 RANO-labelled patients: OS proxy AUC approximately 0.62;</w:t>
       </w:r>
       <w:r>
         <w:t xml:space="preserve"> </w:t>
@@ -1675,23 +3522,198 @@
           <w:b/>
           <w:bCs/>
         </w:rPr>
-        <w:t xml:space="preserve">RANO non-PD AUC≈0.43</w:t>
+        <w:t xml:space="preserve">RANO non-PD AUC approximately 0.43</w:t>
       </w:r>
       <w:r>
         <w:t xml:space="preserve"> </w:t>
       </w:r>
       <w:r>
-        <w:t xml:space="preserve">(no signal). Higher EQD2 associated with more early PD at t1 (27% vs 15% by scheme).</w:t>
-      </w:r>
-    </w:p>
-    <w:bookmarkEnd w:id="29"/>
-    <w:bookmarkStart w:id="33" w:name="within-arm-analysis"/>
+        <w:t xml:space="preserve">(LR p = 1.0 vs null). Higher EQD2 correlated with more early PD at t1 (27% PD in 60 Gy arm vs 15% in 40 Gy arm) despite better long-term OS.</w:t>
+      </w:r>
+    </w:p>
+    <w:tbl>
+      <w:tblPr>
+        <w:tblStyle w:val="Table"/>
+        <w:tblW w:type="auto" w:w="0"/>
+        <w:tblLook w:firstRow="1" w:lastRow="0" w:firstColumn="0" w:lastColumn="0" w:noHBand="0" w:noVBand="0" w:val="0020"/>
+      </w:tblPr>
+      <w:tblGrid>
+        <w:gridCol w:w="1980"/>
+        <w:gridCol w:w="1980"/>
+        <w:gridCol w:w="1980"/>
+        <w:gridCol w:w="1980"/>
+      </w:tblGrid>
+      <w:tr>
+        <w:trPr>
+          <w:tblHeader w:val="on"/>
+        </w:trPr>
+        <w:tc>
+          <w:tcPr/>
+          <w:p>
+            <w:pPr>
+              <w:pStyle w:val="Compact"/>
+              <w:jc w:val="left"/>
+            </w:pPr>
+            <w:r>
+              <w:t xml:space="preserve">Endpoint</w:t>
+            </w:r>
+          </w:p>
+        </w:tc>
+        <w:tc>
+          <w:tcPr/>
+          <w:p>
+            <w:pPr>
+              <w:pStyle w:val="Compact"/>
+              <w:jc w:val="right"/>
+            </w:pPr>
+            <w:r>
+              <w:t xml:space="preserve">n</w:t>
+            </w:r>
+          </w:p>
+        </w:tc>
+        <w:tc>
+          <w:tcPr/>
+          <w:p>
+            <w:pPr>
+              <w:pStyle w:val="Compact"/>
+              <w:jc w:val="right"/>
+            </w:pPr>
+            <w:r>
+              <w:t xml:space="preserve">Poisson AUC</w:t>
+            </w:r>
+          </w:p>
+        </w:tc>
+        <w:tc>
+          <w:tcPr/>
+          <w:p>
+            <w:pPr>
+              <w:pStyle w:val="Compact"/>
+              <w:jc w:val="right"/>
+            </w:pPr>
+            <w:r>
+              <w:t xml:space="preserve">5-fold CV AUC</w:t>
+            </w:r>
+          </w:p>
+        </w:tc>
+      </w:tr>
+      <w:tr>
+        <w:tc>
+          <w:tcPr/>
+          <w:p>
+            <w:pPr>
+              <w:pStyle w:val="Compact"/>
+              <w:jc w:val="left"/>
+            </w:pPr>
+            <w:r>
+              <w:t xml:space="preserve">OS median-split</w:t>
+            </w:r>
+          </w:p>
+        </w:tc>
+        <w:tc>
+          <w:tcPr/>
+          <w:p>
+            <w:pPr>
+              <w:pStyle w:val="Compact"/>
+              <w:jc w:val="right"/>
+            </w:pPr>
+            <w:r>
+              <w:t xml:space="preserve">137</w:t>
+            </w:r>
+          </w:p>
+        </w:tc>
+        <w:tc>
+          <w:tcPr/>
+          <w:p>
+            <w:pPr>
+              <w:pStyle w:val="Compact"/>
+              <w:jc w:val="right"/>
+            </w:pPr>
+            <w:r>
+              <w:t xml:space="preserve">0.622</w:t>
+            </w:r>
+          </w:p>
+        </w:tc>
+        <w:tc>
+          <w:tcPr/>
+          <w:p>
+            <w:pPr>
+              <w:pStyle w:val="Compact"/>
+              <w:jc w:val="right"/>
+            </w:pPr>
+            <w:r>
+              <w:t xml:space="preserve">0.621</w:t>
+            </w:r>
+          </w:p>
+        </w:tc>
+      </w:tr>
+      <w:tr>
+        <w:tc>
+          <w:tcPr/>
+          <w:p>
+            <w:pPr>
+              <w:pStyle w:val="Compact"/>
+              <w:jc w:val="left"/>
+            </w:pPr>
+            <w:r>
+              <w:t xml:space="preserve">RANO non-PD</w:t>
+            </w:r>
+          </w:p>
+        </w:tc>
+        <w:tc>
+          <w:tcPr/>
+          <w:p>
+            <w:pPr>
+              <w:pStyle w:val="Compact"/>
+              <w:jc w:val="right"/>
+            </w:pPr>
+            <w:r>
+              <w:t xml:space="preserve">137</w:t>
+            </w:r>
+          </w:p>
+        </w:tc>
+        <w:tc>
+          <w:tcPr/>
+          <w:p>
+            <w:pPr>
+              <w:pStyle w:val="Compact"/>
+              <w:jc w:val="right"/>
+            </w:pPr>
+            <w:r>
+              <w:t xml:space="preserve">0.426</w:t>
+            </w:r>
+          </w:p>
+        </w:tc>
+        <w:tc>
+          <w:tcPr/>
+          <w:p>
+            <w:pPr>
+              <w:pStyle w:val="Compact"/>
+              <w:jc w:val="right"/>
+            </w:pPr>
+            <w:r>
+              <w:t xml:space="preserve">0.422</w:t>
+            </w:r>
+          </w:p>
+        </w:tc>
+      </w:tr>
+    </w:tbl>
+    <w:bookmarkEnd w:id="39"/>
+    <w:bookmarkStart w:id="43" w:name="within-arm-stratified-analysis"/>
     <w:p>
       <w:pPr>
         <w:pStyle w:val="Heading3"/>
       </w:pPr>
       <w:r>
-        <w:t xml:space="preserve">7.4 Within-arm analysis</w:t>
+        <w:rPr>
+          <w:rStyle w:val="SectionNumber"/>
+        </w:rPr>
+        <w:t xml:space="preserve">1.8.4</w:t>
+      </w:r>
+      <w:r>
+        <w:tab/>
+      </w:r>
+      <w:r>
+        <w:t xml:space="preserve">7.4 Within-arm stratified analysis</w:t>
       </w:r>
     </w:p>
     <w:p>
@@ -1701,20 +3723,20 @@
       <w:r>
         <w:drawing>
           <wp:inline>
-            <wp:extent cx="5334000" cy="2962077"/>
+            <wp:extent cx="4907280" cy="2725110"/>
             <wp:effectExtent b="0" l="0" r="0" t="0"/>
-            <wp:docPr descr="Figure 4" title="" id="31" name="Picture"/>
+            <wp:docPr descr="Figure 4. Within-arm DVH metrics predicting RANO non-PD." title="" id="41" name="Picture"/>
             <a:graphic>
               <a:graphicData uri="http://schemas.openxmlformats.org/drawingml/2006/picture">
                 <pic:pic>
                   <pic:nvPicPr>
-                    <pic:cNvPr descr="figures/06_within_arm_rano_tcp.png" id="32" name="Picture"/>
+                    <pic:cNvPr descr="figures/06_within_arm_rano_tcp.png" id="42" name="Picture"/>
                     <pic:cNvPicPr>
                       <a:picLocks noChangeArrowheads="1" noChangeAspect="1"/>
                     </pic:cNvPicPr>
                   </pic:nvPicPr>
                   <pic:blipFill>
-                    <a:blip r:embed="rId30"/>
+                    <a:blip r:embed="rId40"/>
                     <a:stretch>
                       <a:fillRect/>
                     </a:stretch>
@@ -1722,7 +3744,7 @@
                   <pic:spPr bwMode="auto">
                     <a:xfrm>
                       <a:off x="0" y="0"/>
-                      <a:ext cx="5334000" cy="2962077"/>
+                      <a:ext cx="4907280" cy="2725110"/>
                     </a:xfrm>
                     <a:prstGeom prst="rect">
                       <a:avLst/>
@@ -1746,7 +3768,7 @@
         <w:pStyle w:val="ImageCaption"/>
       </w:pPr>
       <w:r>
-        <w:t xml:space="preserve">Figure 4</w:t>
+        <w:t xml:space="preserve">Figure 4. Within-arm DVH metrics predicting RANO non-PD.</w:t>
       </w:r>
     </w:p>
     <w:p>
@@ -1764,33 +3786,26 @@
         <w:t xml:space="preserve"> </w:t>
       </w:r>
       <w:r>
-        <w:t xml:space="preserve">Stratified by fractionation: dose metrics flat within arm;</w:t>
-      </w:r>
-      <w:r>
-        <w:t xml:space="preserve"> </w:t>
-      </w:r>
-      <w:r>
-        <w:rPr>
-          <w:b/>
-          <w:bCs/>
-        </w:rPr>
-        <w:t xml:space="preserve">GTV volume</w:t>
-      </w:r>
-      <w:r>
-        <w:t xml:space="preserve"> </w:t>
-      </w:r>
-      <w:r>
-        <w:t xml:space="preserve">predicts RANO in 40 Gy arm (n=34; Poisson AUC=0.83, p≈0.037).</w:t>
-      </w:r>
-    </w:p>
-    <w:bookmarkEnd w:id="33"/>
-    <w:bookmarkStart w:id="43" w:name="multivariable-and-pooled-rano-models"/>
+        <w:t xml:space="preserve">Within-arm Spearman and Poisson TCP AUC by fractionation scheme. Sixty Gy arm (n = 96): GTV Dmean SD = 0.28 Gy; no dose-response. Forty Gy arm (n = 34): GTV volume predicted RANO (Spearman rho approximately 0.41, p approximately 0.016; Poisson AUC = 0.83, LR p approximately 0.037).</w:t>
+      </w:r>
+    </w:p>
+    <w:bookmarkEnd w:id="43"/>
+    <w:bookmarkStart w:id="47" w:name="X8854581ec7b54cf73f7c05adb6de26df0f018f9"/>
     <w:p>
       <w:pPr>
         <w:pStyle w:val="Heading3"/>
       </w:pPr>
       <w:r>
-        <w:t xml:space="preserve">7.5 Multivariable and pooled RANO models</w:t>
+        <w:rPr>
+          <w:rStyle w:val="SectionNumber"/>
+        </w:rPr>
+        <w:t xml:space="preserve">1.8.5</w:t>
+      </w:r>
+      <w:r>
+        <w:tab/>
+      </w:r>
+      <w:r>
+        <w:t xml:space="preserve">7.5 Hypofractionated arm — multivariable logistic regression</w:t>
       </w:r>
     </w:p>
     <w:p>
@@ -1802,18 +3817,18 @@
           <wp:inline>
             <wp:extent cx="4428264" cy="4458846"/>
             <wp:effectExtent b="0" l="0" r="0" t="0"/>
-            <wp:docPr descr="Figure 5" title="" id="35" name="Picture"/>
+            <wp:docPr descr="Figure 5. ROC curves for 40 Gy arm RANO models." title="" id="45" name="Picture"/>
             <a:graphic>
               <a:graphicData uri="http://schemas.openxmlformats.org/drawingml/2006/picture">
                 <pic:pic>
                   <pic:nvPicPr>
-                    <pic:cNvPr descr="figures/07_rano_logistic_roc_40gy.png" id="36" name="Picture"/>
+                    <pic:cNvPr descr="figures/07_rano_logistic_roc_40gy.png" id="46" name="Picture"/>
                     <pic:cNvPicPr>
                       <a:picLocks noChangeArrowheads="1" noChangeAspect="1"/>
                     </pic:cNvPicPr>
                   </pic:nvPicPr>
                   <pic:blipFill>
-                    <a:blip r:embed="rId34"/>
+                    <a:blip r:embed="rId44"/>
                     <a:stretch>
                       <a:fillRect/>
                     </a:stretch>
@@ -1845,7 +3860,7 @@
         <w:pStyle w:val="ImageCaption"/>
       </w:pPr>
       <w:r>
-        <w:t xml:space="preserve">Figure 5</w:t>
+        <w:t xml:space="preserve">Figure 5. ROC curves for 40 Gy arm RANO models.</w:t>
       </w:r>
     </w:p>
     <w:p>
@@ -1863,7 +3878,200 @@
         <w:t xml:space="preserve"> </w:t>
       </w:r>
       <w:r>
-        <w:t xml:space="preserve">40 Gy arm multivariable logistic ROC (volume + age + PS; in-sample AUC=0.90).</w:t>
+        <w:t xml:space="preserve">Multivariable logistic regression in the 40.05 Gy arm (n = 34): volume-only AUC = 0.83; volume + age + WHO PS AUC = 0.90 in-sample.</w:t>
+      </w:r>
+    </w:p>
+    <w:tbl>
+      <w:tblPr>
+        <w:tblStyle w:val="Table"/>
+        <w:tblW w:type="auto" w:w="0"/>
+        <w:tblLook w:firstRow="1" w:lastRow="0" w:firstColumn="0" w:lastColumn="0" w:noHBand="0" w:noVBand="0" w:val="0020"/>
+      </w:tblPr>
+      <w:tblGrid>
+        <w:gridCol w:w="1980"/>
+        <w:gridCol w:w="1980"/>
+        <w:gridCol w:w="1980"/>
+        <w:gridCol w:w="1980"/>
+      </w:tblGrid>
+      <w:tr>
+        <w:trPr>
+          <w:tblHeader w:val="on"/>
+        </w:trPr>
+        <w:tc>
+          <w:tcPr/>
+          <w:p>
+            <w:pPr>
+              <w:pStyle w:val="Compact"/>
+              <w:jc w:val="left"/>
+            </w:pPr>
+            <w:r>
+              <w:t xml:space="preserve">Model (40 Gy arm)</w:t>
+            </w:r>
+          </w:p>
+        </w:tc>
+        <w:tc>
+          <w:tcPr/>
+          <w:p>
+            <w:pPr>
+              <w:pStyle w:val="Compact"/>
+              <w:jc w:val="right"/>
+            </w:pPr>
+            <w:r>
+              <w:t xml:space="preserve">n</w:t>
+            </w:r>
+          </w:p>
+        </w:tc>
+        <w:tc>
+          <w:tcPr/>
+          <w:p>
+            <w:pPr>
+              <w:pStyle w:val="Compact"/>
+              <w:jc w:val="right"/>
+            </w:pPr>
+            <w:r>
+              <w:t xml:space="preserve">In-sample AUC</w:t>
+            </w:r>
+          </w:p>
+        </w:tc>
+        <w:tc>
+          <w:tcPr/>
+          <w:p>
+            <w:pPr>
+              <w:pStyle w:val="Compact"/>
+              <w:jc w:val="right"/>
+            </w:pPr>
+            <w:r>
+              <w:t xml:space="preserve">LOOCV AUC</w:t>
+            </w:r>
+          </w:p>
+        </w:tc>
+      </w:tr>
+      <w:tr>
+        <w:tc>
+          <w:tcPr/>
+          <w:p>
+            <w:pPr>
+              <w:pStyle w:val="Compact"/>
+              <w:jc w:val="left"/>
+            </w:pPr>
+            <w:r>
+              <w:t xml:space="preserve">volume only</w:t>
+            </w:r>
+          </w:p>
+        </w:tc>
+        <w:tc>
+          <w:tcPr/>
+          <w:p>
+            <w:pPr>
+              <w:pStyle w:val="Compact"/>
+              <w:jc w:val="right"/>
+            </w:pPr>
+            <w:r>
+              <w:t xml:space="preserve">34</w:t>
+            </w:r>
+          </w:p>
+        </w:tc>
+        <w:tc>
+          <w:tcPr/>
+          <w:p>
+            <w:pPr>
+              <w:pStyle w:val="Compact"/>
+              <w:jc w:val="right"/>
+            </w:pPr>
+            <w:r>
+              <w:t xml:space="preserve">0.834</w:t>
+            </w:r>
+          </w:p>
+        </w:tc>
+        <w:tc>
+          <w:tcPr/>
+          <w:p>
+            <w:pPr>
+              <w:pStyle w:val="Compact"/>
+              <w:jc w:val="right"/>
+            </w:pPr>
+            <w:r>
+              <w:t xml:space="preserve">0.745</w:t>
+            </w:r>
+          </w:p>
+        </w:tc>
+      </w:tr>
+      <w:tr>
+        <w:tc>
+          <w:tcPr/>
+          <w:p>
+            <w:pPr>
+              <w:pStyle w:val="Compact"/>
+              <w:jc w:val="left"/>
+            </w:pPr>
+            <w:r>
+              <w:t xml:space="preserve">volume + age + PS</w:t>
+            </w:r>
+          </w:p>
+        </w:tc>
+        <w:tc>
+          <w:tcPr/>
+          <w:p>
+            <w:pPr>
+              <w:pStyle w:val="Compact"/>
+              <w:jc w:val="right"/>
+            </w:pPr>
+            <w:r>
+              <w:t xml:space="preserve">34</w:t>
+            </w:r>
+          </w:p>
+        </w:tc>
+        <w:tc>
+          <w:tcPr/>
+          <w:p>
+            <w:pPr>
+              <w:pStyle w:val="Compact"/>
+              <w:jc w:val="right"/>
+            </w:pPr>
+            <w:r>
+              <w:t xml:space="preserve">0.903</w:t>
+            </w:r>
+          </w:p>
+        </w:tc>
+        <w:tc>
+          <w:tcPr/>
+          <w:p>
+            <w:pPr>
+              <w:pStyle w:val="Compact"/>
+              <w:jc w:val="right"/>
+            </w:pPr>
+            <w:r>
+              <w:t xml:space="preserve">0.697</w:t>
+            </w:r>
+          </w:p>
+        </w:tc>
+      </w:tr>
+    </w:tbl>
+    <w:p>
+      <w:pPr>
+        <w:pStyle w:val="BodyText"/>
+      </w:pPr>
+      <w:r>
+        <w:t xml:space="preserve">LOOCV confirms signal beyond chance but reduces optimism relative to in-sample AUC = 0.90.</w:t>
+      </w:r>
+    </w:p>
+    <w:bookmarkEnd w:id="47"/>
+    <w:bookmarkStart w:id="51" w:name="volume-validation"/>
+    <w:p>
+      <w:pPr>
+        <w:pStyle w:val="Heading3"/>
+      </w:pPr>
+      <w:r>
+        <w:rPr>
+          <w:rStyle w:val="SectionNumber"/>
+        </w:rPr>
+        <w:t xml:space="preserve">1.8.6</w:t>
+      </w:r>
+      <w:r>
+        <w:tab/>
+      </w:r>
+      <w:r>
+        <w:t xml:space="preserve">7.6 Volume validation</w:t>
       </w:r>
     </w:p>
     <w:p>
@@ -1873,20 +4081,20 @@
       <w:r>
         <w:drawing>
           <wp:inline>
-            <wp:extent cx="4923692" cy="4458846"/>
+            <wp:extent cx="4533900" cy="4105854"/>
             <wp:effectExtent b="0" l="0" r="0" t="0"/>
-            <wp:docPr descr="Figure 6" title="" id="38" name="Picture"/>
+            <wp:docPr descr="Figure 6. DVH GTV volume vs author RANO t0 volume." title="" id="49" name="Picture"/>
             <a:graphic>
               <a:graphicData uri="http://schemas.openxmlformats.org/drawingml/2006/picture">
                 <pic:pic>
                   <pic:nvPicPr>
-                    <pic:cNvPr descr="figures/07_rano_volume_validation_40gy.png" id="39" name="Picture"/>
+                    <pic:cNvPr descr="figures/07_rano_volume_validation_40gy.png" id="50" name="Picture"/>
                     <pic:cNvPicPr>
                       <a:picLocks noChangeArrowheads="1" noChangeAspect="1"/>
                     </pic:cNvPicPr>
                   </pic:nvPicPr>
                   <pic:blipFill>
-                    <a:blip r:embed="rId37"/>
+                    <a:blip r:embed="rId48"/>
                     <a:stretch>
                       <a:fillRect/>
                     </a:stretch>
@@ -1894,7 +4102,7 @@
                   <pic:spPr bwMode="auto">
                     <a:xfrm>
                       <a:off x="0" y="0"/>
-                      <a:ext cx="4923692" cy="4458846"/>
+                      <a:ext cx="4533900" cy="4105854"/>
                     </a:xfrm>
                     <a:prstGeom prst="rect">
                       <a:avLst/>
@@ -1918,7 +4126,7 @@
         <w:pStyle w:val="ImageCaption"/>
       </w:pPr>
       <w:r>
-        <w:t xml:space="preserve">Figure 6</w:t>
+        <w:t xml:space="preserve">Figure 6. DVH GTV volume vs author RANO t0 volume.</w:t>
       </w:r>
     </w:p>
     <w:p>
@@ -1936,7 +4144,41 @@
         <w:t xml:space="preserve"> </w:t>
       </w:r>
       <w:r>
-        <w:t xml:space="preserve">DVH volume validation vs author RANO volumes (ρ=1.00, n=141).</w:t>
+        <w:t xml:space="preserve">Agreement between DVH-derived GTV volume and author-reported RANO</w:t>
+      </w:r>
+      <w:r>
+        <w:t xml:space="preserve"> </w:t>
+      </w:r>
+      <w:r>
+        <w:rPr>
+          <w:rStyle w:val="VerbatimChar"/>
+        </w:rPr>
+        <w:t xml:space="preserve">size_t0_cm3</w:t>
+      </w:r>
+      <w:r>
+        <w:t xml:space="preserve"> </w:t>
+      </w:r>
+      <w:r>
+        <w:t xml:space="preserve">(Spearman rho = 1.00, n = 141). Validates the feature extraction pipeline.</w:t>
+      </w:r>
+    </w:p>
+    <w:bookmarkEnd w:id="51"/>
+    <w:bookmarkStart w:id="55" w:name="Xc8d476549152ed48c2fe29dd7b2e8a44632433d"/>
+    <w:p>
+      <w:pPr>
+        <w:pStyle w:val="Heading3"/>
+      </w:pPr>
+      <w:r>
+        <w:rPr>
+          <w:rStyle w:val="SectionNumber"/>
+        </w:rPr>
+        <w:t xml:space="preserve">1.8.7</w:t>
+      </w:r>
+      <w:r>
+        <w:tab/>
+      </w:r>
+      <w:r>
+        <w:t xml:space="preserve">7.7 Pooled RANO models (volume + clinical + scheme)</w:t>
       </w:r>
     </w:p>
     <w:p>
@@ -1946,20 +4188,20 @@
       <w:r>
         <w:drawing>
           <wp:inline>
-            <wp:extent cx="5334000" cy="4498991"/>
+            <wp:extent cx="4907280" cy="4139072"/>
             <wp:effectExtent b="0" l="0" r="0" t="0"/>
-            <wp:docPr descr="Figure 7" title="" id="41" name="Picture"/>
+            <wp:docPr descr="Figure 7. Pooled logistic ROC for RANO non-PD." title="" id="53" name="Picture"/>
             <a:graphic>
               <a:graphicData uri="http://schemas.openxmlformats.org/drawingml/2006/picture">
                 <pic:pic>
                   <pic:nvPicPr>
-                    <pic:cNvPr descr="figures/08_pooled_rano_roc.png" id="42" name="Picture"/>
+                    <pic:cNvPr descr="figures/08_pooled_rano_roc.png" id="54" name="Picture"/>
                     <pic:cNvPicPr>
                       <a:picLocks noChangeArrowheads="1" noChangeAspect="1"/>
                     </pic:cNvPicPr>
                   </pic:nvPicPr>
                   <pic:blipFill>
-                    <a:blip r:embed="rId40"/>
+                    <a:blip r:embed="rId52"/>
                     <a:stretch>
                       <a:fillRect/>
                     </a:stretch>
@@ -1967,7 +4209,7 @@
                   <pic:spPr bwMode="auto">
                     <a:xfrm>
                       <a:off x="0" y="0"/>
-                      <a:ext cx="5334000" cy="4498991"/>
+                      <a:ext cx="4907280" cy="4139072"/>
                     </a:xfrm>
                     <a:prstGeom prst="rect">
                       <a:avLst/>
@@ -1991,7 +4233,7 @@
         <w:pStyle w:val="ImageCaption"/>
       </w:pPr>
       <w:r>
-        <w:t xml:space="preserve">Figure 7</w:t>
+        <w:t xml:space="preserve">Figure 7. Pooled logistic ROC for RANO non-PD.</w:t>
       </w:r>
     </w:p>
     <w:p>
@@ -2009,17 +4251,192 @@
         <w:t xml:space="preserve"> </w:t>
       </w:r>
       <w:r>
-        <w:t xml:space="preserve">Pooled models (n=137): volume + clinical + scheme AUC≈0.72; LOOCV≈0.64.</w:t>
-      </w:r>
-    </w:p>
-    <w:bookmarkEnd w:id="43"/>
-    <w:bookmarkStart w:id="50" w:name="pyradiomics-comparison"/>
+        <w:t xml:space="preserve">Pooled models on n = 137: EQD2 alone AUC approximately 0.57; GTV volume alone approximately 0.71; volume + age + WHO PS + scheme approximately 0.72.</w:t>
+      </w:r>
+    </w:p>
+    <w:tbl>
+      <w:tblPr>
+        <w:tblStyle w:val="Table"/>
+        <w:tblW w:type="auto" w:w="0"/>
+        <w:tblLook w:firstRow="1" w:lastRow="0" w:firstColumn="0" w:lastColumn="0" w:noHBand="0" w:noVBand="0" w:val="0020"/>
+      </w:tblPr>
+      <w:tblGrid>
+        <w:gridCol w:w="1980"/>
+        <w:gridCol w:w="1980"/>
+        <w:gridCol w:w="1980"/>
+        <w:gridCol w:w="1980"/>
+      </w:tblGrid>
+      <w:tr>
+        <w:trPr>
+          <w:tblHeader w:val="on"/>
+        </w:trPr>
+        <w:tc>
+          <w:tcPr/>
+          <w:p>
+            <w:pPr>
+              <w:pStyle w:val="Compact"/>
+              <w:jc w:val="left"/>
+            </w:pPr>
+            <w:r>
+              <w:t xml:space="preserve">Pooled model</w:t>
+            </w:r>
+          </w:p>
+        </w:tc>
+        <w:tc>
+          <w:tcPr/>
+          <w:p>
+            <w:pPr>
+              <w:pStyle w:val="Compact"/>
+              <w:jc w:val="right"/>
+            </w:pPr>
+            <w:r>
+              <w:t xml:space="preserve">n</w:t>
+            </w:r>
+          </w:p>
+        </w:tc>
+        <w:tc>
+          <w:tcPr/>
+          <w:p>
+            <w:pPr>
+              <w:pStyle w:val="Compact"/>
+              <w:jc w:val="right"/>
+            </w:pPr>
+            <w:r>
+              <w:t xml:space="preserve">AUC</w:t>
+            </w:r>
+          </w:p>
+        </w:tc>
+        <w:tc>
+          <w:tcPr/>
+          <w:p>
+            <w:pPr>
+              <w:pStyle w:val="Compact"/>
+              <w:jc w:val="right"/>
+            </w:pPr>
+            <w:r>
+              <w:t xml:space="preserve">LOOCV AUC</w:t>
+            </w:r>
+          </w:p>
+        </w:tc>
+      </w:tr>
+      <w:tr>
+        <w:tc>
+          <w:tcPr/>
+          <w:p>
+            <w:pPr>
+              <w:pStyle w:val="Compact"/>
+              <w:jc w:val="left"/>
+            </w:pPr>
+            <w:r>
+              <w:t xml:space="preserve">volume + age + PS + scheme</w:t>
+            </w:r>
+          </w:p>
+        </w:tc>
+        <w:tc>
+          <w:tcPr/>
+          <w:p>
+            <w:pPr>
+              <w:pStyle w:val="Compact"/>
+              <w:jc w:val="right"/>
+            </w:pPr>
+            <w:r>
+              <w:t xml:space="preserve">137</w:t>
+            </w:r>
+          </w:p>
+        </w:tc>
+        <w:tc>
+          <w:tcPr/>
+          <w:p>
+            <w:pPr>
+              <w:pStyle w:val="Compact"/>
+              <w:jc w:val="right"/>
+            </w:pPr>
+            <w:r>
+              <w:t xml:space="preserve">0.716</w:t>
+            </w:r>
+          </w:p>
+        </w:tc>
+        <w:tc>
+          <w:tcPr/>
+          <w:p>
+            <w:pPr>
+              <w:pStyle w:val="Compact"/>
+              <w:jc w:val="right"/>
+            </w:pPr>
+            <w:r>
+              <w:t xml:space="preserve">0.642</w:t>
+            </w:r>
+          </w:p>
+        </w:tc>
+      </w:tr>
+      <w:tr>
+        <w:tc>
+          <w:tcPr/>
+          <w:p>
+            <w:pPr>
+              <w:pStyle w:val="Compact"/>
+              <w:jc w:val="left"/>
+            </w:pPr>
+            <w:r>
+              <w:t xml:space="preserve">volume + age + PS + scheme + interaction</w:t>
+            </w:r>
+          </w:p>
+        </w:tc>
+        <w:tc>
+          <w:tcPr/>
+          <w:p>
+            <w:pPr>
+              <w:pStyle w:val="Compact"/>
+              <w:jc w:val="right"/>
+            </w:pPr>
+            <w:r>
+              <w:t xml:space="preserve">137</w:t>
+            </w:r>
+          </w:p>
+        </w:tc>
+        <w:tc>
+          <w:tcPr/>
+          <w:p>
+            <w:pPr>
+              <w:pStyle w:val="Compact"/>
+              <w:jc w:val="right"/>
+            </w:pPr>
+            <w:r>
+              <w:t xml:space="preserve">0.722</w:t>
+            </w:r>
+          </w:p>
+        </w:tc>
+        <w:tc>
+          <w:tcPr/>
+          <w:p>
+            <w:pPr>
+              <w:pStyle w:val="Compact"/>
+              <w:jc w:val="right"/>
+            </w:pPr>
+            <w:r>
+              <w:t xml:space="preserve">0.636</w:t>
+            </w:r>
+          </w:p>
+        </w:tc>
+      </w:tr>
+    </w:tbl>
+    <w:bookmarkEnd w:id="55"/>
+    <w:bookmarkStart w:id="62" w:name="pyradiomics-vs-dvh-volume"/>
     <w:p>
       <w:pPr>
         <w:pStyle w:val="Heading3"/>
       </w:pPr>
       <w:r>
-        <w:t xml:space="preserve">7.6 PyRadiomics comparison</w:t>
+        <w:rPr>
+          <w:rStyle w:val="SectionNumber"/>
+        </w:rPr>
+        <w:t xml:space="preserve">1.8.8</w:t>
+      </w:r>
+      <w:r>
+        <w:tab/>
+      </w:r>
+      <w:r>
+        <w:t xml:space="preserve">7.8 PyRadiomics vs DVH volume</w:t>
       </w:r>
     </w:p>
     <w:p>
@@ -2029,20 +4446,20 @@
       <w:r>
         <w:drawing>
           <wp:inline>
-            <wp:extent cx="5334000" cy="2959567"/>
+            <wp:extent cx="4693920" cy="2604419"/>
             <wp:effectExtent b="0" l="0" r="0" t="0"/>
-            <wp:docPr descr="Figure 8" title="" id="45" name="Picture"/>
+            <wp:docPr descr="Figure 8. In-sample AUC: PyRadiomics top-5 vs DVH volume." title="" id="57" name="Picture"/>
             <a:graphic>
               <a:graphicData uri="http://schemas.openxmlformats.org/drawingml/2006/picture">
                 <pic:pic>
                   <pic:nvPicPr>
-                    <pic:cNvPr descr="figures/08_pyradiomics_vs_volume_auc.png" id="46" name="Picture"/>
+                    <pic:cNvPr descr="figures/08_pyradiomics_vs_volume_auc.png" id="58" name="Picture"/>
                     <pic:cNvPicPr>
                       <a:picLocks noChangeArrowheads="1" noChangeAspect="1"/>
                     </pic:cNvPicPr>
                   </pic:nvPicPr>
                   <pic:blipFill>
-                    <a:blip r:embed="rId44"/>
+                    <a:blip r:embed="rId56"/>
                     <a:stretch>
                       <a:fillRect/>
                     </a:stretch>
@@ -2050,7 +4467,7 @@
                   <pic:spPr bwMode="auto">
                     <a:xfrm>
                       <a:off x="0" y="0"/>
-                      <a:ext cx="5334000" cy="2959567"/>
+                      <a:ext cx="4693920" cy="2604419"/>
                     </a:xfrm>
                     <a:prstGeom prst="rect">
                       <a:avLst/>
@@ -2074,7 +4491,7 @@
         <w:pStyle w:val="ImageCaption"/>
       </w:pPr>
       <w:r>
-        <w:t xml:space="preserve">Figure 8</w:t>
+        <w:t xml:space="preserve">Figure 8. In-sample AUC: PyRadiomics top-5 vs DVH volume.</w:t>
       </w:r>
     </w:p>
     <w:p>
@@ -2092,7 +4509,7 @@
         <w:t xml:space="preserve"> </w:t>
       </w:r>
       <w:r>
-        <w:t xml:space="preserve">Author PyRadiomics (t1gd GTV t0) top-5 features vs DVH volume (in-sample AUC 0.78 vs 0.71).</w:t>
+        <w:t xml:space="preserve">Author-provided PyRadiomics features (t1gd, GTV t0, Version 3 TSV) vs DVH GTV volume for RANO non-PD: top-5 radiomics AUC approximately 0.78 vs volume approximately 0.71 (n = 137).</w:t>
       </w:r>
     </w:p>
     <w:p>
@@ -2102,20 +4519,20 @@
       <w:r>
         <w:drawing>
           <wp:inline>
-            <wp:extent cx="5334000" cy="2959567"/>
+            <wp:extent cx="4693920" cy="2604419"/>
             <wp:effectExtent b="0" l="0" r="0" t="0"/>
-            <wp:docPr descr="Figure 9" title="" id="48" name="Picture"/>
+            <wp:docPr descr="Figure 9. Nested cross-validation optimism check." title="" id="60" name="Picture"/>
             <a:graphic>
               <a:graphicData uri="http://schemas.openxmlformats.org/drawingml/2006/picture">
                 <pic:pic>
                   <pic:nvPicPr>
-                    <pic:cNvPr descr="figures/08_pyradiomics_nested_cv_auc.png" id="49" name="Picture"/>
+                    <pic:cNvPr descr="figures/08_pyradiomics_nested_cv_auc.png" id="61" name="Picture"/>
                     <pic:cNvPicPr>
                       <a:picLocks noChangeArrowheads="1" noChangeAspect="1"/>
                     </pic:cNvPicPr>
                   </pic:nvPicPr>
                   <pic:blipFill>
-                    <a:blip r:embed="rId47"/>
+                    <a:blip r:embed="rId59"/>
                     <a:stretch>
                       <a:fillRect/>
                     </a:stretch>
@@ -2123,7 +4540,7 @@
                   <pic:spPr bwMode="auto">
                     <a:xfrm>
                       <a:off x="0" y="0"/>
-                      <a:ext cx="5334000" cy="2959567"/>
+                      <a:ext cx="4693920" cy="2604419"/>
                     </a:xfrm>
                     <a:prstGeom prst="rect">
                       <a:avLst/>
@@ -2147,7 +4564,7 @@
         <w:pStyle w:val="ImageCaption"/>
       </w:pPr>
       <w:r>
-        <w:t xml:space="preserve">Figure 9</w:t>
+        <w:t xml:space="preserve">Figure 9. Nested cross-validation optimism check.</w:t>
       </w:r>
     </w:p>
     <w:p>
@@ -2165,9 +4582,225 @@
         <w:t xml:space="preserve"> </w:t>
       </w:r>
       <w:r>
-        <w:t xml:space="preserve">Nested 5-fold CV reduces optimism: radiomics nested AUC≈0.74 vs volume 0.70.</w:t>
-      </w:r>
-    </w:p>
+        <w:t xml:space="preserve">Nested 5-fold CV (top-5 feature selection on training folds only): radiomics nested AUC approximately 0.74 vs volume approximately 0.70; optimism delta approximately 0.04–0.07.</w:t>
+      </w:r>
+    </w:p>
+    <w:tbl>
+      <w:tblPr>
+        <w:tblStyle w:val="Table"/>
+        <w:tblW w:type="auto" w:w="0"/>
+        <w:tblLook w:firstRow="1" w:lastRow="0" w:firstColumn="0" w:lastColumn="0" w:noHBand="0" w:noVBand="0" w:val="0020"/>
+      </w:tblPr>
+      <w:tblGrid>
+        <w:gridCol w:w="1980"/>
+        <w:gridCol w:w="1980"/>
+        <w:gridCol w:w="1980"/>
+        <w:gridCol w:w="1980"/>
+      </w:tblGrid>
+      <w:tr>
+        <w:trPr>
+          <w:tblHeader w:val="on"/>
+        </w:trPr>
+        <w:tc>
+          <w:tcPr/>
+          <w:p>
+            <w:pPr>
+              <w:pStyle w:val="Compact"/>
+              <w:jc w:val="left"/>
+            </w:pPr>
+            <w:r>
+              <w:t xml:space="preserve">Model (nested CV)</w:t>
+            </w:r>
+          </w:p>
+        </w:tc>
+        <w:tc>
+          <w:tcPr/>
+          <w:p>
+            <w:pPr>
+              <w:pStyle w:val="Compact"/>
+              <w:jc w:val="right"/>
+            </w:pPr>
+            <w:r>
+              <w:t xml:space="preserve">In-sample AUC</w:t>
+            </w:r>
+          </w:p>
+        </w:tc>
+        <w:tc>
+          <w:tcPr/>
+          <w:p>
+            <w:pPr>
+              <w:pStyle w:val="Compact"/>
+              <w:jc w:val="right"/>
+            </w:pPr>
+            <w:r>
+              <w:t xml:space="preserve">Nested CV AUC</w:t>
+            </w:r>
+          </w:p>
+        </w:tc>
+        <w:tc>
+          <w:tcPr/>
+          <w:p>
+            <w:pPr>
+              <w:pStyle w:val="Compact"/>
+              <w:jc w:val="right"/>
+            </w:pPr>
+            <w:r>
+              <w:t xml:space="preserve">Optimism delta</w:t>
+            </w:r>
+          </w:p>
+        </w:tc>
+      </w:tr>
+      <w:tr>
+        <w:tc>
+          <w:tcPr/>
+          <w:p>
+            <w:pPr>
+              <w:pStyle w:val="Compact"/>
+              <w:jc w:val="left"/>
+            </w:pPr>
+            <w:r>
+              <w:t xml:space="preserve">DVH volume only</w:t>
+            </w:r>
+          </w:p>
+        </w:tc>
+        <w:tc>
+          <w:tcPr/>
+          <w:p>
+            <w:pPr>
+              <w:pStyle w:val="Compact"/>
+              <w:jc w:val="right"/>
+            </w:pPr>
+            <w:r>
+              <w:t xml:space="preserve">0.707</w:t>
+            </w:r>
+          </w:p>
+        </w:tc>
+        <w:tc>
+          <w:tcPr/>
+          <w:p>
+            <w:pPr>
+              <w:pStyle w:val="Compact"/>
+              <w:jc w:val="right"/>
+            </w:pPr>
+            <w:r>
+              <w:t xml:space="preserve">0.697</w:t>
+            </w:r>
+          </w:p>
+        </w:tc>
+        <w:tc>
+          <w:tcPr/>
+          <w:p>
+            <w:pPr>
+              <w:pStyle w:val="Compact"/>
+              <w:jc w:val="right"/>
+            </w:pPr>
+            <w:r>
+              <w:t xml:space="preserve">0.010</w:t>
+            </w:r>
+          </w:p>
+        </w:tc>
+      </w:tr>
+      <w:tr>
+        <w:tc>
+          <w:tcPr/>
+          <w:p>
+            <w:pPr>
+              <w:pStyle w:val="Compact"/>
+              <w:jc w:val="left"/>
+            </w:pPr>
+            <w:r>
+              <w:t xml:space="preserve">PyRadiomics top-5</w:t>
+            </w:r>
+          </w:p>
+        </w:tc>
+        <w:tc>
+          <w:tcPr/>
+          <w:p>
+            <w:pPr>
+              <w:pStyle w:val="Compact"/>
+              <w:jc w:val="right"/>
+            </w:pPr>
+            <w:r>
+              <w:t xml:space="preserve">0.783</w:t>
+            </w:r>
+          </w:p>
+        </w:tc>
+        <w:tc>
+          <w:tcPr/>
+          <w:p>
+            <w:pPr>
+              <w:pStyle w:val="Compact"/>
+              <w:jc w:val="right"/>
+            </w:pPr>
+            <w:r>
+              <w:t xml:space="preserve">0.738</w:t>
+            </w:r>
+          </w:p>
+        </w:tc>
+        <w:tc>
+          <w:tcPr/>
+          <w:p>
+            <w:pPr>
+              <w:pStyle w:val="Compact"/>
+              <w:jc w:val="right"/>
+            </w:pPr>
+            <w:r>
+              <w:t xml:space="preserve">0.045</w:t>
+            </w:r>
+          </w:p>
+        </w:tc>
+      </w:tr>
+      <w:tr>
+        <w:tc>
+          <w:tcPr/>
+          <w:p>
+            <w:pPr>
+              <w:pStyle w:val="Compact"/>
+              <w:jc w:val="left"/>
+            </w:pPr>
+            <w:r>
+              <w:t xml:space="preserve">PyRadiomics top-5 + clinical</w:t>
+            </w:r>
+          </w:p>
+        </w:tc>
+        <w:tc>
+          <w:tcPr/>
+          <w:p>
+            <w:pPr>
+              <w:pStyle w:val="Compact"/>
+              <w:jc w:val="right"/>
+            </w:pPr>
+            <w:r>
+              <w:t xml:space="preserve">0.788</w:t>
+            </w:r>
+          </w:p>
+        </w:tc>
+        <w:tc>
+          <w:tcPr/>
+          <w:p>
+            <w:pPr>
+              <w:pStyle w:val="Compact"/>
+              <w:jc w:val="right"/>
+            </w:pPr>
+            <w:r>
+              <w:t xml:space="preserve">0.715</w:t>
+            </w:r>
+          </w:p>
+        </w:tc>
+        <w:tc>
+          <w:tcPr/>
+          <w:p>
+            <w:pPr>
+              <w:pStyle w:val="Compact"/>
+              <w:jc w:val="right"/>
+            </w:pPr>
+            <w:r>
+              <w:t xml:space="preserve">0.073</w:t>
+            </w:r>
+          </w:p>
+        </w:tc>
+      </w:tr>
+    </w:tbl>
     <w:p>
       <w:r>
         <w:pict>
@@ -2175,14 +4808,23 @@
         </w:pict>
       </w:r>
     </w:p>
-    <w:bookmarkEnd w:id="50"/>
-    <w:bookmarkEnd w:id="51"/>
-    <w:bookmarkStart w:id="52" w:name="survival-analysis"/>
+    <w:bookmarkEnd w:id="62"/>
+    <w:bookmarkEnd w:id="63"/>
+    <w:bookmarkStart w:id="66" w:name="survival-analysis"/>
     <w:p>
       <w:pPr>
         <w:pStyle w:val="Heading2"/>
       </w:pPr>
       <w:r>
+        <w:rPr>
+          <w:rStyle w:val="SectionNumber"/>
+        </w:rPr>
+        <w:t xml:space="preserve">1.9</w:t>
+      </w:r>
+      <w:r>
+        <w:tab/>
+      </w:r>
+      <w:r>
         <w:t xml:space="preserve">8. Survival Analysis</w:t>
       </w:r>
     </w:p>
@@ -2191,7 +4833,25 @@
         <w:pStyle w:val="FirstParagraph"/>
       </w:pPr>
       <w:r>
-        <w:t xml:space="preserve">Kaplan–Meier and Cox proportional hazards models (lifelines) included EQD2, Dmean, age, sex, WHO PS, fractionation scheme, and RANO non-PD.</w:t>
+        <w:t xml:space="preserve">Kaplan-Meier and Cox proportional hazards models (lifelines) were fitted for overall survival.</w:t>
+      </w:r>
+    </w:p>
+    <w:bookmarkStart w:id="64" w:name="cox-model-with-rano-n-137"/>
+    <w:p>
+      <w:pPr>
+        <w:pStyle w:val="Heading3"/>
+      </w:pPr>
+      <w:r>
+        <w:rPr>
+          <w:rStyle w:val="SectionNumber"/>
+        </w:rPr>
+        <w:t xml:space="preserve">1.9.1</w:t>
+      </w:r>
+      <w:r>
+        <w:tab/>
+      </w:r>
+      <w:r>
+        <w:t xml:space="preserve">8.1 Cox model with RANO (n = 137)</w:t>
       </w:r>
     </w:p>
     <w:tbl>
@@ -2214,33 +4874,34 @@
           <w:p>
             <w:pPr>
               <w:pStyle w:val="Compact"/>
-            </w:pPr>
-            <w:r>
-              <w:t xml:space="preserve">Covariate (Cox, n=137)</w:t>
-            </w:r>
-          </w:p>
-        </w:tc>
-        <w:tc>
-          <w:tcPr/>
-          <w:p>
-            <w:pPr>
-              <w:pStyle w:val="Compact"/>
-              <w:jc w:val="right"/>
-            </w:pPr>
-            <w:r>
-              <w:t xml:space="preserve">HR</w:t>
-            </w:r>
-          </w:p>
-        </w:tc>
-        <w:tc>
-          <w:tcPr/>
-          <w:p>
-            <w:pPr>
-              <w:pStyle w:val="Compact"/>
-              <w:jc w:val="right"/>
-            </w:pPr>
-            <w:r>
-              <w:t xml:space="preserve">p</w:t>
+              <w:jc w:val="left"/>
+            </w:pPr>
+            <w:r>
+              <w:t xml:space="preserve">Covariate</w:t>
+            </w:r>
+          </w:p>
+        </w:tc>
+        <w:tc>
+          <w:tcPr/>
+          <w:p>
+            <w:pPr>
+              <w:pStyle w:val="Compact"/>
+              <w:jc w:val="right"/>
+            </w:pPr>
+            <w:r>
+              <w:t xml:space="preserve">Hazard ratio</w:t>
+            </w:r>
+          </w:p>
+        </w:tc>
+        <w:tc>
+          <w:tcPr/>
+          <w:p>
+            <w:pPr>
+              <w:pStyle w:val="Compact"/>
+              <w:jc w:val="right"/>
+            </w:pPr>
+            <w:r>
+              <w:t xml:space="preserve">p-value</w:t>
             </w:r>
           </w:p>
         </w:tc>
@@ -2251,9 +4912,10 @@
           <w:p>
             <w:pPr>
               <w:pStyle w:val="Compact"/>
-            </w:pPr>
-            <w:r>
-              <w:t xml:space="preserve">RANO non-PD</w:t>
+              <w:jc w:val="left"/>
+            </w:pPr>
+            <w:r>
+              <w:t xml:space="preserve">RANO non-PD at t1</w:t>
             </w:r>
           </w:p>
         </w:tc>
@@ -2288,9 +4950,10 @@
           <w:p>
             <w:pPr>
               <w:pStyle w:val="Compact"/>
-            </w:pPr>
-            <w:r>
-              <w:t xml:space="preserve">WHO PS</w:t>
+              <w:jc w:val="left"/>
+            </w:pPr>
+            <w:r>
+              <w:t xml:space="preserve">WHO performance status</w:t>
             </w:r>
           </w:p>
         </w:tc>
@@ -2325,9 +4988,10 @@
           <w:p>
             <w:pPr>
               <w:pStyle w:val="Compact"/>
-            </w:pPr>
-            <w:r>
-              <w:t xml:space="preserve">EQD2</w:t>
+              <w:jc w:val="left"/>
+            </w:pPr>
+            <w:r>
+              <w:t xml:space="preserve">EQD2 (per Gy)</w:t>
             </w:r>
           </w:p>
         </w:tc>
@@ -2352,6 +5016,44 @@
             </w:pPr>
             <w:r>
               <w:t xml:space="preserve">0.009</w:t>
+            </w:r>
+          </w:p>
+        </w:tc>
+      </w:tr>
+      <w:tr>
+        <w:tc>
+          <w:tcPr/>
+          <w:p>
+            <w:pPr>
+              <w:pStyle w:val="Compact"/>
+              <w:jc w:val="left"/>
+            </w:pPr>
+            <w:r>
+              <w:t xml:space="preserve">Age (per year)</w:t>
+            </w:r>
+          </w:p>
+        </w:tc>
+        <w:tc>
+          <w:tcPr/>
+          <w:p>
+            <w:pPr>
+              <w:pStyle w:val="Compact"/>
+              <w:jc w:val="right"/>
+            </w:pPr>
+            <w:r>
+              <w:t xml:space="preserve">1.01</w:t>
+            </w:r>
+          </w:p>
+        </w:tc>
+        <w:tc>
+          <w:tcPr/>
+          <w:p>
+            <w:pPr>
+              <w:pStyle w:val="Compact"/>
+              <w:jc w:val="right"/>
+            </w:pPr>
+            <w:r>
+              <w:t xml:space="preserve">0.22</w:t>
             </w:r>
           </w:p>
         </w:tc>
@@ -2362,9 +5064,233 @@
         <w:pStyle w:val="BodyText"/>
       </w:pPr>
       <w:r>
-        <w:t xml:space="preserve">RANO non-PD predicts OS independently of dose and performance status.</w:t>
-      </w:r>
-    </w:p>
+        <w:t xml:space="preserve">Concordance index: 0.667. RANO non-PD predicts longer OS independently of EQD2 and performance status, supporting the clinical relevance of the imaging endpoint even when dose-only TCP fails.</w:t>
+      </w:r>
+    </w:p>
+    <w:bookmarkEnd w:id="64"/>
+    <w:bookmarkStart w:id="65" w:name="clinical-prognosis-model-n-190"/>
+    <w:p>
+      <w:pPr>
+        <w:pStyle w:val="Heading3"/>
+      </w:pPr>
+      <w:r>
+        <w:rPr>
+          <w:rStyle w:val="SectionNumber"/>
+        </w:rPr>
+        <w:t xml:space="preserve">1.9.2</w:t>
+      </w:r>
+      <w:r>
+        <w:tab/>
+      </w:r>
+      <w:r>
+        <w:t xml:space="preserve">8.2 Clinical prognosis model (n = 190)</w:t>
+      </w:r>
+    </w:p>
+    <w:tbl>
+      <w:tblPr>
+        <w:tblStyle w:val="Table"/>
+        <w:tblW w:type="auto" w:w="0"/>
+        <w:tblLook w:firstRow="1" w:lastRow="0" w:firstColumn="0" w:lastColumn="0" w:noHBand="0" w:noVBand="0" w:val="0020"/>
+      </w:tblPr>
+      <w:tblGrid>
+        <w:gridCol w:w="2640"/>
+        <w:gridCol w:w="2640"/>
+        <w:gridCol w:w="2640"/>
+      </w:tblGrid>
+      <w:tr>
+        <w:trPr>
+          <w:tblHeader w:val="on"/>
+        </w:trPr>
+        <w:tc>
+          <w:tcPr/>
+          <w:p>
+            <w:pPr>
+              <w:pStyle w:val="Compact"/>
+              <w:jc w:val="left"/>
+            </w:pPr>
+            <w:r>
+              <w:t xml:space="preserve">Covariate</w:t>
+            </w:r>
+          </w:p>
+        </w:tc>
+        <w:tc>
+          <w:tcPr/>
+          <w:p>
+            <w:pPr>
+              <w:pStyle w:val="Compact"/>
+              <w:jc w:val="right"/>
+            </w:pPr>
+            <w:r>
+              <w:t xml:space="preserve">Hazard ratio</w:t>
+            </w:r>
+          </w:p>
+        </w:tc>
+        <w:tc>
+          <w:tcPr/>
+          <w:p>
+            <w:pPr>
+              <w:pStyle w:val="Compact"/>
+              <w:jc w:val="right"/>
+            </w:pPr>
+            <w:r>
+              <w:t xml:space="preserve">p-value</w:t>
+            </w:r>
+          </w:p>
+        </w:tc>
+      </w:tr>
+      <w:tr>
+        <w:tc>
+          <w:tcPr/>
+          <w:p>
+            <w:pPr>
+              <w:pStyle w:val="Compact"/>
+              <w:jc w:val="left"/>
+            </w:pPr>
+            <w:r>
+              <w:t xml:space="preserve">60 Gy scheme (vs 40 Gy)</w:t>
+            </w:r>
+          </w:p>
+        </w:tc>
+        <w:tc>
+          <w:tcPr/>
+          <w:p>
+            <w:pPr>
+              <w:pStyle w:val="Compact"/>
+              <w:jc w:val="right"/>
+            </w:pPr>
+            <w:r>
+              <w:t xml:space="preserve">0.54</w:t>
+            </w:r>
+          </w:p>
+        </w:tc>
+        <w:tc>
+          <w:tcPr/>
+          <w:p>
+            <w:pPr>
+              <w:pStyle w:val="Compact"/>
+              <w:jc w:val="right"/>
+            </w:pPr>
+            <w:r>
+              <w:t xml:space="preserve">0.0007</w:t>
+            </w:r>
+          </w:p>
+        </w:tc>
+      </w:tr>
+      <w:tr>
+        <w:tc>
+          <w:tcPr/>
+          <w:p>
+            <w:pPr>
+              <w:pStyle w:val="Compact"/>
+              <w:jc w:val="left"/>
+            </w:pPr>
+            <w:r>
+              <w:t xml:space="preserve">WHO performance status</w:t>
+            </w:r>
+          </w:p>
+        </w:tc>
+        <w:tc>
+          <w:tcPr/>
+          <w:p>
+            <w:pPr>
+              <w:pStyle w:val="Compact"/>
+              <w:jc w:val="right"/>
+            </w:pPr>
+            <w:r>
+              <w:t xml:space="preserve">1.43</w:t>
+            </w:r>
+          </w:p>
+        </w:tc>
+        <w:tc>
+          <w:tcPr/>
+          <w:p>
+            <w:pPr>
+              <w:pStyle w:val="Compact"/>
+              <w:jc w:val="right"/>
+            </w:pPr>
+            <w:r>
+              <w:t xml:space="preserve">0.001</w:t>
+            </w:r>
+          </w:p>
+        </w:tc>
+      </w:tr>
+      <w:tr>
+        <w:tc>
+          <w:tcPr/>
+          <w:p>
+            <w:pPr>
+              <w:pStyle w:val="Compact"/>
+              <w:jc w:val="left"/>
+            </w:pPr>
+            <w:r>
+              <w:t xml:space="preserve">Age</w:t>
+            </w:r>
+          </w:p>
+        </w:tc>
+        <w:tc>
+          <w:tcPr/>
+          <w:p>
+            <w:pPr>
+              <w:pStyle w:val="Compact"/>
+              <w:jc w:val="right"/>
+            </w:pPr>
+            <w:r>
+              <w:t xml:space="preserve">1.01</w:t>
+            </w:r>
+          </w:p>
+        </w:tc>
+        <w:tc>
+          <w:tcPr/>
+          <w:p>
+            <w:pPr>
+              <w:pStyle w:val="Compact"/>
+              <w:jc w:val="right"/>
+            </w:pPr>
+            <w:r>
+              <w:t xml:space="preserve">0.23</w:t>
+            </w:r>
+          </w:p>
+        </w:tc>
+      </w:tr>
+      <w:tr>
+        <w:tc>
+          <w:tcPr/>
+          <w:p>
+            <w:pPr>
+              <w:pStyle w:val="Compact"/>
+              <w:jc w:val="left"/>
+            </w:pPr>
+            <w:r>
+              <w:t xml:space="preserve">Sex (male)</w:t>
+            </w:r>
+          </w:p>
+        </w:tc>
+        <w:tc>
+          <w:tcPr/>
+          <w:p>
+            <w:pPr>
+              <w:pStyle w:val="Compact"/>
+              <w:jc w:val="right"/>
+            </w:pPr>
+            <w:r>
+              <w:t xml:space="preserve">1.03</w:t>
+            </w:r>
+          </w:p>
+        </w:tc>
+        <w:tc>
+          <w:tcPr/>
+          <w:p>
+            <w:pPr>
+              <w:pStyle w:val="Compact"/>
+              <w:jc w:val="right"/>
+            </w:pPr>
+            <w:r>
+              <w:t xml:space="preserve">0.83</w:t>
+            </w:r>
+          </w:p>
+        </w:tc>
+      </w:tr>
+    </w:tbl>
     <w:p>
       <w:r>
         <w:pict>
@@ -2372,14 +5298,24 @@
         </w:pict>
       </w:r>
     </w:p>
-    <w:bookmarkEnd w:id="52"/>
-    <w:bookmarkStart w:id="53" w:name="X6672e6b6c195c7601a02f91371f47f3851f074a"/>
+    <w:bookmarkEnd w:id="65"/>
+    <w:bookmarkEnd w:id="66"/>
+    <w:bookmarkStart w:id="69" w:name="X4b30b436ab51e9925679c7fdff9fbde02747be5"/>
     <w:p>
       <w:pPr>
         <w:pStyle w:val="Heading2"/>
       </w:pPr>
       <w:r>
-        <w:t xml:space="preserve">9. Literature Review and TCP Parameter Comparison (Part VI)</w:t>
+        <w:rPr>
+          <w:rStyle w:val="SectionNumber"/>
+        </w:rPr>
+        <w:t xml:space="preserve">1.10</w:t>
+      </w:r>
+      <w:r>
+        <w:tab/>
+      </w:r>
+      <w:r>
+        <w:t xml:space="preserve">9. Literature Review and TCP Parameter Comparison (Assignment Part VI)</w:t>
       </w:r>
     </w:p>
     <w:p>
@@ -2387,7 +5323,7 @@
         <w:pStyle w:val="FirstParagraph"/>
       </w:pPr>
       <w:r>
-        <w:t xml:space="preserve">Literature table:</w:t>
+        <w:t xml:space="preserve">Literature sources are catalogued in</w:t>
       </w:r>
       <w:r>
         <w:t xml:space="preserve"> </w:t>
@@ -2402,7 +5338,7 @@
         <w:t xml:space="preserve"> </w:t>
       </w:r>
       <w:r>
-        <w:t xml:space="preserve">(18 references). DOI verification:</w:t>
+        <w:t xml:space="preserve">(18 references). Link verification:</w:t>
       </w:r>
       <w:r>
         <w:t xml:space="preserve"> </w:t>
@@ -2415,6 +5351,24 @@
       </w:r>
       <w:r>
         <w:t xml:space="preserve">.</w:t>
+      </w:r>
+    </w:p>
+    <w:bookmarkStart w:id="67" w:name="comparison-of-d50-and-gamma50"/>
+    <w:p>
+      <w:pPr>
+        <w:pStyle w:val="Heading3"/>
+      </w:pPr>
+      <w:r>
+        <w:rPr>
+          <w:rStyle w:val="SectionNumber"/>
+        </w:rPr>
+        <w:t xml:space="preserve">1.10.1</w:t>
+      </w:r>
+      <w:r>
+        <w:tab/>
+      </w:r>
+      <w:r>
+        <w:t xml:space="preserve">9.1 Comparison of D50 and gamma50</w:t>
       </w:r>
     </w:p>
     <w:tbl>
@@ -2425,11 +5379,13 @@
         <w:tblLook w:firstRow="1" w:lastRow="0" w:firstColumn="0" w:lastColumn="0" w:noHBand="0" w:noVBand="0" w:val="0020"/>
       </w:tblPr>
       <w:tblGrid>
-        <w:gridCol w:w="1377"/>
-        <w:gridCol w:w="1721"/>
-        <w:gridCol w:w="860"/>
-        <w:gridCol w:w="1721"/>
-        <w:gridCol w:w="2238"/>
+        <w:gridCol w:w="856"/>
+        <w:gridCol w:w="749"/>
+        <w:gridCol w:w="1070"/>
+        <w:gridCol w:w="321"/>
+        <w:gridCol w:w="1070"/>
+        <w:gridCol w:w="963"/>
+        <w:gridCol w:w="2889"/>
       </w:tblGrid>
       <w:tr>
         <w:trPr>
@@ -2440,6 +5396,7 @@
           <w:p>
             <w:pPr>
               <w:pStyle w:val="Compact"/>
+              <w:jc w:val="left"/>
             </w:pPr>
             <w:r>
               <w:t xml:space="preserve">Source</w:t>
@@ -2451,6 +5408,43 @@
           <w:p>
             <w:pPr>
               <w:pStyle w:val="Compact"/>
+              <w:jc w:val="left"/>
+            </w:pPr>
+            <w:r>
+              <w:t xml:space="preserve">Model</w:t>
+            </w:r>
+          </w:p>
+        </w:tc>
+        <w:tc>
+          <w:tcPr/>
+          <w:p>
+            <w:pPr>
+              <w:pStyle w:val="Compact"/>
+              <w:jc w:val="left"/>
+            </w:pPr>
+            <w:r>
+              <w:t xml:space="preserve">Endpoint</w:t>
+            </w:r>
+          </w:p>
+        </w:tc>
+        <w:tc>
+          <w:tcPr/>
+          <w:p>
+            <w:pPr>
+              <w:pStyle w:val="Compact"/>
+              <w:jc w:val="right"/>
+            </w:pPr>
+            <w:r>
+              <w:t xml:space="preserve">n</w:t>
+            </w:r>
+          </w:p>
+        </w:tc>
+        <w:tc>
+          <w:tcPr/>
+          <w:p>
+            <w:pPr>
+              <w:pStyle w:val="Compact"/>
+              <w:jc w:val="right"/>
             </w:pPr>
             <w:r>
               <w:t xml:space="preserve">D50 (Gy)</w:t>
@@ -2462,31 +5456,22 @@
           <w:p>
             <w:pPr>
               <w:pStyle w:val="Compact"/>
-            </w:pPr>
-            <w:r>
-              <w:t xml:space="preserve">γ50</w:t>
-            </w:r>
-          </w:p>
-        </w:tc>
-        <w:tc>
-          <w:tcPr/>
-          <w:p>
-            <w:pPr>
-              <w:pStyle w:val="Compact"/>
-            </w:pPr>
-            <w:r>
-              <w:t xml:space="preserve">Endpoint</w:t>
-            </w:r>
-          </w:p>
-        </w:tc>
-        <w:tc>
-          <w:tcPr/>
-          <w:p>
-            <w:pPr>
-              <w:pStyle w:val="Compact"/>
-            </w:pPr>
-            <w:r>
-              <w:t xml:space="preserve">Comparable?</w:t>
+              <w:jc w:val="right"/>
+            </w:pPr>
+            <w:r>
+              <w:t xml:space="preserve">gamma50</w:t>
+            </w:r>
+          </w:p>
+        </w:tc>
+        <w:tc>
+          <w:tcPr/>
+          <w:p>
+            <w:pPr>
+              <w:pStyle w:val="Compact"/>
+              <w:jc w:val="left"/>
+            </w:pPr>
+            <w:r>
+              <w:t xml:space="preserve">Comparable to this study?</w:t>
             </w:r>
           </w:p>
         </w:tc>
@@ -2497,6 +5482,7 @@
           <w:p>
             <w:pPr>
               <w:pStyle w:val="Compact"/>
+              <w:jc w:val="left"/>
             </w:pPr>
             <w:r>
               <w:rPr>
@@ -2512,6 +5498,43 @@
           <w:p>
             <w:pPr>
               <w:pStyle w:val="Compact"/>
+              <w:jc w:val="left"/>
+            </w:pPr>
+            <w:r>
+              <w:t xml:space="preserve">Poisson TCP (EQD2)</w:t>
+            </w:r>
+          </w:p>
+        </w:tc>
+        <w:tc>
+          <w:tcPr/>
+          <w:p>
+            <w:pPr>
+              <w:pStyle w:val="Compact"/>
+              <w:jc w:val="left"/>
+            </w:pPr>
+            <w:r>
+              <w:t xml:space="preserve">OS &gt;= median (proxy)</w:t>
+            </w:r>
+          </w:p>
+        </w:tc>
+        <w:tc>
+          <w:tcPr/>
+          <w:p>
+            <w:pPr>
+              <w:pStyle w:val="Compact"/>
+              <w:jc w:val="right"/>
+            </w:pPr>
+            <w:r>
+              <w:t xml:space="preserve">190</w:t>
+            </w:r>
+          </w:p>
+        </w:tc>
+        <w:tc>
+          <w:tcPr/>
+          <w:p>
+            <w:pPr>
+              <w:pStyle w:val="Compact"/>
+              <w:jc w:val="right"/>
             </w:pPr>
             <w:r>
               <w:rPr>
@@ -2527,6 +5550,7 @@
           <w:p>
             <w:pPr>
               <w:pStyle w:val="Compact"/>
+              <w:jc w:val="right"/>
             </w:pPr>
             <w:r>
               <w:rPr>
@@ -2542,17 +5566,7 @@
           <w:p>
             <w:pPr>
               <w:pStyle w:val="Compact"/>
-            </w:pPr>
-            <w:r>
-              <w:t xml:space="preserve">OS ≥ median (proxy)</w:t>
-            </w:r>
-          </w:p>
-        </w:tc>
-        <w:tc>
-          <w:tcPr/>
-          <w:p>
-            <w:pPr>
-              <w:pStyle w:val="Compact"/>
+              <w:jc w:val="left"/>
             </w:pPr>
             <w:r>
               <w:t xml:space="preserve">reference</w:t>
@@ -2566,17 +5580,55 @@
           <w:p>
             <w:pPr>
               <w:pStyle w:val="Compact"/>
-            </w:pPr>
-            <w:r>
-              <w:t xml:space="preserve">Maitre et al. 2020 (review)</w:t>
-            </w:r>
-          </w:p>
-        </w:tc>
-        <w:tc>
-          <w:tcPr/>
-          <w:p>
-            <w:pPr>
-              <w:pStyle w:val="Compact"/>
+              <w:jc w:val="left"/>
+            </w:pPr>
+            <w:r>
+              <w:t xml:space="preserve">Maitre et al. 2020</w:t>
+            </w:r>
+          </w:p>
+        </w:tc>
+        <w:tc>
+          <w:tcPr/>
+          <w:p>
+            <w:pPr>
+              <w:pStyle w:val="Compact"/>
+              <w:jc w:val="left"/>
+            </w:pPr>
+            <w:r>
+              <w:t xml:space="preserve">TCP review</w:t>
+            </w:r>
+          </w:p>
+        </w:tc>
+        <w:tc>
+          <w:tcPr/>
+          <w:p>
+            <w:pPr>
+              <w:pStyle w:val="Compact"/>
+              <w:jc w:val="left"/>
+            </w:pPr>
+            <w:r>
+              <w:t xml:space="preserve">LC / NTCP (multiple)</w:t>
+            </w:r>
+          </w:p>
+        </w:tc>
+        <w:tc>
+          <w:tcPr/>
+          <w:p>
+            <w:pPr>
+              <w:pStyle w:val="Compact"/>
+              <w:jc w:val="right"/>
+            </w:pPr>
+            <w:r>
+              <w:t xml:space="preserve">review</w:t>
+            </w:r>
+          </w:p>
+        </w:tc>
+        <w:tc>
+          <w:tcPr/>
+          <w:p>
+            <w:pPr>
+              <w:pStyle w:val="Compact"/>
+              <w:jc w:val="right"/>
             </w:pPr>
             <w:r>
               <w:t xml:space="preserve">40–80</w:t>
@@ -2588,6 +5640,7 @@
           <w:p>
             <w:pPr>
               <w:pStyle w:val="Compact"/>
+              <w:jc w:val="right"/>
             </w:pPr>
             <w:r>
               <w:t xml:space="preserve">1–5</w:t>
@@ -2599,17 +5652,7 @@
           <w:p>
             <w:pPr>
               <w:pStyle w:val="Compact"/>
-            </w:pPr>
-            <w:r>
-              <w:t xml:space="preserve">LC / NTCP</w:t>
-            </w:r>
-          </w:p>
-        </w:tc>
-        <w:tc>
-          <w:tcPr/>
-          <w:p>
-            <w:pPr>
-              <w:pStyle w:val="Compact"/>
+              <w:jc w:val="left"/>
             </w:pPr>
             <w:r>
               <w:t xml:space="preserve">partial</w:t>
@@ -2623,50 +5666,79 @@
           <w:p>
             <w:pPr>
               <w:pStyle w:val="Compact"/>
-            </w:pPr>
-            <w:r>
-              <w:t xml:space="preserve">Okunieff et al. 1995 (meta)</w:t>
-            </w:r>
-          </w:p>
-        </w:tc>
-        <w:tc>
-          <w:tcPr/>
-          <w:p>
-            <w:pPr>
-              <w:pStyle w:val="Compact"/>
-            </w:pPr>
-            <w:r>
-              <w:t xml:space="preserve">~50–70</w:t>
-            </w:r>
-          </w:p>
-        </w:tc>
-        <w:tc>
-          <w:tcPr/>
-          <w:p>
-            <w:pPr>
-              <w:pStyle w:val="Compact"/>
-            </w:pPr>
-            <w:r>
-              <w:t xml:space="preserve">~1–4</w:t>
-            </w:r>
-          </w:p>
-        </w:tc>
-        <w:tc>
-          <w:tcPr/>
-          <w:p>
-            <w:pPr>
-              <w:pStyle w:val="Compact"/>
-            </w:pPr>
-            <w:r>
-              <w:t xml:space="preserve">Tumour control</w:t>
-            </w:r>
-          </w:p>
-        </w:tc>
-        <w:tc>
-          <w:tcPr/>
-          <w:p>
-            <w:pPr>
-              <w:pStyle w:val="Compact"/>
+              <w:jc w:val="left"/>
+            </w:pPr>
+            <w:r>
+              <w:t xml:space="preserve">Okunieff et al. 1995</w:t>
+            </w:r>
+          </w:p>
+        </w:tc>
+        <w:tc>
+          <w:tcPr/>
+          <w:p>
+            <w:pPr>
+              <w:pStyle w:val="Compact"/>
+              <w:jc w:val="left"/>
+            </w:pPr>
+            <w:r>
+              <w:t xml:space="preserve">Poisson meta-analysis</w:t>
+            </w:r>
+          </w:p>
+        </w:tc>
+        <w:tc>
+          <w:tcPr/>
+          <w:p>
+            <w:pPr>
+              <w:pStyle w:val="Compact"/>
+              <w:jc w:val="left"/>
+            </w:pPr>
+            <w:r>
+              <w:t xml:space="preserve">Tumour control (mixed sites)</w:t>
+            </w:r>
+          </w:p>
+        </w:tc>
+        <w:tc>
+          <w:tcPr/>
+          <w:p>
+            <w:pPr>
+              <w:pStyle w:val="Compact"/>
+              <w:jc w:val="right"/>
+            </w:pPr>
+            <w:r>
+              <w:t xml:space="preserve">review</w:t>
+            </w:r>
+          </w:p>
+        </w:tc>
+        <w:tc>
+          <w:tcPr/>
+          <w:p>
+            <w:pPr>
+              <w:pStyle w:val="Compact"/>
+              <w:jc w:val="right"/>
+            </w:pPr>
+            <w:r>
+              <w:t xml:space="preserve">50–70</w:t>
+            </w:r>
+          </w:p>
+        </w:tc>
+        <w:tc>
+          <w:tcPr/>
+          <w:p>
+            <w:pPr>
+              <w:pStyle w:val="Compact"/>
+              <w:jc w:val="right"/>
+            </w:pPr>
+            <w:r>
+              <w:t xml:space="preserve">1–4</w:t>
+            </w:r>
+          </w:p>
+        </w:tc>
+        <w:tc>
+          <w:tcPr/>
+          <w:p>
+            <w:pPr>
+              <w:pStyle w:val="Compact"/>
+              <w:jc w:val="left"/>
             </w:pPr>
             <w:r>
               <w:t xml:space="preserve">partial</w:t>
@@ -2680,6 +5752,7 @@
           <w:p>
             <w:pPr>
               <w:pStyle w:val="Compact"/>
+              <w:jc w:val="left"/>
             </w:pPr>
             <w:r>
               <w:t xml:space="preserve">Ohri et al. 2017</w:t>
@@ -2691,6 +5764,43 @@
           <w:p>
             <w:pPr>
               <w:pStyle w:val="Compact"/>
+              <w:jc w:val="left"/>
+            </w:pPr>
+            <w:r>
+              <w:t xml:space="preserve">TCP/NTCP review</w:t>
+            </w:r>
+          </w:p>
+        </w:tc>
+        <w:tc>
+          <w:tcPr/>
+          <w:p>
+            <w:pPr>
+              <w:pStyle w:val="Compact"/>
+              <w:jc w:val="left"/>
+            </w:pPr>
+            <w:r>
+              <w:t xml:space="preserve">LC preferred</w:t>
+            </w:r>
+          </w:p>
+        </w:tc>
+        <w:tc>
+          <w:tcPr/>
+          <w:p>
+            <w:pPr>
+              <w:pStyle w:val="Compact"/>
+              <w:jc w:val="right"/>
+            </w:pPr>
+            <w:r>
+              <w:t xml:space="preserve">review</w:t>
+            </w:r>
+          </w:p>
+        </w:tc>
+        <w:tc>
+          <w:tcPr/>
+          <w:p>
+            <w:pPr>
+              <w:pStyle w:val="Compact"/>
+              <w:jc w:val="right"/>
             </w:pPr>
             <w:r>
               <w:t xml:space="preserve">—</w:t>
@@ -2702,6 +5812,7 @@
           <w:p>
             <w:pPr>
               <w:pStyle w:val="Compact"/>
+              <w:jc w:val="right"/>
             </w:pPr>
             <w:r>
               <w:t xml:space="preserve">—</w:t>
@@ -2713,20 +5824,182 @@
           <w:p>
             <w:pPr>
               <w:pStyle w:val="Compact"/>
-            </w:pPr>
-            <w:r>
-              <w:t xml:space="preserve">LC preferred</w:t>
-            </w:r>
-          </w:p>
-        </w:tc>
-        <w:tc>
-          <w:tcPr/>
-          <w:p>
-            <w:pPr>
-              <w:pStyle w:val="Compact"/>
-            </w:pPr>
-            <w:r>
-              <w:t xml:space="preserve">design note</w:t>
+              <w:jc w:val="left"/>
+            </w:pPr>
+            <w:r>
+              <w:t xml:space="preserve">design guidance</w:t>
+            </w:r>
+          </w:p>
+        </w:tc>
+      </w:tr>
+      <w:tr>
+        <w:tc>
+          <w:tcPr/>
+          <w:p>
+            <w:pPr>
+              <w:pStyle w:val="Compact"/>
+              <w:jc w:val="left"/>
+            </w:pPr>
+            <w:r>
+              <w:t xml:space="preserve">Embring et al. 2020</w:t>
+            </w:r>
+          </w:p>
+        </w:tc>
+        <w:tc>
+          <w:tcPr/>
+          <w:p>
+            <w:pPr>
+              <w:pStyle w:val="Compact"/>
+              <w:jc w:val="left"/>
+            </w:pPr>
+            <w:r>
+              <w:t xml:space="preserve">DVH prognostic</w:t>
+            </w:r>
+          </w:p>
+        </w:tc>
+        <w:tc>
+          <w:tcPr/>
+          <w:p>
+            <w:pPr>
+              <w:pStyle w:val="Compact"/>
+              <w:jc w:val="left"/>
+            </w:pPr>
+            <w:r>
+              <w:t xml:space="preserve">OS (GBM)</w:t>
+            </w:r>
+          </w:p>
+        </w:tc>
+        <w:tc>
+          <w:tcPr/>
+          <w:p>
+            <w:pPr>
+              <w:pStyle w:val="Compact"/>
+              <w:jc w:val="right"/>
+            </w:pPr>
+            <w:r>
+              <w:t xml:space="preserve">120</w:t>
+            </w:r>
+          </w:p>
+        </w:tc>
+        <w:tc>
+          <w:tcPr/>
+          <w:p>
+            <w:pPr>
+              <w:pStyle w:val="Compact"/>
+              <w:jc w:val="right"/>
+            </w:pPr>
+            <w:r>
+              <w:t xml:space="preserve">—</w:t>
+            </w:r>
+          </w:p>
+        </w:tc>
+        <w:tc>
+          <w:tcPr/>
+          <w:p>
+            <w:pPr>
+              <w:pStyle w:val="Compact"/>
+              <w:jc w:val="right"/>
+            </w:pPr>
+            <w:r>
+              <w:t xml:space="preserve">—</w:t>
+            </w:r>
+          </w:p>
+        </w:tc>
+        <w:tc>
+          <w:tcPr/>
+          <w:p>
+            <w:pPr>
+              <w:pStyle w:val="Compact"/>
+              <w:jc w:val="left"/>
+            </w:pPr>
+            <w:r>
+              <w:t xml:space="preserve">endpoint differs</w:t>
+            </w:r>
+          </w:p>
+        </w:tc>
+      </w:tr>
+      <w:tr>
+        <w:tc>
+          <w:tcPr/>
+          <w:p>
+            <w:pPr>
+              <w:pStyle w:val="Compact"/>
+              <w:jc w:val="left"/>
+            </w:pPr>
+            <w:r>
+              <w:t xml:space="preserve">Gardner et al. 2024</w:t>
+            </w:r>
+          </w:p>
+        </w:tc>
+        <w:tc>
+          <w:tcPr/>
+          <w:p>
+            <w:pPr>
+              <w:pStyle w:val="Compact"/>
+              <w:jc w:val="left"/>
+            </w:pPr>
+            <w:r>
+              <w:t xml:space="preserve">Radiobiology review</w:t>
+            </w:r>
+          </w:p>
+        </w:tc>
+        <w:tc>
+          <w:tcPr/>
+          <w:p>
+            <w:pPr>
+              <w:pStyle w:val="Compact"/>
+              <w:jc w:val="left"/>
+            </w:pPr>
+            <w:r>
+              <w:t xml:space="preserve">Multi-scale</w:t>
+            </w:r>
+          </w:p>
+        </w:tc>
+        <w:tc>
+          <w:tcPr/>
+          <w:p>
+            <w:pPr>
+              <w:pStyle w:val="Compact"/>
+              <w:jc w:val="right"/>
+            </w:pPr>
+            <w:r>
+              <w:t xml:space="preserve">review</w:t>
+            </w:r>
+          </w:p>
+        </w:tc>
+        <w:tc>
+          <w:tcPr/>
+          <w:p>
+            <w:pPr>
+              <w:pStyle w:val="Compact"/>
+              <w:jc w:val="right"/>
+            </w:pPr>
+            <w:r>
+              <w:t xml:space="preserve">context</w:t>
+            </w:r>
+          </w:p>
+        </w:tc>
+        <w:tc>
+          <w:tcPr/>
+          <w:p>
+            <w:pPr>
+              <w:pStyle w:val="Compact"/>
+              <w:jc w:val="right"/>
+            </w:pPr>
+            <w:r>
+              <w:t xml:space="preserve">context</w:t>
+            </w:r>
+          </w:p>
+        </w:tc>
+        <w:tc>
+          <w:tcPr/>
+          <w:p>
+            <w:pPr>
+              <w:pStyle w:val="Compact"/>
+              <w:jc w:val="left"/>
+            </w:pPr>
+            <w:r>
+              <w:t xml:space="preserve">partial</w:t>
             </w:r>
           </w:p>
         </w:tc>
@@ -2737,7 +6010,7 @@
         <w:pStyle w:val="BodyText"/>
       </w:pPr>
       <w:r>
-        <w:t xml:space="preserve">Our D50 falls in published ranges but is</w:t>
+        <w:t xml:space="preserve">Our bootstrap D50 (53 Gy) falls within published broad ranges but</w:t>
       </w:r>
       <w:r>
         <w:t xml:space="preserve"> </w:t>
@@ -2747,13 +6020,40 @@
           <w:b/>
           <w:bCs/>
         </w:rPr>
-        <w:t xml:space="preserve">not interpretable as GBM tumour-control D50</w:t>
+        <w:t xml:space="preserve">must not be interpreted as a GBM tumour-control D50</w:t>
       </w:r>
       <w:r>
         <w:t xml:space="preserve"> </w:t>
       </w:r>
       <w:r>
-        <w:t xml:space="preserve">without local control endpoint and single-protocol dose spread.</w:t>
+        <w:t xml:space="preserve">because (i) the endpoint is OS proxy, not local control; (ii) dose spread within protocol is less than 1 Gy; (iii) two fractionation schemes are pooled.</w:t>
+      </w:r>
+    </w:p>
+    <w:bookmarkEnd w:id="67"/>
+    <w:bookmarkStart w:id="68" w:name="X9a63ada90adcbe2fccb4741420737d6e04c04c2"/>
+    <w:p>
+      <w:pPr>
+        <w:pStyle w:val="Heading3"/>
+      </w:pPr>
+      <w:r>
+        <w:rPr>
+          <w:rStyle w:val="SectionNumber"/>
+        </w:rPr>
+        <w:t xml:space="preserve">1.10.2</w:t>
+      </w:r>
+      <w:r>
+        <w:tab/>
+      </w:r>
+      <w:r>
+        <w:t xml:space="preserve">9.2 Relation to CFB-GBM author radiomics work</w:t>
+      </w:r>
+    </w:p>
+    <w:p>
+      <w:pPr>
+        <w:pStyle w:val="FirstParagraph"/>
+      </w:pPr>
+      <w:r>
+        <w:t xml:space="preserve">Moreau et al. demonstrated imaging AI and PyRadiomics for treatment efficacy prediction on the same TCIA resource [9,10]. Our head-to-head comparison shows that author-provided t1gd GTV t0 radiomics modestly outperform scalar DVH volume for early RANO (nested CV AUC 0.74 vs 0.70), while DVH volume remains fully reproducible from RTDOSE and GTV without MRI preprocessing [17].</w:t>
       </w:r>
     </w:p>
     <w:p>
@@ -2763,188 +6063,241 @@
         </w:pict>
       </w:r>
     </w:p>
-    <w:bookmarkEnd w:id="53"/>
-    <w:bookmarkStart w:id="54" w:name="discussion"/>
+    <w:bookmarkEnd w:id="68"/>
+    <w:bookmarkEnd w:id="69"/>
+    <w:bookmarkStart w:id="74" w:name="discussion"/>
     <w:p>
       <w:pPr>
         <w:pStyle w:val="Heading2"/>
       </w:pPr>
       <w:r>
+        <w:rPr>
+          <w:rStyle w:val="SectionNumber"/>
+        </w:rPr>
+        <w:t xml:space="preserve">1.11</w:t>
+      </w:r>
+      <w:r>
+        <w:tab/>
+      </w:r>
+      <w:r>
         <w:t xml:space="preserve">10. Discussion</w:t>
       </w:r>
     </w:p>
+    <w:bookmarkStart w:id="70" w:name="why-pooled-dose-tcp-fails-on-cfb-gbm"/>
+    <w:p>
+      <w:pPr>
+        <w:pStyle w:val="Heading3"/>
+      </w:pPr>
+      <w:r>
+        <w:rPr>
+          <w:rStyle w:val="SectionNumber"/>
+        </w:rPr>
+        <w:t xml:space="preserve">1.11.1</w:t>
+      </w:r>
+      <w:r>
+        <w:tab/>
+      </w:r>
+      <w:r>
+        <w:t xml:space="preserve">10.1 Why pooled dose-TCP fails on CFB-GBM</w:t>
+      </w:r>
+    </w:p>
     <w:p>
       <w:pPr>
         <w:pStyle w:val="FirstParagraph"/>
       </w:pPr>
+      <w:r>
+        <w:t xml:space="preserve">CFB-GBM documents routine clinical practice, not a dose-escalation trial. Within the 60 Gy arm, every patient received essentially the planned protocol dose (GTV Dmean SD = 0.28 Gy). TCP models mathematically require variation in the predictor; without it, fitted D50 and gamma50 reflect cohort mixing rather than a true dose-response law [7].</w:t>
+      </w:r>
+    </w:p>
+    <w:p>
+      <w:pPr>
+        <w:pStyle w:val="BodyText"/>
+      </w:pPr>
+      <w:r>
+        <w:t xml:space="preserve">Using OS &gt;= median as a TCP endpoint further confounds interpretation: higher EQD2 patients live longer primarily because they were younger and treated with curative-intent 60 Gy, not because incremental GTV dose within protocol controlled tumour. When RANO at t1 is used instead, pooled EQD2 alone performs worse than random (AUC approximately 0.43) because early imaging PD was more frequent in the 60 Gy arm despite better OS.</w:t>
+      </w:r>
+    </w:p>
+    <w:p>
+      <w:pPr>
+        <w:pStyle w:val="BodyText"/>
+      </w:pPr>
+      <w:r>
+        <w:t xml:space="preserve">This negative result is scientifically valuable: it demonstrates that</w:t>
+      </w:r>
+      <w:r>
+        <w:t xml:space="preserve"> </w:t>
+      </w:r>
       <w:r>
         <w:rPr>
           <w:b/>
           <w:bCs/>
         </w:rPr>
-        <w:t xml:space="preserve">Why pooled dose–TCP fails:</w:t>
+        <w:t xml:space="preserve">endpoint and cohort design dominate model sophistication</w:t>
       </w:r>
       <w:r>
         <w:t xml:space="preserve"> </w:t>
       </w:r>
       <w:r>
-        <w:t xml:space="preserve">CFB-GBM reflects routine practice, not dose escalation. Within-arm GTV Dmean variation &lt;1 Gy. OS and early RANO capture different biology; fractionation is confounded with age and treatment intent [7,15].</w:t>
-      </w:r>
-    </w:p>
-    <w:p>
-      <w:pPr>
-        <w:pStyle w:val="BodyText"/>
-      </w:pPr>
+        <w:t xml:space="preserve">in open-data TCP studies.</w:t>
+      </w:r>
+    </w:p>
+    <w:bookmarkEnd w:id="70"/>
+    <w:bookmarkStart w:id="71" w:name="where-prognostic-signal-remains"/>
+    <w:p>
+      <w:pPr>
+        <w:pStyle w:val="Heading3"/>
+      </w:pPr>
+      <w:r>
+        <w:rPr>
+          <w:rStyle w:val="SectionNumber"/>
+        </w:rPr>
+        <w:t xml:space="preserve">1.11.2</w:t>
+      </w:r>
+      <w:r>
+        <w:tab/>
+      </w:r>
+      <w:r>
+        <w:t xml:space="preserve">10.2 Where prognostic signal remains</w:t>
+      </w:r>
+    </w:p>
+    <w:p>
+      <w:pPr>
+        <w:pStyle w:val="FirstParagraph"/>
+      </w:pPr>
+      <w:r>
+        <w:t xml:space="preserve">When fractionation scheme and clinical covariates are included,</w:t>
+      </w:r>
+      <w:r>
+        <w:t xml:space="preserve"> </w:t>
+      </w:r>
       <w:r>
         <w:rPr>
           <w:b/>
           <w:bCs/>
         </w:rPr>
-        <w:t xml:space="preserve">Where signal remains:</w:t>
+        <w:t xml:space="preserve">pre-treatment GTV volume</w:t>
       </w:r>
       <w:r>
         <w:t xml:space="preserve"> </w:t>
       </w:r>
       <w:r>
-        <w:t xml:space="preserve">GTV volume and PyRadiomics predict RANO when scheme is adjusted (pooled LOOCV AUC≈0.64; 40 Gy LOOCV≈0.74; PyRadiomics nested CV≈0.74). This reframes the project from classical TCP to</w:t>
-      </w:r>
-      <w:r>
-        <w:t xml:space="preserve"> </w:t>
-      </w:r>
+        <w:t xml:space="preserve">predicts RANO non-PD with moderate discrimination (pooled AUC approximately 0.72; LOOCV approximately 0.64). In the hypofractionated subgroup, the effect is stronger but the sample is small (n = 34; LOOCV AUC approximately 0.74 for volume only).</w:t>
+      </w:r>
+    </w:p>
+    <w:p>
+      <w:pPr>
+        <w:pStyle w:val="BodyText"/>
+      </w:pPr>
       <w:r>
         <w:rPr>
           <w:b/>
           <w:bCs/>
         </w:rPr>
-        <w:t xml:space="preserve">tumour burden → imaging response</w:t>
+        <w:t xml:space="preserve">PyRadiomics features</w:t>
       </w:r>
       <w:r>
         <w:t xml:space="preserve"> </w:t>
       </w:r>
       <w:r>
-        <w:t xml:space="preserve">— clinically interpretable and aligned with Moreau et al. radiomics work on the same dataset [9,10].</w:t>
-      </w:r>
-    </w:p>
-    <w:p>
-      <w:pPr>
-        <w:pStyle w:val="BodyText"/>
-      </w:pPr>
-      <w:r>
-        <w:rPr>
-          <w:b/>
-          <w:bCs/>
-        </w:rPr>
-        <w:t xml:space="preserve">Limitations:</w:t>
-      </w:r>
-      <w:r>
-        <w:t xml:space="preserve"> </w:t>
-      </w:r>
-      <w:r>
-        <w:t xml:space="preserve">No formal local control; single institution; small 40 Gy RANO subset (n=34); t1 GTV NIfTI not validated locally.</w:t>
-      </w:r>
-    </w:p>
-    <w:p>
-      <w:pPr>
-        <w:pStyle w:val="BodyText"/>
-      </w:pPr>
-      <w:r>
-        <w:rPr>
-          <w:b/>
-          <w:bCs/>
-        </w:rPr>
-        <w:t xml:space="preserve">Feasibility checklist for future open TCP studies [7]:</w:t>
-      </w:r>
-      <w:r>
-        <w:t xml:space="preserve"> </w:t>
-      </w:r>
-      <w:r>
-        <w:t xml:space="preserve">report within-arm Dmean IQR; prefer LC or RANO over OS; adjust for fractionation; report LOOCV/nested CV; compare against author radiomics baselines.</w:t>
-      </w:r>
-    </w:p>
-    <w:p>
-      <w:r>
-        <w:pict>
-          <v:rect style="width:0;height:1.5pt" o:hralign="center" o:hrstd="t" o:hr="t"/>
-        </w:pict>
-      </w:r>
-    </w:p>
-    <w:bookmarkEnd w:id="54"/>
-    <w:bookmarkStart w:id="55" w:name="conclusion"/>
-    <w:p>
-      <w:pPr>
-        <w:pStyle w:val="Heading2"/>
-      </w:pPr>
-      <w:r>
-        <w:t xml:space="preserve">11. Conclusion</w:t>
-      </w:r>
-    </w:p>
-    <w:p>
-      <w:pPr>
-        <w:pStyle w:val="FirstParagraph"/>
-      </w:pPr>
-      <w:r>
-        <w:t xml:space="preserve">We delivered an open, reproducible TCP modeling pipeline on CFB-GBM and demonstrated that</w:t>
-      </w:r>
-      <w:r>
-        <w:t xml:space="preserve"> </w:t>
-      </w:r>
-      <w:r>
-        <w:rPr>
-          <w:b/>
-          <w:bCs/>
-        </w:rPr>
-        <w:t xml:space="preserve">classical pooled TCP validation is not feasible</w:t>
-      </w:r>
-      <w:r>
-        <w:t xml:space="preserve"> </w:t>
-      </w:r>
-      <w:r>
-        <w:t xml:space="preserve">on this cohort. With confounding addressed,</w:t>
-      </w:r>
-      <w:r>
-        <w:t xml:space="preserve"> </w:t>
-      </w:r>
-      <w:r>
-        <w:rPr>
-          <w:b/>
-          <w:bCs/>
-        </w:rPr>
-        <w:t xml:space="preserve">GTV volume and PyRadiomics features predict early RANO</w:t>
-      </w:r>
-      <w:r>
-        <w:t xml:space="preserve"> </w:t>
-      </w:r>
-      <w:r>
-        <w:t xml:space="preserve">with moderate cross-validated discrimination. All code, figures, and auto-generated metrics regenerate via</w:t>
-      </w:r>
-      <w:r>
-        <w:t xml:space="preserve"> </w:t>
-      </w:r>
-      <w:r>
-        <w:rPr>
-          <w:rStyle w:val="VerbatimChar"/>
-        </w:rPr>
-        <w:t xml:space="preserve">make report</w:t>
-      </w:r>
-      <w:r>
-        <w:t xml:space="preserve">.</w:t>
-      </w:r>
-    </w:p>
-    <w:p>
-      <w:r>
-        <w:pict>
-          <v:rect style="width:0;height:1.5pt" o:hralign="center" o:hrstd="t" o:hr="t"/>
-        </w:pict>
-      </w:r>
-    </w:p>
-    <w:bookmarkEnd w:id="55"/>
-    <w:bookmarkStart w:id="56" w:name="references"/>
-    <w:p>
-      <w:pPr>
-        <w:pStyle w:val="Heading2"/>
-      </w:pPr>
-      <w:r>
-        <w:t xml:space="preserve">References</w:t>
+        <w:t xml:space="preserve">from the Version 3 TSV provide a modest incremental gain over volume (nested CV AUC approximately 0.74 vs 0.70). Optimism bias between in-sample and nested CV (delta approximately 0.04–0.07) underscores the need for pre-specified validation in future work.</w:t>
+      </w:r>
+    </w:p>
+    <w:bookmarkEnd w:id="71"/>
+    <w:bookmarkStart w:id="72" w:name="limitations"/>
+    <w:p>
+      <w:pPr>
+        <w:pStyle w:val="Heading3"/>
+      </w:pPr>
+      <w:r>
+        <w:rPr>
+          <w:rStyle w:val="SectionNumber"/>
+        </w:rPr>
+        <w:t xml:space="preserve">1.11.3</w:t>
+      </w:r>
+      <w:r>
+        <w:tab/>
+      </w:r>
+      <w:r>
+        <w:t xml:space="preserve">10.3 Limitations</w:t>
+      </w:r>
+    </w:p>
+    <w:p>
+      <w:pPr>
+        <w:pStyle w:val="Compact"/>
+        <w:numPr>
+          <w:ilvl w:val="0"/>
+          <w:numId w:val="1003"/>
+        </w:numPr>
+      </w:pPr>
+      <w:r>
+        <w:t xml:space="preserve">No formal local control labels; RANO at t1 is an imaging surrogate, not pathological control [12,13].</w:t>
+      </w:r>
+    </w:p>
+    <w:p>
+      <w:pPr>
+        <w:pStyle w:val="Compact"/>
+        <w:numPr>
+          <w:ilvl w:val="0"/>
+          <w:numId w:val="1003"/>
+        </w:numPr>
+      </w:pPr>
+      <w:r>
+        <w:t xml:space="preserve">Single institution, retrospective, deceased-patients-only public release [8].</w:t>
+      </w:r>
+    </w:p>
+    <w:p>
+      <w:pPr>
+        <w:pStyle w:val="Compact"/>
+        <w:numPr>
+          <w:ilvl w:val="0"/>
+          <w:numId w:val="1003"/>
+        </w:numPr>
+      </w:pPr>
+      <w:r>
+        <w:t xml:space="preserve">Small hypofractionated RANO subset (n = 34); wide bootstrap CIs in 40 Gy arm.</w:t>
+      </w:r>
+    </w:p>
+    <w:p>
+      <w:pPr>
+        <w:pStyle w:val="Compact"/>
+        <w:numPr>
+          <w:ilvl w:val="0"/>
+          <w:numId w:val="1003"/>
+        </w:numPr>
+      </w:pPr>
+      <w:r>
+        <w:t xml:space="preserve">t1 GTV NIfTI masks not validated locally; t1 volumes taken from author TSV.</w:t>
+      </w:r>
+    </w:p>
+    <w:p>
+      <w:pPr>
+        <w:pStyle w:val="Compact"/>
+        <w:numPr>
+          <w:ilvl w:val="0"/>
+          <w:numId w:val="1003"/>
+        </w:numPr>
+      </w:pPr>
+      <w:r>
+        <w:t xml:space="preserve">PyRadiomics features were author-provided; we did not re-extract locally (intentional parity with published baseline [9]).</w:t>
+      </w:r>
+    </w:p>
+    <w:bookmarkEnd w:id="72"/>
+    <w:bookmarkStart w:id="73" w:name="X461d128979948a165bed9e1415eb7af93f82524"/>
+    <w:p>
+      <w:pPr>
+        <w:pStyle w:val="Heading3"/>
+      </w:pPr>
+      <w:r>
+        <w:rPr>
+          <w:rStyle w:val="SectionNumber"/>
+        </w:rPr>
+        <w:t xml:space="preserve">1.11.4</w:t>
+      </w:r>
+      <w:r>
+        <w:tab/>
+      </w:r>
+      <w:r>
+        <w:t xml:space="preserve">10.4 Feasibility checklist for future open TCP studies</w:t>
       </w:r>
     </w:p>
     <w:p>
@@ -2956,10 +6309,7 @@
         </w:numPr>
       </w:pPr>
       <w:r>
-        <w:t xml:space="preserve">Stupp R et al. Lancet Oncol. 2009. doi:10.1016/S1470-2045(09)70025-7</w:t>
-      </w:r>
-      <w:r>
-        <w:br/>
+        <w:t xml:space="preserve">Report within-arm GTV Dmean IQR before any TCP fit [7].</w:t>
       </w:r>
     </w:p>
     <w:p>
@@ -2971,10 +6321,7 @@
         </w:numPr>
       </w:pPr>
       <w:r>
-        <w:t xml:space="preserve">Minniti G et al. Expert Rev Anticancer Ther. 2021. doi:10.1080/14737140.2021.1919470</w:t>
-      </w:r>
-      <w:r>
-        <w:br/>
+        <w:t xml:space="preserve">Prefer local control or validated imaging response over OS alone [12].</w:t>
       </w:r>
     </w:p>
     <w:p>
@@ -2986,10 +6333,7 @@
         </w:numPr>
       </w:pPr>
       <w:r>
-        <w:t xml:space="preserve">Malmström A et al. Lancet Oncol. 2012. doi:10.1016/S1470-2045(12)70265-6</w:t>
-      </w:r>
-      <w:r>
-        <w:br/>
+        <w:t xml:space="preserve">Adjust for fractionation, age, and performance status [15].</w:t>
       </w:r>
     </w:p>
     <w:p>
@@ -3001,10 +6345,7 @@
         </w:numPr>
       </w:pPr>
       <w:r>
-        <w:t xml:space="preserve">Maitre A et al. Cancer Radiother. 2020. doi:10.1016/j.canrad.2019.08.002</w:t>
-      </w:r>
-      <w:r>
-        <w:br/>
+        <w:t xml:space="preserve">Report LOOCV or nested CV alongside in-sample AUC [18].</w:t>
       </w:r>
     </w:p>
     <w:p>
@@ -3016,10 +6357,114 @@
         </w:numPr>
       </w:pPr>
       <w:r>
-        <w:t xml:space="preserve">Gardner LL et al. Phys Med Biol. 2024. doi:10.1088/1361-6560/ad70f0</w:t>
-      </w:r>
-      <w:r>
-        <w:br/>
+        <w:t xml:space="preserve">Compare against author-provided radiomics baselines when available [8,9,17].</w:t>
+      </w:r>
+    </w:p>
+    <w:p>
+      <w:r>
+        <w:pict>
+          <v:rect style="width:0;height:1.5pt" o:hralign="center" o:hrstd="t" o:hr="t"/>
+        </w:pict>
+      </w:r>
+    </w:p>
+    <w:bookmarkEnd w:id="73"/>
+    <w:bookmarkEnd w:id="74"/>
+    <w:bookmarkStart w:id="75" w:name="conclusion"/>
+    <w:p>
+      <w:pPr>
+        <w:pStyle w:val="Heading2"/>
+      </w:pPr>
+      <w:r>
+        <w:rPr>
+          <w:rStyle w:val="SectionNumber"/>
+        </w:rPr>
+        <w:t xml:space="preserve">1.12</w:t>
+      </w:r>
+      <w:r>
+        <w:tab/>
+      </w:r>
+      <w:r>
+        <w:t xml:space="preserve">11. Conclusion</w:t>
+      </w:r>
+    </w:p>
+    <w:p>
+      <w:pPr>
+        <w:pStyle w:val="FirstParagraph"/>
+      </w:pPr>
+      <w:r>
+        <w:t xml:space="preserve">We delivered an open, reproducible TCP modeling pipeline on the CFB-GBM cohort and completed all core assignment components: DVH extraction, four TCP models, bootstrap confidence intervals, model comparison, survival analysis, literature TCP parameter comparison, and Version 3 RANO/PyRadiomics extensions with nested cross-validation.</w:t>
+      </w:r>
+    </w:p>
+    <w:p>
+      <w:pPr>
+        <w:pStyle w:val="BodyText"/>
+      </w:pPr>
+      <w:r>
+        <w:rPr>
+          <w:b/>
+          <w:bCs/>
+        </w:rPr>
+        <w:t xml:space="preserve">Classical pooled TCP dose-response validation is not feasible</w:t>
+      </w:r>
+      <w:r>
+        <w:t xml:space="preserve"> </w:t>
+      </w:r>
+      <w:r>
+        <w:t xml:space="preserve">on this routine-care dataset. With confounding addressed,</w:t>
+      </w:r>
+      <w:r>
+        <w:t xml:space="preserve"> </w:t>
+      </w:r>
+      <w:r>
+        <w:rPr>
+          <w:b/>
+          <w:bCs/>
+        </w:rPr>
+        <w:t xml:space="preserve">tumour burden metrics</w:t>
+      </w:r>
+      <w:r>
+        <w:t xml:space="preserve"> </w:t>
+      </w:r>
+      <w:r>
+        <w:t xml:space="preserve">(GTV volume and selected PyRadiomics features) predict early RANO with moderate out-of-sample discrimination. All figures, tables, and numeric results regenerate from committed code via</w:t>
+      </w:r>
+      <w:r>
+        <w:t xml:space="preserve"> </w:t>
+      </w:r>
+      <w:r>
+        <w:rPr>
+          <w:rStyle w:val="VerbatimChar"/>
+        </w:rPr>
+        <w:t xml:space="preserve">make report</w:t>
+      </w:r>
+      <w:r>
+        <w:t xml:space="preserve">.</w:t>
+      </w:r>
+    </w:p>
+    <w:p>
+      <w:r>
+        <w:pict>
+          <v:rect style="width:0;height:1.5pt" o:hralign="center" o:hrstd="t" o:hr="t"/>
+        </w:pict>
+      </w:r>
+    </w:p>
+    <w:bookmarkEnd w:id="75"/>
+    <w:bookmarkStart w:id="76" w:name="references"/>
+    <w:p>
+      <w:pPr>
+        <w:pStyle w:val="Heading2"/>
+      </w:pPr>
+      <w:r>
+        <w:rPr>
+          <w:rStyle w:val="SectionNumber"/>
+        </w:rPr>
+        <w:t xml:space="preserve">1.13</w:t>
+      </w:r>
+      <w:r>
+        <w:tab/>
+      </w:r>
+      <w:r>
+        <w:t xml:space="preserve">References</w:t>
       </w:r>
     </w:p>
     <w:p>
@@ -3027,11 +6472,24 @@
         <w:pStyle w:val="Compact"/>
         <w:numPr>
           <w:ilvl w:val="0"/>
-          <w:numId w:val="1004"/>
+          <w:numId w:val="1005"/>
         </w:numPr>
       </w:pPr>
       <w:r>
-        <w:t xml:space="preserve">Niemierko A. Med Phys. 1997. doi:10.1118/1.598061</w:t>
+        <w:t xml:space="preserve">Stupp R et al. Effects of radiotherapy with concomitant and adjuvant temozolomide versus radiotherapy alone on survival in glioblastoma.</w:t>
+      </w:r>
+      <w:r>
+        <w:t xml:space="preserve"> </w:t>
+      </w:r>
+      <w:r>
+        <w:rPr>
+          <w:i/>
+          <w:iCs/>
+        </w:rPr>
+        <w:t xml:space="preserve">Lancet Oncol</w:t>
+      </w:r>
+      <w:r>
+        <w:t xml:space="preserve">. 2009. doi:10.1016/S1470-2045(09)70025-7</w:t>
       </w:r>
       <w:r>
         <w:br/>
@@ -3042,11 +6500,24 @@
         <w:pStyle w:val="Compact"/>
         <w:numPr>
           <w:ilvl w:val="0"/>
-          <w:numId w:val="1004"/>
+          <w:numId w:val="1005"/>
         </w:numPr>
       </w:pPr>
       <w:r>
-        <w:t xml:space="preserve">Ohri N et al. Transl Cancer Res. 2017. doi:10.21037/tcr.2017.02.01</w:t>
+        <w:t xml:space="preserve">Minniti G et al. Radiotherapy for glioblastoma: current standards and recent advances.</w:t>
+      </w:r>
+      <w:r>
+        <w:t xml:space="preserve"> </w:t>
+      </w:r>
+      <w:r>
+        <w:rPr>
+          <w:i/>
+          <w:iCs/>
+        </w:rPr>
+        <w:t xml:space="preserve">Expert Rev Anticancer Ther</w:t>
+      </w:r>
+      <w:r>
+        <w:t xml:space="preserve">. 2021. doi:10.1080/14737140.2021.1919470</w:t>
       </w:r>
       <w:r>
         <w:br/>
@@ -3057,11 +6528,24 @@
         <w:pStyle w:val="Compact"/>
         <w:numPr>
           <w:ilvl w:val="0"/>
-          <w:numId w:val="1004"/>
+          <w:numId w:val="1005"/>
         </w:numPr>
       </w:pPr>
       <w:r>
-        <w:t xml:space="preserve">Moreau NN et al. TCIA. 2025. doi:10.7937/v9pn-2f72</w:t>
+        <w:t xml:space="preserve">Malmstrom A et al. Nordic randomised phase 3 trial of hypofractionated RT in elderly GBM.</w:t>
+      </w:r>
+      <w:r>
+        <w:t xml:space="preserve"> </w:t>
+      </w:r>
+      <w:r>
+        <w:rPr>
+          <w:i/>
+          <w:iCs/>
+        </w:rPr>
+        <w:t xml:space="preserve">Lancet Oncol</w:t>
+      </w:r>
+      <w:r>
+        <w:t xml:space="preserve">. 2012. doi:10.1016/S1470-2045(12)70265-6</w:t>
       </w:r>
       <w:r>
         <w:br/>
@@ -3072,11 +6556,24 @@
         <w:pStyle w:val="Compact"/>
         <w:numPr>
           <w:ilvl w:val="0"/>
-          <w:numId w:val="1004"/>
+          <w:numId w:val="1005"/>
         </w:numPr>
       </w:pPr>
       <w:r>
-        <w:t xml:space="preserve">Moreau NN et al. Front Oncol. 2025. doi:10.3389/fonc.2025.1497195</w:t>
+        <w:t xml:space="preserve">Maitre A et al. Construction of radiobiological models TCP and NTCP.</w:t>
+      </w:r>
+      <w:r>
+        <w:t xml:space="preserve"> </w:t>
+      </w:r>
+      <w:r>
+        <w:rPr>
+          <w:i/>
+          <w:iCs/>
+        </w:rPr>
+        <w:t xml:space="preserve">Cancer Radiother</w:t>
+      </w:r>
+      <w:r>
+        <w:t xml:space="preserve">. 2020. doi:10.1016/j.canrad.2019.08.002</w:t>
       </w:r>
       <w:r>
         <w:br/>
@@ -3087,11 +6584,24 @@
         <w:pStyle w:val="Compact"/>
         <w:numPr>
           <w:ilvl w:val="0"/>
-          <w:numId w:val="1004"/>
+          <w:numId w:val="1005"/>
         </w:numPr>
       </w:pPr>
       <w:r>
-        <w:t xml:space="preserve">Moreau NN et al. PRIME 2025 LNCS. doi:10.1007/978-3-032-07904-6_3</w:t>
+        <w:t xml:space="preserve">Gardner LL et al. Modelling radiobiology.</w:t>
+      </w:r>
+      <w:r>
+        <w:t xml:space="preserve"> </w:t>
+      </w:r>
+      <w:r>
+        <w:rPr>
+          <w:i/>
+          <w:iCs/>
+        </w:rPr>
+        <w:t xml:space="preserve">Phys Med Biol</w:t>
+      </w:r>
+      <w:r>
+        <w:t xml:space="preserve">. 2024. doi:10.1088/1361-6560/ad70f0</w:t>
       </w:r>
       <w:r>
         <w:br/>
@@ -3102,11 +6612,24 @@
         <w:pStyle w:val="Compact"/>
         <w:numPr>
           <w:ilvl w:val="0"/>
-          <w:numId w:val="1004"/>
+          <w:numId w:val="1005"/>
         </w:numPr>
       </w:pPr>
       <w:r>
-        <w:t xml:space="preserve">Fowler JF. Br J Radiol. 2010. doi:10.1259/bjr/86359321</w:t>
+        <w:t xml:space="preserve">Niemierko A. Equivalent uniform dose.</w:t>
+      </w:r>
+      <w:r>
+        <w:t xml:space="preserve"> </w:t>
+      </w:r>
+      <w:r>
+        <w:rPr>
+          <w:i/>
+          <w:iCs/>
+        </w:rPr>
+        <w:t xml:space="preserve">Med Phys</w:t>
+      </w:r>
+      <w:r>
+        <w:t xml:space="preserve">. 1997. doi:10.1118/1.598061</w:t>
       </w:r>
       <w:r>
         <w:br/>
@@ -3117,11 +6640,24 @@
         <w:pStyle w:val="Compact"/>
         <w:numPr>
           <w:ilvl w:val="0"/>
-          <w:numId w:val="1004"/>
+          <w:numId w:val="1005"/>
         </w:numPr>
       </w:pPr>
       <w:r>
-        <w:t xml:space="preserve">Wen PY et al. J Clin Oncol. 2010. doi:10.1200/JCO.2009.25.5874</w:t>
+        <w:t xml:space="preserve">Ohri N et al. Increasing power of TCP and NTCP modelling.</w:t>
+      </w:r>
+      <w:r>
+        <w:t xml:space="preserve"> </w:t>
+      </w:r>
+      <w:r>
+        <w:rPr>
+          <w:i/>
+          <w:iCs/>
+        </w:rPr>
+        <w:t xml:space="preserve">Transl Cancer Res</w:t>
+      </w:r>
+      <w:r>
+        <w:t xml:space="preserve">. 2017. doi:10.21037/tcr.2017.02.01</w:t>
       </w:r>
       <w:r>
         <w:br/>
@@ -3132,11 +6668,24 @@
         <w:pStyle w:val="Compact"/>
         <w:numPr>
           <w:ilvl w:val="0"/>
-          <w:numId w:val="1004"/>
+          <w:numId w:val="1005"/>
         </w:numPr>
       </w:pPr>
       <w:r>
-        <w:t xml:space="preserve">van Dijk WT et al. Lancet Oncol. 2021. doi:10.1016/S1470-2045(21)00489-7</w:t>
+        <w:t xml:space="preserve">Moreau NN et al. CFB-GBM cohort Version 3.</w:t>
+      </w:r>
+      <w:r>
+        <w:t xml:space="preserve"> </w:t>
+      </w:r>
+      <w:r>
+        <w:rPr>
+          <w:i/>
+          <w:iCs/>
+        </w:rPr>
+        <w:t xml:space="preserve">The Cancer Imaging Archive</w:t>
+      </w:r>
+      <w:r>
+        <w:t xml:space="preserve">. 2025. doi:10.7937/v9pn-2f72</w:t>
       </w:r>
       <w:r>
         <w:br/>
@@ -3147,11 +6696,24 @@
         <w:pStyle w:val="Compact"/>
         <w:numPr>
           <w:ilvl w:val="0"/>
-          <w:numId w:val="1004"/>
+          <w:numId w:val="1005"/>
         </w:numPr>
       </w:pPr>
       <w:r>
-        <w:t xml:space="preserve">Cox DR. J R Stat Soc B. 1972. doi:10.1111/j.2517-6161.1972.tb00999.x</w:t>
+        <w:t xml:space="preserve">Moreau NN et al. Radiomics and AI for GBM treatment efficacy.</w:t>
+      </w:r>
+      <w:r>
+        <w:t xml:space="preserve"> </w:t>
+      </w:r>
+      <w:r>
+        <w:rPr>
+          <w:i/>
+          <w:iCs/>
+        </w:rPr>
+        <w:t xml:space="preserve">Front Oncol</w:t>
+      </w:r>
+      <w:r>
+        <w:t xml:space="preserve">. 2025. doi:10.3389/fonc.2025.1497195</w:t>
       </w:r>
       <w:r>
         <w:br/>
@@ -3162,11 +6724,24 @@
         <w:pStyle w:val="Compact"/>
         <w:numPr>
           <w:ilvl w:val="0"/>
-          <w:numId w:val="1004"/>
+          <w:numId w:val="1005"/>
         </w:numPr>
       </w:pPr>
       <w:r>
-        <w:t xml:space="preserve">Perry JR et al. N Engl J Med. 2017. doi:10.1056/NEJMoa1611977</w:t>
+        <w:t xml:space="preserve">Moreau NN et al. AI-driven prediction of treatment efficacy in GBM.</w:t>
+      </w:r>
+      <w:r>
+        <w:t xml:space="preserve"> </w:t>
+      </w:r>
+      <w:r>
+        <w:rPr>
+          <w:i/>
+          <w:iCs/>
+        </w:rPr>
+        <w:t xml:space="preserve">PRIME 2025</w:t>
+      </w:r>
+      <w:r>
+        <w:t xml:space="preserve">, LNCS. doi:10.1007/978-3-032-07904-6_3</w:t>
       </w:r>
       <w:r>
         <w:br/>
@@ -3177,11 +6752,24 @@
         <w:pStyle w:val="Compact"/>
         <w:numPr>
           <w:ilvl w:val="0"/>
-          <w:numId w:val="1004"/>
+          <w:numId w:val="1005"/>
         </w:numPr>
       </w:pPr>
       <w:r>
-        <w:t xml:space="preserve">Embring A et al. Radiother Oncol. 2020. doi:10.1016/j.radonc.2019.11.014</w:t>
+        <w:t xml:space="preserve">Fowler JF. 21 years of biologically effective dose.</w:t>
+      </w:r>
+      <w:r>
+        <w:t xml:space="preserve"> </w:t>
+      </w:r>
+      <w:r>
+        <w:rPr>
+          <w:i/>
+          <w:iCs/>
+        </w:rPr>
+        <w:t xml:space="preserve">Br J Radiol</w:t>
+      </w:r>
+      <w:r>
+        <w:t xml:space="preserve">. 2010. doi:10.1259/bjr/86359321</w:t>
       </w:r>
       <w:r>
         <w:br/>
@@ -3192,11 +6780,24 @@
         <w:pStyle w:val="Compact"/>
         <w:numPr>
           <w:ilvl w:val="0"/>
-          <w:numId w:val="1004"/>
+          <w:numId w:val="1005"/>
         </w:numPr>
       </w:pPr>
       <w:r>
-        <w:t xml:space="preserve">Zwanenburg A et al. Radiother Oncol. 2020. doi:10.1016/j.radonc.2019.11.009</w:t>
+        <w:t xml:space="preserve">Wen PY et al. Updated response assessment criteria for high-grade gliomas (RANO).</w:t>
+      </w:r>
+      <w:r>
+        <w:t xml:space="preserve"> </w:t>
+      </w:r>
+      <w:r>
+        <w:rPr>
+          <w:i/>
+          <w:iCs/>
+        </w:rPr>
+        <w:t xml:space="preserve">J Clin Oncol</w:t>
+      </w:r>
+      <w:r>
+        <w:t xml:space="preserve">. 2010. doi:10.1200/JCO.2009.25.5874</w:t>
       </w:r>
       <w:r>
         <w:br/>
@@ -3207,11 +6808,164 @@
         <w:pStyle w:val="Compact"/>
         <w:numPr>
           <w:ilvl w:val="0"/>
-          <w:numId w:val="1004"/>
+          <w:numId w:val="1005"/>
         </w:numPr>
       </w:pPr>
       <w:r>
-        <w:t xml:space="preserve">Efron B, Tibshirani RJ. An Introduction to the Bootstrap. Chapman &amp; Hall; 1994.</w:t>
+        <w:t xml:space="preserve">van Dijk WT et al. RANO 2.0 update.</w:t>
+      </w:r>
+      <w:r>
+        <w:t xml:space="preserve"> </w:t>
+      </w:r>
+      <w:r>
+        <w:rPr>
+          <w:i/>
+          <w:iCs/>
+        </w:rPr>
+        <w:t xml:space="preserve">Lancet Oncol</w:t>
+      </w:r>
+      <w:r>
+        <w:t xml:space="preserve">. 2021. doi:10.1016/S1470-2045(21)00489-7</w:t>
+      </w:r>
+      <w:r>
+        <w:br/>
+      </w:r>
+    </w:p>
+    <w:p>
+      <w:pPr>
+        <w:pStyle w:val="Compact"/>
+        <w:numPr>
+          <w:ilvl w:val="0"/>
+          <w:numId w:val="1005"/>
+        </w:numPr>
+      </w:pPr>
+      <w:r>
+        <w:t xml:space="preserve">Cox DR. Regression models and life-tables.</w:t>
+      </w:r>
+      <w:r>
+        <w:t xml:space="preserve"> </w:t>
+      </w:r>
+      <w:r>
+        <w:rPr>
+          <w:i/>
+          <w:iCs/>
+        </w:rPr>
+        <w:t xml:space="preserve">J R Stat Soc B</w:t>
+      </w:r>
+      <w:r>
+        <w:t xml:space="preserve">. 1972. doi:10.1111/j.2517-6161.1972.tb00999.x</w:t>
+      </w:r>
+      <w:r>
+        <w:br/>
+      </w:r>
+    </w:p>
+    <w:p>
+      <w:pPr>
+        <w:pStyle w:val="Compact"/>
+        <w:numPr>
+          <w:ilvl w:val="0"/>
+          <w:numId w:val="1005"/>
+        </w:numPr>
+      </w:pPr>
+      <w:r>
+        <w:t xml:space="preserve">Perry JR et al. Short-course RT plus TMZ in elderly GBM.</w:t>
+      </w:r>
+      <w:r>
+        <w:t xml:space="preserve"> </w:t>
+      </w:r>
+      <w:r>
+        <w:rPr>
+          <w:i/>
+          <w:iCs/>
+        </w:rPr>
+        <w:t xml:space="preserve">N Engl J Med</w:t>
+      </w:r>
+      <w:r>
+        <w:t xml:space="preserve">. 2017. doi:10.1056/NEJMoa1611977</w:t>
+      </w:r>
+      <w:r>
+        <w:br/>
+      </w:r>
+    </w:p>
+    <w:p>
+      <w:pPr>
+        <w:pStyle w:val="Compact"/>
+        <w:numPr>
+          <w:ilvl w:val="0"/>
+          <w:numId w:val="1005"/>
+        </w:numPr>
+      </w:pPr>
+      <w:r>
+        <w:t xml:space="preserve">Embring A et al. DVH parameters and survival in GBM.</w:t>
+      </w:r>
+      <w:r>
+        <w:t xml:space="preserve"> </w:t>
+      </w:r>
+      <w:r>
+        <w:rPr>
+          <w:i/>
+          <w:iCs/>
+        </w:rPr>
+        <w:t xml:space="preserve">Radiother Oncol</w:t>
+      </w:r>
+      <w:r>
+        <w:t xml:space="preserve">. 2020. doi:10.1016/j.radonc.2019.11.014</w:t>
+      </w:r>
+      <w:r>
+        <w:br/>
+      </w:r>
+    </w:p>
+    <w:p>
+      <w:pPr>
+        <w:pStyle w:val="Compact"/>
+        <w:numPr>
+          <w:ilvl w:val="0"/>
+          <w:numId w:val="1005"/>
+        </w:numPr>
+      </w:pPr>
+      <w:r>
+        <w:t xml:space="preserve">Zwanenburg A et al. Image Biomarker Standardisation Initiative (IBSI).</w:t>
+      </w:r>
+      <w:r>
+        <w:t xml:space="preserve"> </w:t>
+      </w:r>
+      <w:r>
+        <w:rPr>
+          <w:i/>
+          <w:iCs/>
+        </w:rPr>
+        <w:t xml:space="preserve">Radiother Oncol</w:t>
+      </w:r>
+      <w:r>
+        <w:t xml:space="preserve">. 2020. doi:10.1016/j.radonc.2019.11.009</w:t>
+      </w:r>
+      <w:r>
+        <w:br/>
+      </w:r>
+    </w:p>
+    <w:p>
+      <w:pPr>
+        <w:pStyle w:val="Compact"/>
+        <w:numPr>
+          <w:ilvl w:val="0"/>
+          <w:numId w:val="1005"/>
+        </w:numPr>
+      </w:pPr>
+      <w:r>
+        <w:t xml:space="preserve">Efron B, Tibshirani RJ.</w:t>
+      </w:r>
+      <w:r>
+        <w:t xml:space="preserve"> </w:t>
+      </w:r>
+      <w:r>
+        <w:rPr>
+          <w:i/>
+          <w:iCs/>
+        </w:rPr>
+        <w:t xml:space="preserve">An Introduction to the Bootstrap</w:t>
+      </w:r>
+      <w:r>
+        <w:t xml:space="preserve">. Chapman and Hall; 1994.</w:t>
       </w:r>
     </w:p>
     <w:p>
@@ -3221,14 +6975,23 @@
         </w:pict>
       </w:r>
     </w:p>
-    <w:bookmarkEnd w:id="56"/>
-    <w:bookmarkStart w:id="58" w:name="appendix-reproducibility"/>
+    <w:bookmarkEnd w:id="76"/>
+    <w:bookmarkStart w:id="77" w:name="appendix-a-reproducibility-commands"/>
     <w:p>
       <w:pPr>
         <w:pStyle w:val="Heading2"/>
       </w:pPr>
       <w:r>
-        <w:t xml:space="preserve">Appendix — Reproducibility</w:t>
+        <w:rPr>
+          <w:rStyle w:val="SectionNumber"/>
+        </w:rPr>
+        <w:t xml:space="preserve">1.14</w:t>
+      </w:r>
+      <w:r>
+        <w:tab/>
+      </w:r>
+      <w:r>
+        <w:t xml:space="preserve">Appendix A — Reproducibility commands</w:t>
       </w:r>
     </w:p>
     <w:p>
@@ -3237,132 +7000,45 @@
       </w:pPr>
       <w:r>
         <w:rPr>
-          <w:rStyle w:val="ExtensionTok"/>
-        </w:rPr>
-        <w:t xml:space="preserve">pip</w:t>
-      </w:r>
-      <w:r>
-        <w:rPr>
-          <w:rStyle w:val="NormalTok"/>
-        </w:rPr>
-        <w:t xml:space="preserve"> install </w:t>
-      </w:r>
-      <w:r>
-        <w:rPr>
-          <w:rStyle w:val="AttributeTok"/>
-        </w:rPr>
-        <w:t xml:space="preserve">-r</w:t>
-      </w:r>
-      <w:r>
-        <w:rPr>
-          <w:rStyle w:val="NormalTok"/>
-        </w:rPr>
-        <w:t xml:space="preserve"> requirements.txt</w:t>
+          <w:rStyle w:val="VerbatimChar"/>
+        </w:rPr>
+        <w:t xml:space="preserve">pip install -r requirements.txt</w:t>
       </w:r>
       <w:r>
         <w:br/>
       </w:r>
       <w:r>
         <w:rPr>
-          <w:rStyle w:val="FunctionTok"/>
-        </w:rPr>
-        <w:t xml:space="preserve">make</w:t>
-      </w:r>
-      <w:r>
-        <w:rPr>
-          <w:rStyle w:val="NormalTok"/>
-        </w:rPr>
-        <w:t xml:space="preserve"> report                              </w:t>
-      </w:r>
-      <w:r>
-        <w:rPr>
-          <w:rStyle w:val="CommentTok"/>
-        </w:rPr>
-        <w:t xml:space="preserve"># regenerate RESULTS.md</w:t>
+          <w:rStyle w:val="VerbatimChar"/>
+        </w:rPr>
+        <w:t xml:space="preserve">make report</w:t>
       </w:r>
       <w:r>
         <w:br/>
       </w:r>
       <w:r>
         <w:rPr>
-          <w:rStyle w:val="ExtensionTok"/>
-        </w:rPr>
-        <w:t xml:space="preserve">python</w:t>
-      </w:r>
-      <w:r>
-        <w:rPr>
-          <w:rStyle w:val="NormalTok"/>
-        </w:rPr>
-        <w:t xml:space="preserve"> scripts/verify_literature_dois.py </w:t>
-      </w:r>
-      <w:r>
-        <w:rPr>
-          <w:rStyle w:val="CommentTok"/>
-        </w:rPr>
-        <w:t xml:space="preserve"># check reference links</w:t>
+          <w:rStyle w:val="VerbatimChar"/>
+        </w:rPr>
+        <w:t xml:space="preserve">make verify-dois</w:t>
       </w:r>
       <w:r>
         <w:br/>
       </w:r>
       <w:r>
         <w:rPr>
-          <w:rStyle w:val="FunctionTok"/>
-        </w:rPr>
-        <w:t xml:space="preserve">bash</w:t>
-      </w:r>
-      <w:r>
-        <w:rPr>
-          <w:rStyle w:val="NormalTok"/>
-        </w:rPr>
-        <w:t xml:space="preserve"> scripts/run_notebooks_check.sh      </w:t>
-      </w:r>
-      <w:r>
-        <w:rPr>
-          <w:rStyle w:val="CommentTok"/>
-        </w:rPr>
-        <w:t xml:space="preserve"># execute notebooks 01, 03–06</w:t>
+          <w:rStyle w:val="VerbatimChar"/>
+        </w:rPr>
+        <w:t xml:space="preserve">make check-notebooks</w:t>
       </w:r>
       <w:r>
         <w:br/>
       </w:r>
       <w:r>
         <w:rPr>
-          <w:rStyle w:val="FunctionTok"/>
-        </w:rPr>
-        <w:t xml:space="preserve">bash</w:t>
-      </w:r>
-      <w:r>
-        <w:rPr>
-          <w:rStyle w:val="NormalTok"/>
-        </w:rPr>
-        <w:t xml:space="preserve"> scripts/export_assignment_report.sh </w:t>
-      </w:r>
-      <w:r>
-        <w:rPr>
-          <w:rStyle w:val="CommentTok"/>
-        </w:rPr>
-        <w:t xml:space="preserve"># this document → DOCX/PDF</w:t>
-      </w:r>
-      <w:r>
-        <w:br/>
-      </w:r>
-      <w:r>
-        <w:rPr>
-          <w:rStyle w:val="FunctionTok"/>
-        </w:rPr>
-        <w:t xml:space="preserve">bash</w:t>
-      </w:r>
-      <w:r>
-        <w:rPr>
-          <w:rStyle w:val="NormalTok"/>
-        </w:rPr>
-        <w:t xml:space="preserve"> scripts/export_manuscript.sh        </w:t>
-      </w:r>
-      <w:r>
-        <w:rPr>
-          <w:rStyle w:val="CommentTok"/>
-        </w:rPr>
-        <w:t xml:space="preserve"># scientific manuscript export</w:t>
+          <w:rStyle w:val="VerbatimChar"/>
+        </w:rPr>
+        <w:t xml:space="preserve">make export-assignment</w:t>
       </w:r>
     </w:p>
     <w:p>
@@ -3370,22 +7046,235 @@
         <w:pStyle w:val="FirstParagraph"/>
       </w:pPr>
       <w:r>
-        <w:t xml:space="preserve">Group glossary (plain language):</w:t>
+        <w:t xml:space="preserve">Plain-language glossary for group presentations:</w:t>
       </w:r>
       <w:r>
         <w:t xml:space="preserve"> </w:t>
       </w:r>
-      <w:hyperlink r:id="rId57">
-        <w:r>
-          <w:rPr>
-            <w:rStyle w:val="VerbatimChar"/>
-          </w:rPr>
-          <w:t xml:space="preserve">group_glossary_guide.md</w:t>
-        </w:r>
-      </w:hyperlink>
-    </w:p>
-    <w:bookmarkEnd w:id="58"/>
-    <w:bookmarkEnd w:id="59"/>
+      <w:r>
+        <w:rPr>
+          <w:rStyle w:val="VerbatimChar"/>
+        </w:rPr>
+        <w:t xml:space="preserve">reports/group_glossary_guide.md</w:t>
+      </w:r>
+    </w:p>
+    <w:bookmarkEnd w:id="77"/>
+    <w:bookmarkStart w:id="78" w:name="appendix-b-repository-deliverables"/>
+    <w:p>
+      <w:pPr>
+        <w:pStyle w:val="Heading2"/>
+      </w:pPr>
+      <w:r>
+        <w:rPr>
+          <w:rStyle w:val="SectionNumber"/>
+        </w:rPr>
+        <w:t xml:space="preserve">1.15</w:t>
+      </w:r>
+      <w:r>
+        <w:tab/>
+      </w:r>
+      <w:r>
+        <w:t xml:space="preserve">Appendix B — Repository deliverables</w:t>
+      </w:r>
+    </w:p>
+    <w:tbl>
+      <w:tblPr>
+        <w:tblStyle w:val="Table"/>
+        <w:tblW w:type="auto" w:w="0"/>
+        <w:tblLook w:firstRow="1" w:lastRow="0" w:firstColumn="0" w:lastColumn="0" w:noHBand="0" w:noVBand="0" w:val="0020"/>
+      </w:tblPr>
+      <w:tblGrid>
+        <w:gridCol w:w="3960"/>
+        <w:gridCol w:w="3960"/>
+      </w:tblGrid>
+      <w:tr>
+        <w:trPr>
+          <w:tblHeader w:val="on"/>
+        </w:trPr>
+        <w:tc>
+          <w:tcPr/>
+          <w:p>
+            <w:pPr>
+              <w:pStyle w:val="Compact"/>
+              <w:jc w:val="left"/>
+            </w:pPr>
+            <w:r>
+              <w:t xml:space="preserve">Deliverable</w:t>
+            </w:r>
+          </w:p>
+        </w:tc>
+        <w:tc>
+          <w:tcPr/>
+          <w:p>
+            <w:pPr>
+              <w:pStyle w:val="Compact"/>
+              <w:jc w:val="left"/>
+            </w:pPr>
+            <w:r>
+              <w:t xml:space="preserve">Path</w:t>
+            </w:r>
+          </w:p>
+        </w:tc>
+      </w:tr>
+      <w:tr>
+        <w:tc>
+          <w:tcPr/>
+          <w:p>
+            <w:pPr>
+              <w:pStyle w:val="Compact"/>
+              <w:jc w:val="left"/>
+            </w:pPr>
+            <w:r>
+              <w:t xml:space="preserve">Modeling table</w:t>
+            </w:r>
+          </w:p>
+        </w:tc>
+        <w:tc>
+          <w:tcPr/>
+          <w:p>
+            <w:pPr>
+              <w:pStyle w:val="Compact"/>
+              <w:jc w:val="left"/>
+            </w:pPr>
+            <w:r>
+              <w:t xml:space="preserve">data/processed/modeling_table.csv</w:t>
+            </w:r>
+          </w:p>
+        </w:tc>
+      </w:tr>
+      <w:tr>
+        <w:tc>
+          <w:tcPr/>
+          <w:p>
+            <w:pPr>
+              <w:pStyle w:val="Compact"/>
+              <w:jc w:val="left"/>
+            </w:pPr>
+            <w:r>
+              <w:t xml:space="preserve">Auto results</w:t>
+            </w:r>
+          </w:p>
+        </w:tc>
+        <w:tc>
+          <w:tcPr/>
+          <w:p>
+            <w:pPr>
+              <w:pStyle w:val="Compact"/>
+              <w:jc w:val="left"/>
+            </w:pPr>
+            <w:r>
+              <w:t xml:space="preserve">reports/RESULTS.md</w:t>
+            </w:r>
+          </w:p>
+        </w:tc>
+      </w:tr>
+      <w:tr>
+        <w:tc>
+          <w:tcPr/>
+          <w:p>
+            <w:pPr>
+              <w:pStyle w:val="Compact"/>
+              <w:jc w:val="left"/>
+            </w:pPr>
+            <w:r>
+              <w:t xml:space="preserve">Assignment report (this document)</w:t>
+            </w:r>
+          </w:p>
+        </w:tc>
+        <w:tc>
+          <w:tcPr/>
+          <w:p>
+            <w:pPr>
+              <w:pStyle w:val="Compact"/>
+              <w:jc w:val="left"/>
+            </w:pPr>
+            <w:r>
+              <w:t xml:space="preserve">reports/assignment_report.pdf</w:t>
+            </w:r>
+          </w:p>
+        </w:tc>
+      </w:tr>
+      <w:tr>
+        <w:tc>
+          <w:tcPr/>
+          <w:p>
+            <w:pPr>
+              <w:pStyle w:val="Compact"/>
+              <w:jc w:val="left"/>
+            </w:pPr>
+            <w:r>
+              <w:t xml:space="preserve">Scientific manuscript</w:t>
+            </w:r>
+          </w:p>
+        </w:tc>
+        <w:tc>
+          <w:tcPr/>
+          <w:p>
+            <w:pPr>
+              <w:pStyle w:val="Compact"/>
+              <w:jc w:val="left"/>
+            </w:pPr>
+            <w:r>
+              <w:t xml:space="preserve">reports/manuscript.pdf</w:t>
+            </w:r>
+          </w:p>
+        </w:tc>
+      </w:tr>
+      <w:tr>
+        <w:tc>
+          <w:tcPr/>
+          <w:p>
+            <w:pPr>
+              <w:pStyle w:val="Compact"/>
+              <w:jc w:val="left"/>
+            </w:pPr>
+            <w:r>
+              <w:t xml:space="preserve">Figure captions</w:t>
+            </w:r>
+          </w:p>
+        </w:tc>
+        <w:tc>
+          <w:tcPr/>
+          <w:p>
+            <w:pPr>
+              <w:pStyle w:val="Compact"/>
+              <w:jc w:val="left"/>
+            </w:pPr>
+            <w:r>
+              <w:t xml:space="preserve">reports/figure_captions.md</w:t>
+            </w:r>
+          </w:p>
+        </w:tc>
+      </w:tr>
+      <w:tr>
+        <w:tc>
+          <w:tcPr/>
+          <w:p>
+            <w:pPr>
+              <w:pStyle w:val="Compact"/>
+              <w:jc w:val="left"/>
+            </w:pPr>
+            <w:r>
+              <w:t xml:space="preserve">Literature table</w:t>
+            </w:r>
+          </w:p>
+        </w:tc>
+        <w:tc>
+          <w:tcPr/>
+          <w:p>
+            <w:pPr>
+              <w:pStyle w:val="Compact"/>
+              <w:jc w:val="left"/>
+            </w:pPr>
+            <w:r>
+              <w:t xml:space="preserve">reports/literature_table.csv</w:t>
+            </w:r>
+          </w:p>
+        </w:tc>
+      </w:tr>
+    </w:tbl>
+    <w:bookmarkEnd w:id="78"/>
+    <w:bookmarkEnd w:id="79"/>
     <w:sectPr>
       <w:footnotePr>
         <w:numRestart w:val="eachSect"/>
@@ -3718,12 +7607,69 @@
     </w:lvlOverride>
   </w:num>
   <w:num w:numId="1002">
-    <w:abstractNumId w:val="991"/>
+    <w:abstractNumId w:val="99411"/>
+    <w:lvlOverride w:ilvl="0">
+      <w:startOverride w:val="1"/>
+    </w:lvlOverride>
+    <w:lvlOverride w:ilvl="1">
+      <w:startOverride w:val="1"/>
+    </w:lvlOverride>
+    <w:lvlOverride w:ilvl="2">
+      <w:startOverride w:val="1"/>
+    </w:lvlOverride>
+    <w:lvlOverride w:ilvl="3">
+      <w:startOverride w:val="1"/>
+    </w:lvlOverride>
+    <w:lvlOverride w:ilvl="4">
+      <w:startOverride w:val="1"/>
+    </w:lvlOverride>
+    <w:lvlOverride w:ilvl="5">
+      <w:startOverride w:val="1"/>
+    </w:lvlOverride>
+    <w:lvlOverride w:ilvl="6">
+      <w:startOverride w:val="1"/>
+    </w:lvlOverride>
+    <w:lvlOverride w:ilvl="7">
+      <w:startOverride w:val="1"/>
+    </w:lvlOverride>
+    <w:lvlOverride w:ilvl="8">
+      <w:startOverride w:val="1"/>
+    </w:lvlOverride>
   </w:num>
   <w:num w:numId="1003">
     <w:abstractNumId w:val="991"/>
   </w:num>
   <w:num w:numId="1004">
+    <w:abstractNumId w:val="99411"/>
+    <w:lvlOverride w:ilvl="0">
+      <w:startOverride w:val="1"/>
+    </w:lvlOverride>
+    <w:lvlOverride w:ilvl="1">
+      <w:startOverride w:val="1"/>
+    </w:lvlOverride>
+    <w:lvlOverride w:ilvl="2">
+      <w:startOverride w:val="1"/>
+    </w:lvlOverride>
+    <w:lvlOverride w:ilvl="3">
+      <w:startOverride w:val="1"/>
+    </w:lvlOverride>
+    <w:lvlOverride w:ilvl="4">
+      <w:startOverride w:val="1"/>
+    </w:lvlOverride>
+    <w:lvlOverride w:ilvl="5">
+      <w:startOverride w:val="1"/>
+    </w:lvlOverride>
+    <w:lvlOverride w:ilvl="6">
+      <w:startOverride w:val="1"/>
+    </w:lvlOverride>
+    <w:lvlOverride w:ilvl="7">
+      <w:startOverride w:val="1"/>
+    </w:lvlOverride>
+    <w:lvlOverride w:ilvl="8">
+      <w:startOverride w:val="1"/>
+    </w:lvlOverride>
+  </w:num>
+  <w:num w:numId="1005">
     <w:abstractNumId w:val="99411"/>
     <w:lvlOverride w:ilvl="0">
       <w:startOverride w:val="1"/>

--- a/reports/assignment_report.docx
+++ b/reports/assignment_report.docx
@@ -52,7 +52,7 @@
         </w:p>
       </w:sdtContent>
     </w:sdt>
-    <w:bookmarkStart w:id="79" w:name="Xdbe4f7660bf7b30307f01bf49b2abd03d3a404d"/>
+    <w:bookmarkStart w:id="90" w:name="Xdbe4f7660bf7b30307f01bf49b2abd03d3a404d"/>
     <w:p>
       <w:pPr>
         <w:pStyle w:val="Heading1"/>
@@ -1101,7 +1101,71 @@
         <w:t xml:space="preserve"> </w:t>
       </w:r>
       <w:r>
-        <w:t xml:space="preserve">only. CTV and PTV contours are not included in the public CFB-GBM release. RTPLAN and RTSTRUCT DICOM files are not provided; analyses use co-registered RTDOSE and GTV NIfTI.</w:t>
+        <w:t xml:space="preserve">only. CTV and PTV contours are</w:t>
+      </w:r>
+      <w:r>
+        <w:t xml:space="preserve"> </w:t>
+      </w:r>
+      <w:r>
+        <w:rPr>
+          <w:b/>
+          <w:bCs/>
+        </w:rPr>
+        <w:t xml:space="preserve">not</w:t>
+      </w:r>
+      <w:r>
+        <w:t xml:space="preserve"> </w:t>
+      </w:r>
+      <w:r>
+        <w:t xml:space="preserve">included in the public CFB-GBM release (GTV-only segmentation). RTPLAN and RTSTRUCT DICOM objects are</w:t>
+      </w:r>
+      <w:r>
+        <w:t xml:space="preserve"> </w:t>
+      </w:r>
+      <w:r>
+        <w:rPr>
+          <w:b/>
+          <w:bCs/>
+        </w:rPr>
+        <w:t xml:space="preserve">not</w:t>
+      </w:r>
+      <w:r>
+        <w:t xml:space="preserve"> </w:t>
+      </w:r>
+      <w:r>
+        <w:t xml:space="preserve">distributed on TCIA Version 3; the assignment specification mentions DICOM-RT for institutional workflows, but this open cohort ships co-registered</w:t>
+      </w:r>
+      <w:r>
+        <w:t xml:space="preserve"> </w:t>
+      </w:r>
+      <w:r>
+        <w:rPr>
+          <w:b/>
+          <w:bCs/>
+        </w:rPr>
+        <w:t xml:space="preserve">RTDOSE</w:t>
+      </w:r>
+      <w:r>
+        <w:t xml:space="preserve"> </w:t>
+      </w:r>
+      <w:r>
+        <w:t xml:space="preserve">and</w:t>
+      </w:r>
+      <w:r>
+        <w:t xml:space="preserve"> </w:t>
+      </w:r>
+      <w:r>
+        <w:rPr>
+          <w:b/>
+          <w:bCs/>
+        </w:rPr>
+        <w:t xml:space="preserve">GTV NIfTI</w:t>
+      </w:r>
+      <w:r>
+        <w:t xml:space="preserve"> </w:t>
+      </w:r>
+      <w:r>
+        <w:t xml:space="preserve">volumes instead. Our pipeline therefore computes D95, D98, D50, D2, gEUD, EQD2, and GTV volume directly from voxel dose grids and binary masks—functionally equivalent to DVH extraction from a DICOM plan once structures and dose are available.</w:t>
       </w:r>
     </w:p>
     <w:bookmarkEnd w:id="14"/>
@@ -1213,7 +1277,7 @@
     </w:p>
     <w:bookmarkEnd w:id="16"/>
     <w:bookmarkEnd w:id="17"/>
-    <w:bookmarkStart w:id="20" w:name="X90a2c049240e18ad254bfa1390e3649f09686aa"/>
+    <w:bookmarkStart w:id="21" w:name="X90a2c049240e18ad254bfa1390e3649f09686aa"/>
     <w:p>
       <w:pPr>
         <w:pStyle w:val="Heading2"/>
@@ -1458,7 +1522,23 @@
         <w:t xml:space="preserve">src/</w:t>
       </w:r>
       <w:r>
-        <w:t xml:space="preserve">. Random seed 42 is fixed for bootstrap and cross-validation splits. Notebooks 01 and 03–06 execute top-to-bottom after</w:t>
+        <w:t xml:space="preserve">. Random seed 42 is fixed for bootstrap and cross-validation splits. Notebooks</w:t>
+      </w:r>
+      <w:r>
+        <w:t xml:space="preserve"> </w:t>
+      </w:r>
+      <w:r>
+        <w:rPr>
+          <w:b/>
+          <w:bCs/>
+        </w:rPr>
+        <w:t xml:space="preserve">01–06</w:t>
+      </w:r>
+      <w:r>
+        <w:t xml:space="preserve"> </w:t>
+      </w:r>
+      <w:r>
+        <w:t xml:space="preserve">execute top-to-bottom after</w:t>
       </w:r>
       <w:r>
         <w:t xml:space="preserve"> </w:t>
@@ -1470,11 +1550,38 @@
         <w:t xml:space="preserve">pip install -r requirements.txt</w:t>
       </w:r>
       <w:r>
-        <w:t xml:space="preserve">.</w:t>
+        <w:t xml:space="preserve"> </w:t>
+      </w:r>
+      <w:r>
+        <w:t xml:space="preserve">(</w:t>
+      </w:r>
+      <w:r>
+        <w:rPr>
+          <w:rStyle w:val="VerbatimChar"/>
+        </w:rPr>
+        <w:t xml:space="preserve">make check-notebooks</w:t>
+      </w:r>
+      <w:r>
+        <w:t xml:space="preserve">; notebook 02 runs automatically when</w:t>
+      </w:r>
+      <w:r>
+        <w:t xml:space="preserve"> </w:t>
+      </w:r>
+      <w:r>
+        <w:rPr>
+          <w:rStyle w:val="VerbatimChar"/>
+        </w:rPr>
+        <w:t xml:space="preserve">data/raw/</w:t>
+      </w:r>
+      <w:r>
+        <w:t xml:space="preserve"> </w:t>
+      </w:r>
+      <w:r>
+        <w:t xml:space="preserve">contains RTDOSE NIfTI).</w:t>
       </w:r>
     </w:p>
     <w:bookmarkEnd w:id="18"/>
-    <w:bookmarkStart w:id="19" w:name="eqd2-correction"/>
+    <w:bookmarkStart w:id="19" w:name="nifti-vs-dicom-rt-assignment-part-i"/>
     <w:p>
       <w:pPr>
         <w:pStyle w:val="Heading3"/>
@@ -1484,6 +1591,327 @@
           <w:rStyle w:val="SectionNumber"/>
         </w:rPr>
         <w:t xml:space="preserve">1.4.2</w:t>
+      </w:r>
+      <w:r>
+        <w:tab/>
+      </w:r>
+      <w:r>
+        <w:t xml:space="preserve">3.3 NIfTI vs DICOM-RT (assignment Part I)</w:t>
+      </w:r>
+    </w:p>
+    <w:tbl>
+      <w:tblPr>
+        <w:tblStyle w:val="Table"/>
+        <w:tblW w:type="pct" w:w="5000"/>
+        <w:tblLayout w:type="fixed"/>
+        <w:tblLook w:firstRow="1" w:lastRow="0" w:firstColumn="0" w:lastColumn="0" w:noHBand="0" w:noVBand="0" w:val="0020"/>
+      </w:tblPr>
+      <w:tblGrid>
+        <w:gridCol w:w="3017"/>
+        <w:gridCol w:w="2388"/>
+        <w:gridCol w:w="2514"/>
+      </w:tblGrid>
+      <w:tr>
+        <w:trPr>
+          <w:tblHeader w:val="on"/>
+        </w:trPr>
+        <w:tc>
+          <w:tcPr/>
+          <w:p>
+            <w:pPr>
+              <w:pStyle w:val="Compact"/>
+              <w:jc w:val="left"/>
+            </w:pPr>
+            <w:r>
+              <w:t xml:space="preserve">Assignment expectation</w:t>
+            </w:r>
+          </w:p>
+        </w:tc>
+        <w:tc>
+          <w:tcPr/>
+          <w:p>
+            <w:pPr>
+              <w:pStyle w:val="Compact"/>
+              <w:jc w:val="left"/>
+            </w:pPr>
+            <w:r>
+              <w:t xml:space="preserve">CFB-GBM Version 3</w:t>
+            </w:r>
+          </w:p>
+        </w:tc>
+        <w:tc>
+          <w:tcPr/>
+          <w:p>
+            <w:pPr>
+              <w:pStyle w:val="Compact"/>
+              <w:jc w:val="left"/>
+            </w:pPr>
+            <w:r>
+              <w:t xml:space="preserve">Our implementation</w:t>
+            </w:r>
+          </w:p>
+        </w:tc>
+      </w:tr>
+      <w:tr>
+        <w:tc>
+          <w:tcPr/>
+          <w:p>
+            <w:pPr>
+              <w:pStyle w:val="Compact"/>
+              <w:jc w:val="left"/>
+            </w:pPr>
+            <w:r>
+              <w:t xml:space="preserve">DICOM-RT RTPLAN / RTSTRUCT</w:t>
+            </w:r>
+          </w:p>
+        </w:tc>
+        <w:tc>
+          <w:tcPr/>
+          <w:p>
+            <w:pPr>
+              <w:pStyle w:val="Compact"/>
+              <w:jc w:val="left"/>
+            </w:pPr>
+            <w:r>
+              <w:t xml:space="preserve">Not in public download</w:t>
+            </w:r>
+          </w:p>
+        </w:tc>
+        <w:tc>
+          <w:tcPr/>
+          <w:p>
+            <w:pPr>
+              <w:pStyle w:val="Compact"/>
+              <w:jc w:val="left"/>
+            </w:pPr>
+            <w:r>
+              <w:t xml:space="preserve">N/A — use author NIfTI</w:t>
+            </w:r>
+          </w:p>
+        </w:tc>
+      </w:tr>
+      <w:tr>
+        <w:tc>
+          <w:tcPr/>
+          <w:p>
+            <w:pPr>
+              <w:pStyle w:val="Compact"/>
+              <w:jc w:val="left"/>
+            </w:pPr>
+            <w:r>
+              <w:t xml:space="preserve">CTV / PTV structures</w:t>
+            </w:r>
+          </w:p>
+        </w:tc>
+        <w:tc>
+          <w:tcPr/>
+          <w:p>
+            <w:pPr>
+              <w:pStyle w:val="Compact"/>
+              <w:jc w:val="left"/>
+            </w:pPr>
+            <w:r>
+              <w:t xml:space="preserve">Not released</w:t>
+            </w:r>
+          </w:p>
+        </w:tc>
+        <w:tc>
+          <w:tcPr/>
+          <w:p>
+            <w:pPr>
+              <w:pStyle w:val="Compact"/>
+              <w:jc w:val="left"/>
+            </w:pPr>
+            <w:r>
+              <w:rPr>
+                <w:b/>
+                <w:bCs/>
+              </w:rPr>
+              <w:t xml:space="preserve">GTV t0 only</w:t>
+            </w:r>
+          </w:p>
+        </w:tc>
+      </w:tr>
+      <w:tr>
+        <w:tc>
+          <w:tcPr/>
+          <w:p>
+            <w:pPr>
+              <w:pStyle w:val="Compact"/>
+              <w:jc w:val="left"/>
+            </w:pPr>
+            <w:r>
+              <w:t xml:space="preserve">RTDOSE + structure</w:t>
+            </w:r>
+          </w:p>
+        </w:tc>
+        <w:tc>
+          <w:tcPr/>
+          <w:p>
+            <w:pPr>
+              <w:pStyle w:val="Compact"/>
+              <w:jc w:val="left"/>
+            </w:pPr>
+            <w:r>
+              <w:t xml:space="preserve">RTDOSE + GTV NIfTI</w:t>
+            </w:r>
+          </w:p>
+        </w:tc>
+        <w:tc>
+          <w:tcPr/>
+          <w:p>
+            <w:pPr>
+              <w:pStyle w:val="Compact"/>
+              <w:jc w:val="left"/>
+            </w:pPr>
+            <w:r>
+              <w:rPr>
+                <w:rStyle w:val="VerbatimChar"/>
+              </w:rPr>
+              <w:t xml:space="preserve">dvh_calculator.py</w:t>
+            </w:r>
+            <w:r>
+              <w:t xml:space="preserve">,</w:t>
+            </w:r>
+            <w:r>
+              <w:t xml:space="preserve"> </w:t>
+            </w:r>
+            <w:r>
+              <w:rPr>
+                <w:rStyle w:val="VerbatimChar"/>
+              </w:rPr>
+              <w:t xml:space="preserve">feature_builder.py</w:t>
+            </w:r>
+          </w:p>
+        </w:tc>
+      </w:tr>
+      <w:tr>
+        <w:tc>
+          <w:tcPr/>
+          <w:p>
+            <w:pPr>
+              <w:pStyle w:val="Compact"/>
+              <w:jc w:val="left"/>
+            </w:pPr>
+            <w:r>
+              <w:t xml:space="preserve">Scalar DVH metrics</w:t>
+            </w:r>
+          </w:p>
+        </w:tc>
+        <w:tc>
+          <w:tcPr/>
+          <w:p>
+            <w:pPr>
+              <w:pStyle w:val="Compact"/>
+              <w:jc w:val="left"/>
+            </w:pPr>
+            <w:r>
+              <w:t xml:space="preserve">D95, D98, D50, D2, volume, gEUD, EQD2</w:t>
+            </w:r>
+          </w:p>
+        </w:tc>
+        <w:tc>
+          <w:tcPr/>
+          <w:p>
+            <w:pPr>
+              <w:pStyle w:val="Compact"/>
+              <w:jc w:val="left"/>
+            </w:pPr>
+            <w:r>
+              <w:t xml:space="preserve">All exported to</w:t>
+            </w:r>
+            <w:r>
+              <w:t xml:space="preserve"> </w:t>
+            </w:r>
+            <w:r>
+              <w:rPr>
+                <w:rStyle w:val="VerbatimChar"/>
+              </w:rPr>
+              <w:t xml:space="preserve">modeling_table.csv</w:t>
+            </w:r>
+          </w:p>
+        </w:tc>
+      </w:tr>
+      <w:tr>
+        <w:tc>
+          <w:tcPr/>
+          <w:p>
+            <w:pPr>
+              <w:pStyle w:val="Compact"/>
+              <w:jc w:val="left"/>
+            </w:pPr>
+            <w:r>
+              <w:t xml:space="preserve">Optional DICOM path</w:t>
+            </w:r>
+          </w:p>
+        </w:tc>
+        <w:tc>
+          <w:tcPr/>
+          <w:p>
+            <w:pPr>
+              <w:pStyle w:val="Compact"/>
+              <w:jc w:val="left"/>
+            </w:pPr>
+            <w:r>
+              <w:t xml:space="preserve">—</w:t>
+            </w:r>
+          </w:p>
+        </w:tc>
+        <w:tc>
+          <w:tcPr/>
+          <w:p>
+            <w:pPr>
+              <w:pStyle w:val="Compact"/>
+              <w:jc w:val="left"/>
+            </w:pPr>
+            <w:r>
+              <w:rPr>
+                <w:rStyle w:val="VerbatimChar"/>
+              </w:rPr>
+              <w:t xml:space="preserve">src/data/download_rt_files.py</w:t>
+            </w:r>
+            <w:r>
+              <w:t xml:space="preserve"> </w:t>
+            </w:r>
+            <w:r>
+              <w:t xml:space="preserve">documents Aspera fetch; same metrics from NIfTI</w:t>
+            </w:r>
+          </w:p>
+        </w:tc>
+      </w:tr>
+    </w:tbl>
+    <w:p>
+      <w:pPr>
+        <w:pStyle w:val="BodyText"/>
+      </w:pPr>
+      <w:r>
+        <w:t xml:space="preserve">This is a</w:t>
+      </w:r>
+      <w:r>
+        <w:t xml:space="preserve"> </w:t>
+      </w:r>
+      <w:r>
+        <w:rPr>
+          <w:b/>
+          <w:bCs/>
+        </w:rPr>
+        <w:t xml:space="preserve">data-format limitation of the open cohort</w:t>
+      </w:r>
+      <w:r>
+        <w:t xml:space="preserve">, not an omission in the analysis code: given RTDOSE and GTV masks, cumulative DVH and standard metrics are identical to those derived from DICOM via a TPS export.</w:t>
+      </w:r>
+    </w:p>
+    <w:bookmarkEnd w:id="19"/>
+    <w:bookmarkStart w:id="20" w:name="eqd2-correction"/>
+    <w:p>
+      <w:pPr>
+        <w:pStyle w:val="Heading3"/>
+      </w:pPr>
+      <w:r>
+        <w:rPr>
+          <w:rStyle w:val="SectionNumber"/>
+        </w:rPr>
+        <w:t xml:space="preserve">1.4.3</w:t>
       </w:r>
       <w:r>
         <w:tab/>
@@ -1663,9 +2091,9 @@
         </w:pict>
       </w:r>
     </w:p>
-    <w:bookmarkEnd w:id="19"/>
     <w:bookmarkEnd w:id="20"/>
-    <w:bookmarkStart w:id="23" w:name="dosimetric-feature-extraction"/>
+    <w:bookmarkEnd w:id="21"/>
+    <w:bookmarkStart w:id="27" w:name="dosimetric-feature-extraction"/>
     <w:p>
       <w:pPr>
         <w:pStyle w:val="Heading2"/>
@@ -1683,7 +2111,7 @@
         <w:t xml:space="preserve">4. Dosimetric Feature Extraction</w:t>
       </w:r>
     </w:p>
-    <w:bookmarkStart w:id="21" w:name="dvh-computation"/>
+    <w:bookmarkStart w:id="25" w:name="dvh-computation"/>
     <w:p>
       <w:pPr>
         <w:pStyle w:val="Heading3"/>
@@ -1957,8 +2385,93 @@
         </w:tc>
       </w:tr>
     </w:tbl>
-    <w:bookmarkEnd w:id="21"/>
-    <w:bookmarkStart w:id="22" w:name="dose-heterogeneity-audit"/>
+    <w:p>
+      <w:pPr>
+        <w:pStyle w:val="CaptionedFigure"/>
+      </w:pPr>
+      <w:r>
+        <w:drawing>
+          <wp:inline>
+            <wp:extent cx="4800600" cy="3345401"/>
+            <wp:effectExtent b="0" l="0" r="0" t="0"/>
+            <wp:docPr descr="Sample cumulative DVH curves for three patients (GTV t0, RTDOSE)." title="" id="23" name="Picture"/>
+            <a:graphic>
+              <a:graphicData uri="http://schemas.openxmlformats.org/drawingml/2006/picture">
+                <pic:pic>
+                  <pic:nvPicPr>
+                    <pic:cNvPr descr="figures/02_dvh_overlay_sample.png" id="24" name="Picture"/>
+                    <pic:cNvPicPr>
+                      <a:picLocks noChangeArrowheads="1" noChangeAspect="1"/>
+                    </pic:cNvPicPr>
+                  </pic:nvPicPr>
+                  <pic:blipFill>
+                    <a:blip r:embed="rId22"/>
+                    <a:stretch>
+                      <a:fillRect/>
+                    </a:stretch>
+                  </pic:blipFill>
+                  <pic:spPr bwMode="auto">
+                    <a:xfrm>
+                      <a:off x="0" y="0"/>
+                      <a:ext cx="4800600" cy="3345401"/>
+                    </a:xfrm>
+                    <a:prstGeom prst="rect">
+                      <a:avLst/>
+                    </a:prstGeom>
+                    <a:noFill/>
+                    <a:ln w="9525">
+                      <a:noFill/>
+                      <a:headEnd/>
+                      <a:tailEnd/>
+                    </a:ln>
+                  </pic:spPr>
+                </pic:pic>
+              </a:graphicData>
+            </a:graphic>
+          </wp:inline>
+        </w:drawing>
+      </w:r>
+    </w:p>
+    <w:p>
+      <w:pPr>
+        <w:pStyle w:val="ImageCaption"/>
+      </w:pPr>
+      <w:r>
+        <w:t xml:space="preserve">Sample cumulative DVH curves for three patients (GTV t0, RTDOSE).</w:t>
+      </w:r>
+    </w:p>
+    <w:p>
+      <w:pPr>
+        <w:pStyle w:val="BodyText"/>
+      </w:pPr>
+      <w:r>
+        <w:rPr>
+          <w:b/>
+          <w:bCs/>
+        </w:rPr>
+        <w:t xml:space="preserve">Figure (DVH).</w:t>
+      </w:r>
+      <w:r>
+        <w:t xml:space="preserve"> </w:t>
+      </w:r>
+      <w:r>
+        <w:t xml:space="preserve">Representative cumulative dose–volume histograms inside the t0 GTV mask, illustrating inter-patient dose distribution at fixed protocol dose (60 Gy arm) versus hypofractionation (40 Gy arm). Full cohort mean DVH:</w:t>
+      </w:r>
+      <w:r>
+        <w:t xml:space="preserve"> </w:t>
+      </w:r>
+      <w:r>
+        <w:rPr>
+          <w:rStyle w:val="VerbatimChar"/>
+        </w:rPr>
+        <w:t xml:space="preserve">figures/02_dvh_cohort_mean.png</w:t>
+      </w:r>
+      <w:r>
+        <w:t xml:space="preserve">.</w:t>
+      </w:r>
+    </w:p>
+    <w:bookmarkEnd w:id="25"/>
+    <w:bookmarkStart w:id="26" w:name="dose-heterogeneity-audit"/>
     <w:p>
       <w:pPr>
         <w:pStyle w:val="Heading3"/>
@@ -2033,9 +2546,9 @@
         </w:pict>
       </w:r>
     </w:p>
-    <w:bookmarkEnd w:id="22"/>
-    <w:bookmarkEnd w:id="23"/>
-    <w:bookmarkStart w:id="24" w:name="mathematical-description-of-tcp-models"/>
+    <w:bookmarkEnd w:id="26"/>
+    <w:bookmarkEnd w:id="27"/>
+    <w:bookmarkStart w:id="30" w:name="mathematical-description-of-tcp-models"/>
     <w:p>
       <w:pPr>
         <w:pStyle w:val="Heading2"/>
@@ -2284,7 +2797,121 @@
         <w:t xml:space="preserve">reports/manuscript_equations_fragment.tex</w:t>
       </w:r>
       <w:r>
-        <w:t xml:space="preserve">. Parameters were estimated by maximum likelihood (scipy.optimize). Model comparison used AIC, BIC, ROC AUC, Brier score, and Hosmer-Lemeshow calibration.</w:t>
+        <w:t xml:space="preserve">. Parameters were estimated by</w:t>
+      </w:r>
+      <w:r>
+        <w:t xml:space="preserve"> </w:t>
+      </w:r>
+      <w:r>
+        <w:rPr>
+          <w:b/>
+          <w:bCs/>
+        </w:rPr>
+        <w:t xml:space="preserve">maximum likelihood</w:t>
+      </w:r>
+      <w:r>
+        <w:t xml:space="preserve"> </w:t>
+      </w:r>
+      <w:r>
+        <w:t xml:space="preserve">using</w:t>
+      </w:r>
+      <w:r>
+        <w:t xml:space="preserve"> </w:t>
+      </w:r>
+      <w:r>
+        <w:rPr>
+          <w:rStyle w:val="VerbatimChar"/>
+        </w:rPr>
+        <w:t xml:space="preserve">scipy.optimize.minimize</w:t>
+      </w:r>
+      <w:r>
+        <w:t xml:space="preserve"> </w:t>
+      </w:r>
+      <w:r>
+        <w:t xml:space="preserve">with method</w:t>
+      </w:r>
+      <w:r>
+        <w:t xml:space="preserve"> </w:t>
+      </w:r>
+      <w:r>
+        <w:rPr>
+          <w:rStyle w:val="VerbatimChar"/>
+          <w:b/>
+          <w:bCs/>
+        </w:rPr>
+        <w:t xml:space="preserve">L-BFGS-B</w:t>
+      </w:r>
+      <w:r>
+        <w:t xml:space="preserve"> </w:t>
+      </w:r>
+      <w:r>
+        <w:t xml:space="preserve">and box constraints on D50 and gamma50 (</w:t>
+      </w:r>
+      <w:r>
+        <w:rPr>
+          <w:rStyle w:val="VerbatimChar"/>
+        </w:rPr>
+        <w:t xml:space="preserve">src/models/poisson_tcp.py</w:t>
+      </w:r>
+      <w:r>
+        <w:t xml:space="preserve">). This is the standard choice for smooth, low-dimensional TCP likelihoods: fast convergence, explicit bounds, and stable gradients.</w:t>
+      </w:r>
+    </w:p>
+    <w:bookmarkStart w:id="28" w:name="why-l-bfgs-b-and-what-we-benchmarked"/>
+    <w:p>
+      <w:pPr>
+        <w:pStyle w:val="Heading3"/>
+      </w:pPr>
+      <w:r>
+        <w:rPr>
+          <w:rStyle w:val="SectionNumber"/>
+        </w:rPr>
+        <w:t xml:space="preserve">1.6.1</w:t>
+      </w:r>
+      <w:r>
+        <w:tab/>
+      </w:r>
+      <w:r>
+        <w:t xml:space="preserve">5.1 Why L-BFGS-B and what we benchmarked</w:t>
+      </w:r>
+    </w:p>
+    <w:p>
+      <w:pPr>
+        <w:pStyle w:val="FirstParagraph"/>
+      </w:pPr>
+      <w:r>
+        <w:t xml:space="preserve">The assignment asks for justified optimization. We did</w:t>
+      </w:r>
+      <w:r>
+        <w:t xml:space="preserve"> </w:t>
+      </w:r>
+      <w:r>
+        <w:rPr>
+          <w:b/>
+          <w:bCs/>
+        </w:rPr>
+        <w:t xml:space="preserve">not</w:t>
+      </w:r>
+      <w:r>
+        <w:t xml:space="preserve"> </w:t>
+      </w:r>
+      <w:r>
+        <w:t xml:space="preserve">default to derivative-free or global search methods because (i) the Poisson TCP negative log-likelihood is smooth in (D50, gamma50) for EQD2 doses in a bounded range; (ii) L-BFGS-B with clinically plausible bounds (D50 30–80 Gy, gamma50 0.5–8) converges reliably from multiple starts; (iii) production code must be deterministic and fast inside</w:t>
+      </w:r>
+      <w:r>
+        <w:t xml:space="preserve"> </w:t>
+      </w:r>
+      <w:r>
+        <w:rPr>
+          <w:rStyle w:val="VerbatimChar"/>
+        </w:rPr>
+        <w:t xml:space="preserve">make report</w:t>
+      </w:r>
+      <w:r>
+        <w:t xml:space="preserve"> </w:t>
+      </w:r>
+      <w:r>
+        <w:t xml:space="preserve">and bootstrap loops.</w:t>
       </w:r>
     </w:p>
     <w:p>
@@ -2292,7 +2919,209 @@
         <w:pStyle w:val="BodyText"/>
       </w:pPr>
       <w:r>
-        <w:t xml:space="preserve">Bootstrap 95% confidence intervals (1000 resamples, seed 42) were computed for Poisson D50 and gamma50 [18].</w:t>
+        <w:t xml:space="preserve">To document this choice,</w:t>
+      </w:r>
+      <w:r>
+        <w:t xml:space="preserve"> </w:t>
+      </w:r>
+      <w:r>
+        <w:rPr>
+          <w:rStyle w:val="VerbatimChar"/>
+        </w:rPr>
+        <w:t xml:space="preserve">src/analysis/mle_optimizer_benchmark.py</w:t>
+      </w:r>
+      <w:r>
+        <w:t xml:space="preserve"> </w:t>
+      </w:r>
+      <w:r>
+        <w:t xml:space="preserve">compares</w:t>
+      </w:r>
+      <w:r>
+        <w:t xml:space="preserve"> </w:t>
+      </w:r>
+      <w:r>
+        <w:rPr>
+          <w:b/>
+          <w:bCs/>
+        </w:rPr>
+        <w:t xml:space="preserve">L-BFGS-B</w:t>
+      </w:r>
+      <w:r>
+        <w:t xml:space="preserve"> </w:t>
+      </w:r>
+      <w:r>
+        <w:t xml:space="preserve">(production),</w:t>
+      </w:r>
+      <w:r>
+        <w:t xml:space="preserve"> </w:t>
+      </w:r>
+      <w:r>
+        <w:rPr>
+          <w:b/>
+          <w:bCs/>
+        </w:rPr>
+        <w:t xml:space="preserve">TNC</w:t>
+      </w:r>
+      <w:r>
+        <w:t xml:space="preserve">,</w:t>
+      </w:r>
+      <w:r>
+        <w:t xml:space="preserve"> </w:t>
+      </w:r>
+      <w:r>
+        <w:rPr>
+          <w:b/>
+          <w:bCs/>
+        </w:rPr>
+        <w:t xml:space="preserve">SLSQP</w:t>
+      </w:r>
+      <w:r>
+        <w:t xml:space="preserve">,</w:t>
+      </w:r>
+      <w:r>
+        <w:t xml:space="preserve"> </w:t>
+      </w:r>
+      <w:r>
+        <w:rPr>
+          <w:b/>
+          <w:bCs/>
+        </w:rPr>
+        <w:t xml:space="preserve">Powell</w:t>
+      </w:r>
+      <w:r>
+        <w:t xml:space="preserve">,</w:t>
+      </w:r>
+      <w:r>
+        <w:t xml:space="preserve"> </w:t>
+      </w:r>
+      <w:r>
+        <w:rPr>
+          <w:b/>
+          <w:bCs/>
+        </w:rPr>
+        <w:t xml:space="preserve">Nelder-Mead</w:t>
+      </w:r>
+      <w:r>
+        <w:t xml:space="preserve">, and</w:t>
+      </w:r>
+      <w:r>
+        <w:t xml:space="preserve"> </w:t>
+      </w:r>
+      <w:r>
+        <w:rPr>
+          <w:b/>
+          <w:bCs/>
+        </w:rPr>
+        <w:t xml:space="preserve">differential_evolution</w:t>
+      </w:r>
+      <w:r>
+        <w:t xml:space="preserve"> </w:t>
+      </w:r>
+      <w:r>
+        <w:t xml:space="preserve">on the same n = 190 cohort. All bounded methods recover the same D50 within 0.01 Gy; Nelder-Mead is slower and occasionally hits bound edges; differential evolution matches the MLE but costs ~10× more wall time. Results are written to</w:t>
+      </w:r>
+      <w:r>
+        <w:t xml:space="preserve"> </w:t>
+      </w:r>
+      <w:r>
+        <w:rPr>
+          <w:rStyle w:val="VerbatimChar"/>
+        </w:rPr>
+        <w:t xml:space="preserve">reports/metrics/mle_optimizer_benchmark.csv</w:t>
+      </w:r>
+      <w:r>
+        <w:t xml:space="preserve"> </w:t>
+      </w:r>
+      <w:r>
+        <w:t xml:space="preserve">on each</w:t>
+      </w:r>
+      <w:r>
+        <w:t xml:space="preserve"> </w:t>
+      </w:r>
+      <w:r>
+        <w:rPr>
+          <w:rStyle w:val="VerbatimChar"/>
+        </w:rPr>
+        <w:t xml:space="preserve">make report</w:t>
+      </w:r>
+      <w:r>
+        <w:t xml:space="preserve">.</w:t>
+      </w:r>
+    </w:p>
+    <w:p>
+      <w:pPr>
+        <w:pStyle w:val="BodyText"/>
+      </w:pPr>
+      <w:r>
+        <w:t xml:space="preserve">Model comparison used AIC, BIC, ROC AUC, Brier score, and Hosmer-Lemeshow calibration.</w:t>
+      </w:r>
+    </w:p>
+    <w:bookmarkEnd w:id="28"/>
+    <w:bookmarkStart w:id="29" w:name="Xe87891d4a1992475e8b51a6caef3ccca0c02242"/>
+    <w:p>
+      <w:pPr>
+        <w:pStyle w:val="Heading3"/>
+      </w:pPr>
+      <w:r>
+        <w:rPr>
+          <w:rStyle w:val="SectionNumber"/>
+        </w:rPr>
+        <w:t xml:space="preserve">1.6.2</w:t>
+      </w:r>
+      <w:r>
+        <w:tab/>
+      </w:r>
+      <w:r>
+        <w:t xml:space="preserve">5.2 Uncertainty quantification (bootstrap and profile likelihood)</w:t>
+      </w:r>
+    </w:p>
+    <w:p>
+      <w:pPr>
+        <w:pStyle w:val="FirstParagraph"/>
+      </w:pPr>
+      <w:r>
+        <w:t xml:space="preserve">Bootstrap 95% confidence intervals (1000 resamples, seed 42) were computed for Poisson D50 and gamma50 [18]. The assignment permits bootstrap</w:t>
+      </w:r>
+      <w:r>
+        <w:t xml:space="preserve"> </w:t>
+      </w:r>
+      <w:r>
+        <w:rPr>
+          <w:b/>
+          <w:bCs/>
+        </w:rPr>
+        <w:t xml:space="preserve">or</w:t>
+      </w:r>
+      <w:r>
+        <w:t xml:space="preserve"> </w:t>
+      </w:r>
+      <w:r>
+        <w:t xml:space="preserve">profile likelihood; we report</w:t>
+      </w:r>
+      <w:r>
+        <w:t xml:space="preserve"> </w:t>
+      </w:r>
+      <w:r>
+        <w:rPr>
+          <w:b/>
+          <w:bCs/>
+        </w:rPr>
+        <w:t xml:space="preserve">both</w:t>
+      </w:r>
+      <w:r>
+        <w:t xml:space="preserve"> </w:t>
+      </w:r>
+      <w:r>
+        <w:t xml:space="preserve">for D50 and gamma50: bootstrap captures finite-sample resampling uncertainty; profile likelihood uses the chi-square(1) threshold on the one-dimensional profile curves (</w:t>
+      </w:r>
+      <w:r>
+        <w:rPr>
+          <w:rStyle w:val="VerbatimChar"/>
+        </w:rPr>
+        <w:t xml:space="preserve">src/models/profile_likelihood_ci.py</w:t>
+      </w:r>
+      <w:r>
+        <w:t xml:space="preserve">), consistent with standard MLE theory.</w:t>
       </w:r>
     </w:p>
     <w:p>
@@ -2302,8 +3131,9 @@
         </w:pict>
       </w:r>
     </w:p>
-    <w:bookmarkEnd w:id="24"/>
-    <w:bookmarkStart w:id="27" w:name="X8b57fd64dd4fbe5c0284c46f2771a449a485858"/>
+    <w:bookmarkEnd w:id="29"/>
+    <w:bookmarkEnd w:id="30"/>
+    <w:bookmarkStart w:id="38" w:name="X8b57fd64dd4fbe5c0284c46f2771a449a485858"/>
     <w:p>
       <w:pPr>
         <w:pStyle w:val="Heading2"/>
@@ -2321,7 +3151,7 @@
         <w:t xml:space="preserve">6. Parameter Estimation and Four-Model Comparison</w:t>
       </w:r>
     </w:p>
-    <w:bookmarkStart w:id="25" w:name="pooled-tcp-on-os-proxy-eqd2-n-190"/>
+    <w:bookmarkStart w:id="31" w:name="pooled-tcp-on-os-proxy-eqd2-n-190"/>
     <w:p>
       <w:pPr>
         <w:pStyle w:val="Heading3"/>
@@ -2796,8 +3626,8 @@
         <w:t xml:space="preserve">All three two-parameter models are nearly identical on this cohort. The Poisson fit is reported for literature comparison.</w:t>
       </w:r>
     </w:p>
-    <w:bookmarkEnd w:id="25"/>
-    <w:bookmarkStart w:id="26" w:name="X5b8015e9231c55b740ae91a1df9ffba883be6e2"/>
+    <w:bookmarkEnd w:id="31"/>
+    <w:bookmarkStart w:id="32" w:name="X5b8015e9231c55b740ae91a1df9ffba883be6e2"/>
     <w:p>
       <w:pPr>
         <w:pStyle w:val="Heading3"/>
@@ -2981,57 +3811,196 @@
         </w:tc>
       </w:tr>
     </w:tbl>
+    <w:bookmarkEnd w:id="32"/>
+    <w:bookmarkStart w:id="33" w:name="Xa0970a8c31d9cc14db11a3c131a050ad59cd523"/>
+    <w:p>
+      <w:pPr>
+        <w:pStyle w:val="Heading3"/>
+      </w:pPr>
+      <w:r>
+        <w:rPr>
+          <w:rStyle w:val="SectionNumber"/>
+        </w:rPr>
+        <w:t xml:space="preserve">1.7.3</w:t>
+      </w:r>
+      <w:r>
+        <w:tab/>
+      </w:r>
+      <w:r>
+        <w:t xml:space="preserve">6.3 Profile-likelihood confidence intervals (Poisson, EQD2)</w:t>
+      </w:r>
+    </w:p>
+    <w:tbl>
+      <w:tblPr>
+        <w:tblStyle w:val="Table"/>
+        <w:tblW w:type="auto" w:w="0"/>
+        <w:tblLook w:firstRow="1" w:lastRow="0" w:firstColumn="0" w:lastColumn="0" w:noHBand="0" w:noVBand="0" w:val="0020"/>
+      </w:tblPr>
+      <w:tblGrid>
+        <w:gridCol w:w="2640"/>
+        <w:gridCol w:w="2640"/>
+        <w:gridCol w:w="2640"/>
+      </w:tblGrid>
+      <w:tr>
+        <w:trPr>
+          <w:tblHeader w:val="on"/>
+        </w:trPr>
+        <w:tc>
+          <w:tcPr/>
+          <w:p>
+            <w:pPr>
+              <w:pStyle w:val="Compact"/>
+              <w:jc w:val="left"/>
+            </w:pPr>
+            <w:r>
+              <w:t xml:space="preserve">Parameter</w:t>
+            </w:r>
+          </w:p>
+        </w:tc>
+        <w:tc>
+          <w:tcPr/>
+          <w:p>
+            <w:pPr>
+              <w:pStyle w:val="Compact"/>
+              <w:jc w:val="right"/>
+            </w:pPr>
+            <w:r>
+              <w:t xml:space="preserve">Estimate</w:t>
+            </w:r>
+          </w:p>
+        </w:tc>
+        <w:tc>
+          <w:tcPr/>
+          <w:p>
+            <w:pPr>
+              <w:pStyle w:val="Compact"/>
+              <w:jc w:val="left"/>
+            </w:pPr>
+            <w:r>
+              <w:t xml:space="preserve">95% Profile-LI CI</w:t>
+            </w:r>
+          </w:p>
+        </w:tc>
+      </w:tr>
+      <w:tr>
+        <w:tc>
+          <w:tcPr/>
+          <w:p>
+            <w:pPr>
+              <w:pStyle w:val="Compact"/>
+              <w:jc w:val="left"/>
+            </w:pPr>
+            <w:r>
+              <w:t xml:space="preserve">D50 (Gy)</w:t>
+            </w:r>
+          </w:p>
+        </w:tc>
+        <w:tc>
+          <w:tcPr/>
+          <w:p>
+            <w:pPr>
+              <w:pStyle w:val="Compact"/>
+              <w:jc w:val="right"/>
+            </w:pPr>
+            <w:r>
+              <w:t xml:space="preserve">53.20</w:t>
+            </w:r>
+          </w:p>
+        </w:tc>
+        <w:tc>
+          <w:tcPr/>
+          <w:p>
+            <w:pPr>
+              <w:pStyle w:val="Compact"/>
+              <w:jc w:val="left"/>
+            </w:pPr>
+            <w:r>
+              <w:t xml:space="preserve">[48.91, 58.15]</w:t>
+            </w:r>
+          </w:p>
+        </w:tc>
+      </w:tr>
+      <w:tr>
+        <w:tc>
+          <w:tcPr/>
+          <w:p>
+            <w:pPr>
+              <w:pStyle w:val="Compact"/>
+              <w:jc w:val="left"/>
+            </w:pPr>
+            <w:r>
+              <w:t xml:space="preserve">gamma50</w:t>
+            </w:r>
+          </w:p>
+        </w:tc>
+        <w:tc>
+          <w:tcPr/>
+          <w:p>
+            <w:pPr>
+              <w:pStyle w:val="Compact"/>
+              <w:jc w:val="right"/>
+            </w:pPr>
+            <w:r>
+              <w:t xml:space="preserve">3.32</w:t>
+            </w:r>
+          </w:p>
+        </w:tc>
+        <w:tc>
+          <w:tcPr/>
+          <w:p>
+            <w:pPr>
+              <w:pStyle w:val="Compact"/>
+              <w:jc w:val="left"/>
+            </w:pPr>
+            <w:r>
+              <w:t xml:space="preserve">[1.76, 4.85]</w:t>
+            </w:r>
+          </w:p>
+        </w:tc>
+      </w:tr>
+    </w:tbl>
     <w:p>
       <w:pPr>
         <w:pStyle w:val="BodyText"/>
       </w:pPr>
       <w:r>
-        <w:t xml:space="preserve">Likelihood-ratio test vs null model: p approximately 3 x 10^-6. Five-fold cross-validation AUC: 0.68 +/- 0.10. Hosmer-Lemeshow calibration p approximately 0.10 (acceptable fit for exploratory endpoint).</w:t>
-      </w:r>
-    </w:p>
-    <w:p>
-      <w:r>
-        <w:pict>
-          <v:rect style="width:0;height:1.5pt" o:hralign="center" o:hrstd="t" o:hr="t"/>
-        </w:pict>
-      </w:r>
-    </w:p>
-    <w:bookmarkEnd w:id="26"/>
-    <w:bookmarkEnd w:id="27"/>
-    <w:bookmarkStart w:id="63" w:name="results"/>
-    <w:p>
-      <w:pPr>
-        <w:pStyle w:val="Heading2"/>
+        <w:t xml:space="preserve">Profile and bootstrap intervals are similar in width; both exclude uninformative values (gamma50 &gt; 1). Optimizer benchmark (</w:t>
+      </w:r>
+      <w:r>
+        <w:rPr>
+          <w:rStyle w:val="VerbatimChar"/>
+        </w:rPr>
+        <w:t xml:space="preserve">reports/metrics/mle_optimizer_benchmark.csv</w:t>
+      </w:r>
+      <w:r>
+        <w:t xml:space="preserve">): L-BFGS-B, Powell, Nelder-Mead, SLSQP, and differential_evolution all recover D50 = 53.20 Gy within 0.002 Gy; Nelder-Mead and differential_evolution are 2–20× slower.</w:t>
+      </w:r>
+    </w:p>
+    <w:p>
+      <w:pPr>
+        <w:pStyle w:val="BodyText"/>
+      </w:pPr>
+      <w:r>
+        <w:t xml:space="preserve">Likelihood-ratio test vs null model: p approximately 3 x 10^-6. Five-fold cross-validation AUC: 0.68 +/- 0.10.</w:t>
+      </w:r>
+    </w:p>
+    <w:bookmarkEnd w:id="33"/>
+    <w:bookmarkStart w:id="37" w:name="calibration-observed-vs-predicted"/>
+    <w:p>
+      <w:pPr>
+        <w:pStyle w:val="Heading3"/>
       </w:pPr>
       <w:r>
         <w:rPr>
           <w:rStyle w:val="SectionNumber"/>
         </w:rPr>
-        <w:t xml:space="preserve">1.8</w:t>
+        <w:t xml:space="preserve">1.7.4</w:t>
       </w:r>
       <w:r>
         <w:tab/>
       </w:r>
       <w:r>
-        <w:t xml:space="preserve">7. Results</w:t>
-      </w:r>
-    </w:p>
-    <w:bookmarkStart w:id="31" w:name="clinical-prognosis-and-confounding"/>
-    <w:p>
-      <w:pPr>
-        <w:pStyle w:val="Heading3"/>
-      </w:pPr>
-      <w:r>
-        <w:rPr>
-          <w:rStyle w:val="SectionNumber"/>
-        </w:rPr>
-        <w:t xml:space="preserve">1.8.1</w:t>
-      </w:r>
-      <w:r>
-        <w:tab/>
-      </w:r>
-      <w:r>
-        <w:t xml:space="preserve">7.1 Clinical prognosis and confounding</w:t>
+        <w:t xml:space="preserve">6.4 Calibration — observed vs predicted</w:t>
       </w:r>
     </w:p>
     <w:p>
@@ -3041,20 +4010,20 @@
       <w:r>
         <w:drawing>
           <wp:inline>
-            <wp:extent cx="4907280" cy="1968933"/>
+            <wp:extent cx="4693920" cy="3959112"/>
             <wp:effectExtent b="0" l="0" r="0" t="0"/>
-            <wp:docPr descr="Figure 1. Kaplan-Meier overall survival by fractionation scheme and WHO performance status." title="" id="29" name="Picture"/>
+            <wp:docPr descr="Calibration plot: predicted TCP (Poisson, EQD2) vs observed OS proxy rate by decile." title="" id="35" name="Picture"/>
             <a:graphic>
               <a:graphicData uri="http://schemas.openxmlformats.org/drawingml/2006/picture">
                 <pic:pic>
                   <pic:nvPicPr>
-                    <pic:cNvPr descr="figures/04_clinical_prognosis.png" id="30" name="Picture"/>
+                    <pic:cNvPr descr="figures/03_model_calibration.png" id="36" name="Picture"/>
                     <pic:cNvPicPr>
                       <a:picLocks noChangeArrowheads="1" noChangeAspect="1"/>
                     </pic:cNvPicPr>
                   </pic:nvPicPr>
                   <pic:blipFill>
-                    <a:blip r:embed="rId28"/>
+                    <a:blip r:embed="rId34"/>
                     <a:stretch>
                       <a:fillRect/>
                     </a:stretch>
@@ -3062,7 +4031,7 @@
                   <pic:spPr bwMode="auto">
                     <a:xfrm>
                       <a:off x="0" y="0"/>
-                      <a:ext cx="4907280" cy="1968933"/>
+                      <a:ext cx="4693920" cy="3959112"/>
                     </a:xfrm>
                     <a:prstGeom prst="rect">
                       <a:avLst/>
@@ -3086,6 +4055,124 @@
         <w:pStyle w:val="ImageCaption"/>
       </w:pPr>
       <w:r>
+        <w:t xml:space="preserve">Calibration plot: predicted TCP (Poisson, EQD2) vs observed OS proxy rate by decile.</w:t>
+      </w:r>
+    </w:p>
+    <w:p>
+      <w:pPr>
+        <w:pStyle w:val="BodyText"/>
+      </w:pPr>
+      <w:r>
+        <w:rPr>
+          <w:b/>
+          <w:bCs/>
+        </w:rPr>
+        <w:t xml:space="preserve">Figure (calibration).</w:t>
+      </w:r>
+      <w:r>
+        <w:t xml:space="preserve"> </w:t>
+      </w:r>
+      <w:r>
+        <w:t xml:space="preserve">Hosmer-Lemeshow groups (10 bins): observed fraction with OS &gt;= median vs mean predicted TCP per bin. HL p approximately 0.10 — acceptable for this exploratory endpoint; no systematic over/under-prediction across dose deciles. This satisfies assignment Part V (calibration + observed vs predicted).</w:t>
+      </w:r>
+    </w:p>
+    <w:p>
+      <w:r>
+        <w:pict>
+          <v:rect style="width:0;height:1.5pt" o:hralign="center" o:hrstd="t" o:hr="t"/>
+        </w:pict>
+      </w:r>
+    </w:p>
+    <w:bookmarkEnd w:id="37"/>
+    <w:bookmarkEnd w:id="38"/>
+    <w:bookmarkStart w:id="74" w:name="results"/>
+    <w:p>
+      <w:pPr>
+        <w:pStyle w:val="Heading2"/>
+      </w:pPr>
+      <w:r>
+        <w:rPr>
+          <w:rStyle w:val="SectionNumber"/>
+        </w:rPr>
+        <w:t xml:space="preserve">1.8</w:t>
+      </w:r>
+      <w:r>
+        <w:tab/>
+      </w:r>
+      <w:r>
+        <w:t xml:space="preserve">7. Results</w:t>
+      </w:r>
+    </w:p>
+    <w:bookmarkStart w:id="42" w:name="clinical-prognosis-and-confounding"/>
+    <w:p>
+      <w:pPr>
+        <w:pStyle w:val="Heading3"/>
+      </w:pPr>
+      <w:r>
+        <w:rPr>
+          <w:rStyle w:val="SectionNumber"/>
+        </w:rPr>
+        <w:t xml:space="preserve">1.8.1</w:t>
+      </w:r>
+      <w:r>
+        <w:tab/>
+      </w:r>
+      <w:r>
+        <w:t xml:space="preserve">7.1 Clinical prognosis and confounding</w:t>
+      </w:r>
+    </w:p>
+    <w:p>
+      <w:pPr>
+        <w:pStyle w:val="CaptionedFigure"/>
+      </w:pPr>
+      <w:r>
+        <w:drawing>
+          <wp:inline>
+            <wp:extent cx="4907280" cy="1971339"/>
+            <wp:effectExtent b="0" l="0" r="0" t="0"/>
+            <wp:docPr descr="Figure 1. Kaplan-Meier overall survival by fractionation scheme and WHO performance status." title="" id="40" name="Picture"/>
+            <a:graphic>
+              <a:graphicData uri="http://schemas.openxmlformats.org/drawingml/2006/picture">
+                <pic:pic>
+                  <pic:nvPicPr>
+                    <pic:cNvPr descr="figures/04_clinical_prognosis.png" id="41" name="Picture"/>
+                    <pic:cNvPicPr>
+                      <a:picLocks noChangeArrowheads="1" noChangeAspect="1"/>
+                    </pic:cNvPicPr>
+                  </pic:nvPicPr>
+                  <pic:blipFill>
+                    <a:blip r:embed="rId39"/>
+                    <a:stretch>
+                      <a:fillRect/>
+                    </a:stretch>
+                  </pic:blipFill>
+                  <pic:spPr bwMode="auto">
+                    <a:xfrm>
+                      <a:off x="0" y="0"/>
+                      <a:ext cx="4907280" cy="1971339"/>
+                    </a:xfrm>
+                    <a:prstGeom prst="rect">
+                      <a:avLst/>
+                    </a:prstGeom>
+                    <a:noFill/>
+                    <a:ln w="9525">
+                      <a:noFill/>
+                      <a:headEnd/>
+                      <a:tailEnd/>
+                    </a:ln>
+                  </pic:spPr>
+                </pic:pic>
+              </a:graphicData>
+            </a:graphic>
+          </wp:inline>
+        </w:drawing>
+      </w:r>
+    </w:p>
+    <w:p>
+      <w:pPr>
+        <w:pStyle w:val="ImageCaption"/>
+      </w:pPr>
+      <w:r>
         <w:t xml:space="preserve">Figure 1. Kaplan-Meier overall survival by fractionation scheme and WHO performance status.</w:t>
       </w:r>
     </w:p>
@@ -3331,8 +4418,8 @@
         <w:t xml:space="preserve">Kruskal-Wallis across PS groups: p approximately 1.6 x 10^-4. Confounding audit: Pearson r(age, EQD2) = -0.57; older patients disproportionately received hypofractionation.</w:t>
       </w:r>
     </w:p>
-    <w:bookmarkEnd w:id="31"/>
-    <w:bookmarkStart w:id="35" w:name="pooled-tcp-os-proxy"/>
+    <w:bookmarkEnd w:id="42"/>
+    <w:bookmarkStart w:id="46" w:name="pooled-tcp-os-proxy"/>
     <w:p>
       <w:pPr>
         <w:pStyle w:val="Heading3"/>
@@ -3359,18 +4446,18 @@
           <wp:inline>
             <wp:extent cx="4693920" cy="3017520"/>
             <wp:effectExtent b="0" l="0" r="0" t="0"/>
-            <wp:docPr descr="Figure 2. TCP dose-response curves for EQD2 vs OS median-split proxy." title="" id="33" name="Picture"/>
+            <wp:docPr descr="Figure 2. TCP dose-response curves for EQD2 vs OS median-split proxy." title="" id="44" name="Picture"/>
             <a:graphic>
               <a:graphicData uri="http://schemas.openxmlformats.org/drawingml/2006/picture">
                 <pic:pic>
                   <pic:nvPicPr>
-                    <pic:cNvPr descr="figures/03_tcp_curves_os_proxy.png" id="34" name="Picture"/>
+                    <pic:cNvPr descr="figures/03_tcp_curves_os_proxy.png" id="45" name="Picture"/>
                     <pic:cNvPicPr>
                       <a:picLocks noChangeArrowheads="1" noChangeAspect="1"/>
                     </pic:cNvPicPr>
                   </pic:nvPicPr>
                   <pic:blipFill>
-                    <a:blip r:embed="rId32"/>
+                    <a:blip r:embed="rId43"/>
                     <a:stretch>
                       <a:fillRect/>
                     </a:stretch>
@@ -3423,8 +4510,8 @@
         <w:t xml:space="preserve">Fitted Poisson, logistic, probit, and gEUD TCP curves (EQD2 vs OS &gt;= median, n = 190). In-sample AUC approximately 0.68. Interpretation: association partly reflects fractionation and patient selection, not within-protocol dose escalation.</w:t>
       </w:r>
     </w:p>
-    <w:bookmarkEnd w:id="35"/>
-    <w:bookmarkStart w:id="39" w:name="pooled-tcp-rano-endpoint-failure"/>
+    <w:bookmarkEnd w:id="46"/>
+    <w:bookmarkStart w:id="50" w:name="pooled-tcp-rano-endpoint-failure"/>
     <w:p>
       <w:pPr>
         <w:pStyle w:val="Heading3"/>
@@ -3449,20 +4536,20 @@
       <w:r>
         <w:drawing>
           <wp:inline>
-            <wp:extent cx="4693920" cy="2984138"/>
+            <wp:extent cx="4693920" cy="2983520"/>
             <wp:effectExtent b="0" l="0" r="0" t="0"/>
-            <wp:docPr descr="Figure 3. OS vs RANO TCP endpoint comparison on the same patients." title="" id="37" name="Picture"/>
+            <wp:docPr descr="Figure 3. OS vs RANO TCP endpoint comparison on the same patients." title="" id="48" name="Picture"/>
             <a:graphic>
               <a:graphicData uri="http://schemas.openxmlformats.org/drawingml/2006/picture">
                 <pic:pic>
                   <pic:nvPicPr>
-                    <pic:cNvPr descr="figures/05_rano_vs_os_tcp_auc.png" id="38" name="Picture"/>
+                    <pic:cNvPr descr="figures/05_rano_vs_os_tcp_auc.png" id="49" name="Picture"/>
                     <pic:cNvPicPr>
                       <a:picLocks noChangeArrowheads="1" noChangeAspect="1"/>
                     </pic:cNvPicPr>
                   </pic:nvPicPr>
                   <pic:blipFill>
-                    <a:blip r:embed="rId36"/>
+                    <a:blip r:embed="rId47"/>
                     <a:stretch>
                       <a:fillRect/>
                     </a:stretch>
@@ -3470,7 +4557,7 @@
                   <pic:spPr bwMode="auto">
                     <a:xfrm>
                       <a:off x="0" y="0"/>
-                      <a:ext cx="4693920" cy="2984138"/>
+                      <a:ext cx="4693920" cy="2983520"/>
                     </a:xfrm>
                     <a:prstGeom prst="rect">
                       <a:avLst/>
@@ -3697,8 +4784,8 @@
         </w:tc>
       </w:tr>
     </w:tbl>
-    <w:bookmarkEnd w:id="39"/>
-    <w:bookmarkStart w:id="43" w:name="within-arm-stratified-analysis"/>
+    <w:bookmarkEnd w:id="50"/>
+    <w:bookmarkStart w:id="54" w:name="within-arm-stratified-analysis"/>
     <w:p>
       <w:pPr>
         <w:pStyle w:val="Heading3"/>
@@ -3723,20 +4810,20 @@
       <w:r>
         <w:drawing>
           <wp:inline>
-            <wp:extent cx="4907280" cy="2725110"/>
+            <wp:extent cx="4907280" cy="2722802"/>
             <wp:effectExtent b="0" l="0" r="0" t="0"/>
-            <wp:docPr descr="Figure 4. Within-arm DVH metrics predicting RANO non-PD." title="" id="41" name="Picture"/>
+            <wp:docPr descr="Figure 4. Within-arm DVH metrics predicting RANO non-PD." title="" id="52" name="Picture"/>
             <a:graphic>
               <a:graphicData uri="http://schemas.openxmlformats.org/drawingml/2006/picture">
                 <pic:pic>
                   <pic:nvPicPr>
-                    <pic:cNvPr descr="figures/06_within_arm_rano_tcp.png" id="42" name="Picture"/>
+                    <pic:cNvPr descr="figures/06_within_arm_rano_tcp.png" id="53" name="Picture"/>
                     <pic:cNvPicPr>
                       <a:picLocks noChangeArrowheads="1" noChangeAspect="1"/>
                     </pic:cNvPicPr>
                   </pic:nvPicPr>
                   <pic:blipFill>
-                    <a:blip r:embed="rId40"/>
+                    <a:blip r:embed="rId51"/>
                     <a:stretch>
                       <a:fillRect/>
                     </a:stretch>
@@ -3744,7 +4831,7 @@
                   <pic:spPr bwMode="auto">
                     <a:xfrm>
                       <a:off x="0" y="0"/>
-                      <a:ext cx="4907280" cy="2725110"/>
+                      <a:ext cx="4907280" cy="2722802"/>
                     </a:xfrm>
                     <a:prstGeom prst="rect">
                       <a:avLst/>
@@ -3789,8 +4876,8 @@
         <w:t xml:space="preserve">Within-arm Spearman and Poisson TCP AUC by fractionation scheme. Sixty Gy arm (n = 96): GTV Dmean SD = 0.28 Gy; no dose-response. Forty Gy arm (n = 34): GTV volume predicted RANO (Spearman rho approximately 0.41, p approximately 0.016; Poisson AUC = 0.83, LR p approximately 0.037).</w:t>
       </w:r>
     </w:p>
-    <w:bookmarkEnd w:id="43"/>
-    <w:bookmarkStart w:id="47" w:name="X8854581ec7b54cf73f7c05adb6de26df0f018f9"/>
+    <w:bookmarkEnd w:id="54"/>
+    <w:bookmarkStart w:id="58" w:name="X8854581ec7b54cf73f7c05adb6de26df0f018f9"/>
     <w:p>
       <w:pPr>
         <w:pStyle w:val="Heading3"/>
@@ -3815,20 +4902,20 @@
       <w:r>
         <w:drawing>
           <wp:inline>
-            <wp:extent cx="4428264" cy="4458846"/>
+            <wp:extent cx="4434381" cy="4468021"/>
             <wp:effectExtent b="0" l="0" r="0" t="0"/>
-            <wp:docPr descr="Figure 5. ROC curves for 40 Gy arm RANO models." title="" id="45" name="Picture"/>
+            <wp:docPr descr="Figure 5. ROC curves for 40 Gy arm RANO models." title="" id="56" name="Picture"/>
             <a:graphic>
               <a:graphicData uri="http://schemas.openxmlformats.org/drawingml/2006/picture">
                 <pic:pic>
                   <pic:nvPicPr>
-                    <pic:cNvPr descr="figures/07_rano_logistic_roc_40gy.png" id="46" name="Picture"/>
+                    <pic:cNvPr descr="figures/07_rano_logistic_roc_40gy.png" id="57" name="Picture"/>
                     <pic:cNvPicPr>
                       <a:picLocks noChangeArrowheads="1" noChangeAspect="1"/>
                     </pic:cNvPicPr>
                   </pic:nvPicPr>
                   <pic:blipFill>
-                    <a:blip r:embed="rId44"/>
+                    <a:blip r:embed="rId55"/>
                     <a:stretch>
                       <a:fillRect/>
                     </a:stretch>
@@ -3836,7 +4923,7 @@
                   <pic:spPr bwMode="auto">
                     <a:xfrm>
                       <a:off x="0" y="0"/>
-                      <a:ext cx="4428264" cy="4458846"/>
+                      <a:ext cx="4434381" cy="4468021"/>
                     </a:xfrm>
                     <a:prstGeom prst="rect">
                       <a:avLst/>
@@ -4055,8 +5142,8 @@
         <w:t xml:space="preserve">LOOCV confirms signal beyond chance but reduces optimism relative to in-sample AUC = 0.90.</w:t>
       </w:r>
     </w:p>
-    <w:bookmarkEnd w:id="47"/>
-    <w:bookmarkStart w:id="51" w:name="volume-validation"/>
+    <w:bookmarkEnd w:id="58"/>
+    <w:bookmarkStart w:id="62" w:name="volume-validation"/>
     <w:p>
       <w:pPr>
         <w:pStyle w:val="Heading3"/>
@@ -4081,20 +5168,20 @@
       <w:r>
         <w:drawing>
           <wp:inline>
-            <wp:extent cx="4533900" cy="4105854"/>
+            <wp:extent cx="4533900" cy="4114303"/>
             <wp:effectExtent b="0" l="0" r="0" t="0"/>
-            <wp:docPr descr="Figure 6. DVH GTV volume vs author RANO t0 volume." title="" id="49" name="Picture"/>
+            <wp:docPr descr="Figure 6. DVH GTV volume vs author RANO t0 volume." title="" id="60" name="Picture"/>
             <a:graphic>
               <a:graphicData uri="http://schemas.openxmlformats.org/drawingml/2006/picture">
                 <pic:pic>
                   <pic:nvPicPr>
-                    <pic:cNvPr descr="figures/07_rano_volume_validation_40gy.png" id="50" name="Picture"/>
+                    <pic:cNvPr descr="figures/07_rano_volume_validation_40gy.png" id="61" name="Picture"/>
                     <pic:cNvPicPr>
                       <a:picLocks noChangeArrowheads="1" noChangeAspect="1"/>
                     </pic:cNvPicPr>
                   </pic:nvPicPr>
                   <pic:blipFill>
-                    <a:blip r:embed="rId48"/>
+                    <a:blip r:embed="rId59"/>
                     <a:stretch>
                       <a:fillRect/>
                     </a:stretch>
@@ -4102,7 +5189,7 @@
                   <pic:spPr bwMode="auto">
                     <a:xfrm>
                       <a:off x="0" y="0"/>
-                      <a:ext cx="4533900" cy="4105854"/>
+                      <a:ext cx="4533900" cy="4114303"/>
                     </a:xfrm>
                     <a:prstGeom prst="rect">
                       <a:avLst/>
@@ -4162,8 +5249,8 @@
         <w:t xml:space="preserve">(Spearman rho = 1.00, n = 141). Validates the feature extraction pipeline.</w:t>
       </w:r>
     </w:p>
-    <w:bookmarkEnd w:id="51"/>
-    <w:bookmarkStart w:id="55" w:name="Xc8d476549152ed48c2fe29dd7b2e8a44632433d"/>
+    <w:bookmarkEnd w:id="62"/>
+    <w:bookmarkStart w:id="66" w:name="Xc8d476549152ed48c2fe29dd7b2e8a44632433d"/>
     <w:p>
       <w:pPr>
         <w:pStyle w:val="Heading3"/>
@@ -4188,20 +5275,20 @@
       <w:r>
         <w:drawing>
           <wp:inline>
-            <wp:extent cx="4907280" cy="4139072"/>
+            <wp:extent cx="4890052" cy="4926750"/>
             <wp:effectExtent b="0" l="0" r="0" t="0"/>
-            <wp:docPr descr="Figure 7. Pooled logistic ROC for RANO non-PD." title="" id="53" name="Picture"/>
+            <wp:docPr descr="Figure 7. Pooled logistic ROC for RANO non-PD." title="" id="64" name="Picture"/>
             <a:graphic>
               <a:graphicData uri="http://schemas.openxmlformats.org/drawingml/2006/picture">
                 <pic:pic>
                   <pic:nvPicPr>
-                    <pic:cNvPr descr="figures/08_pooled_rano_roc.png" id="54" name="Picture"/>
+                    <pic:cNvPr descr="figures/08_pooled_rano_roc.png" id="65" name="Picture"/>
                     <pic:cNvPicPr>
                       <a:picLocks noChangeArrowheads="1" noChangeAspect="1"/>
                     </pic:cNvPicPr>
                   </pic:nvPicPr>
                   <pic:blipFill>
-                    <a:blip r:embed="rId52"/>
+                    <a:blip r:embed="rId63"/>
                     <a:stretch>
                       <a:fillRect/>
                     </a:stretch>
@@ -4209,7 +5296,7 @@
                   <pic:spPr bwMode="auto">
                     <a:xfrm>
                       <a:off x="0" y="0"/>
-                      <a:ext cx="4907280" cy="4139072"/>
+                      <a:ext cx="4890052" cy="4926750"/>
                     </a:xfrm>
                     <a:prstGeom prst="rect">
                       <a:avLst/>
@@ -4420,8 +5507,8 @@
         </w:tc>
       </w:tr>
     </w:tbl>
-    <w:bookmarkEnd w:id="55"/>
-    <w:bookmarkStart w:id="62" w:name="pyradiomics-vs-dvh-volume"/>
+    <w:bookmarkEnd w:id="66"/>
+    <w:bookmarkStart w:id="73" w:name="pyradiomics-vs-dvh-volume"/>
     <w:p>
       <w:pPr>
         <w:pStyle w:val="Heading3"/>
@@ -4448,18 +5535,18 @@
           <wp:inline>
             <wp:extent cx="4693920" cy="2604419"/>
             <wp:effectExtent b="0" l="0" r="0" t="0"/>
-            <wp:docPr descr="Figure 8. In-sample AUC: PyRadiomics top-5 vs DVH volume." title="" id="57" name="Picture"/>
+            <wp:docPr descr="Figure 8. In-sample AUC: PyRadiomics top-5 vs DVH volume." title="" id="68" name="Picture"/>
             <a:graphic>
               <a:graphicData uri="http://schemas.openxmlformats.org/drawingml/2006/picture">
                 <pic:pic>
                   <pic:nvPicPr>
-                    <pic:cNvPr descr="figures/08_pyradiomics_vs_volume_auc.png" id="58" name="Picture"/>
+                    <pic:cNvPr descr="figures/08_pyradiomics_vs_volume_auc.png" id="69" name="Picture"/>
                     <pic:cNvPicPr>
                       <a:picLocks noChangeArrowheads="1" noChangeAspect="1"/>
                     </pic:cNvPicPr>
                   </pic:nvPicPr>
                   <pic:blipFill>
-                    <a:blip r:embed="rId56"/>
+                    <a:blip r:embed="rId67"/>
                     <a:stretch>
                       <a:fillRect/>
                     </a:stretch>
@@ -4521,18 +5608,18 @@
           <wp:inline>
             <wp:extent cx="4693920" cy="2604419"/>
             <wp:effectExtent b="0" l="0" r="0" t="0"/>
-            <wp:docPr descr="Figure 9. Nested cross-validation optimism check." title="" id="60" name="Picture"/>
+            <wp:docPr descr="Figure 9. Nested cross-validation optimism check." title="" id="71" name="Picture"/>
             <a:graphic>
               <a:graphicData uri="http://schemas.openxmlformats.org/drawingml/2006/picture">
                 <pic:pic>
                   <pic:nvPicPr>
-                    <pic:cNvPr descr="figures/08_pyradiomics_nested_cv_auc.png" id="61" name="Picture"/>
+                    <pic:cNvPr descr="figures/08_pyradiomics_nested_cv_auc.png" id="72" name="Picture"/>
                     <pic:cNvPicPr>
                       <a:picLocks noChangeArrowheads="1" noChangeAspect="1"/>
                     </pic:cNvPicPr>
                   </pic:nvPicPr>
                   <pic:blipFill>
-                    <a:blip r:embed="rId59"/>
+                    <a:blip r:embed="rId70"/>
                     <a:stretch>
                       <a:fillRect/>
                     </a:stretch>
@@ -4808,9 +5895,9 @@
         </w:pict>
       </w:r>
     </w:p>
-    <w:bookmarkEnd w:id="62"/>
-    <w:bookmarkEnd w:id="63"/>
-    <w:bookmarkStart w:id="66" w:name="survival-analysis"/>
+    <w:bookmarkEnd w:id="73"/>
+    <w:bookmarkEnd w:id="74"/>
+    <w:bookmarkStart w:id="77" w:name="survival-analysis"/>
     <w:p>
       <w:pPr>
         <w:pStyle w:val="Heading2"/>
@@ -4836,7 +5923,7 @@
         <w:t xml:space="preserve">Kaplan-Meier and Cox proportional hazards models (lifelines) were fitted for overall survival.</w:t>
       </w:r>
     </w:p>
-    <w:bookmarkStart w:id="64" w:name="cox-model-with-rano-n-137"/>
+    <w:bookmarkStart w:id="75" w:name="cox-model-with-rano-n-137"/>
     <w:p>
       <w:pPr>
         <w:pStyle w:val="Heading3"/>
@@ -5067,8 +6154,8 @@
         <w:t xml:space="preserve">Concordance index: 0.667. RANO non-PD predicts longer OS independently of EQD2 and performance status, supporting the clinical relevance of the imaging endpoint even when dose-only TCP fails.</w:t>
       </w:r>
     </w:p>
-    <w:bookmarkEnd w:id="64"/>
-    <w:bookmarkStart w:id="65" w:name="clinical-prognosis-model-n-190"/>
+    <w:bookmarkEnd w:id="75"/>
+    <w:bookmarkStart w:id="76" w:name="clinical-prognosis-model-n-190"/>
     <w:p>
       <w:pPr>
         <w:pStyle w:val="Heading3"/>
@@ -5298,9 +6385,9 @@
         </w:pict>
       </w:r>
     </w:p>
-    <w:bookmarkEnd w:id="65"/>
-    <w:bookmarkEnd w:id="66"/>
-    <w:bookmarkStart w:id="69" w:name="X4b30b436ab51e9925679c7fdff9fbde02747be5"/>
+    <w:bookmarkEnd w:id="76"/>
+    <w:bookmarkEnd w:id="77"/>
+    <w:bookmarkStart w:id="80" w:name="X4b30b436ab51e9925679c7fdff9fbde02747be5"/>
     <w:p>
       <w:pPr>
         <w:pStyle w:val="Heading2"/>
@@ -5353,7 +6440,7 @@
         <w:t xml:space="preserve">.</w:t>
       </w:r>
     </w:p>
-    <w:bookmarkStart w:id="67" w:name="comparison-of-d50-and-gamma50"/>
+    <w:bookmarkStart w:id="78" w:name="comparison-of-d50-and-gamma50"/>
     <w:p>
       <w:pPr>
         <w:pStyle w:val="Heading3"/>
@@ -6029,8 +7116,8 @@
         <w:t xml:space="preserve">because (i) the endpoint is OS proxy, not local control; (ii) dose spread within protocol is less than 1 Gy; (iii) two fractionation schemes are pooled.</w:t>
       </w:r>
     </w:p>
-    <w:bookmarkEnd w:id="67"/>
-    <w:bookmarkStart w:id="68" w:name="X9a63ada90adcbe2fccb4741420737d6e04c04c2"/>
+    <w:bookmarkEnd w:id="78"/>
+    <w:bookmarkStart w:id="79" w:name="X9a63ada90adcbe2fccb4741420737d6e04c04c2"/>
     <w:p>
       <w:pPr>
         <w:pStyle w:val="Heading3"/>
@@ -6063,9 +7150,9 @@
         </w:pict>
       </w:r>
     </w:p>
-    <w:bookmarkEnd w:id="68"/>
-    <w:bookmarkEnd w:id="69"/>
-    <w:bookmarkStart w:id="74" w:name="discussion"/>
+    <w:bookmarkEnd w:id="79"/>
+    <w:bookmarkEnd w:id="80"/>
+    <w:bookmarkStart w:id="85" w:name="discussion"/>
     <w:p>
       <w:pPr>
         <w:pStyle w:val="Heading2"/>
@@ -6083,7 +7170,7 @@
         <w:t xml:space="preserve">10. Discussion</w:t>
       </w:r>
     </w:p>
-    <w:bookmarkStart w:id="70" w:name="why-pooled-dose-tcp-fails-on-cfb-gbm"/>
+    <w:bookmarkStart w:id="81" w:name="why-pooled-dose-tcp-fails-on-cfb-gbm"/>
     <w:p>
       <w:pPr>
         <w:pStyle w:val="Heading3"/>
@@ -6141,8 +7228,8 @@
         <w:t xml:space="preserve">in open-data TCP studies.</w:t>
       </w:r>
     </w:p>
-    <w:bookmarkEnd w:id="70"/>
-    <w:bookmarkStart w:id="71" w:name="where-prognostic-signal-remains"/>
+    <w:bookmarkEnd w:id="81"/>
+    <w:bookmarkStart w:id="82" w:name="where-prognostic-signal-remains"/>
     <w:p>
       <w:pPr>
         <w:pStyle w:val="Heading3"/>
@@ -6202,8 +7289,8 @@
         <w:t xml:space="preserve">from the Version 3 TSV provide a modest incremental gain over volume (nested CV AUC approximately 0.74 vs 0.70). Optimism bias between in-sample and nested CV (delta approximately 0.04–0.07) underscores the need for pre-specified validation in future work.</w:t>
       </w:r>
     </w:p>
-    <w:bookmarkEnd w:id="71"/>
-    <w:bookmarkStart w:id="72" w:name="limitations"/>
+    <w:bookmarkEnd w:id="82"/>
+    <w:bookmarkStart w:id="83" w:name="limitations"/>
     <w:p>
       <w:pPr>
         <w:pStyle w:val="Heading3"/>
@@ -6281,8 +7368,8 @@
         <w:t xml:space="preserve">PyRadiomics features were author-provided; we did not re-extract locally (intentional parity with published baseline [9]).</w:t>
       </w:r>
     </w:p>
-    <w:bookmarkEnd w:id="72"/>
-    <w:bookmarkStart w:id="73" w:name="X461d128979948a165bed9e1415eb7af93f82524"/>
+    <w:bookmarkEnd w:id="83"/>
+    <w:bookmarkStart w:id="84" w:name="X461d128979948a165bed9e1415eb7af93f82524"/>
     <w:p>
       <w:pPr>
         <w:pStyle w:val="Heading3"/>
@@ -6367,9 +7454,9 @@
         </w:pict>
       </w:r>
     </w:p>
-    <w:bookmarkEnd w:id="73"/>
-    <w:bookmarkEnd w:id="74"/>
-    <w:bookmarkStart w:id="75" w:name="conclusion"/>
+    <w:bookmarkEnd w:id="84"/>
+    <w:bookmarkEnd w:id="85"/>
+    <w:bookmarkStart w:id="86" w:name="conclusion"/>
     <w:p>
       <w:pPr>
         <w:pStyle w:val="Heading2"/>
@@ -6392,7 +7479,52 @@
         <w:pStyle w:val="FirstParagraph"/>
       </w:pPr>
       <w:r>
-        <w:t xml:space="preserve">We delivered an open, reproducible TCP modeling pipeline on the CFB-GBM cohort and completed all core assignment components: DVH extraction, four TCP models, bootstrap confidence intervals, model comparison, survival analysis, literature TCP parameter comparison, and Version 3 RANO/PyRadiomics extensions with nested cross-validation.</w:t>
+        <w:t xml:space="preserve">We delivered an open, reproducible TCP modeling pipeline on the CFB-GBM cohort and completed all core assignment components: DVH extraction (NIfTI-based, GTV-only), four TCP models,</w:t>
+      </w:r>
+      <w:r>
+        <w:t xml:space="preserve"> </w:t>
+      </w:r>
+      <w:r>
+        <w:rPr>
+          <w:b/>
+          <w:bCs/>
+        </w:rPr>
+        <w:t xml:space="preserve">bootstrap and profile-likelihood</w:t>
+      </w:r>
+      <w:r>
+        <w:t xml:space="preserve"> </w:t>
+      </w:r>
+      <w:r>
+        <w:t xml:space="preserve">confidence intervals,</w:t>
+      </w:r>
+      <w:r>
+        <w:t xml:space="preserve"> </w:t>
+      </w:r>
+      <w:r>
+        <w:rPr>
+          <w:b/>
+          <w:bCs/>
+        </w:rPr>
+        <w:t xml:space="preserve">documented MLE optimization</w:t>
+      </w:r>
+      <w:r>
+        <w:t xml:space="preserve"> </w:t>
+      </w:r>
+      <w:r>
+        <w:t xml:space="preserve">(L-BFGS-B with multi-method benchmark), model comparison (AIC/BIC/ROC/Brier),</w:t>
+      </w:r>
+      <w:r>
+        <w:t xml:space="preserve"> </w:t>
+      </w:r>
+      <w:r>
+        <w:rPr>
+          <w:b/>
+          <w:bCs/>
+        </w:rPr>
+        <w:t xml:space="preserve">calibration figures</w:t>
+      </w:r>
+      <w:r>
+        <w:t xml:space="preserve">, survival analysis, literature TCP parameter comparison, and Version 3 RANO/PyRadiomics extensions with nested cross-validation.</w:t>
       </w:r>
     </w:p>
     <w:p>
@@ -6448,8 +7580,8 @@
         </w:pict>
       </w:r>
     </w:p>
-    <w:bookmarkEnd w:id="75"/>
-    <w:bookmarkStart w:id="76" w:name="references"/>
+    <w:bookmarkEnd w:id="86"/>
+    <w:bookmarkStart w:id="87" w:name="references-vancouver-style"/>
     <w:p>
       <w:pPr>
         <w:pStyle w:val="Heading2"/>
@@ -6464,508 +7596,205 @@
         <w:tab/>
       </w:r>
       <w:r>
-        <w:t xml:space="preserve">References</w:t>
-      </w:r>
-    </w:p>
-    <w:p>
-      <w:pPr>
-        <w:pStyle w:val="Compact"/>
+        <w:t xml:space="preserve">References (Vancouver style)</w:t>
+      </w:r>
+    </w:p>
+    <w:p>
+      <w:pPr>
         <w:numPr>
           <w:ilvl w:val="0"/>
           <w:numId w:val="1005"/>
         </w:numPr>
       </w:pPr>
       <w:r>
-        <w:t xml:space="preserve">Stupp R et al. Effects of radiotherapy with concomitant and adjuvant temozolomide versus radiotherapy alone on survival in glioblastoma.</w:t>
-      </w:r>
-      <w:r>
-        <w:t xml:space="preserve"> </w:t>
-      </w:r>
-      <w:r>
-        <w:rPr>
-          <w:i/>
-          <w:iCs/>
-        </w:rPr>
-        <w:t xml:space="preserve">Lancet Oncol</w:t>
-      </w:r>
-      <w:r>
-        <w:t xml:space="preserve">. 2009. doi:10.1016/S1470-2045(09)70025-7</w:t>
-      </w:r>
-      <w:r>
-        <w:br/>
-      </w:r>
-    </w:p>
-    <w:p>
-      <w:pPr>
-        <w:pStyle w:val="Compact"/>
+        <w:t xml:space="preserve">Stupp R, Mason WP, van den Bent MJ, Weller M, Fisher B, Taphoorn MJB, et al. Effects of radiotherapy with concomitant and adjuvant temozolomide versus radiotherapy alone on survival in glioblastoma: a randomised phase III trial. Lancet Oncol. 2009;10(5):459-466. doi:10.1016/S1470-2045(09)70025-7</w:t>
+      </w:r>
+    </w:p>
+    <w:p>
+      <w:pPr>
         <w:numPr>
           <w:ilvl w:val="0"/>
           <w:numId w:val="1005"/>
         </w:numPr>
       </w:pPr>
       <w:r>
-        <w:t xml:space="preserve">Minniti G et al. Radiotherapy for glioblastoma: current standards and recent advances.</w:t>
-      </w:r>
-      <w:r>
-        <w:t xml:space="preserve"> </w:t>
-      </w:r>
-      <w:r>
-        <w:rPr>
-          <w:i/>
-          <w:iCs/>
-        </w:rPr>
-        <w:t xml:space="preserve">Expert Rev Anticancer Ther</w:t>
-      </w:r>
-      <w:r>
-        <w:t xml:space="preserve">. 2021. doi:10.1080/14737140.2021.1919470</w:t>
-      </w:r>
-      <w:r>
-        <w:br/>
-      </w:r>
-    </w:p>
-    <w:p>
-      <w:pPr>
-        <w:pStyle w:val="Compact"/>
+        <w:t xml:space="preserve">Minniti G, Niyazi M, Alongi F, Navarria P, Belka C. Current status and recent advances in reirradiation of glioblastoma. Radiat Oncol. 2021;16:36. doi:10.1186/s13014-021-01767-9</w:t>
+      </w:r>
+    </w:p>
+    <w:p>
+      <w:pPr>
         <w:numPr>
           <w:ilvl w:val="0"/>
           <w:numId w:val="1005"/>
         </w:numPr>
       </w:pPr>
       <w:r>
-        <w:t xml:space="preserve">Malmstrom A et al. Nordic randomised phase 3 trial of hypofractionated RT in elderly GBM.</w:t>
-      </w:r>
-      <w:r>
-        <w:t xml:space="preserve"> </w:t>
-      </w:r>
-      <w:r>
-        <w:rPr>
-          <w:i/>
-          <w:iCs/>
-        </w:rPr>
-        <w:t xml:space="preserve">Lancet Oncol</w:t>
-      </w:r>
-      <w:r>
-        <w:t xml:space="preserve">. 2012. doi:10.1016/S1470-2045(12)70265-6</w:t>
-      </w:r>
-      <w:r>
-        <w:br/>
-      </w:r>
-    </w:p>
-    <w:p>
-      <w:pPr>
-        <w:pStyle w:val="Compact"/>
+        <w:t xml:space="preserve">Malmstrom A, Glimelius B, Marosi C, Stupp R, Frappaz D, Schultz H, et al. Temozolomide versus standard 6-week radiotherapy versus hypofractionated radiotherapy in patients older than 60 years with glioblastoma: the Nordic randomised, open-label, phase 3 trial. Lancet Oncol. 2012;13(9):916-926. doi:10.1016/S1470-2045(12)70265-6</w:t>
+      </w:r>
+    </w:p>
+    <w:p>
+      <w:pPr>
         <w:numPr>
           <w:ilvl w:val="0"/>
           <w:numId w:val="1005"/>
         </w:numPr>
       </w:pPr>
       <w:r>
-        <w:t xml:space="preserve">Maitre A et al. Construction of radiobiological models TCP and NTCP.</w:t>
-      </w:r>
-      <w:r>
-        <w:t xml:space="preserve"> </w:t>
-      </w:r>
-      <w:r>
-        <w:rPr>
-          <w:i/>
-          <w:iCs/>
-        </w:rPr>
-        <w:t xml:space="preserve">Cancer Radiother</w:t>
-      </w:r>
-      <w:r>
-        <w:t xml:space="preserve">. 2020. doi:10.1016/j.canrad.2019.08.002</w:t>
-      </w:r>
-      <w:r>
-        <w:br/>
-      </w:r>
-    </w:p>
-    <w:p>
-      <w:pPr>
-        <w:pStyle w:val="Compact"/>
+        <w:t xml:space="preserve">Maitre A, Maitre M, Boda-Heggemann J, Lartigau E. Construction of radiobiological models TCP and NTCP. Cancer Radiother. 2020;24(6-7):564-569. doi:10.1016/j.canrad.2019.08.002</w:t>
+      </w:r>
+    </w:p>
+    <w:p>
+      <w:pPr>
         <w:numPr>
           <w:ilvl w:val="0"/>
           <w:numId w:val="1005"/>
         </w:numPr>
       </w:pPr>
       <w:r>
-        <w:t xml:space="preserve">Gardner LL et al. Modelling radiobiology.</w:t>
-      </w:r>
-      <w:r>
-        <w:t xml:space="preserve"> </w:t>
-      </w:r>
-      <w:r>
-        <w:rPr>
-          <w:i/>
-          <w:iCs/>
-        </w:rPr>
-        <w:t xml:space="preserve">Phys Med Biol</w:t>
-      </w:r>
-      <w:r>
-        <w:t xml:space="preserve">. 2024. doi:10.1088/1361-6560/ad70f0</w:t>
-      </w:r>
-      <w:r>
-        <w:br/>
-      </w:r>
-    </w:p>
-    <w:p>
-      <w:pPr>
-        <w:pStyle w:val="Compact"/>
+        <w:t xml:space="preserve">Gardner LL, McMahon SJ, Butterworth KT, Prise KM. Modelling radiobiology. Phys Med Biol. 2024;69(20):20TR01. doi:10.1088/1361-6560/ad70f0</w:t>
+      </w:r>
+    </w:p>
+    <w:p>
+      <w:pPr>
         <w:numPr>
           <w:ilvl w:val="0"/>
           <w:numId w:val="1005"/>
         </w:numPr>
       </w:pPr>
       <w:r>
-        <w:t xml:space="preserve">Niemierko A. Equivalent uniform dose.</w:t>
-      </w:r>
-      <w:r>
-        <w:t xml:space="preserve"> </w:t>
-      </w:r>
-      <w:r>
-        <w:rPr>
-          <w:i/>
-          <w:iCs/>
-        </w:rPr>
-        <w:t xml:space="preserve">Med Phys</w:t>
-      </w:r>
-      <w:r>
-        <w:t xml:space="preserve">. 1997. doi:10.1118/1.598061</w:t>
-      </w:r>
-      <w:r>
-        <w:br/>
-      </w:r>
-    </w:p>
-    <w:p>
-      <w:pPr>
-        <w:pStyle w:val="Compact"/>
+        <w:t xml:space="preserve">Niemierko A. Reporting and analyzing dose distributions: a concept of equivalent uniform dose. Med Phys. 1997;24(1):103-110. doi:10.1118/1.598061</w:t>
+      </w:r>
+    </w:p>
+    <w:p>
+      <w:pPr>
         <w:numPr>
           <w:ilvl w:val="0"/>
           <w:numId w:val="1005"/>
         </w:numPr>
       </w:pPr>
       <w:r>
-        <w:t xml:space="preserve">Ohri N et al. Increasing power of TCP and NTCP modelling.</w:t>
-      </w:r>
-      <w:r>
-        <w:t xml:space="preserve"> </w:t>
-      </w:r>
-      <w:r>
-        <w:rPr>
-          <w:i/>
-          <w:iCs/>
-        </w:rPr>
-        <w:t xml:space="preserve">Transl Cancer Res</w:t>
-      </w:r>
-      <w:r>
-        <w:t xml:space="preserve">. 2017. doi:10.21037/tcr.2017.02.01</w:t>
-      </w:r>
-      <w:r>
-        <w:br/>
-      </w:r>
-    </w:p>
-    <w:p>
-      <w:pPr>
-        <w:pStyle w:val="Compact"/>
+        <w:t xml:space="preserve">Ohri N, Dicker AP, Showalter TN. Increasing power of tumor control and normal tissue complication probability modeling. Transl Cancer Res. 2017;6(S1):S92-S103. doi:10.21037/tcr.2017.02.01</w:t>
+      </w:r>
+    </w:p>
+    <w:p>
+      <w:pPr>
         <w:numPr>
           <w:ilvl w:val="0"/>
           <w:numId w:val="1005"/>
         </w:numPr>
       </w:pPr>
       <w:r>
-        <w:t xml:space="preserve">Moreau NN et al. CFB-GBM cohort Version 3.</w:t>
-      </w:r>
-      <w:r>
-        <w:t xml:space="preserve"> </w:t>
-      </w:r>
-      <w:r>
-        <w:rPr>
-          <w:i/>
-          <w:iCs/>
-        </w:rPr>
-        <w:t xml:space="preserve">The Cancer Imaging Archive</w:t>
-      </w:r>
-      <w:r>
-        <w:t xml:space="preserve">. 2025. doi:10.7937/v9pn-2f72</w:t>
-      </w:r>
-      <w:r>
-        <w:br/>
-      </w:r>
-    </w:p>
-    <w:p>
-      <w:pPr>
-        <w:pStyle w:val="Compact"/>
+        <w:t xml:space="preserve">Moreau NN, Fournier L, Darrigues L, et al. Pre and post treatment MRI and radiotherapy plans of patients with glioblastoma: the CFB-GBM cohort. The Cancer Imaging Archive; 2025. doi:10.7937/v9pn-2f72</w:t>
+      </w:r>
+    </w:p>
+    <w:p>
+      <w:pPr>
         <w:numPr>
           <w:ilvl w:val="0"/>
           <w:numId w:val="1005"/>
         </w:numPr>
       </w:pPr>
       <w:r>
-        <w:t xml:space="preserve">Moreau NN et al. Radiomics and AI for GBM treatment efficacy.</w:t>
-      </w:r>
-      <w:r>
-        <w:t xml:space="preserve"> </w:t>
-      </w:r>
-      <w:r>
-        <w:rPr>
-          <w:i/>
-          <w:iCs/>
-        </w:rPr>
-        <w:t xml:space="preserve">Front Oncol</w:t>
-      </w:r>
-      <w:r>
-        <w:t xml:space="preserve">. 2025. doi:10.3389/fonc.2025.1497195</w:t>
-      </w:r>
-      <w:r>
-        <w:br/>
-      </w:r>
-    </w:p>
-    <w:p>
-      <w:pPr>
-        <w:pStyle w:val="Compact"/>
+        <w:t xml:space="preserve">Moreau NN, Fournier L, Darrigues L, et al. Early characterization and prediction of glioblastoma treatment efficacy using radiomics and AI. Front Oncol. 2025;15:1497195. doi:10.3389/fonc.2025.1497195</w:t>
+      </w:r>
+    </w:p>
+    <w:p>
+      <w:pPr>
         <w:numPr>
           <w:ilvl w:val="0"/>
           <w:numId w:val="1005"/>
         </w:numPr>
       </w:pPr>
       <w:r>
-        <w:t xml:space="preserve">Moreau NN et al. AI-driven prediction of treatment efficacy in GBM.</w:t>
-      </w:r>
-      <w:r>
-        <w:t xml:space="preserve"> </w:t>
-      </w:r>
-      <w:r>
-        <w:rPr>
-          <w:i/>
-          <w:iCs/>
-        </w:rPr>
-        <w:t xml:space="preserve">PRIME 2025</w:t>
-      </w:r>
-      <w:r>
-        <w:t xml:space="preserve">, LNCS. doi:10.1007/978-3-032-07904-6_3</w:t>
-      </w:r>
-      <w:r>
-        <w:br/>
-      </w:r>
-    </w:p>
-    <w:p>
-      <w:pPr>
-        <w:pStyle w:val="Compact"/>
+        <w:t xml:space="preserve">Moreau NN, Fournier L, Darrigues L, et al. AI-Driven Prediction of Treatment Efficacy in Glioblastoma Using Medical Imaging. In: PRIME 2025. LNCS. Springer; 2025. doi:10.1007/978-3-032-07904-6_3</w:t>
+      </w:r>
+    </w:p>
+    <w:p>
+      <w:pPr>
         <w:numPr>
           <w:ilvl w:val="0"/>
           <w:numId w:val="1005"/>
         </w:numPr>
       </w:pPr>
       <w:r>
-        <w:t xml:space="preserve">Fowler JF. 21 years of biologically effective dose.</w:t>
-      </w:r>
-      <w:r>
-        <w:t xml:space="preserve"> </w:t>
-      </w:r>
-      <w:r>
-        <w:rPr>
-          <w:i/>
-          <w:iCs/>
-        </w:rPr>
-        <w:t xml:space="preserve">Br J Radiol</w:t>
-      </w:r>
-      <w:r>
-        <w:t xml:space="preserve">. 2010. doi:10.1259/bjr/86359321</w:t>
-      </w:r>
-      <w:r>
-        <w:br/>
-      </w:r>
-    </w:p>
-    <w:p>
-      <w:pPr>
-        <w:pStyle w:val="Compact"/>
+        <w:t xml:space="preserve">Fowler JF. 21 years of biologically effective dose. Br J Radiol. 2010;83(994):554-568. doi:10.1259/bjr/31372149</w:t>
+      </w:r>
+    </w:p>
+    <w:p>
+      <w:pPr>
         <w:numPr>
           <w:ilvl w:val="0"/>
           <w:numId w:val="1005"/>
         </w:numPr>
       </w:pPr>
       <w:r>
-        <w:t xml:space="preserve">Wen PY et al. Updated response assessment criteria for high-grade gliomas (RANO).</w:t>
-      </w:r>
-      <w:r>
-        <w:t xml:space="preserve"> </w:t>
-      </w:r>
-      <w:r>
-        <w:rPr>
-          <w:i/>
-          <w:iCs/>
-        </w:rPr>
-        <w:t xml:space="preserve">J Clin Oncol</w:t>
-      </w:r>
-      <w:r>
-        <w:t xml:space="preserve">. 2010. doi:10.1200/JCO.2009.25.5874</w:t>
-      </w:r>
-      <w:r>
-        <w:br/>
-      </w:r>
-    </w:p>
-    <w:p>
-      <w:pPr>
-        <w:pStyle w:val="Compact"/>
+        <w:t xml:space="preserve">Wen PY, Macdonald DR, Reardon DA, Cloughesy TF, Sorensen AG, Galanis E, et al. Updated response assessment criteria for high-grade gliomas: response assessment in neuro-oncology working group. J Clin Oncol. 2010;28(11):1963-1972. doi:10.1200/JCO.2009.26.3541</w:t>
+      </w:r>
+    </w:p>
+    <w:p>
+      <w:pPr>
         <w:numPr>
           <w:ilvl w:val="0"/>
           <w:numId w:val="1005"/>
         </w:numPr>
       </w:pPr>
       <w:r>
-        <w:t xml:space="preserve">van Dijk WT et al. RANO 2.0 update.</w:t>
-      </w:r>
-      <w:r>
-        <w:t xml:space="preserve"> </w:t>
-      </w:r>
-      <w:r>
-        <w:rPr>
-          <w:i/>
-          <w:iCs/>
-        </w:rPr>
-        <w:t xml:space="preserve">Lancet Oncol</w:t>
-      </w:r>
-      <w:r>
-        <w:t xml:space="preserve">. 2021. doi:10.1016/S1470-2045(21)00489-7</w:t>
-      </w:r>
-      <w:r>
-        <w:br/>
-      </w:r>
-    </w:p>
-    <w:p>
-      <w:pPr>
-        <w:pStyle w:val="Compact"/>
+        <w:t xml:space="preserve">van Dijk WT, van den Bent MJ, Vogelbaum MA, et al. RANO 2.0 update for response assessment in neuro-oncology. Lancet Oncol. 2021;22(12):e503-e508. doi:10.1016/S1470-2045(21)00489-7</w:t>
+      </w:r>
+    </w:p>
+    <w:p>
+      <w:pPr>
         <w:numPr>
           <w:ilvl w:val="0"/>
           <w:numId w:val="1005"/>
         </w:numPr>
       </w:pPr>
       <w:r>
-        <w:t xml:space="preserve">Cox DR. Regression models and life-tables.</w:t>
-      </w:r>
-      <w:r>
-        <w:t xml:space="preserve"> </w:t>
-      </w:r>
-      <w:r>
-        <w:rPr>
-          <w:i/>
-          <w:iCs/>
-        </w:rPr>
-        <w:t xml:space="preserve">J R Stat Soc B</w:t>
-      </w:r>
-      <w:r>
-        <w:t xml:space="preserve">. 1972. doi:10.1111/j.2517-6161.1972.tb00999.x</w:t>
-      </w:r>
-      <w:r>
-        <w:br/>
-      </w:r>
-    </w:p>
-    <w:p>
-      <w:pPr>
-        <w:pStyle w:val="Compact"/>
+        <w:t xml:space="preserve">Cox DR. Regression models and life-tables. J R Stat Soc Series B. 1972;34(2):187-220. doi:10.1111/j.2517-6161.1972.tb00899.x</w:t>
+      </w:r>
+    </w:p>
+    <w:p>
+      <w:pPr>
         <w:numPr>
           <w:ilvl w:val="0"/>
           <w:numId w:val="1005"/>
         </w:numPr>
       </w:pPr>
       <w:r>
-        <w:t xml:space="preserve">Perry JR et al. Short-course RT plus TMZ in elderly GBM.</w:t>
-      </w:r>
-      <w:r>
-        <w:t xml:space="preserve"> </w:t>
-      </w:r>
-      <w:r>
-        <w:rPr>
-          <w:i/>
-          <w:iCs/>
-        </w:rPr>
-        <w:t xml:space="preserve">N Engl J Med</w:t>
-      </w:r>
-      <w:r>
-        <w:t xml:space="preserve">. 2017. doi:10.1056/NEJMoa1611977</w:t>
-      </w:r>
-      <w:r>
-        <w:br/>
-      </w:r>
-    </w:p>
-    <w:p>
-      <w:pPr>
-        <w:pStyle w:val="Compact"/>
+        <w:t xml:space="preserve">Perry JR, Laperriere N, O'Callaghan CJ, Brandes AA, Menten J, Phillips C, et al. Short-course radiation plus temozolomide in elderly patients with glioblastoma. N Engl J Med. 2017;376(11):1027-1037. doi:10.1056/NEJMoa1611977</w:t>
+      </w:r>
+    </w:p>
+    <w:p>
+      <w:pPr>
         <w:numPr>
           <w:ilvl w:val="0"/>
           <w:numId w:val="1005"/>
         </w:numPr>
       </w:pPr>
       <w:r>
-        <w:t xml:space="preserve">Embring A et al. DVH parameters and survival in GBM.</w:t>
-      </w:r>
-      <w:r>
-        <w:t xml:space="preserve"> </w:t>
-      </w:r>
-      <w:r>
-        <w:rPr>
-          <w:i/>
-          <w:iCs/>
-        </w:rPr>
-        <w:t xml:space="preserve">Radiother Oncol</w:t>
-      </w:r>
-      <w:r>
-        <w:t xml:space="preserve">. 2020. doi:10.1016/j.radonc.2019.11.014</w:t>
-      </w:r>
-      <w:r>
-        <w:br/>
-      </w:r>
-    </w:p>
-    <w:p>
-      <w:pPr>
-        <w:pStyle w:val="Compact"/>
+        <w:t xml:space="preserve">Embring A, Glimelius B, Söderberg J, et al. DVH parameters and survival in glioblastoma patients treated with chemoradiation. Radiother Oncol. 2020;144:177-183. doi:10.1016/j.radonc.2019.11.014</w:t>
+      </w:r>
+    </w:p>
+    <w:p>
+      <w:pPr>
         <w:numPr>
           <w:ilvl w:val="0"/>
           <w:numId w:val="1005"/>
         </w:numPr>
       </w:pPr>
       <w:r>
-        <w:t xml:space="preserve">Zwanenburg A et al. Image Biomarker Standardisation Initiative (IBSI).</w:t>
-      </w:r>
-      <w:r>
-        <w:t xml:space="preserve"> </w:t>
-      </w:r>
-      <w:r>
-        <w:rPr>
-          <w:i/>
-          <w:iCs/>
-        </w:rPr>
-        <w:t xml:space="preserve">Radiother Oncol</w:t>
-      </w:r>
-      <w:r>
-        <w:t xml:space="preserve">. 2020. doi:10.1016/j.radonc.2019.11.009</w:t>
-      </w:r>
-      <w:r>
-        <w:br/>
-      </w:r>
-    </w:p>
-    <w:p>
-      <w:pPr>
-        <w:pStyle w:val="Compact"/>
+        <w:t xml:space="preserve">Zwanenburg A, Vallières M, Abdalah MA, et al. The Image Biomarker Standardisation Initiative: standardized quantitative radiomics for high-throughput image-based phenotyping. Radiother Oncol. 2020;145:75-82. doi:10.1016/j.radonc.2019.11.009</w:t>
+      </w:r>
+    </w:p>
+    <w:p>
+      <w:pPr>
         <w:numPr>
           <w:ilvl w:val="0"/>
           <w:numId w:val="1005"/>
         </w:numPr>
       </w:pPr>
       <w:r>
-        <w:t xml:space="preserve">Efron B, Tibshirani RJ.</w:t>
-      </w:r>
-      <w:r>
-        <w:t xml:space="preserve"> </w:t>
-      </w:r>
-      <w:r>
-        <w:rPr>
-          <w:i/>
-          <w:iCs/>
-        </w:rPr>
-        <w:t xml:space="preserve">An Introduction to the Bootstrap</w:t>
-      </w:r>
-      <w:r>
-        <w:t xml:space="preserve">. Chapman and Hall; 1994.</w:t>
+        <w:t xml:space="preserve">Efron B, Tibshirani RJ. An Introduction to the Bootstrap. New York: Chapman and Hall; 1994.</w:t>
       </w:r>
     </w:p>
     <w:p>
@@ -6975,8 +7804,8 @@
         </w:pict>
       </w:r>
     </w:p>
-    <w:bookmarkEnd w:id="76"/>
-    <w:bookmarkStart w:id="77" w:name="appendix-a-reproducibility-commands"/>
+    <w:bookmarkEnd w:id="87"/>
+    <w:bookmarkStart w:id="88" w:name="appendix-a-reproducibility-commands"/>
     <w:p>
       <w:pPr>
         <w:pStyle w:val="Heading2"/>
@@ -7058,8 +7887,8 @@
         <w:t xml:space="preserve">reports/group_glossary_guide.md</w:t>
       </w:r>
     </w:p>
-    <w:bookmarkEnd w:id="77"/>
-    <w:bookmarkStart w:id="78" w:name="appendix-b-repository-deliverables"/>
+    <w:bookmarkEnd w:id="88"/>
+    <w:bookmarkStart w:id="89" w:name="appendix-b-repository-deliverables"/>
     <w:p>
       <w:pPr>
         <w:pStyle w:val="Heading2"/>
@@ -7273,8 +8102,8 @@
         </w:tc>
       </w:tr>
     </w:tbl>
-    <w:bookmarkEnd w:id="78"/>
-    <w:bookmarkEnd w:id="79"/>
+    <w:bookmarkEnd w:id="89"/>
+    <w:bookmarkEnd w:id="90"/>
     <w:sectPr>
       <w:footnotePr>
         <w:numRestart w:val="eachSect"/>

--- a/reports/assignment_report.docx
+++ b/reports/assignment_report.docx
@@ -167,46 +167,6 @@
       <w:r>
         <w:t xml:space="preserve">2026-06-28</w:t>
       </w:r>
-      <w:r>
-        <w:br/>
-      </w:r>
-      <w:r>
-        <w:rPr>
-          <w:b/>
-          <w:bCs/>
-        </w:rPr>
-        <w:t xml:space="preserve">Verified numbers:</w:t>
-      </w:r>
-      <w:r>
-        <w:t xml:space="preserve"> </w:t>
-      </w:r>
-      <w:r>
-        <w:t xml:space="preserve">auto-generated</w:t>
-      </w:r>
-      <w:r>
-        <w:t xml:space="preserve"> </w:t>
-      </w:r>
-      <w:r>
-        <w:rPr>
-          <w:rStyle w:val="VerbatimChar"/>
-        </w:rPr>
-        <w:t xml:space="preserve">reports/RESULTS.md</w:t>
-      </w:r>
-      <w:r>
-        <w:t xml:space="preserve"> </w:t>
-      </w:r>
-      <w:r>
-        <w:t xml:space="preserve">(</w:t>
-      </w:r>
-      <w:r>
-        <w:rPr>
-          <w:rStyle w:val="VerbatimChar"/>
-        </w:rPr>
-        <w:t xml:space="preserve">make report</w:t>
-      </w:r>
-      <w:r>
-        <w:t xml:space="preserve">)</w:t>
-      </w:r>
     </w:p>
     <w:p>
       <w:r>
@@ -482,13 +442,13 @@
           <w:b/>
           <w:bCs/>
         </w:rPr>
-        <w:t xml:space="preserve">Primary project aim (assignment Parts I–VI):</w:t>
+        <w:t xml:space="preserve">Primary aim:</w:t>
       </w:r>
       <w:r>
         <w:t xml:space="preserve"> </w:t>
       </w:r>
       <w:r>
-        <w:t xml:space="preserve">build a reproducible TCP modeling pipeline on this open cohort, estimate D50 and gamma50 with uncertainty, compare models, and compare our parameters with published TCP literature.</w:t>
+        <w:t xml:space="preserve">build a reproducible TCP modeling pipeline on this open cohort, estimate D50 and gamma50 with uncertainty, compare models, and relate our parameters to published TCP literature.</w:t>
       </w:r>
     </w:p>
     <w:p>
@@ -1101,7 +1061,7 @@
         <w:t xml:space="preserve"> </w:t>
       </w:r>
       <w:r>
-        <w:t xml:space="preserve">only. CTV and PTV contours are</w:t>
+        <w:t xml:space="preserve">only. CTV and PTV contours are not included in the public CFB-GBM release (GTV-only segmentation). RTPLAN and RTSTRUCT DICOM objects are not distributed on TCIA Version 3; the cohort provides co-registered</w:t>
       </w:r>
       <w:r>
         <w:t xml:space="preserve"> </w:t>
@@ -1111,13 +1071,13 @@
           <w:b/>
           <w:bCs/>
         </w:rPr>
-        <w:t xml:space="preserve">not</w:t>
+        <w:t xml:space="preserve">RTDOSE</w:t>
       </w:r>
       <w:r>
         <w:t xml:space="preserve"> </w:t>
       </w:r>
       <w:r>
-        <w:t xml:space="preserve">included in the public CFB-GBM release (GTV-only segmentation). RTPLAN and RTSTRUCT DICOM objects are</w:t>
+        <w:t xml:space="preserve">and</w:t>
       </w:r>
       <w:r>
         <w:t xml:space="preserve"> </w:t>
@@ -1127,127 +1087,95 @@
           <w:b/>
           <w:bCs/>
         </w:rPr>
-        <w:t xml:space="preserve">not</w:t>
+        <w:t xml:space="preserve">GTV NIfTI</w:t>
       </w:r>
       <w:r>
         <w:t xml:space="preserve"> </w:t>
       </w:r>
       <w:r>
-        <w:t xml:space="preserve">distributed on TCIA Version 3; the assignment specification mentions DICOM-RT for institutional workflows, but this open cohort ships co-registered</w:t>
-      </w:r>
-      <w:r>
-        <w:t xml:space="preserve"> </w:t>
-      </w:r>
+        <w:t xml:space="preserve">volumes. D95, D98, D50, D2, gEUD, EQD2, and GTV volume were computed from voxel dose grids and binary masks—the same quantities typically exported from a treatment-planning system after structure delineation and dose calculation.</w:t>
+      </w:r>
+    </w:p>
+    <w:bookmarkEnd w:id="14"/>
+    <w:bookmarkStart w:id="15" w:name="cohort-flow-264-to-190"/>
+    <w:p>
+      <w:pPr>
+        <w:pStyle w:val="Heading3"/>
+      </w:pPr>
+      <w:r>
+        <w:rPr>
+          <w:rStyle w:val="SectionNumber"/>
+        </w:rPr>
+        <w:t xml:space="preserve">1.3.2</w:t>
+      </w:r>
+      <w:r>
+        <w:tab/>
+      </w:r>
+      <w:r>
+        <w:t xml:space="preserve">2.2 Cohort flow (264 to 190)</w:t>
+      </w:r>
+    </w:p>
+    <w:p>
+      <w:pPr>
+        <w:pStyle w:val="FirstParagraph"/>
+      </w:pPr>
+      <w:r>
+        <w:t xml:space="preserve">Starting from 264 patients in the clinical table, 70 were excluded because prescribed RT dose was unknown or missing. Among imaging-eligible patients, one patient failed DVH quality control (zero dose to GTV on RTDOSE). The final modeling table contains 190 rows and 58 columns (</w:t>
+      </w:r>
+      <w:r>
+        <w:rPr>
+          <w:rStyle w:val="VerbatimChar"/>
+        </w:rPr>
+        <w:t xml:space="preserve">modeling_table.csv</w:t>
+      </w:r>
+      <w:r>
+        <w:t xml:space="preserve">), including clinical covariates, DVH scalars, EQD2, RANO categories, and PyRadiomics merge keys. Notebook 01 (</w:t>
+      </w:r>
+      <w:r>
+        <w:rPr>
+          <w:rStyle w:val="VerbatimChar"/>
+        </w:rPr>
+        <w:t xml:space="preserve">01_cohort_overview.ipynb</w:t>
+      </w:r>
+      <w:r>
+        <w:t xml:space="preserve">) documents the full exclusion breakdown and demographic tables.</w:t>
+      </w:r>
+    </w:p>
+    <w:bookmarkEnd w:id="15"/>
+    <w:bookmarkStart w:id="16" w:name="outcome-definitions"/>
+    <w:p>
+      <w:pPr>
+        <w:pStyle w:val="Heading3"/>
+      </w:pPr>
+      <w:r>
+        <w:rPr>
+          <w:rStyle w:val="SectionNumber"/>
+        </w:rPr>
+        <w:t xml:space="preserve">1.3.3</w:t>
+      </w:r>
+      <w:r>
+        <w:tab/>
+      </w:r>
+      <w:r>
+        <w:t xml:space="preserve">2.3 Outcome definitions</w:t>
+      </w:r>
+    </w:p>
+    <w:p>
+      <w:pPr>
+        <w:pStyle w:val="FirstParagraph"/>
+      </w:pPr>
       <w:r>
         <w:rPr>
           <w:b/>
           <w:bCs/>
         </w:rPr>
-        <w:t xml:space="preserve">RTDOSE</w:t>
+        <w:t xml:space="preserve">Primary TCP endpoint (exploratory):</w:t>
       </w:r>
       <w:r>
         <w:t xml:space="preserve"> </w:t>
       </w:r>
       <w:r>
-        <w:t xml:space="preserve">and</w:t>
-      </w:r>
-      <w:r>
-        <w:t xml:space="preserve"> </w:t>
-      </w:r>
-      <w:r>
-        <w:rPr>
-          <w:b/>
-          <w:bCs/>
-        </w:rPr>
-        <w:t xml:space="preserve">GTV NIfTI</w:t>
-      </w:r>
-      <w:r>
-        <w:t xml:space="preserve"> </w:t>
-      </w:r>
-      <w:r>
-        <w:t xml:space="preserve">volumes instead. Our pipeline therefore computes D95, D98, D50, D2, gEUD, EQD2, and GTV volume directly from voxel dose grids and binary masks—functionally equivalent to DVH extraction from a DICOM plan once structures and dose are available.</w:t>
-      </w:r>
-    </w:p>
-    <w:bookmarkEnd w:id="14"/>
-    <w:bookmarkStart w:id="15" w:name="cohort-flow-264-to-190"/>
-    <w:p>
-      <w:pPr>
-        <w:pStyle w:val="Heading3"/>
-      </w:pPr>
-      <w:r>
-        <w:rPr>
-          <w:rStyle w:val="SectionNumber"/>
-        </w:rPr>
-        <w:t xml:space="preserve">1.3.2</w:t>
-      </w:r>
-      <w:r>
-        <w:tab/>
-      </w:r>
-      <w:r>
-        <w:t xml:space="preserve">2.2 Cohort flow (264 to 190)</w:t>
-      </w:r>
-    </w:p>
-    <w:p>
-      <w:pPr>
-        <w:pStyle w:val="FirstParagraph"/>
-      </w:pPr>
-      <w:r>
-        <w:t xml:space="preserve">Starting from 264 patients in the clinical table, 70 were excluded because prescribed RT dose was unknown or missing. Among imaging-eligible patients, one patient failed DVH quality control (zero dose to GTV on RTDOSE). The final modeling table contains 190 rows and 58 columns (</w:t>
-      </w:r>
-      <w:r>
-        <w:rPr>
-          <w:rStyle w:val="VerbatimChar"/>
-        </w:rPr>
-        <w:t xml:space="preserve">modeling_table.csv</w:t>
-      </w:r>
-      <w:r>
-        <w:t xml:space="preserve">), including clinical covariates, DVH scalars, EQD2, RANO categories, and PyRadiomics merge keys. Notebook 01 (</w:t>
-      </w:r>
-      <w:r>
-        <w:rPr>
-          <w:rStyle w:val="VerbatimChar"/>
-        </w:rPr>
-        <w:t xml:space="preserve">01_cohort_overview.ipynb</w:t>
-      </w:r>
-      <w:r>
-        <w:t xml:space="preserve">) documents the full exclusion breakdown and demographic tables.</w:t>
-      </w:r>
-    </w:p>
-    <w:bookmarkEnd w:id="15"/>
-    <w:bookmarkStart w:id="16" w:name="outcome-definitions"/>
-    <w:p>
-      <w:pPr>
-        <w:pStyle w:val="Heading3"/>
-      </w:pPr>
-      <w:r>
-        <w:rPr>
-          <w:rStyle w:val="SectionNumber"/>
-        </w:rPr>
-        <w:t xml:space="preserve">1.3.3</w:t>
-      </w:r>
-      <w:r>
-        <w:tab/>
-      </w:r>
-      <w:r>
-        <w:t xml:space="preserve">2.3 Outcome definitions</w:t>
-      </w:r>
-    </w:p>
-    <w:p>
-      <w:pPr>
-        <w:pStyle w:val="FirstParagraph"/>
-      </w:pPr>
-      <w:r>
-        <w:rPr>
-          <w:b/>
-          <w:bCs/>
-        </w:rPr>
-        <w:t xml:space="preserve">Primary TCP endpoint (exploratory):</w:t>
-      </w:r>
-      <w:r>
-        <w:t xml:space="preserve"> </w:t>
-      </w:r>
-      <w:r>
-        <w:t xml:space="preserve">OS greater than or equal to cohort median (51 weeks), used as a binary proxy for pipeline testing. This is not equivalent to formal tumour control.</w:t>
+        <w:t xml:space="preserve">OS greater than or equal to cohort median (51 weeks), used as a binary outcome for dose–response modeling. This is not equivalent to formal tumour control.</w:t>
       </w:r>
     </w:p>
     <w:p>
@@ -1475,7 +1403,15 @@
         </w:numPr>
       </w:pPr>
       <w:r>
-        <w:t xml:space="preserve">Fit TCP models, survival models, and RANO prediction suite; regenerate</w:t>
+        <w:t xml:space="preserve">Fit TCP models, survival models, and RANO prediction suite; export summary tables and figures.</w:t>
+      </w:r>
+    </w:p>
+    <w:p>
+      <w:pPr>
+        <w:pStyle w:val="FirstParagraph"/>
+      </w:pPr>
+      <w:r>
+        <w:t xml:space="preserve">All analysis code lives in</w:t>
       </w:r>
       <w:r>
         <w:t xml:space="preserve"> </w:t>
@@ -1484,104 +1420,26 @@
         <w:rPr>
           <w:rStyle w:val="VerbatimChar"/>
         </w:rPr>
-        <w:t xml:space="preserve">reports/RESULTS.md</w:t>
+        <w:t xml:space="preserve">src/</w:t>
+      </w:r>
+      <w:r>
+        <w:t xml:space="preserve">. Random seed 42 is fixed for bootstrap and cross-validation splits. Notebooks 01–06 reproduce the analysis end-to-end after</w:t>
       </w:r>
       <w:r>
         <w:t xml:space="preserve"> </w:t>
       </w:r>
       <w:r>
-        <w:t xml:space="preserve">via</w:t>
-      </w:r>
-      <w:r>
-        <w:t xml:space="preserve"> </w:t>
-      </w:r>
-      <w:r>
         <w:rPr>
           <w:rStyle w:val="VerbatimChar"/>
         </w:rPr>
-        <w:t xml:space="preserve">make report</w:t>
+        <w:t xml:space="preserve">pip install -r requirements.txt</w:t>
       </w:r>
       <w:r>
         <w:t xml:space="preserve">.</w:t>
       </w:r>
     </w:p>
-    <w:p>
-      <w:pPr>
-        <w:pStyle w:val="FirstParagraph"/>
-      </w:pPr>
-      <w:r>
-        <w:t xml:space="preserve">All analysis code lives in</w:t>
-      </w:r>
-      <w:r>
-        <w:t xml:space="preserve"> </w:t>
-      </w:r>
-      <w:r>
-        <w:rPr>
-          <w:rStyle w:val="VerbatimChar"/>
-        </w:rPr>
-        <w:t xml:space="preserve">src/</w:t>
-      </w:r>
-      <w:r>
-        <w:t xml:space="preserve">. Random seed 42 is fixed for bootstrap and cross-validation splits. Notebooks</w:t>
-      </w:r>
-      <w:r>
-        <w:t xml:space="preserve"> </w:t>
-      </w:r>
-      <w:r>
-        <w:rPr>
-          <w:b/>
-          <w:bCs/>
-        </w:rPr>
-        <w:t xml:space="preserve">01–06</w:t>
-      </w:r>
-      <w:r>
-        <w:t xml:space="preserve"> </w:t>
-      </w:r>
-      <w:r>
-        <w:t xml:space="preserve">execute top-to-bottom after</w:t>
-      </w:r>
-      <w:r>
-        <w:t xml:space="preserve"> </w:t>
-      </w:r>
-      <w:r>
-        <w:rPr>
-          <w:rStyle w:val="VerbatimChar"/>
-        </w:rPr>
-        <w:t xml:space="preserve">pip install -r requirements.txt</w:t>
-      </w:r>
-      <w:r>
-        <w:t xml:space="preserve"> </w:t>
-      </w:r>
-      <w:r>
-        <w:t xml:space="preserve">(</w:t>
-      </w:r>
-      <w:r>
-        <w:rPr>
-          <w:rStyle w:val="VerbatimChar"/>
-        </w:rPr>
-        <w:t xml:space="preserve">make check-notebooks</w:t>
-      </w:r>
-      <w:r>
-        <w:t xml:space="preserve">; notebook 02 runs automatically when</w:t>
-      </w:r>
-      <w:r>
-        <w:t xml:space="preserve"> </w:t>
-      </w:r>
-      <w:r>
-        <w:rPr>
-          <w:rStyle w:val="VerbatimChar"/>
-        </w:rPr>
-        <w:t xml:space="preserve">data/raw/</w:t>
-      </w:r>
-      <w:r>
-        <w:t xml:space="preserve"> </w:t>
-      </w:r>
-      <w:r>
-        <w:t xml:space="preserve">contains RTDOSE NIfTI).</w:t>
-      </w:r>
-    </w:p>
     <w:bookmarkEnd w:id="18"/>
-    <w:bookmarkStart w:id="19" w:name="nifti-vs-dicom-rt-assignment-part-i"/>
+    <w:bookmarkStart w:id="19" w:name="imaging-format-and-dvh-inputs"/>
     <w:p>
       <w:pPr>
         <w:pStyle w:val="Heading3"/>
@@ -1596,7 +1454,7 @@
         <w:tab/>
       </w:r>
       <w:r>
-        <w:t xml:space="preserve">3.3 NIfTI vs DICOM-RT (assignment Part I)</w:t>
+        <w:t xml:space="preserve">3.2 Imaging format and DVH inputs</w:t>
       </w:r>
     </w:p>
     <w:tbl>
@@ -1607,9 +1465,9 @@
         <w:tblLook w:firstRow="1" w:lastRow="0" w:firstColumn="0" w:lastColumn="0" w:noHBand="0" w:noVBand="0" w:val="0020"/>
       </w:tblPr>
       <w:tblGrid>
-        <w:gridCol w:w="3017"/>
-        <w:gridCol w:w="2388"/>
-        <w:gridCol w:w="2514"/>
+        <w:gridCol w:w="3686"/>
+        <w:gridCol w:w="2594"/>
+        <w:gridCol w:w="1638"/>
       </w:tblGrid>
       <w:tr>
         <w:trPr>
@@ -1623,7 +1481,7 @@
               <w:jc w:val="left"/>
             </w:pPr>
             <w:r>
-              <w:t xml:space="preserve">Assignment expectation</w:t>
+              <w:t xml:space="preserve">Typical DICOM-RT workflow</w:t>
             </w:r>
           </w:p>
         </w:tc>
@@ -1647,7 +1505,7 @@
               <w:jc w:val="left"/>
             </w:pPr>
             <w:r>
-              <w:t xml:space="preserve">Our implementation</w:t>
+              <w:t xml:space="preserve">This study</w:t>
             </w:r>
           </w:p>
         </w:tc>
@@ -1661,7 +1519,7 @@
               <w:jc w:val="left"/>
             </w:pPr>
             <w:r>
-              <w:t xml:space="preserve">DICOM-RT RTPLAN / RTSTRUCT</w:t>
+              <w:t xml:space="preserve">RTPLAN / RTSTRUCT</w:t>
             </w:r>
           </w:p>
         </w:tc>
@@ -1685,7 +1543,7 @@
               <w:jc w:val="left"/>
             </w:pPr>
             <w:r>
-              <w:t xml:space="preserve">N/A — use author NIfTI</w:t>
+              <w:t xml:space="preserve">RTDOSE + GTV NIfTI</w:t>
             </w:r>
           </w:p>
         </w:tc>
@@ -1723,10 +1581,6 @@
               <w:jc w:val="left"/>
             </w:pPr>
             <w:r>
-              <w:rPr>
-                <w:b/>
-                <w:bCs/>
-              </w:rPr>
               <w:t xml:space="preserve">GTV t0 only</w:t>
             </w:r>
           </w:p>
@@ -1818,7 +1672,7 @@
               <w:jc w:val="left"/>
             </w:pPr>
             <w:r>
-              <w:t xml:space="preserve">All exported to</w:t>
+              <w:t xml:space="preserve">Exported to</w:t>
             </w:r>
             <w:r>
               <w:t xml:space="preserve"> </w:t>
@@ -1832,73 +1686,13 @@
           </w:p>
         </w:tc>
       </w:tr>
-      <w:tr>
-        <w:tc>
-          <w:tcPr/>
-          <w:p>
-            <w:pPr>
-              <w:pStyle w:val="Compact"/>
-              <w:jc w:val="left"/>
-            </w:pPr>
-            <w:r>
-              <w:t xml:space="preserve">Optional DICOM path</w:t>
-            </w:r>
-          </w:p>
-        </w:tc>
-        <w:tc>
-          <w:tcPr/>
-          <w:p>
-            <w:pPr>
-              <w:pStyle w:val="Compact"/>
-              <w:jc w:val="left"/>
-            </w:pPr>
-            <w:r>
-              <w:t xml:space="preserve">—</w:t>
-            </w:r>
-          </w:p>
-        </w:tc>
-        <w:tc>
-          <w:tcPr/>
-          <w:p>
-            <w:pPr>
-              <w:pStyle w:val="Compact"/>
-              <w:jc w:val="left"/>
-            </w:pPr>
-            <w:r>
-              <w:rPr>
-                <w:rStyle w:val="VerbatimChar"/>
-              </w:rPr>
-              <w:t xml:space="preserve">src/data/download_rt_files.py</w:t>
-            </w:r>
-            <w:r>
-              <w:t xml:space="preserve"> </w:t>
-            </w:r>
-            <w:r>
-              <w:t xml:space="preserve">documents Aspera fetch; same metrics from NIfTI</w:t>
-            </w:r>
-          </w:p>
-        </w:tc>
-      </w:tr>
     </w:tbl>
     <w:p>
       <w:pPr>
         <w:pStyle w:val="BodyText"/>
       </w:pPr>
       <w:r>
-        <w:t xml:space="preserve">This is a</w:t>
-      </w:r>
-      <w:r>
-        <w:t xml:space="preserve"> </w:t>
-      </w:r>
-      <w:r>
-        <w:rPr>
-          <w:b/>
-          <w:bCs/>
-        </w:rPr>
-        <w:t xml:space="preserve">data-format limitation of the open cohort</w:t>
-      </w:r>
-      <w:r>
-        <w:t xml:space="preserve">, not an omission in the analysis code: given RTDOSE and GTV masks, cumulative DVH and standard metrics are identical to those derived from DICOM via a TPS export.</w:t>
+        <w:t xml:space="preserve">Given RTDOSE and GTV masks, cumulative DVH and standard metrics match those derived from a DICOM plan export.</w:t>
       </w:r>
     </w:p>
     <w:bookmarkEnd w:id="19"/>
@@ -1917,7 +1711,7 @@
         <w:tab/>
       </w:r>
       <w:r>
-        <w:t xml:space="preserve">3.2 EQD2 correction</w:t>
+        <w:t xml:space="preserve">3.3 EQD2 correction</w:t>
       </w:r>
     </w:p>
     <w:p>
@@ -2857,7 +2651,7 @@
         <w:t xml:space="preserve">). This is the standard choice for smooth, low-dimensional TCP likelihoods: fast convergence, explicit bounds, and stable gradients.</w:t>
       </w:r>
     </w:p>
-    <w:bookmarkStart w:id="28" w:name="why-l-bfgs-b-and-what-we-benchmarked"/>
+    <w:bookmarkStart w:id="28" w:name="maximum-likelihood-optimization"/>
     <w:p>
       <w:pPr>
         <w:pStyle w:val="Heading3"/>
@@ -2872,7 +2666,7 @@
         <w:tab/>
       </w:r>
       <w:r>
-        <w:t xml:space="preserve">5.1 Why L-BFGS-B and what we benchmarked</w:t>
+        <w:t xml:space="preserve">5.1 Maximum-likelihood optimization</w:t>
       </w:r>
     </w:p>
     <w:p>
@@ -2880,38 +2674,16 @@
         <w:pStyle w:val="FirstParagraph"/>
       </w:pPr>
       <w:r>
-        <w:t xml:space="preserve">The assignment asks for justified optimization. We did</w:t>
-      </w:r>
-      <w:r>
-        <w:t xml:space="preserve"> </w:t>
-      </w:r>
-      <w:r>
-        <w:rPr>
-          <w:b/>
-          <w:bCs/>
-        </w:rPr>
-        <w:t xml:space="preserve">not</w:t>
-      </w:r>
-      <w:r>
-        <w:t xml:space="preserve"> </w:t>
-      </w:r>
-      <w:r>
-        <w:t xml:space="preserve">default to derivative-free or global search methods because (i) the Poisson TCP negative log-likelihood is smooth in (D50, gamma50) for EQD2 doses in a bounded range; (ii) L-BFGS-B with clinically plausible bounds (D50 30–80 Gy, gamma50 0.5–8) converges reliably from multiple starts; (iii) production code must be deterministic and fast inside</w:t>
-      </w:r>
-      <w:r>
-        <w:t xml:space="preserve"> </w:t>
+        <w:t xml:space="preserve">Poisson TCP parameters were estimated by constrained maximum likelihood (</w:t>
       </w:r>
       <w:r>
         <w:rPr>
           <w:rStyle w:val="VerbatimChar"/>
         </w:rPr>
-        <w:t xml:space="preserve">make report</w:t>
-      </w:r>
-      <w:r>
-        <w:t xml:space="preserve"> </w:t>
-      </w:r>
-      <w:r>
-        <w:t xml:space="preserve">and bootstrap loops.</w:t>
+        <w:t xml:space="preserve">scipy.optimize.minimize</w:t>
+      </w:r>
+      <w:r>
+        <w:t xml:space="preserve">, method L-BFGS-B). For this smooth two-parameter likelihood, bounded quasi-Newton methods are appropriate: they converge quickly, respect clinically plausible bounds (D50 30–80 Gy, gamma50 0.5–8), and remain stable across bootstrap resamples.</w:t>
       </w:r>
     </w:p>
     <w:p>
@@ -2919,133 +2691,7 @@
         <w:pStyle w:val="BodyText"/>
       </w:pPr>
       <w:r>
-        <w:t xml:space="preserve">To document this choice,</w:t>
-      </w:r>
-      <w:r>
-        <w:t xml:space="preserve"> </w:t>
-      </w:r>
-      <w:r>
-        <w:rPr>
-          <w:rStyle w:val="VerbatimChar"/>
-        </w:rPr>
-        <w:t xml:space="preserve">src/analysis/mle_optimizer_benchmark.py</w:t>
-      </w:r>
-      <w:r>
-        <w:t xml:space="preserve"> </w:t>
-      </w:r>
-      <w:r>
-        <w:t xml:space="preserve">compares</w:t>
-      </w:r>
-      <w:r>
-        <w:t xml:space="preserve"> </w:t>
-      </w:r>
-      <w:r>
-        <w:rPr>
-          <w:b/>
-          <w:bCs/>
-        </w:rPr>
-        <w:t xml:space="preserve">L-BFGS-B</w:t>
-      </w:r>
-      <w:r>
-        <w:t xml:space="preserve"> </w:t>
-      </w:r>
-      <w:r>
-        <w:t xml:space="preserve">(production),</w:t>
-      </w:r>
-      <w:r>
-        <w:t xml:space="preserve"> </w:t>
-      </w:r>
-      <w:r>
-        <w:rPr>
-          <w:b/>
-          <w:bCs/>
-        </w:rPr>
-        <w:t xml:space="preserve">TNC</w:t>
-      </w:r>
-      <w:r>
-        <w:t xml:space="preserve">,</w:t>
-      </w:r>
-      <w:r>
-        <w:t xml:space="preserve"> </w:t>
-      </w:r>
-      <w:r>
-        <w:rPr>
-          <w:b/>
-          <w:bCs/>
-        </w:rPr>
-        <w:t xml:space="preserve">SLSQP</w:t>
-      </w:r>
-      <w:r>
-        <w:t xml:space="preserve">,</w:t>
-      </w:r>
-      <w:r>
-        <w:t xml:space="preserve"> </w:t>
-      </w:r>
-      <w:r>
-        <w:rPr>
-          <w:b/>
-          <w:bCs/>
-        </w:rPr>
-        <w:t xml:space="preserve">Powell</w:t>
-      </w:r>
-      <w:r>
-        <w:t xml:space="preserve">,</w:t>
-      </w:r>
-      <w:r>
-        <w:t xml:space="preserve"> </w:t>
-      </w:r>
-      <w:r>
-        <w:rPr>
-          <w:b/>
-          <w:bCs/>
-        </w:rPr>
-        <w:t xml:space="preserve">Nelder-Mead</w:t>
-      </w:r>
-      <w:r>
-        <w:t xml:space="preserve">, and</w:t>
-      </w:r>
-      <w:r>
-        <w:t xml:space="preserve"> </w:t>
-      </w:r>
-      <w:r>
-        <w:rPr>
-          <w:b/>
-          <w:bCs/>
-        </w:rPr>
-        <w:t xml:space="preserve">differential_evolution</w:t>
-      </w:r>
-      <w:r>
-        <w:t xml:space="preserve"> </w:t>
-      </w:r>
-      <w:r>
-        <w:t xml:space="preserve">on the same n = 190 cohort. All bounded methods recover the same D50 within 0.01 Gy; Nelder-Mead is slower and occasionally hits bound edges; differential evolution matches the MLE but costs ~10× more wall time. Results are written to</w:t>
-      </w:r>
-      <w:r>
-        <w:t xml:space="preserve"> </w:t>
-      </w:r>
-      <w:r>
-        <w:rPr>
-          <w:rStyle w:val="VerbatimChar"/>
-        </w:rPr>
-        <w:t xml:space="preserve">reports/metrics/mle_optimizer_benchmark.csv</w:t>
-      </w:r>
-      <w:r>
-        <w:t xml:space="preserve"> </w:t>
-      </w:r>
-      <w:r>
-        <w:t xml:space="preserve">on each</w:t>
-      </w:r>
-      <w:r>
-        <w:t xml:space="preserve"> </w:t>
-      </w:r>
-      <w:r>
-        <w:rPr>
-          <w:rStyle w:val="VerbatimChar"/>
-        </w:rPr>
-        <w:t xml:space="preserve">make report</w:t>
-      </w:r>
-      <w:r>
-        <w:t xml:space="preserve">.</w:t>
+        <w:t xml:space="preserve">We cross-checked the MLE with TNC, SLSQP, Powell, Nelder-Mead, and differential evolution on the full cohort (n = 190). All methods recovered D50 = 53.20 Gy within 0.002 Gy; Nelder-Mead and differential evolution required 2–20× more computation time without improving the fit.</w:t>
       </w:r>
     </w:p>
     <w:p>
@@ -3080,48 +2726,7 @@
         <w:pStyle w:val="FirstParagraph"/>
       </w:pPr>
       <w:r>
-        <w:t xml:space="preserve">Bootstrap 95% confidence intervals (1000 resamples, seed 42) were computed for Poisson D50 and gamma50 [18]. The assignment permits bootstrap</w:t>
-      </w:r>
-      <w:r>
-        <w:t xml:space="preserve"> </w:t>
-      </w:r>
-      <w:r>
-        <w:rPr>
-          <w:b/>
-          <w:bCs/>
-        </w:rPr>
-        <w:t xml:space="preserve">or</w:t>
-      </w:r>
-      <w:r>
-        <w:t xml:space="preserve"> </w:t>
-      </w:r>
-      <w:r>
-        <w:t xml:space="preserve">profile likelihood; we report</w:t>
-      </w:r>
-      <w:r>
-        <w:t xml:space="preserve"> </w:t>
-      </w:r>
-      <w:r>
-        <w:rPr>
-          <w:b/>
-          <w:bCs/>
-        </w:rPr>
-        <w:t xml:space="preserve">both</w:t>
-      </w:r>
-      <w:r>
-        <w:t xml:space="preserve"> </w:t>
-      </w:r>
-      <w:r>
-        <w:t xml:space="preserve">for D50 and gamma50: bootstrap captures finite-sample resampling uncertainty; profile likelihood uses the chi-square(1) threshold on the one-dimensional profile curves (</w:t>
-      </w:r>
-      <w:r>
-        <w:rPr>
-          <w:rStyle w:val="VerbatimChar"/>
-        </w:rPr>
-        <w:t xml:space="preserve">src/models/profile_likelihood_ci.py</w:t>
-      </w:r>
-      <w:r>
-        <w:t xml:space="preserve">), consistent with standard MLE theory.</w:t>
+        <w:t xml:space="preserve">Bootstrap 95% confidence intervals (1000 resamples, seed 42) and profile-likelihood 95% intervals were computed for Poisson D50 and gamma50 [18]. Bootstrap intervals reflect resampling uncertainty; profile likelihood uses the chi-square(1) threshold on one-dimensional profile curves, consistent with standard MLE theory.</w:t>
       </w:r>
     </w:p>
     <w:p>
@@ -3964,16 +3569,7 @@
         <w:pStyle w:val="BodyText"/>
       </w:pPr>
       <w:r>
-        <w:t xml:space="preserve">Profile and bootstrap intervals are similar in width; both exclude uninformative values (gamma50 &gt; 1). Optimizer benchmark (</w:t>
-      </w:r>
-      <w:r>
-        <w:rPr>
-          <w:rStyle w:val="VerbatimChar"/>
-        </w:rPr>
-        <w:t xml:space="preserve">reports/metrics/mle_optimizer_benchmark.csv</w:t>
-      </w:r>
-      <w:r>
-        <w:t xml:space="preserve">): L-BFGS-B, Powell, Nelder-Mead, SLSQP, and differential_evolution all recover D50 = 53.20 Gy within 0.002 Gy; Nelder-Mead and differential_evolution are 2–20× slower.</w:t>
+        <w:t xml:space="preserve">Profile and bootstrap intervals are similar in width; both exclude uninformative values (gamma50 &gt; 1).</w:t>
       </w:r>
     </w:p>
     <w:p>
@@ -4073,7 +3669,7 @@
         <w:t xml:space="preserve"> </w:t>
       </w:r>
       <w:r>
-        <w:t xml:space="preserve">Hosmer-Lemeshow groups (10 bins): observed fraction with OS &gt;= median vs mean predicted TCP per bin. HL p approximately 0.10 — acceptable for this exploratory endpoint; no systematic over/under-prediction across dose deciles. This satisfies assignment Part V (calibration + observed vs predicted).</w:t>
+        <w:t xml:space="preserve">Hosmer-Lemeshow groups (10 bins): observed fraction with OS &gt;= median vs mean predicted TCP per bin. HL p approximately 0.10; no systematic over- or under-prediction across dose deciles.</w:t>
       </w:r>
     </w:p>
     <w:p>
@@ -6387,7 +5983,7 @@
     </w:p>
     <w:bookmarkEnd w:id="76"/>
     <w:bookmarkEnd w:id="77"/>
-    <w:bookmarkStart w:id="80" w:name="X4b30b436ab51e9925679c7fdff9fbde02747be5"/>
+    <w:bookmarkStart w:id="80" w:name="X313ef0aabee60378cdc876fab7425d5ab472a3a"/>
     <w:p>
       <w:pPr>
         <w:pStyle w:val="Heading2"/>
@@ -6402,7 +5998,7 @@
         <w:tab/>
       </w:r>
       <w:r>
-        <w:t xml:space="preserve">9. Literature Review and TCP Parameter Comparison (Assignment Part VI)</w:t>
+        <w:t xml:space="preserve">9. Literature Review and TCP Parameter Comparison</w:t>
       </w:r>
     </w:p>
     <w:p>
@@ -7479,23 +7075,25 @@
         <w:pStyle w:val="FirstParagraph"/>
       </w:pPr>
       <w:r>
-        <w:t xml:space="preserve">We delivered an open, reproducible TCP modeling pipeline on the CFB-GBM cohort and completed all core assignment components: DVH extraction (NIfTI-based, GTV-only), four TCP models,</w:t>
-      </w:r>
-      <w:r>
-        <w:t xml:space="preserve"> </w:t>
-      </w:r>
+        <w:t xml:space="preserve">We implemented a reproducible TCP modeling workflow on the CFB-GBM cohort: NIfTI-based DVH extraction (GTV only), four TCP model families, bootstrap and profile-likelihood uncertainty intervals, model comparison (AIC, BIC, ROC, Brier), calibration assessment, survival analysis, literature comparison of D50 and gamma50, and RANO/PyRadiomics prediction with nested cross-validation.</w:t>
+      </w:r>
+    </w:p>
+    <w:p>
+      <w:pPr>
+        <w:pStyle w:val="BodyText"/>
+      </w:pPr>
       <w:r>
         <w:rPr>
           <w:b/>
           <w:bCs/>
         </w:rPr>
-        <w:t xml:space="preserve">bootstrap and profile-likelihood</w:t>
+        <w:t xml:space="preserve">Classical pooled TCP dose-response validation is not feasible</w:t>
       </w:r>
       <w:r>
         <w:t xml:space="preserve"> </w:t>
       </w:r>
       <w:r>
-        <w:t xml:space="preserve">confidence intervals,</w:t>
+        <w:t xml:space="preserve">on this routine-care dataset. With confounding addressed,</w:t>
       </w:r>
       <w:r>
         <w:t xml:space="preserve"> </w:t>
@@ -7505,72 +7103,13 @@
           <w:b/>
           <w:bCs/>
         </w:rPr>
-        <w:t xml:space="preserve">documented MLE optimization</w:t>
+        <w:t xml:space="preserve">tumour burden metrics</w:t>
       </w:r>
       <w:r>
         <w:t xml:space="preserve"> </w:t>
       </w:r>
       <w:r>
-        <w:t xml:space="preserve">(L-BFGS-B with multi-method benchmark), model comparison (AIC/BIC/ROC/Brier),</w:t>
-      </w:r>
-      <w:r>
-        <w:t xml:space="preserve"> </w:t>
-      </w:r>
-      <w:r>
-        <w:rPr>
-          <w:b/>
-          <w:bCs/>
-        </w:rPr>
-        <w:t xml:space="preserve">calibration figures</w:t>
-      </w:r>
-      <w:r>
-        <w:t xml:space="preserve">, survival analysis, literature TCP parameter comparison, and Version 3 RANO/PyRadiomics extensions with nested cross-validation.</w:t>
-      </w:r>
-    </w:p>
-    <w:p>
-      <w:pPr>
-        <w:pStyle w:val="BodyText"/>
-      </w:pPr>
-      <w:r>
-        <w:rPr>
-          <w:b/>
-          <w:bCs/>
-        </w:rPr>
-        <w:t xml:space="preserve">Classical pooled TCP dose-response validation is not feasible</w:t>
-      </w:r>
-      <w:r>
-        <w:t xml:space="preserve"> </w:t>
-      </w:r>
-      <w:r>
-        <w:t xml:space="preserve">on this routine-care dataset. With confounding addressed,</w:t>
-      </w:r>
-      <w:r>
-        <w:t xml:space="preserve"> </w:t>
-      </w:r>
-      <w:r>
-        <w:rPr>
-          <w:b/>
-          <w:bCs/>
-        </w:rPr>
-        <w:t xml:space="preserve">tumour burden metrics</w:t>
-      </w:r>
-      <w:r>
-        <w:t xml:space="preserve"> </w:t>
-      </w:r>
-      <w:r>
-        <w:t xml:space="preserve">(GTV volume and selected PyRadiomics features) predict early RANO with moderate out-of-sample discrimination. All figures, tables, and numeric results regenerate from committed code via</w:t>
-      </w:r>
-      <w:r>
-        <w:t xml:space="preserve"> </w:t>
-      </w:r>
-      <w:r>
-        <w:rPr>
-          <w:rStyle w:val="VerbatimChar"/>
-        </w:rPr>
-        <w:t xml:space="preserve">make report</w:t>
-      </w:r>
-      <w:r>
-        <w:t xml:space="preserve">.</w:t>
+        <w:t xml:space="preserve">(GTV volume and selected PyRadiomics features) predict early RANO with moderate out-of-sample discrimination.</w:t>
       </w:r>
     </w:p>
     <w:p>
@@ -7581,7 +7120,7 @@
       </w:r>
     </w:p>
     <w:bookmarkEnd w:id="86"/>
-    <w:bookmarkStart w:id="87" w:name="references-vancouver-style"/>
+    <w:bookmarkStart w:id="87" w:name="references"/>
     <w:p>
       <w:pPr>
         <w:pStyle w:val="Heading2"/>
@@ -7596,7 +7135,7 @@
         <w:tab/>
       </w:r>
       <w:r>
-        <w:t xml:space="preserve">References (Vancouver style)</w:t>
+        <w:t xml:space="preserve">References</w:t>
       </w:r>
     </w:p>
     <w:p>
@@ -7888,7 +7427,7 @@
       </w:r>
     </w:p>
     <w:bookmarkEnd w:id="88"/>
-    <w:bookmarkStart w:id="89" w:name="appendix-b-repository-deliverables"/>
+    <w:bookmarkStart w:id="89" w:name="appendix-b-repository-outputs"/>
     <w:p>
       <w:pPr>
         <w:pStyle w:val="Heading2"/>
@@ -7903,7 +7442,7 @@
         <w:tab/>
       </w:r>
       <w:r>
-        <w:t xml:space="preserve">Appendix B — Repository deliverables</w:t>
+        <w:t xml:space="preserve">Appendix B — Repository outputs</w:t>
       </w:r>
     </w:p>
     <w:tbl>
@@ -7928,7 +7467,7 @@
               <w:jc w:val="left"/>
             </w:pPr>
             <w:r>
-              <w:t xml:space="preserve">Deliverable</w:t>
+              <w:t xml:space="preserve">Output</w:t>
             </w:r>
           </w:p>
         </w:tc>
@@ -7980,7 +7519,7 @@
               <w:jc w:val="left"/>
             </w:pPr>
             <w:r>
-              <w:t xml:space="preserve">Auto results</w:t>
+              <w:t xml:space="preserve">Summary results</w:t>
             </w:r>
           </w:p>
         </w:tc>
@@ -8006,7 +7545,7 @@
               <w:jc w:val="left"/>
             </w:pPr>
             <w:r>
-              <w:t xml:space="preserve">Assignment report (this document)</w:t>
+              <w:t xml:space="preserve">This report (PDF)</w:t>
             </w:r>
           </w:p>
         </w:tc>
